--- a/Documentation/Александър Михайлов Стоянов - Дипломен проект.docx
+++ b/Documentation/Александър Михайлов Стоянов - Дипломен проект.docx
@@ -4,7 +4,7 @@
   <w:body>
     <w:p>
       <w:pPr>
-        <w:spacing w:line="336" w:lineRule="auto"/>
+        <w:spacing w:line="276" w:lineRule="auto"/>
         <w:ind w:left="360" w:firstLine="0"/>
         <w:jc w:val="center"/>
         <w:rPr>
@@ -27,7 +27,7 @@
     </w:p>
     <w:p>
       <w:pPr>
-        <w:spacing w:line="336" w:lineRule="auto"/>
+        <w:spacing w:line="276" w:lineRule="auto"/>
         <w:ind w:left="360" w:firstLine="0"/>
         <w:jc w:val="center"/>
         <w:rPr>
@@ -44,7 +44,7 @@
     </w:p>
     <w:p>
       <w:pPr>
-        <w:spacing w:line="336" w:lineRule="auto"/>
+        <w:spacing w:line="276" w:lineRule="auto"/>
         <w:ind w:left="360" w:firstLine="0"/>
         <w:jc w:val="center"/>
         <w:rPr>
@@ -61,7 +61,7 @@
     </w:p>
     <w:p>
       <w:pPr>
-        <w:spacing w:line="336" w:lineRule="auto"/>
+        <w:spacing w:line="276" w:lineRule="auto"/>
         <w:ind w:left="360" w:firstLine="0"/>
         <w:jc w:val="center"/>
         <w:rPr>
@@ -78,7 +78,7 @@
     </w:p>
     <w:p>
       <w:pPr>
-        <w:spacing w:line="336" w:lineRule="auto"/>
+        <w:spacing w:line="276" w:lineRule="auto"/>
         <w:ind w:left="360" w:firstLine="0"/>
         <w:jc w:val="center"/>
         <w:rPr>
@@ -103,7 +103,7 @@
     </w:p>
     <w:p>
       <w:pPr>
-        <w:spacing w:line="336" w:lineRule="auto"/>
+        <w:spacing w:line="276" w:lineRule="auto"/>
         <w:ind w:left="360" w:firstLine="0"/>
         <w:jc w:val="center"/>
         <w:rPr>
@@ -122,7 +122,7 @@
     </w:p>
     <w:p>
       <w:pPr>
-        <w:spacing w:line="336" w:lineRule="auto"/>
+        <w:spacing w:line="276" w:lineRule="auto"/>
         <w:ind w:left="360" w:firstLine="0"/>
         <w:jc w:val="center"/>
         <w:rPr>
@@ -141,7 +141,7 @@
     </w:p>
     <w:p>
       <w:pPr>
-        <w:spacing w:line="336" w:lineRule="auto"/>
+        <w:spacing w:line="276" w:lineRule="auto"/>
         <w:ind w:left="360" w:firstLine="0"/>
         <w:jc w:val="both"/>
         <w:rPr>
@@ -162,7 +162,7 @@
     </w:p>
     <w:p>
       <w:pPr>
-        <w:spacing w:line="336" w:lineRule="auto"/>
+        <w:spacing w:line="276" w:lineRule="auto"/>
         <w:ind w:left="360" w:firstLine="0"/>
         <w:jc w:val="both"/>
         <w:rPr>
@@ -183,7 +183,7 @@
     </w:p>
     <w:p>
       <w:pPr>
-        <w:spacing w:line="336" w:lineRule="auto"/>
+        <w:spacing w:line="276" w:lineRule="auto"/>
         <w:ind w:left="360" w:firstLine="0"/>
         <w:jc w:val="both"/>
         <w:rPr>
@@ -240,7 +240,7 @@
     </w:p>
     <w:p>
       <w:pPr>
-        <w:spacing w:line="336" w:lineRule="auto"/>
+        <w:spacing w:line="276" w:lineRule="auto"/>
         <w:ind w:left="360" w:firstLine="0"/>
         <w:jc w:val="both"/>
         <w:rPr>
@@ -297,7 +297,7 @@
     </w:p>
     <w:p>
       <w:pPr>
-        <w:spacing w:line="336" w:lineRule="auto"/>
+        <w:spacing w:line="276" w:lineRule="auto"/>
         <w:ind w:left="360" w:firstLine="0"/>
         <w:jc w:val="center"/>
         <w:rPr>
@@ -316,7 +316,7 @@
     </w:p>
     <w:p>
       <w:pPr>
-        <w:spacing w:line="336" w:lineRule="auto"/>
+        <w:spacing w:line="276" w:lineRule="auto"/>
         <w:ind w:left="360" w:firstLine="0"/>
         <w:jc w:val="center"/>
         <w:rPr>
@@ -335,7 +335,7 @@
     </w:p>
     <w:p>
       <w:pPr>
-        <w:spacing w:line="336" w:lineRule="auto"/>
+        <w:spacing w:line="276" w:lineRule="auto"/>
         <w:ind w:left="360" w:firstLine="0"/>
         <w:jc w:val="both"/>
         <w:rPr>
@@ -360,7 +360,7 @@
     </w:p>
     <w:p>
       <w:pPr>
-        <w:spacing w:line="336" w:lineRule="auto"/>
+        <w:spacing w:line="276" w:lineRule="auto"/>
         <w:ind w:left="360" w:firstLine="0"/>
         <w:jc w:val="both"/>
         <w:rPr>
@@ -379,7 +379,7 @@
     </w:p>
     <w:p>
       <w:pPr>
-        <w:spacing w:line="336" w:lineRule="auto"/>
+        <w:spacing w:line="276" w:lineRule="auto"/>
         <w:ind w:left="360" w:firstLine="0"/>
         <w:jc w:val="both"/>
         <w:rPr>
@@ -398,7 +398,7 @@
     </w:p>
     <w:p>
       <w:pPr>
-        <w:spacing w:line="336" w:lineRule="auto"/>
+        <w:spacing w:line="276" w:lineRule="auto"/>
         <w:ind w:left="360" w:firstLine="0"/>
         <w:jc w:val="both"/>
         <w:rPr>
@@ -439,7 +439,7 @@
     </w:p>
     <w:p>
       <w:pPr>
-        <w:spacing w:line="336" w:lineRule="auto"/>
+        <w:spacing w:line="276" w:lineRule="auto"/>
         <w:ind w:left="360" w:firstLine="0"/>
         <w:jc w:val="both"/>
         <w:rPr>
@@ -456,7 +456,7 @@
     </w:p>
     <w:p>
       <w:pPr>
-        <w:spacing w:line="336" w:lineRule="auto"/>
+        <w:spacing w:line="276" w:lineRule="auto"/>
         <w:ind w:left="360" w:firstLine="0"/>
         <w:jc w:val="both"/>
         <w:rPr>
@@ -477,7 +477,7 @@
     </w:p>
     <w:p>
       <w:pPr>
-        <w:spacing w:line="336" w:lineRule="auto"/>
+        <w:spacing w:line="276" w:lineRule="auto"/>
         <w:ind w:left="360" w:firstLine="0"/>
         <w:jc w:val="both"/>
         <w:rPr>
@@ -500,7 +500,7 @@
       <w:pPr>
         <w:keepNext w:val="1"/>
         <w:keepLines w:val="1"/>
-        <w:spacing w:after="0" w:before="240" w:lineRule="auto"/>
+        <w:spacing w:after="0" w:before="240" w:line="276" w:lineRule="auto"/>
         <w:ind w:left="360" w:firstLine="0"/>
         <w:jc w:val="center"/>
         <w:rPr>
@@ -529,7 +529,7 @@
       <w:pPr>
         <w:keepNext w:val="1"/>
         <w:keepLines w:val="1"/>
-        <w:spacing w:after="0" w:before="240" w:lineRule="auto"/>
+        <w:spacing w:after="0" w:before="240" w:line="276" w:lineRule="auto"/>
         <w:ind w:left="360" w:firstLine="0"/>
         <w:jc w:val="center"/>
         <w:rPr>
@@ -550,7 +550,7 @@
     </w:p>
     <w:sdt>
       <w:sdtPr>
-        <w:id w:val="907726494"/>
+        <w:id w:val="-1092760465"/>
         <w:docPartObj>
           <w:docPartGallery w:val="Table of Contents"/>
           <w:docPartUnique w:val="1"/>
@@ -605,7 +605,7 @@
               </w:rPr>
               <w:t xml:space="preserve">1. Увод</w:t>
               <w:tab/>
-              <w:t xml:space="preserve">3</w:t>
+              <w:t xml:space="preserve">2</w:t>
             </w:r>
           </w:hyperlink>
           <w:r>
@@ -641,8 +641,8 @@
             <w:r>
               <w:rPr>
                 <w:rFonts w:ascii="Arial" w:cs="Arial" w:eastAsia="Arial" w:hAnsi="Arial"/>
-                <w:b w:val="0"/>
-                <w:bCs w:val="0"/>
+                <w:b w:val="1"/>
+                <w:bCs w:val="1"/>
                 <w:i w:val="0"/>
                 <w:iCs w:val="0"/>
                 <w:smallCaps w:val="0"/>
@@ -657,7 +657,7 @@
               </w:rPr>
               <w:t xml:space="preserve">Глава 1 Актуално състояние на психичното здраве в съвременното общество</w:t>
               <w:tab/>
-              <w:t xml:space="preserve">4</w:t>
+              <w:t xml:space="preserve">3</w:t>
             </w:r>
           </w:hyperlink>
           <w:r>
@@ -694,8 +694,8 @@
             <w:r>
               <w:rPr>
                 <w:rFonts w:ascii="Arial" w:cs="Arial" w:eastAsia="Arial" w:hAnsi="Arial"/>
-                <w:b w:val="0"/>
-                <w:bCs w:val="0"/>
+                <w:b w:val="1"/>
+                <w:bCs w:val="1"/>
                 <w:i w:val="0"/>
                 <w:iCs w:val="0"/>
                 <w:smallCaps w:val="0"/>
@@ -747,8 +747,8 @@
             <w:r>
               <w:rPr>
                 <w:rFonts w:ascii="Arial" w:cs="Arial" w:eastAsia="Arial" w:hAnsi="Arial"/>
-                <w:b w:val="0"/>
-                <w:bCs w:val="0"/>
+                <w:b w:val="1"/>
+                <w:bCs w:val="1"/>
                 <w:i w:val="0"/>
                 <w:iCs w:val="0"/>
                 <w:smallCaps w:val="0"/>
@@ -763,7 +763,7 @@
               </w:rPr>
               <w:t xml:space="preserve">Глава 1.3. Съществуващи решения и техните ограничения</w:t>
               <w:tab/>
-              <w:t xml:space="preserve">5</w:t>
+              <w:t xml:space="preserve">4</w:t>
             </w:r>
           </w:hyperlink>
           <w:r>
@@ -800,8 +800,8 @@
             <w:r>
               <w:rPr>
                 <w:rFonts w:ascii="Arial" w:cs="Arial" w:eastAsia="Arial" w:hAnsi="Arial"/>
-                <w:b w:val="0"/>
-                <w:bCs w:val="0"/>
+                <w:b w:val="1"/>
+                <w:bCs w:val="1"/>
                 <w:i w:val="0"/>
                 <w:iCs w:val="0"/>
                 <w:smallCaps w:val="0"/>
@@ -816,7 +816,7 @@
               </w:rPr>
               <w:t xml:space="preserve">Глава 1.4. Мотивация и необходимост от създаването на уеб приложението</w:t>
               <w:tab/>
-              <w:t xml:space="preserve">6</w:t>
+              <w:t xml:space="preserve">5</w:t>
             </w:r>
           </w:hyperlink>
           <w:r>
@@ -853,8 +853,8 @@
             <w:r>
               <w:rPr>
                 <w:rFonts w:ascii="Arial" w:cs="Arial" w:eastAsia="Arial" w:hAnsi="Arial"/>
-                <w:b w:val="0"/>
-                <w:bCs w:val="0"/>
+                <w:b w:val="1"/>
+                <w:bCs w:val="1"/>
                 <w:i w:val="0"/>
                 <w:iCs w:val="0"/>
                 <w:smallCaps w:val="0"/>
@@ -869,7 +869,7 @@
               </w:rPr>
               <w:t xml:space="preserve">Глава 1.5. Цел и задачи на дипломния проект</w:t>
               <w:tab/>
-              <w:t xml:space="preserve">6</w:t>
+              <w:t xml:space="preserve">5</w:t>
             </w:r>
           </w:hyperlink>
           <w:r>
@@ -905,8 +905,8 @@
             <w:r>
               <w:rPr>
                 <w:rFonts w:ascii="Arial" w:cs="Arial" w:eastAsia="Arial" w:hAnsi="Arial"/>
-                <w:b w:val="0"/>
-                <w:bCs w:val="0"/>
+                <w:b w:val="1"/>
+                <w:bCs w:val="1"/>
                 <w:i w:val="0"/>
                 <w:iCs w:val="0"/>
                 <w:smallCaps w:val="0"/>
@@ -921,7 +921,7 @@
               </w:rPr>
               <w:t xml:space="preserve">Глава 1.5.1. Създаване на интуитивен и достъпен интерфейс</w:t>
               <w:tab/>
-              <w:t xml:space="preserve">7</w:t>
+              <w:t xml:space="preserve">6</w:t>
             </w:r>
           </w:hyperlink>
           <w:r>
@@ -957,8 +957,8 @@
             <w:r>
               <w:rPr>
                 <w:rFonts w:ascii="Arial" w:cs="Arial" w:eastAsia="Arial" w:hAnsi="Arial"/>
-                <w:b w:val="0"/>
-                <w:bCs w:val="0"/>
+                <w:b w:val="1"/>
+                <w:bCs w:val="1"/>
                 <w:i w:val="0"/>
                 <w:iCs w:val="0"/>
                 <w:smallCaps w:val="0"/>
@@ -973,7 +973,7 @@
               </w:rPr>
               <w:t xml:space="preserve">Глава 1.5.2. Реализиране на защитена система за регистрация и автентикация</w:t>
               <w:tab/>
-              <w:t xml:space="preserve">7</w:t>
+              <w:t xml:space="preserve">6</w:t>
             </w:r>
           </w:hyperlink>
           <w:r>
@@ -1009,8 +1009,8 @@
             <w:r>
               <w:rPr>
                 <w:rFonts w:ascii="Arial" w:cs="Arial" w:eastAsia="Arial" w:hAnsi="Arial"/>
-                <w:b w:val="0"/>
-                <w:bCs w:val="0"/>
+                <w:b w:val="1"/>
+                <w:bCs w:val="1"/>
                 <w:i w:val="0"/>
                 <w:iCs w:val="0"/>
                 <w:smallCaps w:val="0"/>
@@ -1025,7 +1025,7 @@
               </w:rPr>
               <w:t xml:space="preserve">Глава 1.5.3. Имплементация на модул за резервации чрез Code First подход</w:t>
               <w:tab/>
-              <w:t xml:space="preserve">7</w:t>
+              <w:t xml:space="preserve">6</w:t>
             </w:r>
           </w:hyperlink>
           <w:r>
@@ -1061,8 +1061,8 @@
             <w:r>
               <w:rPr>
                 <w:rFonts w:ascii="Arial" w:cs="Arial" w:eastAsia="Arial" w:hAnsi="Arial"/>
-                <w:b w:val="0"/>
-                <w:bCs w:val="0"/>
+                <w:b w:val="1"/>
+                <w:bCs w:val="1"/>
                 <w:i w:val="0"/>
                 <w:iCs w:val="0"/>
                 <w:smallCaps w:val="0"/>
@@ -1075,9 +1075,9 @@
                 <w:vertAlign w:val="baseline"/>
                 <w:rtl w:val="0"/>
               </w:rPr>
-              <w:t xml:space="preserve">Глава 1.5.4. Създаване на функционална общност за дискусии</w:t>
+              <w:t xml:space="preserve">Глава 1.5.4. Създаване на функционален електронен дневник</w:t>
               <w:tab/>
-              <w:t xml:space="preserve">7</w:t>
+              <w:t xml:space="preserve">6</w:t>
             </w:r>
           </w:hyperlink>
           <w:r>
@@ -1113,8 +1113,8 @@
             <w:r>
               <w:rPr>
                 <w:rFonts w:ascii="Arial" w:cs="Arial" w:eastAsia="Arial" w:hAnsi="Arial"/>
-                <w:b w:val="0"/>
-                <w:bCs w:val="0"/>
+                <w:b w:val="1"/>
+                <w:bCs w:val="1"/>
                 <w:i w:val="0"/>
                 <w:iCs w:val="0"/>
                 <w:smallCaps w:val="0"/>
@@ -1129,7 +1129,7 @@
               </w:rPr>
               <w:t xml:space="preserve">Глава 1.6. Технологична основа на проекта</w:t>
               <w:tab/>
-              <w:t xml:space="preserve">8</w:t>
+              <w:t xml:space="preserve">7</w:t>
             </w:r>
           </w:hyperlink>
           <w:r>
@@ -1165,8 +1165,8 @@
             <w:r>
               <w:rPr>
                 <w:rFonts w:ascii="Arial" w:cs="Arial" w:eastAsia="Arial" w:hAnsi="Arial"/>
-                <w:b w:val="0"/>
-                <w:bCs w:val="0"/>
+                <w:b w:val="1"/>
+                <w:bCs w:val="1"/>
                 <w:i w:val="0"/>
                 <w:iCs w:val="0"/>
                 <w:smallCaps w:val="0"/>
@@ -1181,7 +1181,7 @@
               </w:rPr>
               <w:t xml:space="preserve">Глава 1.7. Потенциални потребители на системата</w:t>
               <w:tab/>
-              <w:t xml:space="preserve">8</w:t>
+              <w:t xml:space="preserve">7</w:t>
             </w:r>
           </w:hyperlink>
           <w:r>
@@ -1233,7 +1233,7 @@
               </w:rPr>
               <w:t xml:space="preserve">2. Изложение</w:t>
               <w:tab/>
-              <w:t xml:space="preserve">9</w:t>
+              <w:t xml:space="preserve">8</w:t>
             </w:r>
           </w:hyperlink>
           <w:r>
@@ -1269,8 +1269,8 @@
             <w:r>
               <w:rPr>
                 <w:rFonts w:ascii="Arial" w:cs="Arial" w:eastAsia="Arial" w:hAnsi="Arial"/>
-                <w:b w:val="0"/>
-                <w:bCs w:val="0"/>
+                <w:b w:val="1"/>
+                <w:bCs w:val="1"/>
                 <w:i w:val="0"/>
                 <w:iCs w:val="0"/>
                 <w:smallCaps w:val="0"/>
@@ -1285,7 +1285,7 @@
               </w:rPr>
               <w:t xml:space="preserve">Глава 2.1 Проучвателна част</w:t>
               <w:tab/>
-              <w:t xml:space="preserve">9</w:t>
+              <w:t xml:space="preserve">8</w:t>
             </w:r>
           </w:hyperlink>
           <w:r>
@@ -1321,8 +1321,8 @@
             <w:r>
               <w:rPr>
                 <w:rFonts w:ascii="Arial" w:cs="Arial" w:eastAsia="Arial" w:hAnsi="Arial"/>
-                <w:b w:val="0"/>
-                <w:bCs w:val="0"/>
+                <w:b w:val="1"/>
+                <w:bCs w:val="1"/>
                 <w:i w:val="0"/>
                 <w:iCs w:val="0"/>
                 <w:smallCaps w:val="0"/>
@@ -1337,7 +1337,7 @@
               </w:rPr>
               <w:t xml:space="preserve">Глава 2.1.1 Значението на дигиталните платформи за психично здраве</w:t>
               <w:tab/>
-              <w:t xml:space="preserve">9</w:t>
+              <w:t xml:space="preserve">8</w:t>
             </w:r>
           </w:hyperlink>
           <w:r>
@@ -1545,7 +1545,7 @@
               </w:rPr>
               <w:t xml:space="preserve">Глава 2.1.5 Обосновка за създаването на платформата SafeMind</w:t>
               <w:tab/>
-              <w:t xml:space="preserve">13</w:t>
+              <w:t xml:space="preserve">12</w:t>
             </w:r>
           </w:hyperlink>
           <w:r>
@@ -1597,7 +1597,7 @@
               </w:rPr>
               <w:t xml:space="preserve">Глава 2.2 Изисквания към програмния продукт</w:t>
               <w:tab/>
-              <w:t xml:space="preserve">14</w:t>
+              <w:t xml:space="preserve">13</w:t>
             </w:r>
           </w:hyperlink>
           <w:r>
@@ -1649,7 +1649,7 @@
               </w:rPr>
               <w:t xml:space="preserve">Глава 2.2.1. Функционални изисквания</w:t>
               <w:tab/>
-              <w:t xml:space="preserve">14</w:t>
+              <w:t xml:space="preserve">13</w:t>
             </w:r>
           </w:hyperlink>
           <w:r>
@@ -1753,7 +1753,7 @@
               </w:rPr>
               <w:t xml:space="preserve">Глава 2.3. Проектен цикъл на приложението</w:t>
               <w:tab/>
-              <w:t xml:space="preserve">19</w:t>
+              <w:t xml:space="preserve">18</w:t>
             </w:r>
           </w:hyperlink>
           <w:r>
@@ -1805,7 +1805,7 @@
               </w:rPr>
               <w:t xml:space="preserve">Глава 2.3.1. Анализ на изискванията</w:t>
               <w:tab/>
-              <w:t xml:space="preserve">19</w:t>
+              <w:t xml:space="preserve">18</w:t>
             </w:r>
           </w:hyperlink>
           <w:r>
@@ -2013,7 +2013,7 @@
               </w:rPr>
               <w:t xml:space="preserve">Глава 2.3.5. Реализация на CRUD функционалности</w:t>
               <w:tab/>
-              <w:t xml:space="preserve">21</w:t>
+              <w:t xml:space="preserve">24</w:t>
             </w:r>
           </w:hyperlink>
           <w:r>
@@ -2065,7 +2065,59 @@
               </w:rPr>
               <w:t xml:space="preserve">Глава 2.3.6. Тестване</w:t>
               <w:tab/>
-              <w:t xml:space="preserve">22</w:t>
+              <w:t xml:space="preserve">25</w:t>
+            </w:r>
+          </w:hyperlink>
+          <w:r>
+            <w:rPr>
+              <w:rtl w:val="0"/>
+            </w:rPr>
+          </w:r>
+        </w:p>
+        <w:p>
+          <w:pPr>
+            <w:widowControl w:val="0"/>
+            <w:tabs>
+              <w:tab w:val="right" w:leader="none" w:pos="12000"/>
+            </w:tabs>
+            <w:spacing w:after="0" w:before="60" w:line="240" w:lineRule="auto"/>
+            <w:rPr>
+              <w:rFonts w:ascii="Arial" w:cs="Arial" w:eastAsia="Arial" w:hAnsi="Arial"/>
+              <w:b w:val="1"/>
+              <w:bCs w:val="1"/>
+              <w:i w:val="0"/>
+              <w:iCs w:val="0"/>
+              <w:smallCaps w:val="0"/>
+              <w:strike w:val="0"/>
+              <w:color w:val="000000"/>
+              <w:sz w:val="22"/>
+              <w:szCs w:val="22"/>
+              <w:u w:val="none"/>
+              <w:shd w:fill="auto" w:val="clear"/>
+              <w:vertAlign w:val="baseline"/>
+            </w:rPr>
+          </w:pPr>
+          <w:hyperlink w:anchor="_heading=h.r0jkgtl9hesp">
+            <w:r>
+              <w:rPr>
+                <w:rFonts w:ascii="Arial" w:cs="Arial" w:eastAsia="Arial" w:hAnsi="Arial"/>
+                <w:b w:val="1"/>
+                <w:bCs w:val="1"/>
+                <w:i w:val="0"/>
+                <w:iCs w:val="0"/>
+                <w:smallCaps w:val="0"/>
+                <w:strike w:val="0"/>
+                <w:color w:val="000000"/>
+                <w:sz w:val="22"/>
+                <w:szCs w:val="22"/>
+                <w:u w:val="none"/>
+                <w:shd w:fill="auto" w:val="clear"/>
+                <w:vertAlign w:val="baseline"/>
+                <w:rtl w:val="0"/>
+              </w:rPr>
+              <w:t xml:space="preserve">Глава 2.3.7. Сигурност и защита на данните</w:t>
+              <w:tab/>
+              <w:t xml:space="preserve">25</w:t>
             </w:r>
           </w:hyperlink>
           <w:r>
@@ -2117,7 +2169,7 @@
               </w:rPr>
               <w:t xml:space="preserve">Глава 2.4. Ръководство за потребителя</w:t>
               <w:tab/>
-              <w:t xml:space="preserve">22</w:t>
+              <w:t xml:space="preserve">26</w:t>
             </w:r>
           </w:hyperlink>
           <w:r>
@@ -2169,7 +2221,7 @@
               </w:rPr>
               <w:t xml:space="preserve">Глава 2.4.1. Регистрация в платформата</w:t>
               <w:tab/>
-              <w:t xml:space="preserve">22</w:t>
+              <w:t xml:space="preserve">26</w:t>
             </w:r>
           </w:hyperlink>
           <w:r>
@@ -2221,7 +2273,7 @@
               </w:rPr>
               <w:t xml:space="preserve">Глава 2.4.2. Вход в системата</w:t>
               <w:tab/>
-              <w:t xml:space="preserve">23</w:t>
+              <w:t xml:space="preserve">29</w:t>
             </w:r>
           </w:hyperlink>
           <w:r>
@@ -2273,7 +2325,7 @@
               </w:rPr>
               <w:t xml:space="preserve">Глава 2.4.3. Разглеждане на статии</w:t>
               <w:tab/>
-              <w:t xml:space="preserve">23</w:t>
+              <w:t xml:space="preserve">29</w:t>
             </w:r>
           </w:hyperlink>
           <w:r>
@@ -2325,7 +2377,7 @@
               </w:rPr>
               <w:t xml:space="preserve">Глава 2.4.4. Записване на час при психолог</w:t>
               <w:tab/>
-              <w:t xml:space="preserve">24</w:t>
+              <w:t xml:space="preserve">30</w:t>
             </w:r>
           </w:hyperlink>
           <w:r>
@@ -2377,7 +2429,7 @@
               </w:rPr>
               <w:t xml:space="preserve">Глава 2.4.5. Използване на чат системата</w:t>
               <w:tab/>
-              <w:t xml:space="preserve">25</w:t>
+              <w:t xml:space="preserve">32</w:t>
             </w:r>
           </w:hyperlink>
           <w:r>
@@ -2429,7 +2481,7 @@
               </w:rPr>
               <w:t xml:space="preserve">Глава 2.4.6. Добавяне на запис в личния дневник</w:t>
               <w:tab/>
-              <w:t xml:space="preserve">25</w:t>
+              <w:t xml:space="preserve">33</w:t>
             </w:r>
           </w:hyperlink>
           <w:r>
@@ -2481,7 +2533,7 @@
               </w:rPr>
               <w:t xml:space="preserve">3. Заключение</w:t>
               <w:tab/>
-              <w:t xml:space="preserve">25</w:t>
+              <w:t xml:space="preserve">36</w:t>
             </w:r>
           </w:hyperlink>
           <w:r>
@@ -2533,7 +2585,7 @@
               </w:rPr>
               <w:t xml:space="preserve">4. Информационни източници</w:t>
               <w:tab/>
-              <w:t xml:space="preserve">29</w:t>
+              <w:t xml:space="preserve">39</w:t>
             </w:r>
           </w:hyperlink>
           <w:r>
@@ -2549,6 +2601,7 @@
     </w:sdt>
     <w:p>
       <w:pPr>
+        <w:spacing w:line="276" w:lineRule="auto"/>
         <w:ind w:left="360" w:firstLine="0"/>
         <w:rPr>
           <w:rFonts w:ascii="Times New Roman" w:cs="Times New Roman" w:eastAsia="Times New Roman" w:hAnsi="Times New Roman"/>
@@ -2564,6 +2617,7 @@
     </w:p>
     <w:p>
       <w:pPr>
+        <w:spacing w:line="276" w:lineRule="auto"/>
         <w:ind w:left="360" w:firstLine="0"/>
         <w:rPr/>
       </w:pPr>
@@ -2580,6 +2634,7 @@
           <w:ilvl w:val="0"/>
           <w:numId w:val="1"/>
         </w:numPr>
+        <w:spacing w:line="276" w:lineRule="auto"/>
         <w:ind w:left="360" w:firstLine="0"/>
       </w:pPr>
       <w:bookmarkStart w:colFirst="0" w:colLast="0" w:name="_heading=h.d97zq67lmv07" w:id="2"/>
@@ -2593,7 +2648,7 @@
     </w:p>
     <w:p>
       <w:pPr>
-        <w:spacing w:after="240" w:before="240" w:line="336" w:lineRule="auto"/>
+        <w:spacing w:after="240" w:before="240" w:line="276" w:lineRule="auto"/>
         <w:ind w:left="360" w:firstLine="0"/>
         <w:jc w:val="both"/>
         <w:rPr>
@@ -2614,7 +2669,7 @@
     </w:p>
     <w:p>
       <w:pPr>
-        <w:spacing w:after="240" w:before="240" w:line="336" w:lineRule="auto"/>
+        <w:spacing w:after="240" w:before="240" w:line="276" w:lineRule="auto"/>
         <w:ind w:left="360" w:firstLine="0"/>
         <w:jc w:val="both"/>
         <w:rPr>
@@ -2630,12 +2685,12 @@
           <w:szCs w:val="28"/>
           <w:rtl w:val="0"/>
         </w:rPr>
-        <w:t xml:space="preserve">Разработената платформа носи името „SafeMind“, което символизира пространство, в което потребителите могат да се почувстват защитени, разбрани и насърчени да се грижат за своето психично здраве. Името олицетворява идеята за дигитална среда, помагаща на всеки потребител да открие път към вътрешно спокойствие, като намали напрежението, породено от динамиката на съвременния начин на живот. Чрез внимателно подбрана структура и функционалности „SafeMind“ цели да създаде усещане за сигурност и подкрепа още от първия контакт с платформата. </w:t>
-      </w:r>
-    </w:p>
-    <w:p>
-      <w:pPr>
-        <w:spacing w:after="240" w:before="240" w:line="336" w:lineRule="auto"/>
+        <w:t xml:space="preserve">Разработената платформа носи името „Safe Mind“, което символизира пространство, в което потребителите могат да се почувстват защитени, разбрани и насърчени да се грижат за своето психично здраве. Името олицетворява идеята за дигитална среда, помагаща на всеки потребител да открие път към вътрешно спокойствие, като намали напрежението, породено от динамиката на съвременния начин на живот. Чрез внимателно подбрана структура и функционалности „SafeMind“ цели да създаде усещане за сигурност и подкрепа още от първия контакт с платформата. </w:t>
+      </w:r>
+    </w:p>
+    <w:p>
+      <w:pPr>
+        <w:spacing w:after="240" w:before="240" w:line="276" w:lineRule="auto"/>
         <w:ind w:left="360" w:firstLine="0"/>
         <w:jc w:val="both"/>
         <w:rPr>
@@ -2651,7 +2706,7 @@
           <w:szCs w:val="28"/>
           <w:rtl w:val="0"/>
         </w:rPr>
-        <w:t xml:space="preserve">Основната концепция на проекта е да обедини три ключови аспекта на грижата за психичното здраве: информираност, достъп до специалисти и социална взаимопомощ. Чрез своя модул за статии платформата предлага структурирани, актуални и научно обосновани материали, които подпомагат повишаването на информираността. Възможността за резервация на час при специалист улеснява потребителите да получат навременна професионална помощ. А общностният модул под формата на малка социална мрежа стимулира споделянето на опит, взаимната подкрепа и изграждането на по-здрава психологическа култура.</w:t>
+        <w:t xml:space="preserve">Основната концепция на проекта е да обедини три ключови аспекта на грижата за психичното здраве: информираност, достъп до специалисти и водене на дневник. Чрез своя модул за статии платформата предлага структурирани, актуални и научно обосновани материали, които подпомагат повишаването на информираността. Възможността за резервация на час при специалист улеснява потребителите да получат навременна професионална помощ. А общностният модул под формата на малка социална мрежа стимулира споделянето на опит, взаимната подкрепа и изграждането на по-здрава психологическа култура.</w:t>
       </w:r>
     </w:p>
     <w:p>
@@ -2659,7 +2714,7 @@
         <w:pStyle w:val="Heading1"/>
         <w:keepNext w:val="0"/>
         <w:keepLines w:val="0"/>
-        <w:spacing w:after="80" w:before="360" w:lineRule="auto"/>
+        <w:spacing w:after="80" w:before="360" w:line="276" w:lineRule="auto"/>
         <w:rPr/>
       </w:pPr>
       <w:bookmarkStart w:colFirst="0" w:colLast="0" w:name="_heading=h.eph2u1reb1ym" w:id="3"/>
@@ -2673,7 +2728,7 @@
     </w:p>
     <w:p>
       <w:pPr>
-        <w:spacing w:after="240" w:before="240" w:line="336" w:lineRule="auto"/>
+        <w:spacing w:after="240" w:before="240" w:line="276" w:lineRule="auto"/>
         <w:jc w:val="both"/>
         <w:rPr>
           <w:rFonts w:ascii="Times New Roman" w:cs="Times New Roman" w:eastAsia="Times New Roman" w:hAnsi="Times New Roman"/>
@@ -2693,7 +2748,7 @@
     </w:p>
     <w:p>
       <w:pPr>
-        <w:spacing w:after="240" w:before="240" w:line="336" w:lineRule="auto"/>
+        <w:spacing w:after="240" w:before="240" w:line="276" w:lineRule="auto"/>
         <w:jc w:val="both"/>
         <w:rPr>
           <w:rFonts w:ascii="Times New Roman" w:cs="Times New Roman" w:eastAsia="Times New Roman" w:hAnsi="Times New Roman"/>
@@ -2713,7 +2768,7 @@
     </w:p>
     <w:p>
       <w:pPr>
-        <w:spacing w:after="240" w:before="240" w:line="336" w:lineRule="auto"/>
+        <w:spacing w:after="240" w:before="240" w:line="276" w:lineRule="auto"/>
         <w:jc w:val="both"/>
         <w:rPr>
           <w:rFonts w:ascii="Times New Roman" w:cs="Times New Roman" w:eastAsia="Times New Roman" w:hAnsi="Times New Roman"/>
@@ -2736,7 +2791,7 @@
         <w:pStyle w:val="Heading2"/>
         <w:keepNext w:val="0"/>
         <w:keepLines w:val="0"/>
-        <w:spacing w:after="80" w:before="360" w:lineRule="auto"/>
+        <w:spacing w:after="80" w:before="360" w:line="276" w:lineRule="auto"/>
         <w:rPr>
           <w:b w:val="1"/>
           <w:bCs w:val="1"/>
@@ -2755,7 +2810,7 @@
     </w:p>
     <w:p>
       <w:pPr>
-        <w:spacing w:after="240" w:before="240" w:line="336" w:lineRule="auto"/>
+        <w:spacing w:after="240" w:before="240" w:line="276" w:lineRule="auto"/>
         <w:jc w:val="both"/>
         <w:rPr>
           <w:rFonts w:ascii="Times New Roman" w:cs="Times New Roman" w:eastAsia="Times New Roman" w:hAnsi="Times New Roman"/>
@@ -2775,7 +2830,7 @@
     </w:p>
     <w:p>
       <w:pPr>
-        <w:spacing w:after="240" w:before="240" w:line="336" w:lineRule="auto"/>
+        <w:spacing w:after="240" w:before="240" w:line="276" w:lineRule="auto"/>
         <w:jc w:val="both"/>
         <w:rPr>
           <w:rFonts w:ascii="Times New Roman" w:cs="Times New Roman" w:eastAsia="Times New Roman" w:hAnsi="Times New Roman"/>
@@ -2790,12 +2845,12 @@
           <w:szCs w:val="28"/>
           <w:rtl w:val="0"/>
         </w:rPr>
-        <w:t xml:space="preserve">Сайтoве и приложения за психологическо консултиране, онлайн терапия, образователни статии или общности за взаимопомощ позволяват бързо и достъпно получаване на информация. Освен това дигиталната среда дава възможност за формиране на безопасни пространства, където потребителите могат да споделят анонимно своите преживявания и да се почувстват разбрани.</w:t>
-      </w:r>
-    </w:p>
-    <w:p>
-      <w:pPr>
-        <w:spacing w:after="240" w:before="240" w:line="336" w:lineRule="auto"/>
+        <w:t xml:space="preserve">Сайтове и приложения за психологическо консултиране, онлайн терапия, образователни статии или електронни дневници позволяват бързо и достъпно получаване на информация. Освен това дигиталната среда дава възможност за формиране на безопасни пространства, където потребителите могат да споделят анонимно своите преживявания и да се почувстват разбрани.</w:t>
+      </w:r>
+    </w:p>
+    <w:p>
+      <w:pPr>
+        <w:spacing w:after="240" w:before="240" w:line="276" w:lineRule="auto"/>
         <w:jc w:val="both"/>
         <w:rPr>
           <w:rFonts w:ascii="Times New Roman" w:cs="Times New Roman" w:eastAsia="Times New Roman" w:hAnsi="Times New Roman"/>
@@ -2818,7 +2873,7 @@
         <w:pStyle w:val="Heading2"/>
         <w:keepNext w:val="0"/>
         <w:keepLines w:val="0"/>
-        <w:spacing w:after="80" w:before="360" w:lineRule="auto"/>
+        <w:spacing w:after="80" w:before="360" w:line="276" w:lineRule="auto"/>
         <w:rPr>
           <w:b w:val="1"/>
           <w:bCs w:val="1"/>
@@ -2837,7 +2892,7 @@
     </w:p>
     <w:p>
       <w:pPr>
-        <w:spacing w:after="240" w:before="240" w:line="336" w:lineRule="auto"/>
+        <w:spacing w:after="240" w:before="240" w:line="276" w:lineRule="auto"/>
         <w:jc w:val="both"/>
         <w:rPr>
           <w:rFonts w:ascii="Times New Roman" w:cs="Times New Roman" w:eastAsia="Times New Roman" w:hAnsi="Times New Roman"/>
@@ -2853,6 +2908,7 @@
           <w:rtl w:val="0"/>
         </w:rPr>
         <w:t xml:space="preserve">На световния пазар съществуват множество уеб и мобилни решения, насочени към психичното здраве - от сайтове с тематични статии до сложни платформи за онлайн терапия. Въпреки големия избор, повечето от тях страдат от редица ограничения:</w:t>
+        <w:br w:type="textWrapping"/>
       </w:r>
     </w:p>
     <w:p>
@@ -2861,7 +2917,7 @@
           <w:ilvl w:val="0"/>
           <w:numId w:val="2"/>
         </w:numPr>
-        <w:spacing w:after="0" w:afterAutospacing="0" w:before="240" w:line="336" w:lineRule="auto"/>
+        <w:spacing w:after="0" w:afterAutospacing="0" w:before="240" w:line="276" w:lineRule="auto"/>
         <w:ind w:left="720" w:hanging="360"/>
         <w:rPr>
           <w:b w:val="0"/>
@@ -2875,7 +2931,7 @@
           <w:szCs w:val="28"/>
           <w:rtl w:val="0"/>
         </w:rPr>
-        <w:t xml:space="preserve">Липса на локализирано съдържание - голяма част от качествените ресурси са на английски език и не са адаптирани към културните особености на българската аудитория.</w:t>
+        <w:t xml:space="preserve">Ограничена интерактивност - много приложения предлагат еднопосочна комуникация чрез статии или тестове, но не разполагат с общностен елемент, който да насърчава диалог и взаимопомощ.</w:t>
         <w:br w:type="textWrapping"/>
       </w:r>
     </w:p>
@@ -2885,7 +2941,7 @@
           <w:ilvl w:val="0"/>
           <w:numId w:val="2"/>
         </w:numPr>
-        <w:spacing w:after="0" w:afterAutospacing="0" w:before="0" w:beforeAutospacing="0" w:line="336" w:lineRule="auto"/>
+        <w:spacing w:after="0" w:afterAutospacing="0" w:before="0" w:beforeAutospacing="0" w:line="276" w:lineRule="auto"/>
         <w:ind w:left="720" w:hanging="360"/>
         <w:rPr>
           <w:b w:val="0"/>
@@ -2899,7 +2955,7 @@
           <w:szCs w:val="28"/>
           <w:rtl w:val="0"/>
         </w:rPr>
-        <w:t xml:space="preserve">Ограничена интерактивност - много приложения предлагат еднопосочна комуникация чрез статии или тестове, но не разполагат с общностен елемент, който да насърчава диалог и взаимопомощ.</w:t>
+        <w:t xml:space="preserve">Липса на интегриран модул за намиране на специалисти - потребителят често трябва да използва различни платформи за информация, резервации и дискусии.</w:t>
         <w:br w:type="textWrapping"/>
       </w:r>
     </w:p>
@@ -2909,7 +2965,7 @@
           <w:ilvl w:val="0"/>
           <w:numId w:val="2"/>
         </w:numPr>
-        <w:spacing w:after="0" w:afterAutospacing="0" w:before="0" w:beforeAutospacing="0" w:line="336" w:lineRule="auto"/>
+        <w:spacing w:after="240" w:before="0" w:beforeAutospacing="0" w:line="276" w:lineRule="auto"/>
         <w:ind w:left="720" w:hanging="360"/>
         <w:rPr>
           <w:b w:val="0"/>
@@ -2923,37 +2979,13 @@
           <w:szCs w:val="28"/>
           <w:rtl w:val="0"/>
         </w:rPr>
-        <w:t xml:space="preserve">Липса на интегриран модул за намиране на специалисти - потребителят често трябва да използва различни платформи за информация, резервации и дискусии.</w:t>
-        <w:br w:type="textWrapping"/>
-      </w:r>
-    </w:p>
-    <w:p>
-      <w:pPr>
-        <w:numPr>
-          <w:ilvl w:val="0"/>
-          <w:numId w:val="2"/>
-        </w:numPr>
-        <w:spacing w:after="240" w:before="0" w:beforeAutospacing="0" w:line="336" w:lineRule="auto"/>
-        <w:ind w:left="720" w:hanging="360"/>
-        <w:rPr>
-          <w:b w:val="0"/>
-          <w:bCs w:val="0"/>
-        </w:rPr>
-      </w:pPr>
-      <w:r>
-        <w:rPr>
-          <w:rFonts w:ascii="Times New Roman" w:cs="Times New Roman" w:eastAsia="Times New Roman" w:hAnsi="Times New Roman"/>
-          <w:sz w:val="28"/>
-          <w:szCs w:val="28"/>
-          <w:rtl w:val="0"/>
-        </w:rPr>
         <w:t xml:space="preserve">Недостатъчна прозрачност и липса на доверие - не всички сайтове предоставят ясна информация за източниците на съдържание или квалификацията на специалистите.</w:t>
         <w:br w:type="textWrapping"/>
       </w:r>
     </w:p>
     <w:p>
       <w:pPr>
-        <w:spacing w:after="240" w:before="240" w:line="336" w:lineRule="auto"/>
+        <w:spacing w:after="240" w:before="240" w:line="276" w:lineRule="auto"/>
         <w:jc w:val="both"/>
         <w:rPr>
           <w:rFonts w:ascii="Times New Roman" w:cs="Times New Roman" w:eastAsia="Times New Roman" w:hAnsi="Times New Roman"/>
@@ -2976,7 +3008,7 @@
         <w:pStyle w:val="Heading2"/>
         <w:keepNext w:val="0"/>
         <w:keepLines w:val="0"/>
-        <w:spacing w:after="80" w:before="360" w:lineRule="auto"/>
+        <w:spacing w:after="80" w:before="360" w:line="276" w:lineRule="auto"/>
         <w:rPr>
           <w:b w:val="1"/>
           <w:bCs w:val="1"/>
@@ -2995,7 +3027,7 @@
     </w:p>
     <w:p>
       <w:pPr>
-        <w:spacing w:after="240" w:before="240" w:line="336" w:lineRule="auto"/>
+        <w:spacing w:after="240" w:before="240" w:line="276" w:lineRule="auto"/>
         <w:jc w:val="both"/>
         <w:rPr>
           <w:rFonts w:ascii="Times New Roman" w:cs="Times New Roman" w:eastAsia="Times New Roman" w:hAnsi="Times New Roman"/>
@@ -3010,27 +3042,7 @@
           <w:szCs w:val="28"/>
           <w:rtl w:val="0"/>
         </w:rPr>
-        <w:t xml:space="preserve">Създаването на уеб платформа, насочена към психичното здраве, е мотивирано както от обществени, така и от технологични фактори. Необходимостта от достъпни и надеждни ресурси на български език става все по-осезаема, а липсата на интегрирани решения оставя значителна празнина в дигиталната екосистема.</w:t>
-      </w:r>
-    </w:p>
-    <w:p>
-      <w:pPr>
-        <w:spacing w:after="240" w:before="240" w:line="336" w:lineRule="auto"/>
-        <w:jc w:val="both"/>
-        <w:rPr>
-          <w:rFonts w:ascii="Times New Roman" w:cs="Times New Roman" w:eastAsia="Times New Roman" w:hAnsi="Times New Roman"/>
-          <w:sz w:val="28"/>
-          <w:szCs w:val="28"/>
-        </w:rPr>
-      </w:pPr>
-      <w:r>
-        <w:rPr>
-          <w:rFonts w:ascii="Times New Roman" w:cs="Times New Roman" w:eastAsia="Times New Roman" w:hAnsi="Times New Roman"/>
-          <w:sz w:val="28"/>
-          <w:szCs w:val="28"/>
-          <w:rtl w:val="0"/>
-        </w:rPr>
-        <w:t xml:space="preserve">Проектът цели да предложи </w:t>
+        <w:t xml:space="preserve">Създаването на уеб платформа, насочена към психичното здраве, е мотивирано както от обществени, така и от технологични фактори. Проектът цели да предложи </w:t>
       </w:r>
       <w:r>
         <w:rPr>
@@ -3050,12 +3062,12 @@
           <w:szCs w:val="28"/>
           <w:rtl w:val="0"/>
         </w:rPr>
-        <w:t xml:space="preserve">, която едновременно да информира, подпомага и свързва потребителите. Чрез модула Articles се предоставя достъп до научно обосновано съдържание; чрез Book се улеснява процесът на намиране и записване на час при специалист; а чрез Community се създава пространство, в което потребителите могат да споделят опит и идеи.</w:t>
-      </w:r>
-    </w:p>
-    <w:p>
-      <w:pPr>
-        <w:spacing w:after="240" w:before="240" w:line="336" w:lineRule="auto"/>
+        <w:t xml:space="preserve">, която едновременно да информира, подпомага и свързва потребителите. Чрез модула “Articles” се предоставя достъп до научно обосновано съдържание; чрез “Book” се улеснява процесът на намиране и записване на час при специалист; а чрез “My diary” се предоставя възможност на потребителите да документират и изразят своите притеснения и размисли.</w:t>
+      </w:r>
+    </w:p>
+    <w:p>
+      <w:pPr>
+        <w:spacing w:after="240" w:before="240" w:line="276" w:lineRule="auto"/>
         <w:jc w:val="both"/>
         <w:rPr>
           <w:rFonts w:ascii="Times New Roman" w:cs="Times New Roman" w:eastAsia="Times New Roman" w:hAnsi="Times New Roman"/>
@@ -3078,7 +3090,7 @@
         <w:pStyle w:val="Heading2"/>
         <w:keepNext w:val="0"/>
         <w:keepLines w:val="0"/>
-        <w:spacing w:after="80" w:before="360" w:lineRule="auto"/>
+        <w:spacing w:after="80" w:before="360" w:line="276" w:lineRule="auto"/>
         <w:rPr>
           <w:b w:val="1"/>
           <w:bCs w:val="1"/>
@@ -3097,7 +3109,7 @@
     </w:p>
     <w:p>
       <w:pPr>
-        <w:spacing w:after="240" w:before="240" w:line="336" w:lineRule="auto"/>
+        <w:spacing w:after="240" w:before="240" w:line="276" w:lineRule="auto"/>
         <w:jc w:val="both"/>
         <w:rPr>
           <w:rFonts w:ascii="Times New Roman" w:cs="Times New Roman" w:eastAsia="Times New Roman" w:hAnsi="Times New Roman"/>
@@ -3120,7 +3132,7 @@
         <w:pStyle w:val="Heading1"/>
         <w:keepNext w:val="0"/>
         <w:keepLines w:val="0"/>
-        <w:spacing w:after="80" w:before="280" w:lineRule="auto"/>
+        <w:spacing w:after="80" w:before="280" w:line="276" w:lineRule="auto"/>
         <w:rPr/>
       </w:pPr>
       <w:bookmarkStart w:colFirst="0" w:colLast="0" w:name="_heading=h.l1917t8oryve" w:id="8"/>
@@ -3134,7 +3146,7 @@
     </w:p>
     <w:p>
       <w:pPr>
-        <w:spacing w:after="240" w:before="240" w:line="336" w:lineRule="auto"/>
+        <w:spacing w:after="240" w:before="240" w:line="276" w:lineRule="auto"/>
         <w:jc w:val="both"/>
         <w:rPr>
           <w:rFonts w:ascii="Times New Roman" w:cs="Times New Roman" w:eastAsia="Times New Roman" w:hAnsi="Times New Roman"/>
@@ -3157,7 +3169,7 @@
         <w:pStyle w:val="Heading1"/>
         <w:keepNext w:val="0"/>
         <w:keepLines w:val="0"/>
-        <w:spacing w:after="80" w:before="280" w:lineRule="auto"/>
+        <w:spacing w:after="80" w:before="280" w:line="276" w:lineRule="auto"/>
         <w:rPr/>
       </w:pPr>
       <w:bookmarkStart w:colFirst="0" w:colLast="0" w:name="_heading=h.rmhn6mz1qf29" w:id="9"/>
@@ -3171,7 +3183,7 @@
     </w:p>
     <w:p>
       <w:pPr>
-        <w:spacing w:after="240" w:before="240" w:line="336" w:lineRule="auto"/>
+        <w:spacing w:after="240" w:before="240" w:line="276" w:lineRule="auto"/>
         <w:jc w:val="both"/>
         <w:rPr>
           <w:rFonts w:ascii="Times New Roman" w:cs="Times New Roman" w:eastAsia="Times New Roman" w:hAnsi="Times New Roman"/>
@@ -3194,7 +3206,7 @@
         <w:pStyle w:val="Heading1"/>
         <w:keepNext w:val="0"/>
         <w:keepLines w:val="0"/>
-        <w:spacing w:after="80" w:before="280" w:lineRule="auto"/>
+        <w:spacing w:after="80" w:before="280" w:line="276" w:lineRule="auto"/>
         <w:rPr/>
       </w:pPr>
       <w:bookmarkStart w:colFirst="0" w:colLast="0" w:name="_heading=h.32jisdayqjc1" w:id="10"/>
@@ -3208,7 +3220,7 @@
     </w:p>
     <w:p>
       <w:pPr>
-        <w:spacing w:after="240" w:before="240" w:line="336" w:lineRule="auto"/>
+        <w:spacing w:after="240" w:before="240" w:line="276" w:lineRule="auto"/>
         <w:jc w:val="both"/>
         <w:rPr>
           <w:rFonts w:ascii="Times New Roman" w:cs="Times New Roman" w:eastAsia="Times New Roman" w:hAnsi="Times New Roman"/>
@@ -3231,7 +3243,7 @@
         <w:pStyle w:val="Heading1"/>
         <w:keepNext w:val="0"/>
         <w:keepLines w:val="0"/>
-        <w:spacing w:after="80" w:before="280" w:lineRule="auto"/>
+        <w:spacing w:after="80" w:before="280" w:line="276" w:lineRule="auto"/>
         <w:rPr/>
       </w:pPr>
       <w:bookmarkStart w:colFirst="0" w:colLast="0" w:name="_heading=h.mrpczx3yomyb" w:id="11"/>
@@ -3240,12 +3252,12 @@
         <w:rPr>
           <w:rtl w:val="0"/>
         </w:rPr>
-        <w:t xml:space="preserve">Глава 1.5.4. Създаване на функционална общност за дискусии</w:t>
-      </w:r>
-    </w:p>
-    <w:p>
-      <w:pPr>
-        <w:spacing w:after="240" w:before="240" w:line="336" w:lineRule="auto"/>
+        <w:t xml:space="preserve">Глава 1.5.4. Създаване на функционален електронен дневник</w:t>
+      </w:r>
+    </w:p>
+    <w:p>
+      <w:pPr>
+        <w:spacing w:after="240" w:before="240" w:line="276" w:lineRule="auto"/>
         <w:jc w:val="both"/>
         <w:rPr>
           <w:rFonts w:ascii="Times New Roman" w:cs="Times New Roman" w:eastAsia="Times New Roman" w:hAnsi="Times New Roman"/>
@@ -3260,7 +3272,83 @@
           <w:szCs w:val="28"/>
           <w:rtl w:val="0"/>
         </w:rPr>
-        <w:t xml:space="preserve">Community модулът предоставя възможност за създаване на теми, коментари и взаимодействия между потребителите. Това насърчава изграждането на подкрепяща дигитална среда и повишава стойността на платформата.</w:t>
+        <w:t xml:space="preserve">Модулът „My Diary“ представлява интегриран инструмент за самонаблюдение и емоционална рефлексия, който комбинира функционалности за водене на личен дневник и проследяване на ежедневното състояние на потребителя.</w:t>
+      </w:r>
+    </w:p>
+    <w:p>
+      <w:pPr>
+        <w:spacing w:after="240" w:before="240" w:line="276" w:lineRule="auto"/>
+        <w:jc w:val="both"/>
+        <w:rPr>
+          <w:rFonts w:ascii="Times New Roman" w:cs="Times New Roman" w:eastAsia="Times New Roman" w:hAnsi="Times New Roman"/>
+          <w:sz w:val="28"/>
+          <w:szCs w:val="28"/>
+        </w:rPr>
+      </w:pPr>
+      <w:r>
+        <w:rPr>
+          <w:rFonts w:ascii="Times New Roman" w:cs="Times New Roman" w:eastAsia="Times New Roman" w:hAnsi="Times New Roman"/>
+          <w:sz w:val="28"/>
+          <w:szCs w:val="28"/>
+          <w:rtl w:val="0"/>
+        </w:rPr>
+        <w:t xml:space="preserve">Чрез този модул потребителите могат да създават структурирани записи, съдържащи техните мисли, преживявания и емоции, както и да проследяват своето развитие във времето. Допълнително е реализирана функционалност за периодични проверки на настроението (mood tracking), която позволява анализ на емоционалните тенденции.</w:t>
+      </w:r>
+    </w:p>
+    <w:p>
+      <w:pPr>
+        <w:spacing w:after="240" w:before="240" w:line="276" w:lineRule="auto"/>
+        <w:jc w:val="both"/>
+        <w:rPr>
+          <w:rFonts w:ascii="Times New Roman" w:cs="Times New Roman" w:eastAsia="Times New Roman" w:hAnsi="Times New Roman"/>
+          <w:sz w:val="28"/>
+          <w:szCs w:val="28"/>
+        </w:rPr>
+      </w:pPr>
+      <w:r>
+        <w:rPr>
+          <w:rFonts w:ascii="Times New Roman" w:cs="Times New Roman" w:eastAsia="Times New Roman" w:hAnsi="Times New Roman"/>
+          <w:sz w:val="28"/>
+          <w:szCs w:val="28"/>
+          <w:rtl w:val="0"/>
+        </w:rPr>
+        <w:t xml:space="preserve">Системата подпомага изграждането на навици за саморефлексия и осъзнатост, като предоставя възможност за преглед, редакция и търсене в съществуващите записи. Данните са строго поверителни и достъпни единствено за съответния потребител.</w:t>
+      </w:r>
+    </w:p>
+    <w:p>
+      <w:pPr>
+        <w:spacing w:after="240" w:before="240" w:line="276" w:lineRule="auto"/>
+        <w:jc w:val="both"/>
+        <w:rPr>
+          <w:rFonts w:ascii="Times New Roman" w:cs="Times New Roman" w:eastAsia="Times New Roman" w:hAnsi="Times New Roman"/>
+          <w:sz w:val="28"/>
+          <w:szCs w:val="28"/>
+        </w:rPr>
+      </w:pPr>
+      <w:r>
+        <w:rPr>
+          <w:rFonts w:ascii="Times New Roman" w:cs="Times New Roman" w:eastAsia="Times New Roman" w:hAnsi="Times New Roman"/>
+          <w:sz w:val="28"/>
+          <w:szCs w:val="28"/>
+          <w:rtl w:val="0"/>
+        </w:rPr>
+        <w:t xml:space="preserve">Модулът „My Diary“ играе ключова роля в платформата, като предоставя инструмент за активно участие на потребителя в процеса на подобряване на собственото му психично благополучие.</w:t>
+      </w:r>
+    </w:p>
+    <w:p>
+      <w:pPr>
+        <w:spacing w:after="240" w:before="240" w:line="276" w:lineRule="auto"/>
+        <w:jc w:val="both"/>
+        <w:rPr>
+          <w:rFonts w:ascii="Times New Roman" w:cs="Times New Roman" w:eastAsia="Times New Roman" w:hAnsi="Times New Roman"/>
+          <w:sz w:val="28"/>
+          <w:szCs w:val="28"/>
+        </w:rPr>
+      </w:pPr>
+      <w:r>
+        <w:rPr>
+          <w:rtl w:val="0"/>
+        </w:rPr>
       </w:r>
     </w:p>
     <w:p>
@@ -3268,7 +3356,7 @@
         <w:pStyle w:val="Heading1"/>
         <w:keepNext w:val="0"/>
         <w:keepLines w:val="0"/>
-        <w:spacing w:after="80" w:before="360" w:lineRule="auto"/>
+        <w:spacing w:after="80" w:before="360" w:line="276" w:lineRule="auto"/>
         <w:rPr/>
       </w:pPr>
       <w:bookmarkStart w:colFirst="0" w:colLast="0" w:name="_heading=h.58zotpeungk8" w:id="12"/>
@@ -3282,7 +3370,7 @@
     </w:p>
     <w:p>
       <w:pPr>
-        <w:spacing w:after="240" w:before="240" w:line="336" w:lineRule="auto"/>
+        <w:spacing w:after="240" w:before="240" w:line="276" w:lineRule="auto"/>
         <w:jc w:val="both"/>
         <w:rPr>
           <w:rFonts w:ascii="Times New Roman" w:cs="Times New Roman" w:eastAsia="Times New Roman" w:hAnsi="Times New Roman"/>
@@ -3302,7 +3390,7 @@
     </w:p>
     <w:p>
       <w:pPr>
-        <w:spacing w:after="240" w:before="240" w:line="336" w:lineRule="auto"/>
+        <w:spacing w:after="240" w:before="240" w:line="276" w:lineRule="auto"/>
         <w:jc w:val="both"/>
         <w:rPr>
           <w:rFonts w:ascii="Times New Roman" w:cs="Times New Roman" w:eastAsia="Times New Roman" w:hAnsi="Times New Roman"/>
@@ -3322,7 +3410,7 @@
     </w:p>
     <w:p>
       <w:pPr>
-        <w:spacing w:after="240" w:before="240" w:line="336" w:lineRule="auto"/>
+        <w:spacing w:after="240" w:before="240" w:line="276" w:lineRule="auto"/>
         <w:jc w:val="both"/>
         <w:rPr>
           <w:rFonts w:ascii="Times New Roman" w:cs="Times New Roman" w:eastAsia="Times New Roman" w:hAnsi="Times New Roman"/>
@@ -3345,7 +3433,7 @@
         <w:pStyle w:val="Heading1"/>
         <w:keepNext w:val="0"/>
         <w:keepLines w:val="0"/>
-        <w:spacing w:after="80" w:before="360" w:lineRule="auto"/>
+        <w:spacing w:after="80" w:before="360" w:line="276" w:lineRule="auto"/>
         <w:rPr/>
       </w:pPr>
       <w:bookmarkStart w:colFirst="0" w:colLast="0" w:name="_heading=h.98kzjwhprlp0" w:id="13"/>
@@ -3359,7 +3447,7 @@
     </w:p>
     <w:p>
       <w:pPr>
-        <w:spacing w:after="240" w:before="240" w:line="336" w:lineRule="auto"/>
+        <w:spacing w:after="240" w:before="240" w:line="276" w:lineRule="auto"/>
         <w:jc w:val="both"/>
         <w:rPr>
           <w:rFonts w:ascii="Times New Roman" w:cs="Times New Roman" w:eastAsia="Times New Roman" w:hAnsi="Times New Roman"/>
@@ -3383,7 +3471,7 @@
           <w:ilvl w:val="0"/>
           <w:numId w:val="3"/>
         </w:numPr>
-        <w:spacing w:after="0" w:afterAutospacing="0" w:before="240" w:line="336" w:lineRule="auto"/>
+        <w:spacing w:after="0" w:afterAutospacing="0" w:before="240" w:line="276" w:lineRule="auto"/>
         <w:ind w:left="720" w:hanging="360"/>
         <w:rPr>
           <w:b w:val="0"/>
@@ -3407,7 +3495,7 @@
           <w:ilvl w:val="0"/>
           <w:numId w:val="3"/>
         </w:numPr>
-        <w:spacing w:after="0" w:afterAutospacing="0" w:before="0" w:beforeAutospacing="0" w:line="336" w:lineRule="auto"/>
+        <w:spacing w:after="0" w:afterAutospacing="0" w:before="0" w:beforeAutospacing="0" w:line="276" w:lineRule="auto"/>
         <w:ind w:left="720" w:hanging="360"/>
         <w:rPr>
           <w:b w:val="0"/>
@@ -3431,7 +3519,7 @@
           <w:ilvl w:val="0"/>
           <w:numId w:val="3"/>
         </w:numPr>
-        <w:spacing w:after="0" w:afterAutospacing="0" w:before="0" w:beforeAutospacing="0" w:line="336" w:lineRule="auto"/>
+        <w:spacing w:after="240" w:before="0" w:beforeAutospacing="0" w:line="276" w:lineRule="auto"/>
         <w:ind w:left="720" w:hanging="360"/>
         <w:rPr>
           <w:b w:val="0"/>
@@ -3451,31 +3539,7 @@
     </w:p>
     <w:p>
       <w:pPr>
-        <w:numPr>
-          <w:ilvl w:val="0"/>
-          <w:numId w:val="3"/>
-        </w:numPr>
-        <w:spacing w:after="240" w:before="0" w:beforeAutospacing="0" w:line="336" w:lineRule="auto"/>
-        <w:ind w:left="720" w:hanging="360"/>
-        <w:rPr>
-          <w:b w:val="0"/>
-          <w:bCs w:val="0"/>
-        </w:rPr>
-      </w:pPr>
-      <w:r>
-        <w:rPr>
-          <w:rFonts w:ascii="Times New Roman" w:cs="Times New Roman" w:eastAsia="Times New Roman" w:hAnsi="Times New Roman"/>
-          <w:sz w:val="28"/>
-          <w:szCs w:val="28"/>
-          <w:rtl w:val="0"/>
-        </w:rPr>
-        <w:t xml:space="preserve">Млади хора и студенти, за които дигиталният формат е естествен и предпочитан начин за комуникация.</w:t>
-        <w:br w:type="textWrapping"/>
-      </w:r>
-    </w:p>
-    <w:p>
-      <w:pPr>
-        <w:spacing w:after="240" w:before="240" w:line="336" w:lineRule="auto"/>
+        <w:spacing w:after="240" w:before="240" w:line="276" w:lineRule="auto"/>
         <w:jc w:val="both"/>
         <w:rPr>
           <w:rFonts w:ascii="Times New Roman" w:cs="Times New Roman" w:eastAsia="Times New Roman" w:hAnsi="Times New Roman"/>
@@ -3495,8 +3559,15 @@
     </w:p>
     <w:p>
       <w:pPr>
-        <w:spacing w:after="240" w:before="240" w:line="336" w:lineRule="auto"/>
+        <w:spacing w:after="240" w:before="240" w:line="276" w:lineRule="auto"/>
         <w:jc w:val="both"/>
+        <w:rPr>
+          <w:rFonts w:ascii="Times New Roman" w:cs="Times New Roman" w:eastAsia="Times New Roman" w:hAnsi="Times New Roman"/>
+          <w:sz w:val="28"/>
+          <w:szCs w:val="28"/>
+        </w:rPr>
+      </w:pPr>
+      <w:r>
         <w:rPr>
           <w:rFonts w:ascii="Times New Roman" w:cs="Times New Roman" w:eastAsia="Times New Roman" w:hAnsi="Times New Roman"/>
           <w:b w:val="1"/>
@@ -3504,16 +3575,66 @@
           <w:sz w:val="28"/>
           <w:szCs w:val="28"/>
         </w:rPr>
-      </w:pPr>
-      <w:r>
-        <w:rPr>
-          <w:rtl w:val="0"/>
-        </w:rPr>
-      </w:r>
-    </w:p>
-    <w:p>
-      <w:pPr>
-        <w:spacing w:line="336" w:lineRule="auto"/>
+        <w:drawing>
+          <wp:inline distB="114300" distT="114300" distL="114300" distR="114300">
+            <wp:extent cx="5760410" cy="2806700"/>
+            <wp:effectExtent b="0" l="0" r="0" t="0"/>
+            <wp:docPr id="12" name="image14.png"/>
+            <a:graphic>
+              <a:graphicData uri="http://schemas.openxmlformats.org/drawingml/2006/picture">
+                <pic:pic>
+                  <pic:nvPicPr>
+                    <pic:cNvPr id="0" name="image14.png"/>
+                    <pic:cNvPicPr preferRelativeResize="0"/>
+                  </pic:nvPicPr>
+                  <pic:blipFill>
+                    <a:blip r:embed="rId7"/>
+                    <a:srcRect b="0" l="0" r="0" t="0"/>
+                    <a:stretch>
+                      <a:fillRect/>
+                    </a:stretch>
+                  </pic:blipFill>
+                  <pic:spPr>
+                    <a:xfrm>
+                      <a:off x="0" y="0"/>
+                      <a:ext cx="5760410" cy="2806700"/>
+                    </a:xfrm>
+                    <a:prstGeom prst="rect"/>
+                    <a:ln/>
+                  </pic:spPr>
+                </pic:pic>
+              </a:graphicData>
+            </a:graphic>
+          </wp:inline>
+        </w:drawing>
+      </w:r>
+      <w:r>
+        <w:rPr>
+          <w:rtl w:val="0"/>
+        </w:rPr>
+      </w:r>
+    </w:p>
+    <w:p>
+      <w:pPr>
+        <w:spacing w:after="240" w:before="240" w:line="276" w:lineRule="auto"/>
+        <w:jc w:val="both"/>
+        <w:rPr>
+          <w:rFonts w:ascii="Times New Roman" w:cs="Times New Roman" w:eastAsia="Times New Roman" w:hAnsi="Times New Roman"/>
+          <w:b w:val="1"/>
+          <w:bCs w:val="1"/>
+          <w:sz w:val="28"/>
+          <w:szCs w:val="28"/>
+        </w:rPr>
+      </w:pPr>
+      <w:r>
+        <w:rPr>
+          <w:rtl w:val="0"/>
+        </w:rPr>
+      </w:r>
+    </w:p>
+    <w:p>
+      <w:pPr>
+        <w:spacing w:line="276" w:lineRule="auto"/>
         <w:ind w:left="360" w:firstLine="0"/>
         <w:jc w:val="both"/>
         <w:rPr>
@@ -3530,7 +3651,7 @@
     </w:p>
     <w:p>
       <w:pPr>
-        <w:spacing w:line="336" w:lineRule="auto"/>
+        <w:spacing w:line="276" w:lineRule="auto"/>
         <w:ind w:left="360" w:firstLine="0"/>
         <w:jc w:val="both"/>
         <w:rPr>
@@ -3541,13 +3662,18 @@
       </w:pPr>
       <w:r>
         <w:rPr>
-          <w:rtl w:val="0"/>
-        </w:rPr>
+          <w:rFonts w:ascii="Times New Roman" w:cs="Times New Roman" w:eastAsia="Times New Roman" w:hAnsi="Times New Roman"/>
+          <w:sz w:val="28"/>
+          <w:szCs w:val="28"/>
+          <w:rtl w:val="0"/>
+        </w:rPr>
+        <w:t xml:space="preserve">Фигура 1. Начална страница на платформата “Safe Mind”</w:t>
       </w:r>
     </w:p>
     <w:p>
       <w:pPr>
         <w:pStyle w:val="Heading1"/>
+        <w:spacing w:line="276" w:lineRule="auto"/>
         <w:rPr>
           <w:i w:val="1"/>
           <w:iCs w:val="1"/>
@@ -3569,6 +3695,7 @@
           <w:ilvl w:val="0"/>
           <w:numId w:val="1"/>
         </w:numPr>
+        <w:spacing w:line="276" w:lineRule="auto"/>
         <w:ind w:left="360" w:firstLine="0"/>
         <w:rPr/>
       </w:pPr>
@@ -3583,7 +3710,7 @@
     </w:p>
     <w:p>
       <w:pPr>
-        <w:spacing w:after="240" w:before="240" w:lineRule="auto"/>
+        <w:spacing w:after="240" w:before="240" w:line="276" w:lineRule="auto"/>
         <w:rPr>
           <w:rFonts w:ascii="Times New Roman" w:cs="Times New Roman" w:eastAsia="Times New Roman" w:hAnsi="Times New Roman"/>
           <w:sz w:val="28"/>
@@ -3605,7 +3732,7 @@
         <w:pStyle w:val="Heading1"/>
         <w:keepNext w:val="0"/>
         <w:keepLines w:val="0"/>
-        <w:spacing w:after="80" w:before="360" w:lineRule="auto"/>
+        <w:spacing w:after="80" w:before="360" w:line="276" w:lineRule="auto"/>
         <w:rPr/>
       </w:pPr>
       <w:bookmarkStart w:colFirst="0" w:colLast="0" w:name="_heading=h.824b80as1tmw" w:id="16"/>
@@ -3622,7 +3749,7 @@
         <w:pStyle w:val="Heading1"/>
         <w:keepNext w:val="0"/>
         <w:keepLines w:val="0"/>
-        <w:spacing w:after="80" w:before="360" w:lineRule="auto"/>
+        <w:spacing w:after="80" w:before="360" w:line="276" w:lineRule="auto"/>
         <w:rPr/>
       </w:pPr>
       <w:bookmarkStart w:colFirst="0" w:colLast="0" w:name="_heading=h.3c4t1oyej08o" w:id="17"/>
@@ -3636,7 +3763,7 @@
     </w:p>
     <w:p>
       <w:pPr>
-        <w:spacing w:after="240" w:before="240" w:lineRule="auto"/>
+        <w:spacing w:after="240" w:before="240" w:line="276" w:lineRule="auto"/>
         <w:rPr>
           <w:rFonts w:ascii="Times New Roman" w:cs="Times New Roman" w:eastAsia="Times New Roman" w:hAnsi="Times New Roman"/>
           <w:sz w:val="28"/>
@@ -3655,7 +3782,7 @@
     </w:p>
     <w:p>
       <w:pPr>
-        <w:spacing w:after="240" w:before="240" w:lineRule="auto"/>
+        <w:spacing w:after="240" w:before="240" w:line="276" w:lineRule="auto"/>
         <w:rPr>
           <w:rFonts w:ascii="Times New Roman" w:cs="Times New Roman" w:eastAsia="Times New Roman" w:hAnsi="Times New Roman"/>
           <w:sz w:val="28"/>
@@ -3674,7 +3801,7 @@
     </w:p>
     <w:p>
       <w:pPr>
-        <w:spacing w:after="240" w:before="240" w:lineRule="auto"/>
+        <w:spacing w:after="240" w:before="240" w:line="276" w:lineRule="auto"/>
         <w:rPr>
           <w:rFonts w:ascii="Times New Roman" w:cs="Times New Roman" w:eastAsia="Times New Roman" w:hAnsi="Times New Roman"/>
           <w:sz w:val="28"/>
@@ -3693,7 +3820,7 @@
     </w:p>
     <w:p>
       <w:pPr>
-        <w:spacing w:after="240" w:before="240" w:lineRule="auto"/>
+        <w:spacing w:after="240" w:before="240" w:line="276" w:lineRule="auto"/>
         <w:rPr>
           <w:rFonts w:ascii="Times New Roman" w:cs="Times New Roman" w:eastAsia="Times New Roman" w:hAnsi="Times New Roman"/>
           <w:sz w:val="28"/>
@@ -3712,7 +3839,7 @@
     </w:p>
     <w:p>
       <w:pPr>
-        <w:spacing w:after="240" w:before="240" w:lineRule="auto"/>
+        <w:spacing w:after="240" w:before="240" w:line="276" w:lineRule="auto"/>
         <w:rPr>
           <w:rFonts w:ascii="Times New Roman" w:cs="Times New Roman" w:eastAsia="Times New Roman" w:hAnsi="Times New Roman"/>
           <w:sz w:val="28"/>
@@ -3734,7 +3861,7 @@
         <w:pStyle w:val="Heading1"/>
         <w:keepNext w:val="0"/>
         <w:keepLines w:val="0"/>
-        <w:spacing w:after="80" w:before="360" w:lineRule="auto"/>
+        <w:spacing w:after="80" w:before="360" w:line="276" w:lineRule="auto"/>
         <w:rPr/>
       </w:pPr>
       <w:bookmarkStart w:colFirst="0" w:colLast="0" w:name="_heading=h.avsldrt0cfjq" w:id="18"/>
@@ -3748,7 +3875,7 @@
     </w:p>
     <w:p>
       <w:pPr>
-        <w:spacing w:after="240" w:before="240" w:lineRule="auto"/>
+        <w:spacing w:after="240" w:before="240" w:line="276" w:lineRule="auto"/>
         <w:rPr>
           <w:rFonts w:ascii="Times New Roman" w:cs="Times New Roman" w:eastAsia="Times New Roman" w:hAnsi="Times New Roman"/>
           <w:sz w:val="28"/>
@@ -3767,7 +3894,7 @@
     </w:p>
     <w:p>
       <w:pPr>
-        <w:spacing w:after="240" w:before="240" w:lineRule="auto"/>
+        <w:spacing w:after="240" w:before="240" w:line="276" w:lineRule="auto"/>
         <w:rPr>
           <w:rFonts w:ascii="Times New Roman" w:cs="Times New Roman" w:eastAsia="Times New Roman" w:hAnsi="Times New Roman"/>
           <w:sz w:val="28"/>
@@ -3786,7 +3913,7 @@
     </w:p>
     <w:p>
       <w:pPr>
-        <w:spacing w:after="240" w:before="240" w:lineRule="auto"/>
+        <w:spacing w:after="240" w:before="240" w:line="276" w:lineRule="auto"/>
         <w:rPr>
           <w:rFonts w:ascii="Times New Roman" w:cs="Times New Roman" w:eastAsia="Times New Roman" w:hAnsi="Times New Roman"/>
           <w:sz w:val="28"/>
@@ -3805,7 +3932,7 @@
     </w:p>
     <w:p>
       <w:pPr>
-        <w:spacing w:after="240" w:before="240" w:lineRule="auto"/>
+        <w:spacing w:after="240" w:before="240" w:line="276" w:lineRule="auto"/>
         <w:rPr>
           <w:rFonts w:ascii="Times New Roman" w:cs="Times New Roman" w:eastAsia="Times New Roman" w:hAnsi="Times New Roman"/>
           <w:sz w:val="28"/>
@@ -3827,7 +3954,7 @@
         <w:pStyle w:val="Heading1"/>
         <w:keepNext w:val="0"/>
         <w:keepLines w:val="0"/>
-        <w:spacing w:after="80" w:before="360" w:lineRule="auto"/>
+        <w:spacing w:after="80" w:before="360" w:line="276" w:lineRule="auto"/>
         <w:rPr/>
       </w:pPr>
       <w:bookmarkStart w:colFirst="0" w:colLast="0" w:name="_heading=h.cc2jazoka28r" w:id="19"/>
@@ -3841,7 +3968,7 @@
     </w:p>
     <w:p>
       <w:pPr>
-        <w:spacing w:after="240" w:before="240" w:lineRule="auto"/>
+        <w:spacing w:after="240" w:before="240" w:line="276" w:lineRule="auto"/>
         <w:rPr>
           <w:rFonts w:ascii="Times New Roman" w:cs="Times New Roman" w:eastAsia="Times New Roman" w:hAnsi="Times New Roman"/>
           <w:sz w:val="28"/>
@@ -3860,7 +3987,7 @@
     </w:p>
     <w:p>
       <w:pPr>
-        <w:spacing w:after="240" w:before="240" w:lineRule="auto"/>
+        <w:spacing w:after="240" w:before="240" w:line="276" w:lineRule="auto"/>
         <w:rPr>
           <w:rFonts w:ascii="Times New Roman" w:cs="Times New Roman" w:eastAsia="Times New Roman" w:hAnsi="Times New Roman"/>
           <w:sz w:val="28"/>
@@ -3879,7 +4006,7 @@
     </w:p>
     <w:p>
       <w:pPr>
-        <w:spacing w:after="240" w:before="240" w:lineRule="auto"/>
+        <w:spacing w:after="240" w:before="240" w:line="276" w:lineRule="auto"/>
         <w:rPr>
           <w:rFonts w:ascii="Times New Roman" w:cs="Times New Roman" w:eastAsia="Times New Roman" w:hAnsi="Times New Roman"/>
           <w:sz w:val="28"/>
@@ -3898,7 +4025,7 @@
     </w:p>
     <w:p>
       <w:pPr>
-        <w:spacing w:after="240" w:before="240" w:lineRule="auto"/>
+        <w:spacing w:after="240" w:before="240" w:line="276" w:lineRule="auto"/>
         <w:rPr>
           <w:rFonts w:ascii="Times New Roman" w:cs="Times New Roman" w:eastAsia="Times New Roman" w:hAnsi="Times New Roman"/>
           <w:sz w:val="28"/>
@@ -3917,7 +4044,7 @@
     </w:p>
     <w:p>
       <w:pPr>
-        <w:spacing w:after="240" w:before="240" w:lineRule="auto"/>
+        <w:spacing w:after="240" w:before="240" w:line="276" w:lineRule="auto"/>
         <w:rPr>
           <w:rFonts w:ascii="Times New Roman" w:cs="Times New Roman" w:eastAsia="Times New Roman" w:hAnsi="Times New Roman"/>
           <w:sz w:val="28"/>
@@ -3939,7 +4066,7 @@
         <w:pStyle w:val="Heading1"/>
         <w:keepNext w:val="0"/>
         <w:keepLines w:val="0"/>
-        <w:spacing w:after="80" w:before="360" w:lineRule="auto"/>
+        <w:spacing w:after="80" w:before="360" w:line="276" w:lineRule="auto"/>
         <w:rPr/>
       </w:pPr>
       <w:bookmarkStart w:colFirst="0" w:colLast="0" w:name="_heading=h.epofhpa8907c" w:id="20"/>
@@ -3953,7 +4080,7 @@
     </w:p>
     <w:p>
       <w:pPr>
-        <w:spacing w:after="240" w:before="240" w:lineRule="auto"/>
+        <w:spacing w:after="240" w:before="240" w:line="276" w:lineRule="auto"/>
         <w:rPr>
           <w:rFonts w:ascii="Times New Roman" w:cs="Times New Roman" w:eastAsia="Times New Roman" w:hAnsi="Times New Roman"/>
           <w:sz w:val="28"/>
@@ -3972,7 +4099,7 @@
     </w:p>
     <w:p>
       <w:pPr>
-        <w:spacing w:after="240" w:before="240" w:lineRule="auto"/>
+        <w:spacing w:after="240" w:before="240" w:line="276" w:lineRule="auto"/>
         <w:rPr>
           <w:rFonts w:ascii="Times New Roman" w:cs="Times New Roman" w:eastAsia="Times New Roman" w:hAnsi="Times New Roman"/>
           <w:sz w:val="28"/>
@@ -3991,7 +4118,7 @@
     </w:p>
     <w:p>
       <w:pPr>
-        <w:spacing w:after="240" w:before="240" w:lineRule="auto"/>
+        <w:spacing w:after="240" w:before="240" w:line="276" w:lineRule="auto"/>
         <w:rPr>
           <w:rFonts w:ascii="Times New Roman" w:cs="Times New Roman" w:eastAsia="Times New Roman" w:hAnsi="Times New Roman"/>
           <w:sz w:val="28"/>
@@ -4010,7 +4137,7 @@
     </w:p>
     <w:p>
       <w:pPr>
-        <w:spacing w:after="240" w:before="240" w:lineRule="auto"/>
+        <w:spacing w:after="240" w:before="240" w:line="276" w:lineRule="auto"/>
         <w:rPr>
           <w:rFonts w:ascii="Times New Roman" w:cs="Times New Roman" w:eastAsia="Times New Roman" w:hAnsi="Times New Roman"/>
           <w:sz w:val="28"/>
@@ -4029,7 +4156,7 @@
     </w:p>
     <w:p>
       <w:pPr>
-        <w:spacing w:after="240" w:before="240" w:lineRule="auto"/>
+        <w:spacing w:after="240" w:before="240" w:line="276" w:lineRule="auto"/>
         <w:rPr>
           <w:rFonts w:ascii="Times New Roman" w:cs="Times New Roman" w:eastAsia="Times New Roman" w:hAnsi="Times New Roman"/>
           <w:sz w:val="28"/>
@@ -4051,7 +4178,7 @@
         <w:pStyle w:val="Heading1"/>
         <w:keepNext w:val="0"/>
         <w:keepLines w:val="0"/>
-        <w:spacing w:after="80" w:before="360" w:lineRule="auto"/>
+        <w:spacing w:after="80" w:before="360" w:line="276" w:lineRule="auto"/>
         <w:rPr/>
       </w:pPr>
       <w:bookmarkStart w:colFirst="0" w:colLast="0" w:name="_heading=h.xek24q3ex716" w:id="21"/>
@@ -4065,7 +4192,7 @@
     </w:p>
     <w:p>
       <w:pPr>
-        <w:spacing w:after="240" w:before="240" w:lineRule="auto"/>
+        <w:spacing w:after="240" w:before="240" w:line="276" w:lineRule="auto"/>
         <w:rPr>
           <w:rFonts w:ascii="Times New Roman" w:cs="Times New Roman" w:eastAsia="Times New Roman" w:hAnsi="Times New Roman"/>
           <w:sz w:val="28"/>
@@ -4084,7 +4211,7 @@
     </w:p>
     <w:p>
       <w:pPr>
-        <w:spacing w:after="240" w:before="240" w:lineRule="auto"/>
+        <w:spacing w:after="240" w:before="240" w:line="276" w:lineRule="auto"/>
         <w:rPr>
           <w:rFonts w:ascii="Times New Roman" w:cs="Times New Roman" w:eastAsia="Times New Roman" w:hAnsi="Times New Roman"/>
           <w:sz w:val="28"/>
@@ -4103,7 +4230,7 @@
     </w:p>
     <w:p>
       <w:pPr>
-        <w:spacing w:after="240" w:before="240" w:lineRule="auto"/>
+        <w:spacing w:after="240" w:before="240" w:line="276" w:lineRule="auto"/>
         <w:rPr>
           <w:rFonts w:ascii="Times New Roman" w:cs="Times New Roman" w:eastAsia="Times New Roman" w:hAnsi="Times New Roman"/>
           <w:sz w:val="28"/>
@@ -4125,7 +4252,7 @@
         <w:pStyle w:val="Heading1"/>
         <w:keepNext w:val="0"/>
         <w:keepLines w:val="0"/>
-        <w:spacing w:after="80" w:before="360" w:lineRule="auto"/>
+        <w:spacing w:after="80" w:before="360" w:line="276" w:lineRule="auto"/>
         <w:rPr/>
       </w:pPr>
       <w:bookmarkStart w:colFirst="0" w:colLast="0" w:name="_heading=h.3wnknnvj7jfp" w:id="22"/>
@@ -4139,22 +4266,22 @@
     </w:p>
     <w:p>
       <w:pPr>
-        <w:spacing w:after="240" w:before="240" w:lineRule="auto"/>
-        <w:rPr>
-          <w:rFonts w:ascii="Times New Roman" w:cs="Times New Roman" w:eastAsia="Times New Roman" w:hAnsi="Times New Roman"/>
-          <w:sz w:val="28"/>
-          <w:szCs w:val="28"/>
-        </w:rPr>
-      </w:pPr>
-      <w:r>
-        <w:rPr>
-          <w:rtl w:val="0"/>
-        </w:rPr>
-      </w:r>
-    </w:p>
-    <w:p>
-      <w:pPr>
-        <w:spacing w:after="240" w:before="240" w:lineRule="auto"/>
+        <w:spacing w:after="240" w:before="240" w:line="276" w:lineRule="auto"/>
+        <w:rPr>
+          <w:rFonts w:ascii="Times New Roman" w:cs="Times New Roman" w:eastAsia="Times New Roman" w:hAnsi="Times New Roman"/>
+          <w:sz w:val="28"/>
+          <w:szCs w:val="28"/>
+        </w:rPr>
+      </w:pPr>
+      <w:r>
+        <w:rPr>
+          <w:rtl w:val="0"/>
+        </w:rPr>
+      </w:r>
+    </w:p>
+    <w:p>
+      <w:pPr>
+        <w:spacing w:after="240" w:before="240" w:line="276" w:lineRule="auto"/>
         <w:rPr>
           <w:rFonts w:ascii="Times New Roman" w:cs="Times New Roman" w:eastAsia="Times New Roman" w:hAnsi="Times New Roman"/>
           <w:sz w:val="28"/>
@@ -4174,7 +4301,7 @@
     <w:p>
       <w:pPr>
         <w:pStyle w:val="Heading1"/>
-        <w:spacing w:after="240" w:lineRule="auto"/>
+        <w:spacing w:after="240" w:line="276" w:lineRule="auto"/>
         <w:rPr/>
       </w:pPr>
       <w:bookmarkStart w:colFirst="0" w:colLast="0" w:name="_heading=h.d1udd8qsz06r" w:id="23"/>
@@ -4194,16 +4321,20 @@
     </w:p>
     <w:p>
       <w:pPr>
-        <w:spacing w:after="240" w:before="240" w:lineRule="auto"/>
-        <w:rPr>
-          <w:rFonts w:ascii="Times New Roman" w:cs="Times New Roman" w:eastAsia="Times New Roman" w:hAnsi="Times New Roman"/>
-          <w:sz w:val="28"/>
-          <w:szCs w:val="28"/>
-        </w:rPr>
-      </w:pPr>
-      <w:r>
-        <w:rPr>
-          <w:rFonts w:ascii="Times New Roman" w:cs="Times New Roman" w:eastAsia="Times New Roman" w:hAnsi="Times New Roman"/>
+        <w:spacing w:after="240" w:before="240" w:line="276" w:lineRule="auto"/>
+        <w:rPr>
+          <w:rFonts w:ascii="Times New Roman" w:cs="Times New Roman" w:eastAsia="Times New Roman" w:hAnsi="Times New Roman"/>
+          <w:b w:val="1"/>
+          <w:bCs w:val="1"/>
+          <w:sz w:val="28"/>
+          <w:szCs w:val="28"/>
+        </w:rPr>
+      </w:pPr>
+      <w:r>
+        <w:rPr>
+          <w:rFonts w:ascii="Times New Roman" w:cs="Times New Roman" w:eastAsia="Times New Roman" w:hAnsi="Times New Roman"/>
+          <w:b w:val="1"/>
+          <w:bCs w:val="1"/>
           <w:sz w:val="28"/>
           <w:szCs w:val="28"/>
           <w:rtl w:val="0"/>
@@ -4213,7 +4344,7 @@
     </w:p>
     <w:p>
       <w:pPr>
-        <w:spacing w:after="240" w:before="240" w:lineRule="auto"/>
+        <w:spacing w:after="240" w:before="240" w:line="276" w:lineRule="auto"/>
         <w:rPr>
           <w:rFonts w:ascii="Times New Roman" w:cs="Times New Roman" w:eastAsia="Times New Roman" w:hAnsi="Times New Roman"/>
           <w:sz w:val="28"/>
@@ -4232,7 +4363,7 @@
     </w:p>
     <w:p>
       <w:pPr>
-        <w:spacing w:after="240" w:before="240" w:lineRule="auto"/>
+        <w:spacing w:after="240" w:before="240" w:line="276" w:lineRule="auto"/>
         <w:rPr>
           <w:rFonts w:ascii="Times New Roman" w:cs="Times New Roman" w:eastAsia="Times New Roman" w:hAnsi="Times New Roman"/>
           <w:sz w:val="28"/>
@@ -4251,111 +4382,176 @@
     </w:p>
     <w:p>
       <w:pPr>
-        <w:spacing w:after="240" w:before="240" w:lineRule="auto"/>
-        <w:rPr>
-          <w:rFonts w:ascii="Times New Roman" w:cs="Times New Roman" w:eastAsia="Times New Roman" w:hAnsi="Times New Roman"/>
-          <w:sz w:val="28"/>
-          <w:szCs w:val="28"/>
-        </w:rPr>
-      </w:pPr>
-      <w:r>
-        <w:rPr>
-          <w:rFonts w:ascii="Times New Roman" w:cs="Times New Roman" w:eastAsia="Times New Roman" w:hAnsi="Times New Roman"/>
-          <w:sz w:val="28"/>
-          <w:szCs w:val="28"/>
-          <w:rtl w:val="0"/>
-        </w:rPr>
-        <w:t xml:space="preserve">Вход в системата и управление на сесии</w:t>
-      </w:r>
-    </w:p>
-    <w:p>
-      <w:pPr>
-        <w:spacing w:after="240" w:before="240" w:lineRule="auto"/>
-        <w:rPr>
-          <w:rFonts w:ascii="Times New Roman" w:cs="Times New Roman" w:eastAsia="Times New Roman" w:hAnsi="Times New Roman"/>
-          <w:sz w:val="28"/>
-          <w:szCs w:val="28"/>
-        </w:rPr>
-      </w:pPr>
-      <w:r>
-        <w:rPr>
-          <w:rFonts w:ascii="Times New Roman" w:cs="Times New Roman" w:eastAsia="Times New Roman" w:hAnsi="Times New Roman"/>
-          <w:sz w:val="28"/>
-          <w:szCs w:val="28"/>
-          <w:rtl w:val="0"/>
-        </w:rPr>
-        <w:t xml:space="preserve">Системата за автентикация е реализирана чрез ASP.NET Core Identity - сигурна и доказана рамка за управление на потребителски идентичности. При вход потребителят предоставя електронна поща и парола. Системата верифицира предоставените данни чрез сравнение с хеширания запис в базата данни. При успешна автентикация се генерира криптографски подписан JWT (JSON Web Token) или бисквитка (cookie) за управление на сесията.</w:t>
-      </w:r>
-    </w:p>
-    <w:p>
-      <w:pPr>
-        <w:spacing w:after="240" w:before="240" w:lineRule="auto"/>
-        <w:rPr>
-          <w:rFonts w:ascii="Times New Roman" w:cs="Times New Roman" w:eastAsia="Times New Roman" w:hAnsi="Times New Roman"/>
-          <w:sz w:val="28"/>
-          <w:szCs w:val="28"/>
-        </w:rPr>
-      </w:pPr>
-      <w:r>
-        <w:rPr>
-          <w:rFonts w:ascii="Times New Roman" w:cs="Times New Roman" w:eastAsia="Times New Roman" w:hAnsi="Times New Roman"/>
-          <w:sz w:val="28"/>
-          <w:szCs w:val="28"/>
-          <w:rtl w:val="0"/>
-        </w:rPr>
-        <w:t xml:space="preserve">Системата поддържа опция за „Запомни ме", която удължава времето на валидност на сесията. При неуспешен опит за вход след определен брой последователни неуспеха акаунтът временно се заключва, което осигурява защита срещу атаки от тип „brute-force". Функционалността за забравена парола позволява нулиране на паролата чрез линк, изпратен на регистрираната електронна поща.</w:t>
-      </w:r>
-    </w:p>
-    <w:p>
-      <w:pPr>
-        <w:spacing w:after="240" w:before="240" w:lineRule="auto"/>
-        <w:rPr>
-          <w:rFonts w:ascii="Times New Roman" w:cs="Times New Roman" w:eastAsia="Times New Roman" w:hAnsi="Times New Roman"/>
-          <w:sz w:val="28"/>
-          <w:szCs w:val="28"/>
-        </w:rPr>
-      </w:pPr>
-      <w:r>
-        <w:rPr>
-          <w:rFonts w:ascii="Times New Roman" w:cs="Times New Roman" w:eastAsia="Times New Roman" w:hAnsi="Times New Roman"/>
-          <w:sz w:val="28"/>
-          <w:szCs w:val="28"/>
-          <w:rtl w:val="0"/>
-        </w:rPr>
-        <w:t xml:space="preserve">Управление на потребителски профил</w:t>
-      </w:r>
-    </w:p>
-    <w:p>
-      <w:pPr>
-        <w:spacing w:after="240" w:before="240" w:lineRule="auto"/>
-        <w:rPr>
-          <w:rFonts w:ascii="Times New Roman" w:cs="Times New Roman" w:eastAsia="Times New Roman" w:hAnsi="Times New Roman"/>
-          <w:sz w:val="28"/>
-          <w:szCs w:val="28"/>
-        </w:rPr>
-      </w:pPr>
-      <w:r>
-        <w:rPr>
-          <w:rFonts w:ascii="Times New Roman" w:cs="Times New Roman" w:eastAsia="Times New Roman" w:hAnsi="Times New Roman"/>
-          <w:sz w:val="28"/>
-          <w:szCs w:val="28"/>
-          <w:rtl w:val="0"/>
-        </w:rPr>
-        <w:t xml:space="preserve">Всеки регистриран потребител разполага с персонален профил, съдържащ основна информация: имена, електронна поща, снимка на профила, кратка биография и контактни данни. Потребителите могат да редактират своя профил по всяко време. Специалистите разполагат с разширен профил, включващ информация за специалност, квалификации, работно място, тарифи и налично работно време.</w:t>
-      </w:r>
-    </w:p>
-    <w:p>
-      <w:pPr>
-        <w:spacing w:after="240" w:before="240" w:lineRule="auto"/>
-        <w:rPr>
-          <w:rFonts w:ascii="Times New Roman" w:cs="Times New Roman" w:eastAsia="Times New Roman" w:hAnsi="Times New Roman"/>
-          <w:sz w:val="28"/>
-          <w:szCs w:val="28"/>
-        </w:rPr>
-      </w:pPr>
-      <w:r>
-        <w:rPr>
-          <w:rFonts w:ascii="Times New Roman" w:cs="Times New Roman" w:eastAsia="Times New Roman" w:hAnsi="Times New Roman"/>
+        <w:spacing w:after="240" w:before="240" w:line="276" w:lineRule="auto"/>
+        <w:rPr>
+          <w:rFonts w:ascii="Times New Roman" w:cs="Times New Roman" w:eastAsia="Times New Roman" w:hAnsi="Times New Roman"/>
+          <w:b w:val="1"/>
+          <w:bCs w:val="1"/>
+          <w:sz w:val="28"/>
+          <w:szCs w:val="28"/>
+        </w:rPr>
+      </w:pPr>
+      <w:r>
+        <w:rPr>
+          <w:rFonts w:ascii="Times New Roman" w:cs="Times New Roman" w:eastAsia="Times New Roman" w:hAnsi="Times New Roman"/>
+          <w:b w:val="1"/>
+          <w:bCs w:val="1"/>
+          <w:sz w:val="28"/>
+          <w:szCs w:val="28"/>
+          <w:rtl w:val="0"/>
+        </w:rPr>
+        <w:t xml:space="preserve">Вход в системата</w:t>
+      </w:r>
+    </w:p>
+    <w:p>
+      <w:pPr>
+        <w:spacing w:after="240" w:before="240" w:line="276" w:lineRule="auto"/>
+        <w:rPr>
+          <w:rFonts w:ascii="Times New Roman" w:cs="Times New Roman" w:eastAsia="Times New Roman" w:hAnsi="Times New Roman"/>
+          <w:sz w:val="28"/>
+          <w:szCs w:val="28"/>
+        </w:rPr>
+      </w:pPr>
+      <w:r>
+        <w:rPr>
+          <w:rFonts w:ascii="Times New Roman" w:cs="Times New Roman" w:eastAsia="Times New Roman" w:hAnsi="Times New Roman"/>
+          <w:sz w:val="28"/>
+          <w:szCs w:val="28"/>
+          <w:rtl w:val="0"/>
+        </w:rPr>
+        <w:t xml:space="preserve">Системата за автентикация е реализирана чрез ASP.NET Core Identity – утвърдена и сигурна рамка за управление на потребителски идентичности. При вход в системата потребителят предоставя електронна поща и парола, които се обработват от сървъра. Паролата не се съхранява в чист вид, а се хешира чрез защитен алгоритъм, като при автентикация въведената стойност се сравнява със съответния хеш, записан в базата данни.</w:t>
+      </w:r>
+    </w:p>
+    <w:p>
+      <w:pPr>
+        <w:spacing w:after="240" w:before="240" w:line="276" w:lineRule="auto"/>
+        <w:rPr>
+          <w:rFonts w:ascii="Times New Roman" w:cs="Times New Roman" w:eastAsia="Times New Roman" w:hAnsi="Times New Roman"/>
+          <w:sz w:val="28"/>
+          <w:szCs w:val="28"/>
+        </w:rPr>
+      </w:pPr>
+      <w:r>
+        <w:rPr>
+          <w:rFonts w:ascii="Times New Roman" w:cs="Times New Roman" w:eastAsia="Times New Roman" w:hAnsi="Times New Roman"/>
+          <w:sz w:val="28"/>
+          <w:szCs w:val="28"/>
+          <w:rtl w:val="0"/>
+        </w:rPr>
+        <w:t xml:space="preserve">След успешна автентикация системата създава удостоверителен контекст за потребителя. В зависимост от конфигурацията на приложението това може да бъде реализирано чрез криптографски подписан JSON Web Token (JWT) или чрез защитена HTTP бисквитка (cookie), която се използва за управление на сесията.</w:t>
+      </w:r>
+    </w:p>
+    <w:p>
+      <w:pPr>
+        <w:spacing w:after="240" w:before="240" w:line="276" w:lineRule="auto"/>
+        <w:rPr>
+          <w:rFonts w:ascii="Times New Roman" w:cs="Times New Roman" w:eastAsia="Times New Roman" w:hAnsi="Times New Roman"/>
+          <w:sz w:val="28"/>
+          <w:szCs w:val="28"/>
+        </w:rPr>
+      </w:pPr>
+      <w:r>
+        <w:rPr>
+          <w:rFonts w:ascii="Times New Roman" w:cs="Times New Roman" w:eastAsia="Times New Roman" w:hAnsi="Times New Roman"/>
+          <w:sz w:val="28"/>
+          <w:szCs w:val="28"/>
+          <w:rtl w:val="0"/>
+        </w:rPr>
+        <w:t xml:space="preserve">ASP.NET Core Identity предоставя допълнителни механизми за сигурност, включително:</w:t>
+      </w:r>
+    </w:p>
+    <w:p>
+      <w:pPr>
+        <w:spacing w:after="240" w:before="240" w:line="276" w:lineRule="auto"/>
+        <w:rPr>
+          <w:rFonts w:ascii="Times New Roman" w:cs="Times New Roman" w:eastAsia="Times New Roman" w:hAnsi="Times New Roman"/>
+          <w:sz w:val="28"/>
+          <w:szCs w:val="28"/>
+        </w:rPr>
+      </w:pPr>
+      <w:r>
+        <w:rPr>
+          <w:rFonts w:ascii="Times New Roman" w:cs="Times New Roman" w:eastAsia="Times New Roman" w:hAnsi="Times New Roman"/>
+          <w:sz w:val="28"/>
+          <w:szCs w:val="28"/>
+          <w:rtl w:val="0"/>
+        </w:rPr>
+        <w:t xml:space="preserve">защита срещу brute-force атаки чрез заключване на акаунти при многократни неуспешни опити за вход;</w:t>
+      </w:r>
+    </w:p>
+    <w:p>
+      <w:pPr>
+        <w:spacing w:after="240" w:before="240" w:line="276" w:lineRule="auto"/>
+        <w:rPr>
+          <w:rFonts w:ascii="Times New Roman" w:cs="Times New Roman" w:eastAsia="Times New Roman" w:hAnsi="Times New Roman"/>
+          <w:sz w:val="28"/>
+          <w:szCs w:val="28"/>
+        </w:rPr>
+      </w:pPr>
+      <w:r>
+        <w:rPr>
+          <w:rFonts w:ascii="Times New Roman" w:cs="Times New Roman" w:eastAsia="Times New Roman" w:hAnsi="Times New Roman"/>
+          <w:sz w:val="28"/>
+          <w:szCs w:val="28"/>
+          <w:rtl w:val="0"/>
+        </w:rPr>
+        <w:t xml:space="preserve">поддръжка на двуфакторна автентикация (2FA); </w:t>
+      </w:r>
+    </w:p>
+    <w:p>
+      <w:pPr>
+        <w:spacing w:after="240" w:before="240" w:line="276" w:lineRule="auto"/>
+        <w:rPr>
+          <w:rFonts w:ascii="Times New Roman" w:cs="Times New Roman" w:eastAsia="Times New Roman" w:hAnsi="Times New Roman"/>
+          <w:sz w:val="28"/>
+          <w:szCs w:val="28"/>
+        </w:rPr>
+      </w:pPr>
+      <w:r>
+        <w:rPr>
+          <w:rFonts w:ascii="Times New Roman" w:cs="Times New Roman" w:eastAsia="Times New Roman" w:hAnsi="Times New Roman"/>
+          <w:sz w:val="28"/>
+          <w:szCs w:val="28"/>
+          <w:rtl w:val="0"/>
+        </w:rPr>
+        <w:t xml:space="preserve">управление на роли и права за достъп; защита срещу CSRF атаки при използване на бисквитки.</w:t>
+      </w:r>
+    </w:p>
+    <w:p>
+      <w:pPr>
+        <w:spacing w:after="240" w:before="240" w:line="276" w:lineRule="auto"/>
+        <w:rPr>
+          <w:rFonts w:ascii="Times New Roman" w:cs="Times New Roman" w:eastAsia="Times New Roman" w:hAnsi="Times New Roman"/>
+          <w:sz w:val="28"/>
+          <w:szCs w:val="28"/>
+        </w:rPr>
+      </w:pPr>
+      <w:r>
+        <w:rPr>
+          <w:rFonts w:ascii="Times New Roman" w:cs="Times New Roman" w:eastAsia="Times New Roman" w:hAnsi="Times New Roman"/>
+          <w:sz w:val="28"/>
+          <w:szCs w:val="28"/>
+          <w:rtl w:val="0"/>
+        </w:rPr>
+        <w:t xml:space="preserve">Тези механизми гарантират високо ниво на сигурност и надеждност при достъпа до системата.</w:t>
+      </w:r>
+    </w:p>
+    <w:p>
+      <w:pPr>
+        <w:spacing w:after="240" w:before="240" w:line="276" w:lineRule="auto"/>
+        <w:rPr>
+          <w:rFonts w:ascii="Times New Roman" w:cs="Times New Roman" w:eastAsia="Times New Roman" w:hAnsi="Times New Roman"/>
+          <w:b w:val="1"/>
+          <w:bCs w:val="1"/>
+          <w:sz w:val="28"/>
+          <w:szCs w:val="28"/>
+        </w:rPr>
+      </w:pPr>
+      <w:r>
+        <w:rPr>
+          <w:rFonts w:ascii="Times New Roman" w:cs="Times New Roman" w:eastAsia="Times New Roman" w:hAnsi="Times New Roman"/>
+          <w:b w:val="1"/>
+          <w:bCs w:val="1"/>
           <w:sz w:val="28"/>
           <w:szCs w:val="28"/>
           <w:rtl w:val="0"/>
@@ -4365,7 +4561,7 @@
     </w:p>
     <w:p>
       <w:pPr>
-        <w:spacing w:after="240" w:before="240" w:lineRule="auto"/>
+        <w:spacing w:after="240" w:before="240" w:line="276" w:lineRule="auto"/>
         <w:rPr>
           <w:rFonts w:ascii="Times New Roman" w:cs="Times New Roman" w:eastAsia="Times New Roman" w:hAnsi="Times New Roman"/>
           <w:sz w:val="28"/>
@@ -4384,7 +4580,7 @@
     </w:p>
     <w:p>
       <w:pPr>
-        <w:spacing w:after="240" w:before="240" w:lineRule="auto"/>
+        <w:spacing w:after="240" w:before="240" w:line="276" w:lineRule="auto"/>
         <w:rPr>
           <w:rFonts w:ascii="Times New Roman" w:cs="Times New Roman" w:eastAsia="Times New Roman" w:hAnsi="Times New Roman"/>
           <w:sz w:val="28"/>
@@ -4403,16 +4599,20 @@
     </w:p>
     <w:p>
       <w:pPr>
-        <w:spacing w:after="240" w:before="240" w:lineRule="auto"/>
-        <w:rPr>
-          <w:rFonts w:ascii="Times New Roman" w:cs="Times New Roman" w:eastAsia="Times New Roman" w:hAnsi="Times New Roman"/>
-          <w:sz w:val="28"/>
-          <w:szCs w:val="28"/>
-        </w:rPr>
-      </w:pPr>
-      <w:r>
-        <w:rPr>
-          <w:rFonts w:ascii="Times New Roman" w:cs="Times New Roman" w:eastAsia="Times New Roman" w:hAnsi="Times New Roman"/>
+        <w:spacing w:after="240" w:before="240" w:line="276" w:lineRule="auto"/>
+        <w:rPr>
+          <w:rFonts w:ascii="Times New Roman" w:cs="Times New Roman" w:eastAsia="Times New Roman" w:hAnsi="Times New Roman"/>
+          <w:b w:val="1"/>
+          <w:bCs w:val="1"/>
+          <w:sz w:val="28"/>
+          <w:szCs w:val="28"/>
+        </w:rPr>
+      </w:pPr>
+      <w:r>
+        <w:rPr>
+          <w:rFonts w:ascii="Times New Roman" w:cs="Times New Roman" w:eastAsia="Times New Roman" w:hAnsi="Times New Roman"/>
+          <w:b w:val="1"/>
+          <w:bCs w:val="1"/>
           <w:sz w:val="28"/>
           <w:szCs w:val="28"/>
           <w:rtl w:val="0"/>
@@ -4422,7 +4622,7 @@
     </w:p>
     <w:p>
       <w:pPr>
-        <w:spacing w:after="240" w:before="240" w:lineRule="auto"/>
+        <w:spacing w:after="240" w:before="240" w:line="276" w:lineRule="auto"/>
         <w:rPr>
           <w:rFonts w:ascii="Times New Roman" w:cs="Times New Roman" w:eastAsia="Times New Roman" w:hAnsi="Times New Roman"/>
           <w:sz w:val="28"/>
@@ -4441,7 +4641,7 @@
     </w:p>
     <w:p>
       <w:pPr>
-        <w:spacing w:after="240" w:before="240" w:lineRule="auto"/>
+        <w:spacing w:after="240" w:before="240" w:line="276" w:lineRule="auto"/>
         <w:rPr>
           <w:rFonts w:ascii="Times New Roman" w:cs="Times New Roman" w:eastAsia="Times New Roman" w:hAnsi="Times New Roman"/>
           <w:sz w:val="28"/>
@@ -4460,16 +4660,20 @@
     </w:p>
     <w:p>
       <w:pPr>
-        <w:spacing w:after="240" w:before="240" w:lineRule="auto"/>
-        <w:rPr>
-          <w:rFonts w:ascii="Times New Roman" w:cs="Times New Roman" w:eastAsia="Times New Roman" w:hAnsi="Times New Roman"/>
-          <w:sz w:val="28"/>
-          <w:szCs w:val="28"/>
-        </w:rPr>
-      </w:pPr>
-      <w:r>
-        <w:rPr>
-          <w:rFonts w:ascii="Times New Roman" w:cs="Times New Roman" w:eastAsia="Times New Roman" w:hAnsi="Times New Roman"/>
+        <w:spacing w:after="240" w:before="240" w:line="276" w:lineRule="auto"/>
+        <w:rPr>
+          <w:rFonts w:ascii="Times New Roman" w:cs="Times New Roman" w:eastAsia="Times New Roman" w:hAnsi="Times New Roman"/>
+          <w:b w:val="1"/>
+          <w:bCs w:val="1"/>
+          <w:sz w:val="28"/>
+          <w:szCs w:val="28"/>
+        </w:rPr>
+      </w:pPr>
+      <w:r>
+        <w:rPr>
+          <w:rFonts w:ascii="Times New Roman" w:cs="Times New Roman" w:eastAsia="Times New Roman" w:hAnsi="Times New Roman"/>
+          <w:b w:val="1"/>
+          <w:bCs w:val="1"/>
           <w:sz w:val="28"/>
           <w:szCs w:val="28"/>
           <w:rtl w:val="0"/>
@@ -4479,7 +4683,7 @@
     </w:p>
     <w:p>
       <w:pPr>
-        <w:spacing w:after="240" w:before="240" w:lineRule="auto"/>
+        <w:spacing w:after="240" w:before="240" w:line="276" w:lineRule="auto"/>
         <w:rPr>
           <w:rFonts w:ascii="Times New Roman" w:cs="Times New Roman" w:eastAsia="Times New Roman" w:hAnsi="Times New Roman"/>
           <w:sz w:val="28"/>
@@ -4498,7 +4702,7 @@
     </w:p>
     <w:p>
       <w:pPr>
-        <w:spacing w:after="240" w:before="240" w:lineRule="auto"/>
+        <w:spacing w:after="240" w:before="240" w:line="276" w:lineRule="auto"/>
         <w:rPr>
           <w:rFonts w:ascii="Times New Roman" w:cs="Times New Roman" w:eastAsia="Times New Roman" w:hAnsi="Times New Roman"/>
           <w:sz w:val="28"/>
@@ -4517,16 +4721,20 @@
     </w:p>
     <w:p>
       <w:pPr>
-        <w:spacing w:after="240" w:before="240" w:lineRule="auto"/>
-        <w:rPr>
-          <w:rFonts w:ascii="Times New Roman" w:cs="Times New Roman" w:eastAsia="Times New Roman" w:hAnsi="Times New Roman"/>
-          <w:sz w:val="28"/>
-          <w:szCs w:val="28"/>
-        </w:rPr>
-      </w:pPr>
-      <w:r>
-        <w:rPr>
-          <w:rFonts w:ascii="Times New Roman" w:cs="Times New Roman" w:eastAsia="Times New Roman" w:hAnsi="Times New Roman"/>
+        <w:spacing w:after="240" w:before="240" w:line="276" w:lineRule="auto"/>
+        <w:rPr>
+          <w:rFonts w:ascii="Times New Roman" w:cs="Times New Roman" w:eastAsia="Times New Roman" w:hAnsi="Times New Roman"/>
+          <w:b w:val="1"/>
+          <w:bCs w:val="1"/>
+          <w:sz w:val="28"/>
+          <w:szCs w:val="28"/>
+        </w:rPr>
+      </w:pPr>
+      <w:r>
+        <w:rPr>
+          <w:rFonts w:ascii="Times New Roman" w:cs="Times New Roman" w:eastAsia="Times New Roman" w:hAnsi="Times New Roman"/>
+          <w:b w:val="1"/>
+          <w:bCs w:val="1"/>
           <w:sz w:val="28"/>
           <w:szCs w:val="28"/>
           <w:rtl w:val="0"/>
@@ -4536,54 +4744,77 @@
     </w:p>
     <w:p>
       <w:pPr>
-        <w:spacing w:after="240" w:before="240" w:lineRule="auto"/>
-        <w:rPr>
-          <w:rFonts w:ascii="Times New Roman" w:cs="Times New Roman" w:eastAsia="Times New Roman" w:hAnsi="Times New Roman"/>
-          <w:sz w:val="28"/>
-          <w:szCs w:val="28"/>
-        </w:rPr>
-      </w:pPr>
-      <w:r>
-        <w:rPr>
-          <w:rFonts w:ascii="Times New Roman" w:cs="Times New Roman" w:eastAsia="Times New Roman" w:hAnsi="Times New Roman"/>
-          <w:sz w:val="28"/>
-          <w:szCs w:val="28"/>
-          <w:rtl w:val="0"/>
-        </w:rPr>
-        <w:t xml:space="preserve">Модулът MoodTracker позволява на потребителите да записват ежедневно своето настроение по предварително дефинирана скала (например от 1 до 5 или 1 до 10) и да добавят кратко описание на текущото си емоционално състояние. Системата визуализира историята на настроенията под формата на интерактивна графика, позволявайки идентифициране на тенденции и патерни в емоционалното благополучие.</w:t>
-      </w:r>
-    </w:p>
-    <w:p>
-      <w:pPr>
-        <w:spacing w:after="240" w:before="240" w:lineRule="auto"/>
-        <w:rPr>
-          <w:rFonts w:ascii="Times New Roman" w:cs="Times New Roman" w:eastAsia="Times New Roman" w:hAnsi="Times New Roman"/>
-          <w:sz w:val="28"/>
-          <w:szCs w:val="28"/>
-        </w:rPr>
-      </w:pPr>
-      <w:r>
-        <w:rPr>
-          <w:rFonts w:ascii="Times New Roman" w:cs="Times New Roman" w:eastAsia="Times New Roman" w:hAnsi="Times New Roman"/>
-          <w:sz w:val="28"/>
-          <w:szCs w:val="28"/>
-          <w:rtl w:val="0"/>
-        </w:rPr>
-        <w:t xml:space="preserve">Данните от MoodTracker имат двойна функция - те служат за самоанализ на потребителя и могат да бъдат споделени с терапевта като ценен диагностичен инструмент. Системата изпраща напомняния за попълване на дневника на настроението, насърчавайки последователното самонаблюдение.</w:t>
-      </w:r>
-    </w:p>
-    <w:p>
-      <w:pPr>
-        <w:spacing w:after="240" w:before="240" w:lineRule="auto"/>
-        <w:rPr>
-          <w:rFonts w:ascii="Times New Roman" w:cs="Times New Roman" w:eastAsia="Times New Roman" w:hAnsi="Times New Roman"/>
-          <w:sz w:val="28"/>
-          <w:szCs w:val="28"/>
-        </w:rPr>
-      </w:pPr>
-      <w:r>
-        <w:rPr>
-          <w:rFonts w:ascii="Times New Roman" w:cs="Times New Roman" w:eastAsia="Times New Roman" w:hAnsi="Times New Roman"/>
+        <w:spacing w:after="240" w:before="240" w:line="276" w:lineRule="auto"/>
+        <w:rPr>
+          <w:rFonts w:ascii="Times New Roman" w:cs="Times New Roman" w:eastAsia="Times New Roman" w:hAnsi="Times New Roman"/>
+          <w:sz w:val="28"/>
+          <w:szCs w:val="28"/>
+        </w:rPr>
+      </w:pPr>
+      <w:r>
+        <w:rPr>
+          <w:rFonts w:ascii="Times New Roman" w:cs="Times New Roman" w:eastAsia="Times New Roman" w:hAnsi="Times New Roman"/>
+          <w:sz w:val="28"/>
+          <w:szCs w:val="28"/>
+          <w:rtl w:val="0"/>
+        </w:rPr>
+        <w:t xml:space="preserve">Модулът за проследяване на настроение е реализиран в началната страница на приложението и предоставя бърз и интуитивен начин за регистриране на текущото емоционално състояние на потребителя. Интерфейсът предлага три основни избора („Great“, „Okay“, „Not great“), представени чрез визуални елементи и емотикони.</w:t>
+      </w:r>
+    </w:p>
+    <w:p>
+      <w:pPr>
+        <w:spacing w:after="240" w:before="240" w:line="276" w:lineRule="auto"/>
+        <w:rPr>
+          <w:rFonts w:ascii="Times New Roman" w:cs="Times New Roman" w:eastAsia="Times New Roman" w:hAnsi="Times New Roman"/>
+          <w:sz w:val="28"/>
+          <w:szCs w:val="28"/>
+        </w:rPr>
+      </w:pPr>
+      <w:r>
+        <w:rPr>
+          <w:rFonts w:ascii="Times New Roman" w:cs="Times New Roman" w:eastAsia="Times New Roman" w:hAnsi="Times New Roman"/>
+          <w:sz w:val="28"/>
+          <w:szCs w:val="28"/>
+          <w:rtl w:val="0"/>
+        </w:rPr>
+        <w:t xml:space="preserve">При избор от страна на регистриран потребител данните се изпращат към сървъра и се съхраняват в базата данни. За нерегистрирани потребители информацията се записва временно чрез бисквитка (cookie), което позволява запазване на състоянието за ограничен период от време.</w:t>
+      </w:r>
+    </w:p>
+    <w:p>
+      <w:pPr>
+        <w:spacing w:after="240" w:before="240" w:line="276" w:lineRule="auto"/>
+        <w:rPr>
+          <w:rFonts w:ascii="Times New Roman" w:cs="Times New Roman" w:eastAsia="Times New Roman" w:hAnsi="Times New Roman"/>
+          <w:sz w:val="28"/>
+          <w:szCs w:val="28"/>
+        </w:rPr>
+      </w:pPr>
+      <w:r>
+        <w:rPr>
+          <w:rFonts w:ascii="Times New Roman" w:cs="Times New Roman" w:eastAsia="Times New Roman" w:hAnsi="Times New Roman"/>
+          <w:sz w:val="28"/>
+          <w:szCs w:val="28"/>
+          <w:rtl w:val="0"/>
+        </w:rPr>
+        <w:t xml:space="preserve">След избор системата визуализира обобщен изглед с подходящо съобщение, кратък съвет и бърз достъп до допълнителни функционалности като личния дневник и упражнения за дишане. Модулът е реализиран с цел минимално взаимодействие и бързо ангажиране на потребителя.</w:t>
+      </w:r>
+    </w:p>
+    <w:p>
+      <w:pPr>
+        <w:spacing w:after="240" w:before="240" w:line="276" w:lineRule="auto"/>
+        <w:rPr>
+          <w:rFonts w:ascii="Times New Roman" w:cs="Times New Roman" w:eastAsia="Times New Roman" w:hAnsi="Times New Roman"/>
+          <w:b w:val="1"/>
+          <w:bCs w:val="1"/>
+          <w:sz w:val="28"/>
+          <w:szCs w:val="28"/>
+        </w:rPr>
+      </w:pPr>
+      <w:r>
+        <w:rPr>
+          <w:rFonts w:ascii="Times New Roman" w:cs="Times New Roman" w:eastAsia="Times New Roman" w:hAnsi="Times New Roman"/>
+          <w:b w:val="1"/>
+          <w:bCs w:val="1"/>
           <w:sz w:val="28"/>
           <w:szCs w:val="28"/>
           <w:rtl w:val="0"/>
@@ -4593,7 +4824,7 @@
     </w:p>
     <w:p>
       <w:pPr>
-        <w:spacing w:after="240" w:before="240" w:lineRule="auto"/>
+        <w:spacing w:after="240" w:before="240" w:line="276" w:lineRule="auto"/>
         <w:rPr>
           <w:rFonts w:ascii="Times New Roman" w:cs="Times New Roman" w:eastAsia="Times New Roman" w:hAnsi="Times New Roman"/>
           <w:sz w:val="28"/>
@@ -4612,7 +4843,7 @@
     </w:p>
     <w:p>
       <w:pPr>
-        <w:spacing w:after="240" w:before="240" w:lineRule="auto"/>
+        <w:spacing w:after="240" w:before="240" w:line="276" w:lineRule="auto"/>
         <w:rPr>
           <w:rFonts w:ascii="Times New Roman" w:cs="Times New Roman" w:eastAsia="Times New Roman" w:hAnsi="Times New Roman"/>
           <w:sz w:val="28"/>
@@ -4631,8 +4862,38 @@
     </w:p>
     <w:p>
       <w:pPr>
+        <w:spacing w:after="240" w:before="240" w:line="276" w:lineRule="auto"/>
+        <w:rPr>
+          <w:rFonts w:ascii="Times New Roman" w:cs="Times New Roman" w:eastAsia="Times New Roman" w:hAnsi="Times New Roman"/>
+          <w:sz w:val="28"/>
+          <w:szCs w:val="28"/>
+        </w:rPr>
+      </w:pPr>
+      <w:r>
+        <w:rPr>
+          <w:rtl w:val="0"/>
+        </w:rPr>
+      </w:r>
+    </w:p>
+    <w:p>
+      <w:pPr>
+        <w:spacing w:after="240" w:before="240" w:line="276" w:lineRule="auto"/>
+        <w:rPr>
+          <w:rFonts w:ascii="Times New Roman" w:cs="Times New Roman" w:eastAsia="Times New Roman" w:hAnsi="Times New Roman"/>
+          <w:sz w:val="28"/>
+          <w:szCs w:val="28"/>
+        </w:rPr>
+      </w:pPr>
+      <w:r>
+        <w:rPr>
+          <w:rtl w:val="0"/>
+        </w:rPr>
+      </w:r>
+    </w:p>
+    <w:p>
+      <w:pPr>
         <w:pStyle w:val="Heading1"/>
-        <w:spacing w:after="240" w:before="240" w:lineRule="auto"/>
+        <w:spacing w:after="240" w:before="240" w:line="276" w:lineRule="auto"/>
         <w:rPr/>
       </w:pPr>
       <w:bookmarkStart w:colFirst="0" w:colLast="0" w:name="_heading=h.mji8y2uedg4i" w:id="24"/>
@@ -4652,7 +4913,7 @@
     </w:p>
     <w:p>
       <w:pPr>
-        <w:spacing w:after="240" w:before="240" w:lineRule="auto"/>
+        <w:spacing w:after="240" w:before="240" w:line="276" w:lineRule="auto"/>
         <w:rPr>
           <w:rFonts w:ascii="Times New Roman" w:cs="Times New Roman" w:eastAsia="Times New Roman" w:hAnsi="Times New Roman"/>
           <w:sz w:val="28"/>
@@ -4671,7 +4932,7 @@
     </w:p>
     <w:p>
       <w:pPr>
-        <w:spacing w:after="240" w:before="240" w:lineRule="auto"/>
+        <w:spacing w:after="240" w:before="240" w:line="276" w:lineRule="auto"/>
         <w:rPr>
           <w:rFonts w:ascii="Times New Roman" w:cs="Times New Roman" w:eastAsia="Times New Roman" w:hAnsi="Times New Roman"/>
           <w:sz w:val="28"/>
@@ -4690,7 +4951,7 @@
     </w:p>
     <w:p>
       <w:pPr>
-        <w:spacing w:after="240" w:before="240" w:lineRule="auto"/>
+        <w:spacing w:after="240" w:before="240" w:line="276" w:lineRule="auto"/>
         <w:rPr>
           <w:rFonts w:ascii="Times New Roman" w:cs="Times New Roman" w:eastAsia="Times New Roman" w:hAnsi="Times New Roman"/>
           <w:sz w:val="28"/>
@@ -4709,7 +4970,7 @@
     </w:p>
     <w:p>
       <w:pPr>
-        <w:spacing w:after="240" w:before="240" w:lineRule="auto"/>
+        <w:spacing w:after="240" w:before="240" w:line="276" w:lineRule="auto"/>
         <w:rPr>
           <w:rFonts w:ascii="Times New Roman" w:cs="Times New Roman" w:eastAsia="Times New Roman" w:hAnsi="Times New Roman"/>
           <w:sz w:val="28"/>
@@ -4728,7 +4989,7 @@
     </w:p>
     <w:p>
       <w:pPr>
-        <w:spacing w:after="240" w:before="240" w:lineRule="auto"/>
+        <w:spacing w:after="240" w:before="240" w:line="276" w:lineRule="auto"/>
         <w:rPr>
           <w:rFonts w:ascii="Times New Roman" w:cs="Times New Roman" w:eastAsia="Times New Roman" w:hAnsi="Times New Roman"/>
           <w:sz w:val="28"/>
@@ -4747,7 +5008,7 @@
     </w:p>
     <w:p>
       <w:pPr>
-        <w:spacing w:after="240" w:before="240" w:lineRule="auto"/>
+        <w:spacing w:after="240" w:before="240" w:line="276" w:lineRule="auto"/>
         <w:rPr>
           <w:rFonts w:ascii="Times New Roman" w:cs="Times New Roman" w:eastAsia="Times New Roman" w:hAnsi="Times New Roman"/>
           <w:sz w:val="28"/>
@@ -4766,7 +5027,7 @@
     </w:p>
     <w:p>
       <w:pPr>
-        <w:spacing w:after="240" w:before="240" w:lineRule="auto"/>
+        <w:spacing w:after="240" w:before="240" w:line="276" w:lineRule="auto"/>
         <w:rPr>
           <w:rFonts w:ascii="Times New Roman" w:cs="Times New Roman" w:eastAsia="Times New Roman" w:hAnsi="Times New Roman"/>
           <w:sz w:val="28"/>
@@ -4785,7 +5046,7 @@
     </w:p>
     <w:p>
       <w:pPr>
-        <w:spacing w:after="240" w:before="240" w:lineRule="auto"/>
+        <w:spacing w:after="240" w:before="240" w:line="276" w:lineRule="auto"/>
         <w:rPr>
           <w:rFonts w:ascii="Times New Roman" w:cs="Times New Roman" w:eastAsia="Times New Roman" w:hAnsi="Times New Roman"/>
           <w:sz w:val="28"/>
@@ -4804,7 +5065,7 @@
     </w:p>
     <w:p>
       <w:pPr>
-        <w:spacing w:after="240" w:before="240" w:lineRule="auto"/>
+        <w:spacing w:after="240" w:before="240" w:line="276" w:lineRule="auto"/>
         <w:rPr>
           <w:rFonts w:ascii="Times New Roman" w:cs="Times New Roman" w:eastAsia="Times New Roman" w:hAnsi="Times New Roman"/>
           <w:sz w:val="28"/>
@@ -4823,7 +5084,7 @@
     </w:p>
     <w:p>
       <w:pPr>
-        <w:spacing w:after="240" w:before="240" w:lineRule="auto"/>
+        <w:spacing w:after="240" w:before="240" w:line="276" w:lineRule="auto"/>
         <w:rPr>
           <w:rFonts w:ascii="Times New Roman" w:cs="Times New Roman" w:eastAsia="Times New Roman" w:hAnsi="Times New Roman"/>
           <w:sz w:val="28"/>
@@ -4842,7 +5103,7 @@
     </w:p>
     <w:p>
       <w:pPr>
-        <w:spacing w:after="240" w:before="240" w:lineRule="auto"/>
+        <w:spacing w:after="240" w:before="240" w:line="276" w:lineRule="auto"/>
         <w:rPr>
           <w:rFonts w:ascii="Times New Roman" w:cs="Times New Roman" w:eastAsia="Times New Roman" w:hAnsi="Times New Roman"/>
           <w:sz w:val="28"/>
@@ -4862,7 +5123,7 @@
     <w:p>
       <w:pPr>
         <w:pStyle w:val="Heading1"/>
-        <w:spacing w:after="240" w:before="240" w:lineRule="auto"/>
+        <w:spacing w:after="240" w:before="240" w:line="276" w:lineRule="auto"/>
         <w:rPr/>
       </w:pPr>
       <w:bookmarkStart w:colFirst="0" w:colLast="0" w:name="_heading=h.tej07cc5s7av" w:id="25"/>
@@ -4882,7 +5143,7 @@
     </w:p>
     <w:p>
       <w:pPr>
-        <w:spacing w:after="240" w:before="240" w:lineRule="auto"/>
+        <w:spacing w:after="240" w:before="240" w:line="276" w:lineRule="auto"/>
         <w:rPr>
           <w:rFonts w:ascii="Times New Roman" w:cs="Times New Roman" w:eastAsia="Times New Roman" w:hAnsi="Times New Roman"/>
           <w:sz w:val="28"/>
@@ -4902,7 +5163,7 @@
     <w:p>
       <w:pPr>
         <w:pStyle w:val="Heading1"/>
-        <w:spacing w:after="240" w:before="240" w:lineRule="auto"/>
+        <w:spacing w:after="240" w:before="240" w:line="276" w:lineRule="auto"/>
         <w:rPr/>
       </w:pPr>
       <w:bookmarkStart w:colFirst="0" w:colLast="0" w:name="_heading=h.mm2flumja41h" w:id="26"/>
@@ -4922,7 +5183,7 @@
     </w:p>
     <w:p>
       <w:pPr>
-        <w:spacing w:after="240" w:before="240" w:lineRule="auto"/>
+        <w:spacing w:after="240" w:before="240" w:line="276" w:lineRule="auto"/>
         <w:rPr>
           <w:rFonts w:ascii="Times New Roman" w:cs="Times New Roman" w:eastAsia="Times New Roman" w:hAnsi="Times New Roman"/>
           <w:sz w:val="28"/>
@@ -4941,7 +5202,7 @@
     </w:p>
     <w:p>
       <w:pPr>
-        <w:spacing w:after="240" w:before="240" w:lineRule="auto"/>
+        <w:spacing w:after="240" w:before="240" w:line="276" w:lineRule="auto"/>
         <w:rPr>
           <w:rFonts w:ascii="Times New Roman" w:cs="Times New Roman" w:eastAsia="Times New Roman" w:hAnsi="Times New Roman"/>
           <w:sz w:val="28"/>
@@ -4961,7 +5222,7 @@
     <w:p>
       <w:pPr>
         <w:pStyle w:val="Heading1"/>
-        <w:spacing w:after="240" w:before="240" w:lineRule="auto"/>
+        <w:spacing w:after="240" w:before="240" w:line="276" w:lineRule="auto"/>
         <w:rPr/>
       </w:pPr>
       <w:bookmarkStart w:colFirst="0" w:colLast="0" w:name="_heading=h.13172oac4un4" w:id="27"/>
@@ -4981,7 +5242,7 @@
     </w:p>
     <w:p>
       <w:pPr>
-        <w:spacing w:after="240" w:before="240" w:lineRule="auto"/>
+        <w:spacing w:after="240" w:before="240" w:line="276" w:lineRule="auto"/>
         <w:rPr>
           <w:rFonts w:ascii="Times New Roman" w:cs="Times New Roman" w:eastAsia="Times New Roman" w:hAnsi="Times New Roman"/>
           <w:sz w:val="28"/>
@@ -5000,7 +5261,7 @@
     </w:p>
     <w:p>
       <w:pPr>
-        <w:spacing w:after="240" w:before="240" w:lineRule="auto"/>
+        <w:spacing w:after="240" w:before="240" w:line="276" w:lineRule="auto"/>
         <w:rPr>
           <w:rFonts w:ascii="Times New Roman" w:cs="Times New Roman" w:eastAsia="Times New Roman" w:hAnsi="Times New Roman"/>
           <w:sz w:val="28"/>
@@ -5019,7 +5280,7 @@
     </w:p>
     <w:p>
       <w:pPr>
-        <w:spacing w:after="240" w:before="240" w:lineRule="auto"/>
+        <w:spacing w:after="240" w:before="240" w:line="276" w:lineRule="auto"/>
         <w:rPr>
           <w:rFonts w:ascii="Times New Roman" w:cs="Times New Roman" w:eastAsia="Times New Roman" w:hAnsi="Times New Roman"/>
           <w:sz w:val="28"/>
@@ -5038,7 +5299,7 @@
     </w:p>
     <w:p>
       <w:pPr>
-        <w:spacing w:after="240" w:before="240" w:lineRule="auto"/>
+        <w:spacing w:after="240" w:before="240" w:line="276" w:lineRule="auto"/>
         <w:rPr>
           <w:rFonts w:ascii="Times New Roman" w:cs="Times New Roman" w:eastAsia="Times New Roman" w:hAnsi="Times New Roman"/>
           <w:sz w:val="28"/>
@@ -5058,7 +5319,7 @@
     <w:p>
       <w:pPr>
         <w:pStyle w:val="Heading1"/>
-        <w:spacing w:after="240" w:before="240" w:lineRule="auto"/>
+        <w:spacing w:after="240" w:before="240" w:line="276" w:lineRule="auto"/>
         <w:rPr/>
       </w:pPr>
       <w:bookmarkStart w:colFirst="0" w:colLast="0" w:name="_heading=h.pwoc0wqmmob0" w:id="28"/>
@@ -5078,7 +5339,7 @@
     </w:p>
     <w:p>
       <w:pPr>
-        <w:spacing w:after="240" w:before="240" w:lineRule="auto"/>
+        <w:spacing w:after="240" w:before="240" w:line="276" w:lineRule="auto"/>
         <w:rPr>
           <w:rFonts w:ascii="Times New Roman" w:cs="Times New Roman" w:eastAsia="Times New Roman" w:hAnsi="Times New Roman"/>
           <w:sz w:val="28"/>
@@ -5097,7 +5358,7 @@
     </w:p>
     <w:p>
       <w:pPr>
-        <w:spacing w:after="240" w:before="240" w:lineRule="auto"/>
+        <w:spacing w:after="240" w:before="240" w:line="276" w:lineRule="auto"/>
         <w:rPr>
           <w:rFonts w:ascii="Times New Roman" w:cs="Times New Roman" w:eastAsia="Times New Roman" w:hAnsi="Times New Roman"/>
           <w:sz w:val="28"/>
@@ -5116,7 +5377,7 @@
     </w:p>
     <w:p>
       <w:pPr>
-        <w:spacing w:after="240" w:before="240" w:lineRule="auto"/>
+        <w:spacing w:after="240" w:before="240" w:line="276" w:lineRule="auto"/>
         <w:rPr>
           <w:rFonts w:ascii="Times New Roman" w:cs="Times New Roman" w:eastAsia="Times New Roman" w:hAnsi="Times New Roman"/>
           <w:sz w:val="28"/>
@@ -5136,7 +5397,7 @@
     <w:p>
       <w:pPr>
         <w:pStyle w:val="Heading1"/>
-        <w:spacing w:after="240" w:before="240" w:lineRule="auto"/>
+        <w:spacing w:after="240" w:before="240" w:line="276" w:lineRule="auto"/>
         <w:rPr/>
       </w:pPr>
       <w:bookmarkStart w:colFirst="0" w:colLast="0" w:name="_heading=h.tzaazhuz5rx6" w:id="29"/>
@@ -5156,194 +5417,727 @@
     </w:p>
     <w:p>
       <w:pPr>
-        <w:spacing w:after="240" w:before="240" w:lineRule="auto"/>
-        <w:rPr>
-          <w:rFonts w:ascii="Times New Roman" w:cs="Times New Roman" w:eastAsia="Times New Roman" w:hAnsi="Times New Roman"/>
-          <w:sz w:val="28"/>
-          <w:szCs w:val="28"/>
-        </w:rPr>
-      </w:pPr>
-      <w:r>
-        <w:rPr>
-          <w:rFonts w:ascii="Times New Roman" w:cs="Times New Roman" w:eastAsia="Times New Roman" w:hAnsi="Times New Roman"/>
-          <w:sz w:val="28"/>
-          <w:szCs w:val="28"/>
-          <w:rtl w:val="0"/>
-        </w:rPr>
-        <w:t xml:space="preserve">Базата данни на SafeMind е реализирана в Microsoft SQL Server и включва следните основни таблици:</w:t>
-      </w:r>
-    </w:p>
-    <w:p>
-      <w:pPr>
-        <w:spacing w:after="240" w:before="240" w:lineRule="auto"/>
-        <w:rPr>
-          <w:rFonts w:ascii="Times New Roman" w:cs="Times New Roman" w:eastAsia="Times New Roman" w:hAnsi="Times New Roman"/>
-          <w:sz w:val="28"/>
-          <w:szCs w:val="28"/>
-        </w:rPr>
-      </w:pPr>
-      <w:r>
-        <w:rPr>
-          <w:rFonts w:ascii="Times New Roman" w:cs="Times New Roman" w:eastAsia="Times New Roman" w:hAnsi="Times New Roman"/>
-          <w:sz w:val="28"/>
-          <w:szCs w:val="28"/>
-          <w:rtl w:val="0"/>
-        </w:rPr>
-        <w:t xml:space="preserve">Users — съхранява информация за регистрираните потребители: идентификатор, потребителско име, хеш на паролата, електронна поща, дата на регистрация и роля в системата.</w:t>
-      </w:r>
-    </w:p>
-    <w:p>
-      <w:pPr>
-        <w:spacing w:after="240" w:before="240" w:lineRule="auto"/>
-        <w:rPr>
-          <w:rFonts w:ascii="Times New Roman" w:cs="Times New Roman" w:eastAsia="Times New Roman" w:hAnsi="Times New Roman"/>
-          <w:sz w:val="28"/>
-          <w:szCs w:val="28"/>
-        </w:rPr>
-      </w:pPr>
-      <w:r>
-        <w:rPr>
-          <w:rFonts w:ascii="Times New Roman" w:cs="Times New Roman" w:eastAsia="Times New Roman" w:hAnsi="Times New Roman"/>
-          <w:sz w:val="28"/>
-          <w:szCs w:val="28"/>
-          <w:rtl w:val="0"/>
-        </w:rPr>
-        <w:t xml:space="preserve">Doctors — разширен профил на специалистите, включващ специалност, биография, тарифи, снимка и връзка към потребителския акаунт.</w:t>
-      </w:r>
-    </w:p>
-    <w:p>
-      <w:pPr>
-        <w:spacing w:after="240" w:before="240" w:lineRule="auto"/>
-        <w:rPr>
-          <w:rFonts w:ascii="Times New Roman" w:cs="Times New Roman" w:eastAsia="Times New Roman" w:hAnsi="Times New Roman"/>
-          <w:sz w:val="28"/>
-          <w:szCs w:val="28"/>
-        </w:rPr>
-      </w:pPr>
-      <w:r>
-        <w:rPr>
-          <w:rFonts w:ascii="Times New Roman" w:cs="Times New Roman" w:eastAsia="Times New Roman" w:hAnsi="Times New Roman"/>
-          <w:sz w:val="28"/>
-          <w:szCs w:val="28"/>
-          <w:rtl w:val="0"/>
-        </w:rPr>
-        <w:t xml:space="preserve">Appointments — записи за насрочените срещи, съдържащи идентификатори на потребителя и специалиста, дата и час, статус и бележки.</w:t>
-      </w:r>
-    </w:p>
-    <w:p>
-      <w:pPr>
-        <w:spacing w:after="240" w:before="240" w:lineRule="auto"/>
-        <w:rPr>
-          <w:rFonts w:ascii="Times New Roman" w:cs="Times New Roman" w:eastAsia="Times New Roman" w:hAnsi="Times New Roman"/>
-          <w:sz w:val="28"/>
-          <w:szCs w:val="28"/>
-        </w:rPr>
-      </w:pPr>
-      <w:r>
-        <w:rPr>
-          <w:rFonts w:ascii="Times New Roman" w:cs="Times New Roman" w:eastAsia="Times New Roman" w:hAnsi="Times New Roman"/>
-          <w:sz w:val="28"/>
-          <w:szCs w:val="28"/>
-          <w:rtl w:val="0"/>
-        </w:rPr>
-        <w:t xml:space="preserve">ChatMessages — отделните съобщения в чат комуникацията, асоциирани с изпращач, получател и времеви отпечатък.</w:t>
-      </w:r>
-    </w:p>
-    <w:p>
-      <w:pPr>
-        <w:spacing w:after="240" w:before="240" w:lineRule="auto"/>
-        <w:rPr>
-          <w:rFonts w:ascii="Times New Roman" w:cs="Times New Roman" w:eastAsia="Times New Roman" w:hAnsi="Times New Roman"/>
-          <w:sz w:val="28"/>
-          <w:szCs w:val="28"/>
-        </w:rPr>
-      </w:pPr>
-      <w:r>
-        <w:rPr>
-          <w:rFonts w:ascii="Times New Roman" w:cs="Times New Roman" w:eastAsia="Times New Roman" w:hAnsi="Times New Roman"/>
-          <w:sz w:val="28"/>
-          <w:szCs w:val="28"/>
-          <w:rtl w:val="0"/>
-        </w:rPr>
-        <w:t xml:space="preserve">Articles — публикуваните статии с заглавие, съдържание, категория, автор и дата на публикуване.</w:t>
-      </w:r>
-    </w:p>
-    <w:p>
-      <w:pPr>
-        <w:spacing w:after="240" w:before="240" w:lineRule="auto"/>
-        <w:rPr>
-          <w:rFonts w:ascii="Times New Roman" w:cs="Times New Roman" w:eastAsia="Times New Roman" w:hAnsi="Times New Roman"/>
-          <w:sz w:val="28"/>
-          <w:szCs w:val="28"/>
-        </w:rPr>
-      </w:pPr>
-      <w:r>
-        <w:rPr>
-          <w:rFonts w:ascii="Times New Roman" w:cs="Times New Roman" w:eastAsia="Times New Roman" w:hAnsi="Times New Roman"/>
-          <w:sz w:val="28"/>
-          <w:szCs w:val="28"/>
-          <w:rtl w:val="0"/>
-        </w:rPr>
-        <w:t xml:space="preserve">MoodTrackers — дневни записи на настроението с числова оценка и описателен текст.</w:t>
-      </w:r>
-    </w:p>
-    <w:p>
-      <w:pPr>
-        <w:spacing w:after="240" w:before="240" w:lineRule="auto"/>
-        <w:rPr>
-          <w:rFonts w:ascii="Times New Roman" w:cs="Times New Roman" w:eastAsia="Times New Roman" w:hAnsi="Times New Roman"/>
-          <w:sz w:val="28"/>
-          <w:szCs w:val="28"/>
-        </w:rPr>
-      </w:pPr>
-      <w:r>
-        <w:rPr>
-          <w:rFonts w:ascii="Times New Roman" w:cs="Times New Roman" w:eastAsia="Times New Roman" w:hAnsi="Times New Roman"/>
-          <w:sz w:val="28"/>
-          <w:szCs w:val="28"/>
-          <w:rtl w:val="0"/>
-        </w:rPr>
-        <w:t xml:space="preserve">JournalEntries — записи в личния дневник с текстово съдържание и дата.</w:t>
-      </w:r>
-    </w:p>
-    <w:p>
-      <w:pPr>
-        <w:spacing w:after="240" w:before="240" w:lineRule="auto"/>
-        <w:rPr>
-          <w:rFonts w:ascii="Times New Roman" w:cs="Times New Roman" w:eastAsia="Times New Roman" w:hAnsi="Times New Roman"/>
-          <w:sz w:val="28"/>
-          <w:szCs w:val="28"/>
-        </w:rPr>
-      </w:pPr>
-      <w:r>
-        <w:rPr>
-          <w:rtl w:val="0"/>
-        </w:rPr>
-      </w:r>
-    </w:p>
-    <w:p>
-      <w:pPr>
-        <w:spacing w:after="240" w:before="240" w:lineRule="auto"/>
-        <w:rPr>
-          <w:rFonts w:ascii="Times New Roman" w:cs="Times New Roman" w:eastAsia="Times New Roman" w:hAnsi="Times New Roman"/>
-          <w:sz w:val="28"/>
-          <w:szCs w:val="28"/>
-        </w:rPr>
-      </w:pPr>
-      <w:r>
-        <w:rPr>
-          <w:rFonts w:ascii="Times New Roman" w:cs="Times New Roman" w:eastAsia="Times New Roman" w:hAnsi="Times New Roman"/>
-          <w:sz w:val="28"/>
-          <w:szCs w:val="28"/>
-          <w:rtl w:val="0"/>
-        </w:rPr>
-        <w:t xml:space="preserve">Връзките между таблиците отразяват реалните бизнес зависимости: всеки Doctor е асоцииран с точно един User (1:1); всеки Appointment свързва точно един User и един Doctor (N:M посредством таблицата Appointments); всяко ChatMessage свързва изпращач и получател от таблицата Users; всеки MoodTracker и JournalEntry е асоцииран с точно един User (1:N).</w:t>
+        <w:spacing w:after="240" w:before="240" w:line="276" w:lineRule="auto"/>
+        <w:rPr>
+          <w:rFonts w:ascii="Times New Roman" w:cs="Times New Roman" w:eastAsia="Times New Roman" w:hAnsi="Times New Roman"/>
+          <w:sz w:val="28"/>
+          <w:szCs w:val="28"/>
+        </w:rPr>
+      </w:pPr>
+      <w:r>
+        <w:rPr>
+          <w:rFonts w:ascii="Times New Roman" w:cs="Times New Roman" w:eastAsia="Times New Roman" w:hAnsi="Times New Roman"/>
+          <w:sz w:val="28"/>
+          <w:szCs w:val="28"/>
+          <w:rtl w:val="0"/>
+        </w:rPr>
+        <w:t xml:space="preserve">Базата данни на платформата SafeMind е реализирана чрез Microsoft SQL Server и е разделена на две логически обособени части, с цел по-добра организация, сигурност и мащабируемост на системата.</w:t>
+      </w:r>
+    </w:p>
+    <w:p>
+      <w:pPr>
+        <w:spacing w:after="240" w:before="240" w:line="276" w:lineRule="auto"/>
+        <w:rPr>
+          <w:rFonts w:ascii="Times New Roman" w:cs="Times New Roman" w:eastAsia="Times New Roman" w:hAnsi="Times New Roman"/>
+          <w:sz w:val="28"/>
+          <w:szCs w:val="28"/>
+        </w:rPr>
+      </w:pPr>
+      <w:r>
+        <w:rPr>
+          <w:rtl w:val="0"/>
+        </w:rPr>
+      </w:r>
+    </w:p>
+    <w:p>
+      <w:pPr>
+        <w:spacing w:after="240" w:before="240" w:line="276" w:lineRule="auto"/>
+        <w:rPr>
+          <w:rFonts w:ascii="Times New Roman" w:cs="Times New Roman" w:eastAsia="Times New Roman" w:hAnsi="Times New Roman"/>
+          <w:sz w:val="28"/>
+          <w:szCs w:val="28"/>
+        </w:rPr>
+      </w:pPr>
+      <w:r>
+        <w:rPr>
+          <w:rFonts w:ascii="Times New Roman" w:cs="Times New Roman" w:eastAsia="Times New Roman" w:hAnsi="Times New Roman"/>
+          <w:sz w:val="28"/>
+          <w:szCs w:val="28"/>
+          <w:rtl w:val="0"/>
+        </w:rPr>
+        <w:t xml:space="preserve">Първата база данни съдържа основната функционалност на приложението и включва всички ключови модули, свързани с потребителите, съдържанието и взаимодействията между тях. Втората база данни е специализирана и отговаря за управлението и верификацията на специалистите чрез система за лицензи.</w:t>
+      </w:r>
+    </w:p>
+    <w:p>
+      <w:pPr>
+        <w:spacing w:after="240" w:before="240" w:line="276" w:lineRule="auto"/>
+        <w:rPr>
+          <w:rFonts w:ascii="Times New Roman" w:cs="Times New Roman" w:eastAsia="Times New Roman" w:hAnsi="Times New Roman"/>
+          <w:sz w:val="28"/>
+          <w:szCs w:val="28"/>
+        </w:rPr>
+      </w:pPr>
+      <w:r>
+        <w:rPr>
+          <w:rtl w:val="0"/>
+        </w:rPr>
+      </w:r>
+    </w:p>
+    <w:p>
+      <w:pPr>
+        <w:spacing w:after="240" w:before="240" w:line="276" w:lineRule="auto"/>
+        <w:rPr>
+          <w:rFonts w:ascii="Times New Roman" w:cs="Times New Roman" w:eastAsia="Times New Roman" w:hAnsi="Times New Roman"/>
+          <w:sz w:val="28"/>
+          <w:szCs w:val="28"/>
+        </w:rPr>
+      </w:pPr>
+      <w:r>
+        <w:rPr>
+          <w:rFonts w:ascii="Times New Roman" w:cs="Times New Roman" w:eastAsia="Times New Roman" w:hAnsi="Times New Roman"/>
+          <w:sz w:val="28"/>
+          <w:szCs w:val="28"/>
+          <w:rtl w:val="0"/>
+        </w:rPr>
+        <w:t xml:space="preserve">Основна база данни</w:t>
+      </w:r>
+    </w:p>
+    <w:p>
+      <w:pPr>
+        <w:spacing w:after="240" w:before="240" w:line="276" w:lineRule="auto"/>
+        <w:rPr>
+          <w:rFonts w:ascii="Times New Roman" w:cs="Times New Roman" w:eastAsia="Times New Roman" w:hAnsi="Times New Roman"/>
+          <w:sz w:val="28"/>
+          <w:szCs w:val="28"/>
+        </w:rPr>
+      </w:pPr>
+      <w:r>
+        <w:rPr>
+          <w:rFonts w:ascii="Times New Roman" w:cs="Times New Roman" w:eastAsia="Times New Roman" w:hAnsi="Times New Roman"/>
+          <w:sz w:val="28"/>
+          <w:szCs w:val="28"/>
+          <w:rtl w:val="0"/>
+        </w:rPr>
+        <w:t xml:space="preserve">Основната база данни включва следните основни таблици:</w:t>
+      </w:r>
+    </w:p>
+    <w:p>
+      <w:pPr>
+        <w:spacing w:after="240" w:before="240" w:line="276" w:lineRule="auto"/>
+        <w:rPr>
+          <w:rFonts w:ascii="Times New Roman" w:cs="Times New Roman" w:eastAsia="Times New Roman" w:hAnsi="Times New Roman"/>
+          <w:sz w:val="28"/>
+          <w:szCs w:val="28"/>
+        </w:rPr>
+      </w:pPr>
+      <w:r>
+        <w:rPr>
+          <w:rFonts w:ascii="Times New Roman" w:cs="Times New Roman" w:eastAsia="Times New Roman" w:hAnsi="Times New Roman"/>
+          <w:sz w:val="28"/>
+          <w:szCs w:val="28"/>
+          <w:rtl w:val="0"/>
+        </w:rPr>
+        <w:t xml:space="preserve">AspNetUsers — съхранява информация за всички регистрирани потребители, включително имейл, парола (в хеширан вид) и роля.</w:t>
+      </w:r>
+    </w:p>
+    <w:p>
+      <w:pPr>
+        <w:spacing w:after="240" w:before="240" w:line="276" w:lineRule="auto"/>
+        <w:rPr>
+          <w:rFonts w:ascii="Times New Roman" w:cs="Times New Roman" w:eastAsia="Times New Roman" w:hAnsi="Times New Roman"/>
+          <w:sz w:val="28"/>
+          <w:szCs w:val="28"/>
+        </w:rPr>
+      </w:pPr>
+      <w:r>
+        <w:rPr>
+          <w:rFonts w:ascii="Times New Roman" w:cs="Times New Roman" w:eastAsia="Times New Roman" w:hAnsi="Times New Roman"/>
+          <w:sz w:val="28"/>
+          <w:szCs w:val="28"/>
+          <w:rtl w:val="0"/>
+        </w:rPr>
+        <w:t xml:space="preserve">Doctors — съдържа допълнителни данни за специалистите.</w:t>
+      </w:r>
+    </w:p>
+    <w:p>
+      <w:pPr>
+        <w:spacing w:after="240" w:before="240" w:line="276" w:lineRule="auto"/>
+        <w:rPr>
+          <w:rFonts w:ascii="Times New Roman" w:cs="Times New Roman" w:eastAsia="Times New Roman" w:hAnsi="Times New Roman"/>
+          <w:sz w:val="28"/>
+          <w:szCs w:val="28"/>
+        </w:rPr>
+      </w:pPr>
+      <w:r>
+        <w:rPr>
+          <w:rFonts w:ascii="Times New Roman" w:cs="Times New Roman" w:eastAsia="Times New Roman" w:hAnsi="Times New Roman"/>
+          <w:sz w:val="28"/>
+          <w:szCs w:val="28"/>
+          <w:rtl w:val="0"/>
+        </w:rPr>
+        <w:t xml:space="preserve">Sessions — управлява записаните часове между потребители и специалисти.</w:t>
+      </w:r>
+    </w:p>
+    <w:p>
+      <w:pPr>
+        <w:spacing w:after="240" w:before="240" w:line="276" w:lineRule="auto"/>
+        <w:rPr>
+          <w:rFonts w:ascii="Times New Roman" w:cs="Times New Roman" w:eastAsia="Times New Roman" w:hAnsi="Times New Roman"/>
+          <w:sz w:val="28"/>
+          <w:szCs w:val="28"/>
+        </w:rPr>
+      </w:pPr>
+      <w:r>
+        <w:rPr>
+          <w:rFonts w:ascii="Times New Roman" w:cs="Times New Roman" w:eastAsia="Times New Roman" w:hAnsi="Times New Roman"/>
+          <w:sz w:val="28"/>
+          <w:szCs w:val="28"/>
+          <w:rtl w:val="0"/>
+        </w:rPr>
+        <w:t xml:space="preserve">ChatMessages — съхранява съобщенията между потребителите.</w:t>
+      </w:r>
+    </w:p>
+    <w:p>
+      <w:pPr>
+        <w:spacing w:after="240" w:before="240" w:line="276" w:lineRule="auto"/>
+        <w:rPr>
+          <w:rFonts w:ascii="Times New Roman" w:cs="Times New Roman" w:eastAsia="Times New Roman" w:hAnsi="Times New Roman"/>
+          <w:sz w:val="28"/>
+          <w:szCs w:val="28"/>
+        </w:rPr>
+      </w:pPr>
+      <w:r>
+        <w:rPr>
+          <w:rFonts w:ascii="Times New Roman" w:cs="Times New Roman" w:eastAsia="Times New Roman" w:hAnsi="Times New Roman"/>
+          <w:sz w:val="28"/>
+          <w:szCs w:val="28"/>
+          <w:rtl w:val="0"/>
+        </w:rPr>
+        <w:t xml:space="preserve">Articles и Categories — реализират системата за публикуване и категоризация на статии.</w:t>
+      </w:r>
+    </w:p>
+    <w:p>
+      <w:pPr>
+        <w:spacing w:after="240" w:before="240" w:line="276" w:lineRule="auto"/>
+        <w:rPr>
+          <w:rFonts w:ascii="Times New Roman" w:cs="Times New Roman" w:eastAsia="Times New Roman" w:hAnsi="Times New Roman"/>
+          <w:sz w:val="28"/>
+          <w:szCs w:val="28"/>
+        </w:rPr>
+      </w:pPr>
+      <w:r>
+        <w:rPr>
+          <w:rFonts w:ascii="Times New Roman" w:cs="Times New Roman" w:eastAsia="Times New Roman" w:hAnsi="Times New Roman"/>
+          <w:sz w:val="28"/>
+          <w:szCs w:val="28"/>
+          <w:rtl w:val="0"/>
+        </w:rPr>
+        <w:t xml:space="preserve">ArticleLikes — проследява харесванията на статии.</w:t>
+      </w:r>
+    </w:p>
+    <w:p>
+      <w:pPr>
+        <w:spacing w:after="240" w:before="240" w:line="276" w:lineRule="auto"/>
+        <w:rPr>
+          <w:rFonts w:ascii="Times New Roman" w:cs="Times New Roman" w:eastAsia="Times New Roman" w:hAnsi="Times New Roman"/>
+          <w:sz w:val="28"/>
+          <w:szCs w:val="28"/>
+        </w:rPr>
+      </w:pPr>
+      <w:r>
+        <w:rPr>
+          <w:rFonts w:ascii="Times New Roman" w:cs="Times New Roman" w:eastAsia="Times New Roman" w:hAnsi="Times New Roman"/>
+          <w:sz w:val="28"/>
+          <w:szCs w:val="28"/>
+          <w:rtl w:val="0"/>
+        </w:rPr>
+        <w:t xml:space="preserve">MoodChecks и DailyChecks — съхраняват данни за настроението и състоянието на потребителя.</w:t>
+      </w:r>
+    </w:p>
+    <w:p>
+      <w:pPr>
+        <w:spacing w:after="240" w:before="240" w:line="276" w:lineRule="auto"/>
+        <w:rPr>
+          <w:rFonts w:ascii="Times New Roman" w:cs="Times New Roman" w:eastAsia="Times New Roman" w:hAnsi="Times New Roman"/>
+          <w:sz w:val="28"/>
+          <w:szCs w:val="28"/>
+        </w:rPr>
+      </w:pPr>
+      <w:r>
+        <w:rPr>
+          <w:rFonts w:ascii="Times New Roman" w:cs="Times New Roman" w:eastAsia="Times New Roman" w:hAnsi="Times New Roman"/>
+          <w:sz w:val="28"/>
+          <w:szCs w:val="28"/>
+          <w:rtl w:val="0"/>
+        </w:rPr>
+        <w:t xml:space="preserve">Journals — реализира личния дневник.</w:t>
+      </w:r>
+    </w:p>
+    <w:p>
+      <w:pPr>
+        <w:spacing w:after="240" w:before="240" w:line="276" w:lineRule="auto"/>
+        <w:rPr>
+          <w:rFonts w:ascii="Times New Roman" w:cs="Times New Roman" w:eastAsia="Times New Roman" w:hAnsi="Times New Roman"/>
+          <w:sz w:val="28"/>
+          <w:szCs w:val="28"/>
+        </w:rPr>
+      </w:pPr>
+      <w:r>
+        <w:rPr>
+          <w:rFonts w:ascii="Times New Roman" w:cs="Times New Roman" w:eastAsia="Times New Roman" w:hAnsi="Times New Roman"/>
+          <w:sz w:val="28"/>
+          <w:szCs w:val="28"/>
+          <w:rtl w:val="0"/>
+        </w:rPr>
+        <w:t xml:space="preserve">Goals и WeeklyGoals — поддържат функционалностите за цели и навици.</w:t>
+      </w:r>
+    </w:p>
+    <w:p>
+      <w:pPr>
+        <w:spacing w:after="240" w:before="240" w:line="276" w:lineRule="auto"/>
+        <w:rPr>
+          <w:rFonts w:ascii="Times New Roman" w:cs="Times New Roman" w:eastAsia="Times New Roman" w:hAnsi="Times New Roman"/>
+          <w:sz w:val="28"/>
+          <w:szCs w:val="28"/>
+        </w:rPr>
+      </w:pPr>
+      <w:r>
+        <w:rPr>
+          <w:rFonts w:ascii="Times New Roman" w:cs="Times New Roman" w:eastAsia="Times New Roman" w:hAnsi="Times New Roman"/>
+          <w:sz w:val="28"/>
+          <w:szCs w:val="28"/>
+          <w:rtl w:val="0"/>
+        </w:rPr>
+        <w:t xml:space="preserve">ContactMessages — съхранява съобщения, изпратени чрез контактната форма.</w:t>
+      </w:r>
+    </w:p>
+    <w:p>
+      <w:pPr>
+        <w:spacing w:after="240" w:before="240" w:line="276" w:lineRule="auto"/>
+        <w:rPr>
+          <w:rFonts w:ascii="Times New Roman" w:cs="Times New Roman" w:eastAsia="Times New Roman" w:hAnsi="Times New Roman"/>
+          <w:sz w:val="28"/>
+          <w:szCs w:val="28"/>
+        </w:rPr>
+      </w:pPr>
+      <w:r>
+        <w:rPr>
+          <w:rFonts w:ascii="Times New Roman" w:cs="Times New Roman" w:eastAsia="Times New Roman" w:hAnsi="Times New Roman"/>
+          <w:sz w:val="28"/>
+          <w:szCs w:val="28"/>
+          <w:rtl w:val="0"/>
+        </w:rPr>
+        <w:t xml:space="preserve">Втора база данни (лицензи на специалисти)</w:t>
+      </w:r>
+    </w:p>
+    <w:p>
+      <w:pPr>
+        <w:spacing w:after="240" w:before="240" w:line="276" w:lineRule="auto"/>
+        <w:rPr>
+          <w:rFonts w:ascii="Times New Roman" w:cs="Times New Roman" w:eastAsia="Times New Roman" w:hAnsi="Times New Roman"/>
+          <w:sz w:val="28"/>
+          <w:szCs w:val="28"/>
+        </w:rPr>
+      </w:pPr>
+      <w:r>
+        <w:rPr>
+          <w:rFonts w:ascii="Times New Roman" w:cs="Times New Roman" w:eastAsia="Times New Roman" w:hAnsi="Times New Roman"/>
+          <w:sz w:val="28"/>
+          <w:szCs w:val="28"/>
+          <w:rtl w:val="0"/>
+        </w:rPr>
+        <w:t xml:space="preserve">Втората база данни е предназначена за управление на професионалните лицензи на специалистите и включва:</w:t>
+      </w:r>
+    </w:p>
+    <w:p>
+      <w:pPr>
+        <w:spacing w:after="240" w:before="240" w:line="276" w:lineRule="auto"/>
+        <w:rPr>
+          <w:rFonts w:ascii="Times New Roman" w:cs="Times New Roman" w:eastAsia="Times New Roman" w:hAnsi="Times New Roman"/>
+          <w:sz w:val="28"/>
+          <w:szCs w:val="28"/>
+        </w:rPr>
+      </w:pPr>
+      <w:r>
+        <w:rPr>
+          <w:rFonts w:ascii="Times New Roman" w:cs="Times New Roman" w:eastAsia="Times New Roman" w:hAnsi="Times New Roman"/>
+          <w:sz w:val="28"/>
+          <w:szCs w:val="28"/>
+          <w:rtl w:val="0"/>
+        </w:rPr>
+        <w:t xml:space="preserve">DoctorLicenses — съдържа информация за лицензи, като номер, издаващ орган, валидност и статус.</w:t>
+      </w:r>
+    </w:p>
+    <w:p>
+      <w:pPr>
+        <w:spacing w:after="240" w:before="240" w:line="276" w:lineRule="auto"/>
+        <w:rPr>
+          <w:rFonts w:ascii="Times New Roman" w:cs="Times New Roman" w:eastAsia="Times New Roman" w:hAnsi="Times New Roman"/>
+          <w:sz w:val="28"/>
+          <w:szCs w:val="28"/>
+        </w:rPr>
+      </w:pPr>
+      <w:r>
+        <w:rPr>
+          <w:rFonts w:ascii="Times New Roman" w:cs="Times New Roman" w:eastAsia="Times New Roman" w:hAnsi="Times New Roman"/>
+          <w:sz w:val="28"/>
+          <w:szCs w:val="28"/>
+          <w:rtl w:val="0"/>
+        </w:rPr>
+        <w:t xml:space="preserve">LicenceSpecialties — дефинира възможните специалности.</w:t>
+      </w:r>
+    </w:p>
+    <w:p>
+      <w:pPr>
+        <w:spacing w:after="240" w:before="240" w:line="276" w:lineRule="auto"/>
+        <w:rPr>
+          <w:rFonts w:ascii="Times New Roman" w:cs="Times New Roman" w:eastAsia="Times New Roman" w:hAnsi="Times New Roman"/>
+          <w:sz w:val="28"/>
+          <w:szCs w:val="28"/>
+        </w:rPr>
+      </w:pPr>
+      <w:r>
+        <w:rPr>
+          <w:rFonts w:ascii="Times New Roman" w:cs="Times New Roman" w:eastAsia="Times New Roman" w:hAnsi="Times New Roman"/>
+          <w:sz w:val="28"/>
+          <w:szCs w:val="28"/>
+          <w:rtl w:val="0"/>
+        </w:rPr>
+        <w:t xml:space="preserve">LicenceDoctorSpecialties — реализира връзката между лицензите и специалностите.</w:t>
+      </w:r>
+    </w:p>
+    <w:p>
+      <w:pPr>
+        <w:spacing w:after="240" w:before="240" w:line="276" w:lineRule="auto"/>
+        <w:rPr>
+          <w:rFonts w:ascii="Times New Roman" w:cs="Times New Roman" w:eastAsia="Times New Roman" w:hAnsi="Times New Roman"/>
+          <w:sz w:val="28"/>
+          <w:szCs w:val="28"/>
+        </w:rPr>
+      </w:pPr>
+      <w:r>
+        <w:rPr>
+          <w:rFonts w:ascii="Times New Roman" w:cs="Times New Roman" w:eastAsia="Times New Roman" w:hAnsi="Times New Roman"/>
+          <w:sz w:val="28"/>
+          <w:szCs w:val="28"/>
+          <w:rtl w:val="0"/>
+        </w:rPr>
+        <w:t xml:space="preserve">Тази архитектура позволява отделяне на чувствителната информация за специалистите от основната база данни, което повишава сигурността и улеснява бъдещо разширяване на системата.</w:t>
+      </w:r>
+    </w:p>
+    <w:p>
+      <w:pPr>
+        <w:spacing w:after="240" w:before="240" w:line="276" w:lineRule="auto"/>
+        <w:rPr>
+          <w:rFonts w:ascii="Times New Roman" w:cs="Times New Roman" w:eastAsia="Times New Roman" w:hAnsi="Times New Roman"/>
+          <w:sz w:val="28"/>
+          <w:szCs w:val="28"/>
+        </w:rPr>
+      </w:pPr>
+      <w:r>
+        <w:rPr>
+          <w:rtl w:val="0"/>
+        </w:rPr>
+      </w:r>
+    </w:p>
+    <w:p>
+      <w:pPr>
+        <w:spacing w:after="240" w:before="240" w:line="276" w:lineRule="auto"/>
+        <w:rPr>
+          <w:rFonts w:ascii="Times New Roman" w:cs="Times New Roman" w:eastAsia="Times New Roman" w:hAnsi="Times New Roman"/>
+          <w:sz w:val="28"/>
+          <w:szCs w:val="28"/>
+        </w:rPr>
+      </w:pPr>
+      <w:r>
+        <w:rPr>
+          <w:rFonts w:ascii="Times New Roman" w:cs="Times New Roman" w:eastAsia="Times New Roman" w:hAnsi="Times New Roman"/>
+          <w:sz w:val="28"/>
+          <w:szCs w:val="28"/>
+          <w:rtl w:val="0"/>
+        </w:rPr>
+        <w:t xml:space="preserve">Връзки между данните</w:t>
+      </w:r>
+    </w:p>
+    <w:p>
+      <w:pPr>
+        <w:spacing w:after="240" w:before="240" w:line="276" w:lineRule="auto"/>
+        <w:rPr>
+          <w:rFonts w:ascii="Times New Roman" w:cs="Times New Roman" w:eastAsia="Times New Roman" w:hAnsi="Times New Roman"/>
+          <w:sz w:val="28"/>
+          <w:szCs w:val="28"/>
+        </w:rPr>
+      </w:pPr>
+      <w:r>
+        <w:rPr>
+          <w:rFonts w:ascii="Times New Roman" w:cs="Times New Roman" w:eastAsia="Times New Roman" w:hAnsi="Times New Roman"/>
+          <w:sz w:val="28"/>
+          <w:szCs w:val="28"/>
+          <w:rtl w:val="0"/>
+        </w:rPr>
+        <w:t xml:space="preserve">Връзките между таблиците са реализирани чрез външни ключове и включват:</w:t>
+      </w:r>
+    </w:p>
+    <w:p>
+      <w:pPr>
+        <w:spacing w:after="240" w:before="240" w:line="276" w:lineRule="auto"/>
+        <w:rPr>
+          <w:rFonts w:ascii="Times New Roman" w:cs="Times New Roman" w:eastAsia="Times New Roman" w:hAnsi="Times New Roman"/>
+          <w:sz w:val="28"/>
+          <w:szCs w:val="28"/>
+        </w:rPr>
+      </w:pPr>
+      <w:r>
+        <w:rPr>
+          <w:rFonts w:ascii="Times New Roman" w:cs="Times New Roman" w:eastAsia="Times New Roman" w:hAnsi="Times New Roman"/>
+          <w:sz w:val="28"/>
+          <w:szCs w:val="28"/>
+          <w:rtl w:val="0"/>
+        </w:rPr>
+        <w:t xml:space="preserve">Връзка 1:1 между AspNetUsers и Doctors</w:t>
+      </w:r>
+    </w:p>
+    <w:p>
+      <w:pPr>
+        <w:spacing w:after="240" w:before="240" w:line="276" w:lineRule="auto"/>
+        <w:rPr>
+          <w:rFonts w:ascii="Times New Roman" w:cs="Times New Roman" w:eastAsia="Times New Roman" w:hAnsi="Times New Roman"/>
+          <w:sz w:val="28"/>
+          <w:szCs w:val="28"/>
+        </w:rPr>
+      </w:pPr>
+      <w:r>
+        <w:rPr>
+          <w:rFonts w:ascii="Times New Roman" w:cs="Times New Roman" w:eastAsia="Times New Roman" w:hAnsi="Times New Roman"/>
+          <w:sz w:val="28"/>
+          <w:szCs w:val="28"/>
+          <w:rtl w:val="0"/>
+        </w:rPr>
+        <w:t xml:space="preserve">Връзка 1:N между AspNetUsers и Journals, MoodChecks, Goals</w:t>
+      </w:r>
+    </w:p>
+    <w:p>
+      <w:pPr>
+        <w:spacing w:after="240" w:before="240" w:line="276" w:lineRule="auto"/>
+        <w:rPr>
+          <w:rFonts w:ascii="Times New Roman" w:cs="Times New Roman" w:eastAsia="Times New Roman" w:hAnsi="Times New Roman"/>
+          <w:sz w:val="28"/>
+          <w:szCs w:val="28"/>
+        </w:rPr>
+      </w:pPr>
+      <w:r>
+        <w:rPr>
+          <w:rFonts w:ascii="Times New Roman" w:cs="Times New Roman" w:eastAsia="Times New Roman" w:hAnsi="Times New Roman"/>
+          <w:sz w:val="28"/>
+          <w:szCs w:val="28"/>
+          <w:rtl w:val="0"/>
+        </w:rPr>
+        <w:t xml:space="preserve">Връзка N:M между Doctors и Specialties</w:t>
+      </w:r>
+    </w:p>
+    <w:p>
+      <w:pPr>
+        <w:spacing w:after="240" w:before="240" w:line="276" w:lineRule="auto"/>
+        <w:rPr>
+          <w:rFonts w:ascii="Times New Roman" w:cs="Times New Roman" w:eastAsia="Times New Roman" w:hAnsi="Times New Roman"/>
+          <w:sz w:val="28"/>
+          <w:szCs w:val="28"/>
+        </w:rPr>
+      </w:pPr>
+      <w:r>
+        <w:rPr>
+          <w:rFonts w:ascii="Times New Roman" w:cs="Times New Roman" w:eastAsia="Times New Roman" w:hAnsi="Times New Roman"/>
+          <w:sz w:val="28"/>
+          <w:szCs w:val="28"/>
+          <w:rtl w:val="0"/>
+        </w:rPr>
+        <w:t xml:space="preserve">Връзка N:M между лицензи и специалности (във втората база)</w:t>
+      </w:r>
+    </w:p>
+    <w:p>
+      <w:pPr>
+        <w:spacing w:after="240" w:before="240" w:line="276" w:lineRule="auto"/>
+        <w:rPr>
+          <w:rFonts w:ascii="Times New Roman" w:cs="Times New Roman" w:eastAsia="Times New Roman" w:hAnsi="Times New Roman"/>
+          <w:sz w:val="28"/>
+          <w:szCs w:val="28"/>
+        </w:rPr>
+      </w:pPr>
+      <w:r>
+        <w:rPr>
+          <w:rFonts w:ascii="Times New Roman" w:cs="Times New Roman" w:eastAsia="Times New Roman" w:hAnsi="Times New Roman"/>
+          <w:sz w:val="28"/>
+          <w:szCs w:val="28"/>
+        </w:rPr>
+        <w:drawing>
+          <wp:inline distB="114300" distT="114300" distL="114300" distR="114300">
+            <wp:extent cx="5760410" cy="9359900"/>
+            <wp:effectExtent b="0" l="0" r="0" t="0"/>
+            <wp:docPr id="13" name="image12.png"/>
+            <a:graphic>
+              <a:graphicData uri="http://schemas.openxmlformats.org/drawingml/2006/picture">
+                <pic:pic>
+                  <pic:nvPicPr>
+                    <pic:cNvPr id="0" name="image12.png"/>
+                    <pic:cNvPicPr preferRelativeResize="0"/>
+                  </pic:nvPicPr>
+                  <pic:blipFill>
+                    <a:blip r:embed="rId8"/>
+                    <a:srcRect b="0" l="0" r="0" t="0"/>
+                    <a:stretch>
+                      <a:fillRect/>
+                    </a:stretch>
+                  </pic:blipFill>
+                  <pic:spPr>
+                    <a:xfrm>
+                      <a:off x="0" y="0"/>
+                      <a:ext cx="5760410" cy="9359900"/>
+                    </a:xfrm>
+                    <a:prstGeom prst="rect"/>
+                    <a:ln/>
+                  </pic:spPr>
+                </pic:pic>
+              </a:graphicData>
+            </a:graphic>
+          </wp:inline>
+        </w:drawing>
+      </w:r>
+      <w:r>
+        <w:rPr>
+          <w:rtl w:val="0"/>
+        </w:rPr>
+      </w:r>
+    </w:p>
+    <w:p>
+      <w:pPr>
+        <w:spacing w:after="240" w:before="240" w:line="276" w:lineRule="auto"/>
+        <w:rPr>
+          <w:rFonts w:ascii="Times New Roman" w:cs="Times New Roman" w:eastAsia="Times New Roman" w:hAnsi="Times New Roman"/>
+          <w:sz w:val="28"/>
+          <w:szCs w:val="28"/>
+        </w:rPr>
+      </w:pPr>
+      <w:r>
+        <w:rPr>
+          <w:rFonts w:ascii="Times New Roman" w:cs="Times New Roman" w:eastAsia="Times New Roman" w:hAnsi="Times New Roman"/>
+          <w:sz w:val="28"/>
+          <w:szCs w:val="28"/>
+          <w:rtl w:val="0"/>
+        </w:rPr>
+        <w:t xml:space="preserve">📸 Фигура 2. ER диаграма на основната база данни</w:t>
+      </w:r>
+    </w:p>
+    <w:p>
+      <w:pPr>
+        <w:spacing w:after="240" w:before="240" w:line="276" w:lineRule="auto"/>
+        <w:rPr>
+          <w:rFonts w:ascii="Times New Roman" w:cs="Times New Roman" w:eastAsia="Times New Roman" w:hAnsi="Times New Roman"/>
+          <w:sz w:val="28"/>
+          <w:szCs w:val="28"/>
+        </w:rPr>
+      </w:pPr>
+      <w:r>
+        <w:rPr>
+          <w:rFonts w:ascii="Times New Roman" w:cs="Times New Roman" w:eastAsia="Times New Roman" w:hAnsi="Times New Roman"/>
+          <w:sz w:val="28"/>
+          <w:szCs w:val="28"/>
+        </w:rPr>
+        <w:drawing>
+          <wp:inline distB="114300" distT="114300" distL="114300" distR="114300">
+            <wp:extent cx="5760410" cy="4267200"/>
+            <wp:effectExtent b="0" l="0" r="0" t="0"/>
+            <wp:docPr id="11" name="image3.png"/>
+            <a:graphic>
+              <a:graphicData uri="http://schemas.openxmlformats.org/drawingml/2006/picture">
+                <pic:pic>
+                  <pic:nvPicPr>
+                    <pic:cNvPr id="0" name="image3.png"/>
+                    <pic:cNvPicPr preferRelativeResize="0"/>
+                  </pic:nvPicPr>
+                  <pic:blipFill>
+                    <a:blip r:embed="rId9"/>
+                    <a:srcRect b="0" l="0" r="0" t="0"/>
+                    <a:stretch>
+                      <a:fillRect/>
+                    </a:stretch>
+                  </pic:blipFill>
+                  <pic:spPr>
+                    <a:xfrm>
+                      <a:off x="0" y="0"/>
+                      <a:ext cx="5760410" cy="4267200"/>
+                    </a:xfrm>
+                    <a:prstGeom prst="rect"/>
+                    <a:ln/>
+                  </pic:spPr>
+                </pic:pic>
+              </a:graphicData>
+            </a:graphic>
+          </wp:inline>
+        </w:drawing>
+      </w:r>
+      <w:r>
+        <w:rPr>
+          <w:rtl w:val="0"/>
+        </w:rPr>
+      </w:r>
+    </w:p>
+    <w:p>
+      <w:pPr>
+        <w:spacing w:after="240" w:before="240" w:line="276" w:lineRule="auto"/>
+        <w:rPr>
+          <w:rFonts w:ascii="Times New Roman" w:cs="Times New Roman" w:eastAsia="Times New Roman" w:hAnsi="Times New Roman"/>
+          <w:sz w:val="28"/>
+          <w:szCs w:val="28"/>
+        </w:rPr>
+      </w:pPr>
+      <w:r>
+        <w:rPr>
+          <w:rFonts w:ascii="Times New Roman" w:cs="Times New Roman" w:eastAsia="Times New Roman" w:hAnsi="Times New Roman"/>
+          <w:sz w:val="28"/>
+          <w:szCs w:val="28"/>
+          <w:rtl w:val="0"/>
+        </w:rPr>
+        <w:t xml:space="preserve">📸 Фигура 3. ER диаграма на базата данни за лицензи</w:t>
+      </w:r>
+    </w:p>
+    <w:p>
+      <w:pPr>
+        <w:spacing w:after="240" w:before="240" w:line="276" w:lineRule="auto"/>
+        <w:rPr>
+          <w:rFonts w:ascii="Times New Roman" w:cs="Times New Roman" w:eastAsia="Times New Roman" w:hAnsi="Times New Roman"/>
+          <w:sz w:val="28"/>
+          <w:szCs w:val="28"/>
+        </w:rPr>
+      </w:pPr>
+      <w:r>
+        <w:rPr>
+          <w:rFonts w:ascii="Times New Roman" w:cs="Times New Roman" w:eastAsia="Times New Roman" w:hAnsi="Times New Roman"/>
+          <w:sz w:val="28"/>
+          <w:szCs w:val="28"/>
+          <w:rtl w:val="0"/>
+        </w:rPr>
+        <w:t xml:space="preserve">Използването на две бази данни осигурява по-добра модулност, сигурност и възможност за бъдещо разширяване на платформата.</w:t>
+      </w:r>
+    </w:p>
+    <w:p>
+      <w:pPr>
+        <w:spacing w:after="240" w:before="240" w:line="276" w:lineRule="auto"/>
+        <w:rPr>
+          <w:rFonts w:ascii="Times New Roman" w:cs="Times New Roman" w:eastAsia="Times New Roman" w:hAnsi="Times New Roman"/>
+          <w:sz w:val="28"/>
+          <w:szCs w:val="28"/>
+        </w:rPr>
+      </w:pPr>
+      <w:r>
+        <w:rPr>
+          <w:rtl w:val="0"/>
+        </w:rPr>
       </w:r>
     </w:p>
     <w:p>
       <w:pPr>
         <w:pStyle w:val="Heading1"/>
-        <w:spacing w:after="240" w:before="240" w:lineRule="auto"/>
+        <w:spacing w:after="240" w:before="240" w:line="276" w:lineRule="auto"/>
         <w:rPr/>
       </w:pPr>
       <w:bookmarkStart w:colFirst="0" w:colLast="0" w:name="_heading=h.lmurwd6u0zyt" w:id="30"/>
@@ -5363,7 +6157,7 @@
     </w:p>
     <w:p>
       <w:pPr>
-        <w:spacing w:after="240" w:before="240" w:lineRule="auto"/>
+        <w:spacing w:after="240" w:before="240" w:line="276" w:lineRule="auto"/>
         <w:rPr>
           <w:rFonts w:ascii="Times New Roman" w:cs="Times New Roman" w:eastAsia="Times New Roman" w:hAnsi="Times New Roman"/>
           <w:sz w:val="28"/>
@@ -5382,7 +6176,7 @@
     </w:p>
     <w:p>
       <w:pPr>
-        <w:spacing w:after="240" w:before="240" w:lineRule="auto"/>
+        <w:spacing w:after="240" w:before="240" w:line="276" w:lineRule="auto"/>
         <w:rPr>
           <w:rFonts w:ascii="Times New Roman" w:cs="Times New Roman" w:eastAsia="Times New Roman" w:hAnsi="Times New Roman"/>
           <w:sz w:val="28"/>
@@ -5401,7 +6195,7 @@
     </w:p>
     <w:p>
       <w:pPr>
-        <w:spacing w:after="240" w:before="240" w:lineRule="auto"/>
+        <w:spacing w:after="240" w:before="240" w:line="276" w:lineRule="auto"/>
         <w:rPr>
           <w:rFonts w:ascii="Times New Roman" w:cs="Times New Roman" w:eastAsia="Times New Roman" w:hAnsi="Times New Roman"/>
           <w:sz w:val="28"/>
@@ -5420,7 +6214,7 @@
     </w:p>
     <w:p>
       <w:pPr>
-        <w:spacing w:after="240" w:before="240" w:lineRule="auto"/>
+        <w:spacing w:after="240" w:before="240" w:line="276" w:lineRule="auto"/>
         <w:rPr>
           <w:rFonts w:ascii="Times New Roman" w:cs="Times New Roman" w:eastAsia="Times New Roman" w:hAnsi="Times New Roman"/>
           <w:sz w:val="28"/>
@@ -5440,7 +6234,7 @@
     <w:p>
       <w:pPr>
         <w:pStyle w:val="Heading1"/>
-        <w:spacing w:after="240" w:before="240" w:lineRule="auto"/>
+        <w:spacing w:after="240" w:before="240" w:line="276" w:lineRule="auto"/>
         <w:rPr/>
       </w:pPr>
       <w:bookmarkStart w:colFirst="0" w:colLast="0" w:name="_heading=h.uou0la2kck8y" w:id="31"/>
@@ -5460,7 +6254,7 @@
     </w:p>
     <w:p>
       <w:pPr>
-        <w:spacing w:after="240" w:before="240" w:lineRule="auto"/>
+        <w:spacing w:after="240" w:before="240" w:line="276" w:lineRule="auto"/>
         <w:rPr>
           <w:rFonts w:ascii="Times New Roman" w:cs="Times New Roman" w:eastAsia="Times New Roman" w:hAnsi="Times New Roman"/>
           <w:sz w:val="28"/>
@@ -5479,7 +6273,7 @@
     </w:p>
     <w:p>
       <w:pPr>
-        <w:spacing w:after="240" w:before="240" w:lineRule="auto"/>
+        <w:spacing w:after="240" w:before="240" w:line="276" w:lineRule="auto"/>
         <w:rPr>
           <w:rFonts w:ascii="Times New Roman" w:cs="Times New Roman" w:eastAsia="Times New Roman" w:hAnsi="Times New Roman"/>
           <w:sz w:val="28"/>
@@ -5499,15 +6293,218 @@
     <w:p>
       <w:pPr>
         <w:pStyle w:val="Heading1"/>
-        <w:spacing w:after="240" w:before="240" w:lineRule="auto"/>
+        <w:spacing w:after="240" w:before="240" w:line="276" w:lineRule="auto"/>
         <w:rPr/>
       </w:pPr>
-      <w:bookmarkStart w:colFirst="0" w:colLast="0" w:name="_heading=h.afjtzhx42une" w:id="32"/>
+      <w:bookmarkStart w:colFirst="0" w:colLast="0" w:name="_heading=h.r0jkgtl9hesp" w:id="32"/>
       <w:bookmarkEnd w:id="32"/>
       <w:r>
         <w:rPr>
           <w:rtl w:val="0"/>
         </w:rPr>
+        <w:t xml:space="preserve">Глава 2.3.7. Сигурност и защита на данните</w:t>
+      </w:r>
+    </w:p>
+    <w:p>
+      <w:pPr>
+        <w:rPr>
+          <w:rFonts w:ascii="Times New Roman" w:cs="Times New Roman" w:eastAsia="Times New Roman" w:hAnsi="Times New Roman"/>
+          <w:sz w:val="28"/>
+          <w:szCs w:val="28"/>
+        </w:rPr>
+      </w:pPr>
+      <w:r>
+        <w:rPr>
+          <w:rFonts w:ascii="Times New Roman" w:cs="Times New Roman" w:eastAsia="Times New Roman" w:hAnsi="Times New Roman"/>
+          <w:sz w:val="28"/>
+          <w:szCs w:val="28"/>
+          <w:rtl w:val="0"/>
+        </w:rPr>
+        <w:t xml:space="preserve">Сигурността на данните е критично важен аспект при разработката на уеб приложения, особено когато се обработва чувствителна информация, свързана с психичното състояние на потребителите. В платформата SafeMind са приложени съвременни методи и технологии за осигуряване на високо ниво на защита.</w:t>
+      </w:r>
+    </w:p>
+    <w:p>
+      <w:pPr>
+        <w:rPr>
+          <w:rFonts w:ascii="Times New Roman" w:cs="Times New Roman" w:eastAsia="Times New Roman" w:hAnsi="Times New Roman"/>
+          <w:sz w:val="28"/>
+          <w:szCs w:val="28"/>
+        </w:rPr>
+      </w:pPr>
+      <w:r>
+        <w:rPr>
+          <w:rtl w:val="0"/>
+        </w:rPr>
+      </w:r>
+    </w:p>
+    <w:p>
+      <w:pPr>
+        <w:rPr>
+          <w:rFonts w:ascii="Times New Roman" w:cs="Times New Roman" w:eastAsia="Times New Roman" w:hAnsi="Times New Roman"/>
+          <w:sz w:val="28"/>
+          <w:szCs w:val="28"/>
+        </w:rPr>
+      </w:pPr>
+      <w:r>
+        <w:rPr>
+          <w:rFonts w:ascii="Times New Roman" w:cs="Times New Roman" w:eastAsia="Times New Roman" w:hAnsi="Times New Roman"/>
+          <w:sz w:val="28"/>
+          <w:szCs w:val="28"/>
+          <w:rtl w:val="0"/>
+        </w:rPr>
+        <w:t xml:space="preserve">На първо място, всички комуникации между клиента и сървъра се осъществяват чрез защитен HTTPS протокол, който гарантира криптиране на предаваните данни и предотвратява тяхното прихващане от трети страни.</w:t>
+      </w:r>
+    </w:p>
+    <w:p>
+      <w:pPr>
+        <w:rPr>
+          <w:rFonts w:ascii="Times New Roman" w:cs="Times New Roman" w:eastAsia="Times New Roman" w:hAnsi="Times New Roman"/>
+          <w:sz w:val="28"/>
+          <w:szCs w:val="28"/>
+        </w:rPr>
+      </w:pPr>
+      <w:r>
+        <w:rPr>
+          <w:rtl w:val="0"/>
+        </w:rPr>
+      </w:r>
+    </w:p>
+    <w:p>
+      <w:pPr>
+        <w:rPr>
+          <w:rFonts w:ascii="Times New Roman" w:cs="Times New Roman" w:eastAsia="Times New Roman" w:hAnsi="Times New Roman"/>
+          <w:sz w:val="28"/>
+          <w:szCs w:val="28"/>
+        </w:rPr>
+      </w:pPr>
+      <w:r>
+        <w:rPr>
+          <w:rFonts w:ascii="Times New Roman" w:cs="Times New Roman" w:eastAsia="Times New Roman" w:hAnsi="Times New Roman"/>
+          <w:sz w:val="28"/>
+          <w:szCs w:val="28"/>
+          <w:rtl w:val="0"/>
+        </w:rPr>
+        <w:t xml:space="preserve">Системата използва ASP.NET Core Identity за управление на потребителските акаунти и автентикация. Паролите не се съхраняват в чист вид, а се записват в базата данни под формата на криптографски хешове, което значително повишава сигурността.</w:t>
+      </w:r>
+    </w:p>
+    <w:p>
+      <w:pPr>
+        <w:rPr>
+          <w:rFonts w:ascii="Times New Roman" w:cs="Times New Roman" w:eastAsia="Times New Roman" w:hAnsi="Times New Roman"/>
+          <w:sz w:val="28"/>
+          <w:szCs w:val="28"/>
+        </w:rPr>
+      </w:pPr>
+      <w:r>
+        <w:rPr>
+          <w:rtl w:val="0"/>
+        </w:rPr>
+      </w:r>
+    </w:p>
+    <w:p>
+      <w:pPr>
+        <w:rPr>
+          <w:rFonts w:ascii="Times New Roman" w:cs="Times New Roman" w:eastAsia="Times New Roman" w:hAnsi="Times New Roman"/>
+          <w:sz w:val="28"/>
+          <w:szCs w:val="28"/>
+        </w:rPr>
+      </w:pPr>
+      <w:r>
+        <w:rPr>
+          <w:rFonts w:ascii="Times New Roman" w:cs="Times New Roman" w:eastAsia="Times New Roman" w:hAnsi="Times New Roman"/>
+          <w:sz w:val="28"/>
+          <w:szCs w:val="28"/>
+          <w:rtl w:val="0"/>
+        </w:rPr>
+        <w:t xml:space="preserve">Освен това е реализирана система за контрол на достъпа чрез роли (role-based authorization). Потребителите получават достъп само до функционалностите, които съответстват на тяхната роля (потребител, специалист или администратор), което предотвратява неоторизиран достъп до чувствителна информация.</w:t>
+      </w:r>
+    </w:p>
+    <w:p>
+      <w:pPr>
+        <w:rPr>
+          <w:rFonts w:ascii="Times New Roman" w:cs="Times New Roman" w:eastAsia="Times New Roman" w:hAnsi="Times New Roman"/>
+          <w:sz w:val="28"/>
+          <w:szCs w:val="28"/>
+        </w:rPr>
+      </w:pPr>
+      <w:r>
+        <w:rPr>
+          <w:rtl w:val="0"/>
+        </w:rPr>
+      </w:r>
+    </w:p>
+    <w:p>
+      <w:pPr>
+        <w:rPr>
+          <w:rFonts w:ascii="Times New Roman" w:cs="Times New Roman" w:eastAsia="Times New Roman" w:hAnsi="Times New Roman"/>
+          <w:sz w:val="28"/>
+          <w:szCs w:val="28"/>
+        </w:rPr>
+      </w:pPr>
+      <w:r>
+        <w:rPr>
+          <w:rFonts w:ascii="Times New Roman" w:cs="Times New Roman" w:eastAsia="Times New Roman" w:hAnsi="Times New Roman"/>
+          <w:sz w:val="28"/>
+          <w:szCs w:val="28"/>
+          <w:rtl w:val="0"/>
+        </w:rPr>
+        <w:t xml:space="preserve">Допълнително са приложени механизми за защита срещу често срещани уеб атаки, като валидиране на входните данни, защита срещу SQL injection чрез използване на Entity Framework Core и ограничаване на достъпа до чувствителни ресурси.</w:t>
+      </w:r>
+    </w:p>
+    <w:p>
+      <w:pPr>
+        <w:rPr>
+          <w:rFonts w:ascii="Times New Roman" w:cs="Times New Roman" w:eastAsia="Times New Roman" w:hAnsi="Times New Roman"/>
+          <w:sz w:val="28"/>
+          <w:szCs w:val="28"/>
+        </w:rPr>
+      </w:pPr>
+      <w:r>
+        <w:rPr>
+          <w:rtl w:val="0"/>
+        </w:rPr>
+      </w:r>
+    </w:p>
+    <w:p>
+      <w:pPr>
+        <w:rPr>
+          <w:rFonts w:ascii="Times New Roman" w:cs="Times New Roman" w:eastAsia="Times New Roman" w:hAnsi="Times New Roman"/>
+          <w:sz w:val="28"/>
+          <w:szCs w:val="28"/>
+        </w:rPr>
+      </w:pPr>
+      <w:r>
+        <w:rPr>
+          <w:rFonts w:ascii="Times New Roman" w:cs="Times New Roman" w:eastAsia="Times New Roman" w:hAnsi="Times New Roman"/>
+          <w:sz w:val="28"/>
+          <w:szCs w:val="28"/>
+          <w:rtl w:val="0"/>
+        </w:rPr>
+        <w:t xml:space="preserve">В обобщение, внедрените мерки за сигурност гарантират надеждна защита на личните данни и създават доверие у потребителите при използването на платформата.</w:t>
+      </w:r>
+    </w:p>
+    <w:p>
+      <w:pPr>
+        <w:rPr/>
+      </w:pPr>
+      <w:r>
+        <w:rPr>
+          <w:rtl w:val="0"/>
+        </w:rPr>
+      </w:r>
+    </w:p>
+    <w:p>
+      <w:pPr>
+        <w:pStyle w:val="Heading1"/>
+        <w:spacing w:after="240" w:before="240" w:line="276" w:lineRule="auto"/>
+        <w:rPr/>
+      </w:pPr>
+      <w:bookmarkStart w:colFirst="0" w:colLast="0" w:name="_heading=h.afjtzhx42une" w:id="33"/>
+      <w:bookmarkEnd w:id="33"/>
+      <w:r>
+        <w:rPr>
+          <w:rtl w:val="0"/>
+        </w:rPr>
         <w:t xml:space="preserve">Глава </w:t>
       </w:r>
       <w:r>
@@ -5519,7 +6516,7 @@
     </w:p>
     <w:p>
       <w:pPr>
-        <w:spacing w:after="240" w:before="240" w:lineRule="auto"/>
+        <w:spacing w:after="240" w:before="240" w:line="276" w:lineRule="auto"/>
         <w:rPr>
           <w:rFonts w:ascii="Times New Roman" w:cs="Times New Roman" w:eastAsia="Times New Roman" w:hAnsi="Times New Roman"/>
           <w:sz w:val="28"/>
@@ -5539,11 +6536,11 @@
     <w:p>
       <w:pPr>
         <w:pStyle w:val="Heading1"/>
-        <w:spacing w:after="240" w:before="240" w:lineRule="auto"/>
+        <w:spacing w:after="240" w:before="240" w:line="276" w:lineRule="auto"/>
         <w:rPr/>
       </w:pPr>
-      <w:bookmarkStart w:colFirst="0" w:colLast="0" w:name="_heading=h.qin58h67zalj" w:id="33"/>
-      <w:bookmarkEnd w:id="33"/>
+      <w:bookmarkStart w:colFirst="0" w:colLast="0" w:name="_heading=h.qin58h67zalj" w:id="34"/>
+      <w:bookmarkEnd w:id="34"/>
       <w:r>
         <w:rPr>
           <w:rtl w:val="0"/>
@@ -5559,45 +6556,191 @@
     </w:p>
     <w:p>
       <w:pPr>
-        <w:spacing w:after="240" w:before="240" w:lineRule="auto"/>
-        <w:rPr>
-          <w:rFonts w:ascii="Times New Roman" w:cs="Times New Roman" w:eastAsia="Times New Roman" w:hAnsi="Times New Roman"/>
-          <w:sz w:val="28"/>
-          <w:szCs w:val="28"/>
-        </w:rPr>
-      </w:pPr>
-      <w:r>
-        <w:rPr>
-          <w:rFonts w:ascii="Times New Roman" w:cs="Times New Roman" w:eastAsia="Times New Roman" w:hAnsi="Times New Roman"/>
-          <w:sz w:val="28"/>
-          <w:szCs w:val="28"/>
-          <w:rtl w:val="0"/>
-        </w:rPr>
-        <w:t xml:space="preserve">За да се възползва от пълния набор от функционалности на SafeMind, потребителят трябва първо да се регистрира в системата. Процесът на регистрация е достъпен чрез бутона „Регистрация" в горния десен ъгъл на началната страница.</w:t>
-      </w:r>
-    </w:p>
-    <w:p>
-      <w:pPr>
-        <w:spacing w:after="240" w:before="240" w:lineRule="auto"/>
-        <w:rPr>
-          <w:rFonts w:ascii="Times New Roman" w:cs="Times New Roman" w:eastAsia="Times New Roman" w:hAnsi="Times New Roman"/>
-          <w:sz w:val="28"/>
-          <w:szCs w:val="28"/>
-        </w:rPr>
-      </w:pPr>
-      <w:r>
-        <w:rPr>
-          <w:rFonts w:ascii="Times New Roman" w:cs="Times New Roman" w:eastAsia="Times New Roman" w:hAnsi="Times New Roman"/>
-          <w:sz w:val="28"/>
-          <w:szCs w:val="28"/>
-          <w:rtl w:val="0"/>
-        </w:rPr>
-        <w:t xml:space="preserve">На страницата за регистрация потребителят попълва следните полета: Имена (собствено и фамилно); Електронна поща (ще служи като потребителско ID); Парола (минимум 8 символа, задължително включващи главна буква, малка буква и цифра); Потвърждение на паролата (повторно въвеждане на паролата за верификация); Роля (Потребител или Специалист — при избор на Специалист се появяват допълнителни полета за квалификация).</w:t>
-      </w:r>
-    </w:p>
-    <w:p>
-      <w:pPr>
-        <w:spacing w:after="240" w:before="240" w:lineRule="auto"/>
+        <w:spacing w:after="240" w:before="240" w:line="276" w:lineRule="auto"/>
+        <w:rPr>
+          <w:rFonts w:ascii="Times New Roman" w:cs="Times New Roman" w:eastAsia="Times New Roman" w:hAnsi="Times New Roman"/>
+          <w:sz w:val="28"/>
+          <w:szCs w:val="28"/>
+        </w:rPr>
+      </w:pPr>
+      <w:r>
+        <w:rPr>
+          <w:rFonts w:ascii="Times New Roman" w:cs="Times New Roman" w:eastAsia="Times New Roman" w:hAnsi="Times New Roman"/>
+          <w:sz w:val="28"/>
+          <w:szCs w:val="28"/>
+          <w:rtl w:val="0"/>
+        </w:rPr>
+        <w:t xml:space="preserve">За да се възползва от пълния набор от функционалности на SafeMind, потребителят трябва първо да се регистрира в системата. Процесът на регистрация е достъпен чрез бутона “Login" в горния десен ъгъл и след това избиране на “Create account” на началната страница.</w:t>
+      </w:r>
+    </w:p>
+    <w:p>
+      <w:pPr>
+        <w:spacing w:after="240" w:before="240" w:line="276" w:lineRule="auto"/>
+        <w:rPr>
+          <w:rFonts w:ascii="Times New Roman" w:cs="Times New Roman" w:eastAsia="Times New Roman" w:hAnsi="Times New Roman"/>
+          <w:sz w:val="28"/>
+          <w:szCs w:val="28"/>
+        </w:rPr>
+      </w:pPr>
+      <w:r>
+        <w:rPr>
+          <w:rFonts w:ascii="Times New Roman" w:cs="Times New Roman" w:eastAsia="Times New Roman" w:hAnsi="Times New Roman"/>
+          <w:sz w:val="28"/>
+          <w:szCs w:val="28"/>
+        </w:rPr>
+        <w:drawing>
+          <wp:inline distB="114300" distT="114300" distL="114300" distR="114300">
+            <wp:extent cx="5760410" cy="2781300"/>
+            <wp:effectExtent b="0" l="0" r="0" t="0"/>
+            <wp:docPr id="1" name="image7.png"/>
+            <a:graphic>
+              <a:graphicData uri="http://schemas.openxmlformats.org/drawingml/2006/picture">
+                <pic:pic>
+                  <pic:nvPicPr>
+                    <pic:cNvPr id="0" name="image7.png"/>
+                    <pic:cNvPicPr preferRelativeResize="0"/>
+                  </pic:nvPicPr>
+                  <pic:blipFill>
+                    <a:blip r:embed="rId10"/>
+                    <a:srcRect b="0" l="0" r="0" t="0"/>
+                    <a:stretch>
+                      <a:fillRect/>
+                    </a:stretch>
+                  </pic:blipFill>
+                  <pic:spPr>
+                    <a:xfrm>
+                      <a:off x="0" y="0"/>
+                      <a:ext cx="5760410" cy="2781300"/>
+                    </a:xfrm>
+                    <a:prstGeom prst="rect"/>
+                    <a:ln/>
+                  </pic:spPr>
+                </pic:pic>
+              </a:graphicData>
+            </a:graphic>
+          </wp:inline>
+        </w:drawing>
+      </w:r>
+      <w:r>
+        <w:rPr>
+          <w:rtl w:val="0"/>
+        </w:rPr>
+      </w:r>
+    </w:p>
+    <w:p>
+      <w:pPr>
+        <w:spacing w:after="240" w:before="240" w:line="276" w:lineRule="auto"/>
+        <w:rPr>
+          <w:rFonts w:ascii="Times New Roman" w:cs="Times New Roman" w:eastAsia="Times New Roman" w:hAnsi="Times New Roman"/>
+          <w:sz w:val="28"/>
+          <w:szCs w:val="28"/>
+        </w:rPr>
+      </w:pPr>
+      <w:r>
+        <w:rPr>
+          <w:rFonts w:ascii="Times New Roman" w:cs="Times New Roman" w:eastAsia="Times New Roman" w:hAnsi="Times New Roman"/>
+          <w:sz w:val="28"/>
+          <w:szCs w:val="28"/>
+          <w:rtl w:val="0"/>
+        </w:rPr>
+        <w:t xml:space="preserve">Фигура 4. Страница за login на потребителя</w:t>
+      </w:r>
+    </w:p>
+    <w:p>
+      <w:pPr>
+        <w:spacing w:after="240" w:before="240" w:line="276" w:lineRule="auto"/>
+        <w:rPr>
+          <w:rFonts w:ascii="Times New Roman" w:cs="Times New Roman" w:eastAsia="Times New Roman" w:hAnsi="Times New Roman"/>
+          <w:sz w:val="28"/>
+          <w:szCs w:val="28"/>
+        </w:rPr>
+      </w:pPr>
+      <w:r>
+        <w:rPr>
+          <w:rFonts w:ascii="Times New Roman" w:cs="Times New Roman" w:eastAsia="Times New Roman" w:hAnsi="Times New Roman"/>
+          <w:sz w:val="28"/>
+          <w:szCs w:val="28"/>
+        </w:rPr>
+        <w:drawing>
+          <wp:inline distB="114300" distT="114300" distL="114300" distR="114300">
+            <wp:extent cx="5760410" cy="2806700"/>
+            <wp:effectExtent b="0" l="0" r="0" t="0"/>
+            <wp:docPr id="3" name="image6.png"/>
+            <a:graphic>
+              <a:graphicData uri="http://schemas.openxmlformats.org/drawingml/2006/picture">
+                <pic:pic>
+                  <pic:nvPicPr>
+                    <pic:cNvPr id="0" name="image6.png"/>
+                    <pic:cNvPicPr preferRelativeResize="0"/>
+                  </pic:nvPicPr>
+                  <pic:blipFill>
+                    <a:blip r:embed="rId11"/>
+                    <a:srcRect b="0" l="0" r="0" t="0"/>
+                    <a:stretch>
+                      <a:fillRect/>
+                    </a:stretch>
+                  </pic:blipFill>
+                  <pic:spPr>
+                    <a:xfrm>
+                      <a:off x="0" y="0"/>
+                      <a:ext cx="5760410" cy="2806700"/>
+                    </a:xfrm>
+                    <a:prstGeom prst="rect"/>
+                    <a:ln/>
+                  </pic:spPr>
+                </pic:pic>
+              </a:graphicData>
+            </a:graphic>
+          </wp:inline>
+        </w:drawing>
+      </w:r>
+      <w:r>
+        <w:rPr>
+          <w:rtl w:val="0"/>
+        </w:rPr>
+      </w:r>
+    </w:p>
+    <w:p>
+      <w:pPr>
+        <w:spacing w:after="240" w:before="240" w:line="276" w:lineRule="auto"/>
+        <w:rPr>
+          <w:rFonts w:ascii="Times New Roman" w:cs="Times New Roman" w:eastAsia="Times New Roman" w:hAnsi="Times New Roman"/>
+          <w:sz w:val="28"/>
+          <w:szCs w:val="28"/>
+        </w:rPr>
+      </w:pPr>
+      <w:r>
+        <w:rPr>
+          <w:rFonts w:ascii="Times New Roman" w:cs="Times New Roman" w:eastAsia="Times New Roman" w:hAnsi="Times New Roman"/>
+          <w:sz w:val="28"/>
+          <w:szCs w:val="28"/>
+          <w:rtl w:val="0"/>
+        </w:rPr>
+        <w:t xml:space="preserve">Фигура 5. Страница за регистрация на потребителя</w:t>
+      </w:r>
+    </w:p>
+    <w:p>
+      <w:pPr>
+        <w:spacing w:after="240" w:before="240" w:line="276" w:lineRule="auto"/>
+        <w:rPr>
+          <w:rFonts w:ascii="Times New Roman" w:cs="Times New Roman" w:eastAsia="Times New Roman" w:hAnsi="Times New Roman"/>
+          <w:sz w:val="28"/>
+          <w:szCs w:val="28"/>
+        </w:rPr>
+      </w:pPr>
+      <w:r>
+        <w:rPr>
+          <w:rFonts w:ascii="Times New Roman" w:cs="Times New Roman" w:eastAsia="Times New Roman" w:hAnsi="Times New Roman"/>
+          <w:sz w:val="28"/>
+          <w:szCs w:val="28"/>
+          <w:rtl w:val="0"/>
+        </w:rPr>
+        <w:t xml:space="preserve">На страницата за регистрация потребителят попълва следните полета: Потребителско име; Електронна поща; Парола (минимум 8 символа, задължително включващи главна буква, малка буква, цифра и символ); Потвърждение на паролата (повторно въвеждане на паролата за верификация); </w:t>
+      </w:r>
+    </w:p>
+    <w:p>
+      <w:pPr>
+        <w:spacing w:after="240" w:before="240" w:line="276" w:lineRule="auto"/>
         <w:rPr>
           <w:rFonts w:ascii="Times New Roman" w:cs="Times New Roman" w:eastAsia="Times New Roman" w:hAnsi="Times New Roman"/>
           <w:sz w:val="28"/>
@@ -5616,12 +6759,104 @@
     </w:p>
     <w:p>
       <w:pPr>
+        <w:spacing w:after="240" w:before="240" w:line="276" w:lineRule="auto"/>
+        <w:rPr>
+          <w:rFonts w:ascii="Times New Roman" w:cs="Times New Roman" w:eastAsia="Times New Roman" w:hAnsi="Times New Roman"/>
+          <w:sz w:val="28"/>
+          <w:szCs w:val="28"/>
+        </w:rPr>
+      </w:pPr>
+      <w:r>
+        <w:rPr>
+          <w:rFonts w:ascii="Times New Roman" w:cs="Times New Roman" w:eastAsia="Times New Roman" w:hAnsi="Times New Roman"/>
+          <w:sz w:val="28"/>
+          <w:szCs w:val="28"/>
+          <w:rtl w:val="0"/>
+        </w:rPr>
+        <w:t xml:space="preserve">В системата присъства и отделна страница за регистрация на специалисти, която включва попълване на: Две имена, егн, номер на докторски лиценз, потребителско име, електронна поща, специалности и езици, начало и край на работния ден, продължителност на сесията, цена на сесията, биография и парола. Част от информацията(имената, егн-то, номера на докторския лиценз и специалностите) се сравняват с информация във външна база данни, която играе ролята на база данни на МЗ за лицензирани доктори. Това позволява абсолютна автоматизация на регистрацията, предпазва от случайна регистрация на потребител като доктор и улеснява работата на администраторите, тъй като те не трябва да одобряват доктори.</w:t>
+      </w:r>
+    </w:p>
+    <w:p>
+      <w:pPr>
+        <w:spacing w:after="240" w:before="240" w:line="276" w:lineRule="auto"/>
+        <w:rPr>
+          <w:rFonts w:ascii="Times New Roman" w:cs="Times New Roman" w:eastAsia="Times New Roman" w:hAnsi="Times New Roman"/>
+          <w:sz w:val="28"/>
+          <w:szCs w:val="28"/>
+        </w:rPr>
+      </w:pPr>
+      <w:r>
+        <w:rPr>
+          <w:rFonts w:ascii="Times New Roman" w:cs="Times New Roman" w:eastAsia="Times New Roman" w:hAnsi="Times New Roman"/>
+          <w:sz w:val="28"/>
+          <w:szCs w:val="28"/>
+        </w:rPr>
+        <w:drawing>
+          <wp:inline distB="114300" distT="114300" distL="114300" distR="114300">
+            <wp:extent cx="5760410" cy="3302000"/>
+            <wp:effectExtent b="0" l="0" r="0" t="0"/>
+            <wp:docPr id="10" name="image9.png"/>
+            <a:graphic>
+              <a:graphicData uri="http://schemas.openxmlformats.org/drawingml/2006/picture">
+                <pic:pic>
+                  <pic:nvPicPr>
+                    <pic:cNvPr id="0" name="image9.png"/>
+                    <pic:cNvPicPr preferRelativeResize="0"/>
+                  </pic:nvPicPr>
+                  <pic:blipFill>
+                    <a:blip r:embed="rId12"/>
+                    <a:srcRect b="0" l="0" r="0" t="0"/>
+                    <a:stretch>
+                      <a:fillRect/>
+                    </a:stretch>
+                  </pic:blipFill>
+                  <pic:spPr>
+                    <a:xfrm>
+                      <a:off x="0" y="0"/>
+                      <a:ext cx="5760410" cy="3302000"/>
+                    </a:xfrm>
+                    <a:prstGeom prst="rect"/>
+                    <a:ln/>
+                  </pic:spPr>
+                </pic:pic>
+              </a:graphicData>
+            </a:graphic>
+          </wp:inline>
+        </w:drawing>
+      </w:r>
+      <w:r>
+        <w:rPr>
+          <w:rtl w:val="0"/>
+        </w:rPr>
+      </w:r>
+    </w:p>
+    <w:p>
+      <w:pPr>
+        <w:spacing w:after="240" w:before="240" w:line="276" w:lineRule="auto"/>
+        <w:rPr>
+          <w:rFonts w:ascii="Times New Roman" w:cs="Times New Roman" w:eastAsia="Times New Roman" w:hAnsi="Times New Roman"/>
+          <w:sz w:val="28"/>
+          <w:szCs w:val="28"/>
+        </w:rPr>
+      </w:pPr>
+      <w:r>
+        <w:rPr>
+          <w:rFonts w:ascii="Times New Roman" w:cs="Times New Roman" w:eastAsia="Times New Roman" w:hAnsi="Times New Roman"/>
+          <w:sz w:val="28"/>
+          <w:szCs w:val="28"/>
+          <w:rtl w:val="0"/>
+        </w:rPr>
+        <w:t xml:space="preserve">Фигура 6. Страница за регистрация като доктор</w:t>
+      </w:r>
+    </w:p>
+    <w:p>
+      <w:pPr>
         <w:pStyle w:val="Heading1"/>
-        <w:spacing w:after="240" w:before="240" w:lineRule="auto"/>
+        <w:spacing w:after="240" w:before="240" w:line="276" w:lineRule="auto"/>
         <w:rPr/>
       </w:pPr>
-      <w:bookmarkStart w:colFirst="0" w:colLast="0" w:name="_heading=h.2t91bd974vb8" w:id="34"/>
-      <w:bookmarkEnd w:id="34"/>
+      <w:bookmarkStart w:colFirst="0" w:colLast="0" w:name="_heading=h.2t91bd974vb8" w:id="35"/>
+      <w:bookmarkEnd w:id="35"/>
       <w:r>
         <w:rPr>
           <w:rtl w:val="0"/>
@@ -5637,7 +6872,7 @@
     </w:p>
     <w:p>
       <w:pPr>
-        <w:spacing w:after="240" w:before="240" w:lineRule="auto"/>
+        <w:spacing w:after="240" w:before="240" w:line="276" w:lineRule="auto"/>
         <w:rPr>
           <w:rFonts w:ascii="Times New Roman" w:cs="Times New Roman" w:eastAsia="Times New Roman" w:hAnsi="Times New Roman"/>
           <w:sz w:val="28"/>
@@ -5656,7 +6891,7 @@
     </w:p>
     <w:p>
       <w:pPr>
-        <w:spacing w:after="240" w:before="240" w:lineRule="auto"/>
+        <w:spacing w:after="240" w:before="240" w:line="276" w:lineRule="auto"/>
         <w:rPr>
           <w:rFonts w:ascii="Times New Roman" w:cs="Times New Roman" w:eastAsia="Times New Roman" w:hAnsi="Times New Roman"/>
           <w:sz w:val="28"/>
@@ -5675,7 +6910,7 @@
     </w:p>
     <w:p>
       <w:pPr>
-        <w:spacing w:after="240" w:before="240" w:lineRule="auto"/>
+        <w:spacing w:after="240" w:before="240" w:line="276" w:lineRule="auto"/>
         <w:rPr>
           <w:rFonts w:ascii="Times New Roman" w:cs="Times New Roman" w:eastAsia="Times New Roman" w:hAnsi="Times New Roman"/>
           <w:sz w:val="28"/>
@@ -5695,11 +6930,11 @@
     <w:p>
       <w:pPr>
         <w:pStyle w:val="Heading1"/>
-        <w:spacing w:after="240" w:before="240" w:lineRule="auto"/>
+        <w:spacing w:after="240" w:before="240" w:line="276" w:lineRule="auto"/>
         <w:rPr/>
       </w:pPr>
-      <w:bookmarkStart w:colFirst="0" w:colLast="0" w:name="_heading=h.thjwuq6o05es" w:id="35"/>
-      <w:bookmarkEnd w:id="35"/>
+      <w:bookmarkStart w:colFirst="0" w:colLast="0" w:name="_heading=h.thjwuq6o05es" w:id="36"/>
+      <w:bookmarkEnd w:id="36"/>
       <w:r>
         <w:rPr>
           <w:rtl w:val="0"/>
@@ -5715,7 +6950,7 @@
     </w:p>
     <w:p>
       <w:pPr>
-        <w:spacing w:after="240" w:before="240" w:lineRule="auto"/>
+        <w:spacing w:after="240" w:before="240" w:line="276" w:lineRule="auto"/>
         <w:rPr>
           <w:rFonts w:ascii="Times New Roman" w:cs="Times New Roman" w:eastAsia="Times New Roman" w:hAnsi="Times New Roman"/>
           <w:sz w:val="28"/>
@@ -5734,7 +6969,7 @@
     </w:p>
     <w:p>
       <w:pPr>
-        <w:spacing w:after="240" w:before="240" w:lineRule="auto"/>
+        <w:spacing w:after="240" w:before="240" w:line="276" w:lineRule="auto"/>
         <w:rPr>
           <w:rFonts w:ascii="Times New Roman" w:cs="Times New Roman" w:eastAsia="Times New Roman" w:hAnsi="Times New Roman"/>
           <w:sz w:val="28"/>
@@ -5753,7 +6988,7 @@
     </w:p>
     <w:p>
       <w:pPr>
-        <w:spacing w:after="240" w:before="240" w:lineRule="auto"/>
+        <w:spacing w:after="240" w:before="240" w:line="276" w:lineRule="auto"/>
         <w:rPr>
           <w:rFonts w:ascii="Times New Roman" w:cs="Times New Roman" w:eastAsia="Times New Roman" w:hAnsi="Times New Roman"/>
           <w:sz w:val="28"/>
@@ -5772,12 +7007,85 @@
     </w:p>
     <w:p>
       <w:pPr>
+        <w:spacing w:after="240" w:before="240" w:line="276" w:lineRule="auto"/>
+        <w:rPr>
+          <w:rFonts w:ascii="Times New Roman" w:cs="Times New Roman" w:eastAsia="Times New Roman" w:hAnsi="Times New Roman"/>
+          <w:sz w:val="28"/>
+          <w:szCs w:val="28"/>
+        </w:rPr>
+      </w:pPr>
+      <w:r>
+        <w:rPr>
+          <w:rFonts w:ascii="Times New Roman" w:cs="Times New Roman" w:eastAsia="Times New Roman" w:hAnsi="Times New Roman"/>
+          <w:sz w:val="28"/>
+          <w:szCs w:val="28"/>
+        </w:rPr>
+        <w:drawing>
+          <wp:inline distB="114300" distT="114300" distL="114300" distR="114300">
+            <wp:extent cx="5760410" cy="2794000"/>
+            <wp:effectExtent b="0" l="0" r="0" t="0"/>
+            <wp:docPr id="4" name="image8.png"/>
+            <a:graphic>
+              <a:graphicData uri="http://schemas.openxmlformats.org/drawingml/2006/picture">
+                <pic:pic>
+                  <pic:nvPicPr>
+                    <pic:cNvPr id="0" name="image8.png"/>
+                    <pic:cNvPicPr preferRelativeResize="0"/>
+                  </pic:nvPicPr>
+                  <pic:blipFill>
+                    <a:blip r:embed="rId13"/>
+                    <a:srcRect b="0" l="0" r="0" t="0"/>
+                    <a:stretch>
+                      <a:fillRect/>
+                    </a:stretch>
+                  </pic:blipFill>
+                  <pic:spPr>
+                    <a:xfrm>
+                      <a:off x="0" y="0"/>
+                      <a:ext cx="5760410" cy="2794000"/>
+                    </a:xfrm>
+                    <a:prstGeom prst="rect"/>
+                    <a:ln/>
+                  </pic:spPr>
+                </pic:pic>
+              </a:graphicData>
+            </a:graphic>
+          </wp:inline>
+        </w:drawing>
+      </w:r>
+      <w:r>
+        <w:rPr>
+          <w:rtl w:val="0"/>
+        </w:rPr>
+      </w:r>
+    </w:p>
+    <w:p>
+      <w:pPr>
+        <w:spacing w:after="240" w:before="240" w:line="276" w:lineRule="auto"/>
+        <w:rPr>
+          <w:rFonts w:ascii="Times New Roman" w:cs="Times New Roman" w:eastAsia="Times New Roman" w:hAnsi="Times New Roman"/>
+          <w:sz w:val="28"/>
+          <w:szCs w:val="28"/>
+        </w:rPr>
+      </w:pPr>
+      <w:r>
+        <w:rPr>
+          <w:rFonts w:ascii="Times New Roman" w:cs="Times New Roman" w:eastAsia="Times New Roman" w:hAnsi="Times New Roman"/>
+          <w:sz w:val="28"/>
+          <w:szCs w:val="28"/>
+          <w:rtl w:val="0"/>
+        </w:rPr>
+        <w:t xml:space="preserve">Фигура 7. Начална страница на “Articles”</w:t>
+      </w:r>
+    </w:p>
+    <w:p>
+      <w:pPr>
         <w:pStyle w:val="Heading1"/>
-        <w:spacing w:after="240" w:before="240" w:lineRule="auto"/>
+        <w:spacing w:after="240" w:before="240" w:line="276" w:lineRule="auto"/>
         <w:rPr/>
       </w:pPr>
-      <w:bookmarkStart w:colFirst="0" w:colLast="0" w:name="_heading=h.a1ewx76elho" w:id="36"/>
-      <w:bookmarkEnd w:id="36"/>
+      <w:bookmarkStart w:colFirst="0" w:colLast="0" w:name="_heading=h.a1ewx76elho" w:id="37"/>
+      <w:bookmarkEnd w:id="37"/>
       <w:r>
         <w:rPr>
           <w:rtl w:val="0"/>
@@ -5793,7 +7101,7 @@
     </w:p>
     <w:p>
       <w:pPr>
-        <w:spacing w:after="240" w:before="240" w:lineRule="auto"/>
+        <w:spacing w:after="240" w:before="240" w:line="276" w:lineRule="auto"/>
         <w:rPr>
           <w:rFonts w:ascii="Times New Roman" w:cs="Times New Roman" w:eastAsia="Times New Roman" w:hAnsi="Times New Roman"/>
           <w:sz w:val="28"/>
@@ -5812,26 +7120,26 @@
     </w:p>
     <w:p>
       <w:pPr>
-        <w:spacing w:after="240" w:before="240" w:lineRule="auto"/>
-        <w:rPr>
-          <w:rFonts w:ascii="Times New Roman" w:cs="Times New Roman" w:eastAsia="Times New Roman" w:hAnsi="Times New Roman"/>
-          <w:sz w:val="28"/>
-          <w:szCs w:val="28"/>
-        </w:rPr>
-      </w:pPr>
-      <w:r>
-        <w:rPr>
-          <w:rFonts w:ascii="Times New Roman" w:cs="Times New Roman" w:eastAsia="Times New Roman" w:hAnsi="Times New Roman"/>
-          <w:sz w:val="28"/>
-          <w:szCs w:val="28"/>
-          <w:rtl w:val="0"/>
-        </w:rPr>
-        <w:t xml:space="preserve">Навигиране до секцията „Специалисти" от главното меню. Системата зарежда списък с регистрираните специалисти.</w:t>
-      </w:r>
-    </w:p>
-    <w:p>
-      <w:pPr>
-        <w:spacing w:after="240" w:before="240" w:lineRule="auto"/>
+        <w:spacing w:after="240" w:before="240" w:line="276" w:lineRule="auto"/>
+        <w:rPr>
+          <w:rFonts w:ascii="Times New Roman" w:cs="Times New Roman" w:eastAsia="Times New Roman" w:hAnsi="Times New Roman"/>
+          <w:sz w:val="28"/>
+          <w:szCs w:val="28"/>
+        </w:rPr>
+      </w:pPr>
+      <w:r>
+        <w:rPr>
+          <w:rFonts w:ascii="Times New Roman" w:cs="Times New Roman" w:eastAsia="Times New Roman" w:hAnsi="Times New Roman"/>
+          <w:sz w:val="28"/>
+          <w:szCs w:val="28"/>
+          <w:rtl w:val="0"/>
+        </w:rPr>
+        <w:t xml:space="preserve">Навигиране до секцията “Book" от главното меню. Системата зарежда списък с регистрираните специалисти.</w:t>
+      </w:r>
+    </w:p>
+    <w:p>
+      <w:pPr>
+        <w:spacing w:after="240" w:before="240" w:line="276" w:lineRule="auto"/>
         <w:rPr>
           <w:rFonts w:ascii="Times New Roman" w:cs="Times New Roman" w:eastAsia="Times New Roman" w:hAnsi="Times New Roman"/>
           <w:sz w:val="28"/>
@@ -5850,7 +7158,7 @@
     </w:p>
     <w:p>
       <w:pPr>
-        <w:spacing w:after="240" w:before="240" w:lineRule="auto"/>
+        <w:spacing w:after="240" w:before="240" w:line="276" w:lineRule="auto"/>
         <w:rPr>
           <w:rFonts w:ascii="Times New Roman" w:cs="Times New Roman" w:eastAsia="Times New Roman" w:hAnsi="Times New Roman"/>
           <w:sz w:val="28"/>
@@ -5869,7 +7177,80 @@
     </w:p>
     <w:p>
       <w:pPr>
-        <w:spacing w:after="240" w:before="240" w:lineRule="auto"/>
+        <w:spacing w:after="240" w:before="240" w:line="276" w:lineRule="auto"/>
+        <w:rPr>
+          <w:rFonts w:ascii="Times New Roman" w:cs="Times New Roman" w:eastAsia="Times New Roman" w:hAnsi="Times New Roman"/>
+          <w:sz w:val="28"/>
+          <w:szCs w:val="28"/>
+        </w:rPr>
+      </w:pPr>
+      <w:r>
+        <w:rPr>
+          <w:rFonts w:ascii="Times New Roman" w:cs="Times New Roman" w:eastAsia="Times New Roman" w:hAnsi="Times New Roman"/>
+          <w:sz w:val="28"/>
+          <w:szCs w:val="28"/>
+        </w:rPr>
+        <w:drawing>
+          <wp:inline distB="114300" distT="114300" distL="114300" distR="114300">
+            <wp:extent cx="5760410" cy="2743200"/>
+            <wp:effectExtent b="0" l="0" r="0" t="0"/>
+            <wp:docPr id="9" name="image10.png"/>
+            <a:graphic>
+              <a:graphicData uri="http://schemas.openxmlformats.org/drawingml/2006/picture">
+                <pic:pic>
+                  <pic:nvPicPr>
+                    <pic:cNvPr id="0" name="image10.png"/>
+                    <pic:cNvPicPr preferRelativeResize="0"/>
+                  </pic:nvPicPr>
+                  <pic:blipFill>
+                    <a:blip r:embed="rId14"/>
+                    <a:srcRect b="0" l="0" r="0" t="0"/>
+                    <a:stretch>
+                      <a:fillRect/>
+                    </a:stretch>
+                  </pic:blipFill>
+                  <pic:spPr>
+                    <a:xfrm>
+                      <a:off x="0" y="0"/>
+                      <a:ext cx="5760410" cy="2743200"/>
+                    </a:xfrm>
+                    <a:prstGeom prst="rect"/>
+                    <a:ln/>
+                  </pic:spPr>
+                </pic:pic>
+              </a:graphicData>
+            </a:graphic>
+          </wp:inline>
+        </w:drawing>
+      </w:r>
+      <w:r>
+        <w:rPr>
+          <w:rtl w:val="0"/>
+        </w:rPr>
+      </w:r>
+    </w:p>
+    <w:p>
+      <w:pPr>
+        <w:spacing w:after="240" w:before="240" w:line="276" w:lineRule="auto"/>
+        <w:rPr>
+          <w:rFonts w:ascii="Times New Roman" w:cs="Times New Roman" w:eastAsia="Times New Roman" w:hAnsi="Times New Roman"/>
+          <w:sz w:val="28"/>
+          <w:szCs w:val="28"/>
+        </w:rPr>
+      </w:pPr>
+      <w:r>
+        <w:rPr>
+          <w:rFonts w:ascii="Times New Roman" w:cs="Times New Roman" w:eastAsia="Times New Roman" w:hAnsi="Times New Roman"/>
+          <w:sz w:val="28"/>
+          <w:szCs w:val="28"/>
+          <w:rtl w:val="0"/>
+        </w:rPr>
+        <w:t xml:space="preserve">Фигура 8. Страница за запазване на час при психолог</w:t>
+      </w:r>
+    </w:p>
+    <w:p>
+      <w:pPr>
+        <w:spacing w:after="240" w:before="240" w:line="276" w:lineRule="auto"/>
         <w:rPr>
           <w:rFonts w:ascii="Times New Roman" w:cs="Times New Roman" w:eastAsia="Times New Roman" w:hAnsi="Times New Roman"/>
           <w:sz w:val="28"/>
@@ -5888,7 +7269,80 @@
     </w:p>
     <w:p>
       <w:pPr>
-        <w:spacing w:after="240" w:before="240" w:lineRule="auto"/>
+        <w:spacing w:after="240" w:before="240" w:line="276" w:lineRule="auto"/>
+        <w:rPr>
+          <w:rFonts w:ascii="Times New Roman" w:cs="Times New Roman" w:eastAsia="Times New Roman" w:hAnsi="Times New Roman"/>
+          <w:sz w:val="28"/>
+          <w:szCs w:val="28"/>
+        </w:rPr>
+      </w:pPr>
+      <w:r>
+        <w:rPr>
+          <w:rFonts w:ascii="Times New Roman" w:cs="Times New Roman" w:eastAsia="Times New Roman" w:hAnsi="Times New Roman"/>
+          <w:sz w:val="28"/>
+          <w:szCs w:val="28"/>
+        </w:rPr>
+        <w:drawing>
+          <wp:inline distB="114300" distT="114300" distL="114300" distR="114300">
+            <wp:extent cx="5760410" cy="2794000"/>
+            <wp:effectExtent b="0" l="0" r="0" t="0"/>
+            <wp:docPr id="8" name="image5.png"/>
+            <a:graphic>
+              <a:graphicData uri="http://schemas.openxmlformats.org/drawingml/2006/picture">
+                <pic:pic>
+                  <pic:nvPicPr>
+                    <pic:cNvPr id="0" name="image5.png"/>
+                    <pic:cNvPicPr preferRelativeResize="0"/>
+                  </pic:nvPicPr>
+                  <pic:blipFill>
+                    <a:blip r:embed="rId15"/>
+                    <a:srcRect b="0" l="0" r="0" t="0"/>
+                    <a:stretch>
+                      <a:fillRect/>
+                    </a:stretch>
+                  </pic:blipFill>
+                  <pic:spPr>
+                    <a:xfrm>
+                      <a:off x="0" y="0"/>
+                      <a:ext cx="5760410" cy="2794000"/>
+                    </a:xfrm>
+                    <a:prstGeom prst="rect"/>
+                    <a:ln/>
+                  </pic:spPr>
+                </pic:pic>
+              </a:graphicData>
+            </a:graphic>
+          </wp:inline>
+        </w:drawing>
+      </w:r>
+      <w:r>
+        <w:rPr>
+          <w:rtl w:val="0"/>
+        </w:rPr>
+      </w:r>
+    </w:p>
+    <w:p>
+      <w:pPr>
+        <w:spacing w:after="240" w:before="240" w:line="276" w:lineRule="auto"/>
+        <w:rPr>
+          <w:rFonts w:ascii="Times New Roman" w:cs="Times New Roman" w:eastAsia="Times New Roman" w:hAnsi="Times New Roman"/>
+          <w:sz w:val="28"/>
+          <w:szCs w:val="28"/>
+        </w:rPr>
+      </w:pPr>
+      <w:r>
+        <w:rPr>
+          <w:rFonts w:ascii="Times New Roman" w:cs="Times New Roman" w:eastAsia="Times New Roman" w:hAnsi="Times New Roman"/>
+          <w:sz w:val="28"/>
+          <w:szCs w:val="28"/>
+          <w:rtl w:val="0"/>
+        </w:rPr>
+        <w:t xml:space="preserve">Фигура 9. Страница при избран специалист</w:t>
+      </w:r>
+    </w:p>
+    <w:p>
+      <w:pPr>
+        <w:spacing w:after="240" w:before="240" w:line="276" w:lineRule="auto"/>
         <w:rPr>
           <w:rFonts w:ascii="Times New Roman" w:cs="Times New Roman" w:eastAsia="Times New Roman" w:hAnsi="Times New Roman"/>
           <w:sz w:val="28"/>
@@ -5907,7 +7361,80 @@
     </w:p>
     <w:p>
       <w:pPr>
-        <w:spacing w:after="240" w:before="240" w:lineRule="auto"/>
+        <w:spacing w:after="240" w:before="240" w:line="276" w:lineRule="auto"/>
+        <w:rPr>
+          <w:rFonts w:ascii="Times New Roman" w:cs="Times New Roman" w:eastAsia="Times New Roman" w:hAnsi="Times New Roman"/>
+          <w:sz w:val="28"/>
+          <w:szCs w:val="28"/>
+        </w:rPr>
+      </w:pPr>
+      <w:r>
+        <w:rPr>
+          <w:rFonts w:ascii="Times New Roman" w:cs="Times New Roman" w:eastAsia="Times New Roman" w:hAnsi="Times New Roman"/>
+          <w:sz w:val="28"/>
+          <w:szCs w:val="28"/>
+        </w:rPr>
+        <w:drawing>
+          <wp:inline distB="114300" distT="114300" distL="114300" distR="114300">
+            <wp:extent cx="5760410" cy="2781300"/>
+            <wp:effectExtent b="0" l="0" r="0" t="0"/>
+            <wp:docPr id="5" name="image4.png"/>
+            <a:graphic>
+              <a:graphicData uri="http://schemas.openxmlformats.org/drawingml/2006/picture">
+                <pic:pic>
+                  <pic:nvPicPr>
+                    <pic:cNvPr id="0" name="image4.png"/>
+                    <pic:cNvPicPr preferRelativeResize="0"/>
+                  </pic:nvPicPr>
+                  <pic:blipFill>
+                    <a:blip r:embed="rId16"/>
+                    <a:srcRect b="0" l="0" r="0" t="0"/>
+                    <a:stretch>
+                      <a:fillRect/>
+                    </a:stretch>
+                  </pic:blipFill>
+                  <pic:spPr>
+                    <a:xfrm>
+                      <a:off x="0" y="0"/>
+                      <a:ext cx="5760410" cy="2781300"/>
+                    </a:xfrm>
+                    <a:prstGeom prst="rect"/>
+                    <a:ln/>
+                  </pic:spPr>
+                </pic:pic>
+              </a:graphicData>
+            </a:graphic>
+          </wp:inline>
+        </w:drawing>
+      </w:r>
+      <w:r>
+        <w:rPr>
+          <w:rtl w:val="0"/>
+        </w:rPr>
+      </w:r>
+    </w:p>
+    <w:p>
+      <w:pPr>
+        <w:spacing w:after="240" w:before="240" w:line="276" w:lineRule="auto"/>
+        <w:rPr>
+          <w:rFonts w:ascii="Times New Roman" w:cs="Times New Roman" w:eastAsia="Times New Roman" w:hAnsi="Times New Roman"/>
+          <w:sz w:val="28"/>
+          <w:szCs w:val="28"/>
+        </w:rPr>
+      </w:pPr>
+      <w:r>
+        <w:rPr>
+          <w:rFonts w:ascii="Times New Roman" w:cs="Times New Roman" w:eastAsia="Times New Roman" w:hAnsi="Times New Roman"/>
+          <w:sz w:val="28"/>
+          <w:szCs w:val="28"/>
+          <w:rtl w:val="0"/>
+        </w:rPr>
+        <w:t xml:space="preserve">Фигура 10. Страница за checkout след избран/и час/ове</w:t>
+      </w:r>
+    </w:p>
+    <w:p>
+      <w:pPr>
+        <w:spacing w:after="240" w:before="240" w:line="276" w:lineRule="auto"/>
         <w:rPr>
           <w:rFonts w:ascii="Times New Roman" w:cs="Times New Roman" w:eastAsia="Times New Roman" w:hAnsi="Times New Roman"/>
           <w:sz w:val="28"/>
@@ -5926,22 +7453,22 @@
     </w:p>
     <w:p>
       <w:pPr>
-        <w:spacing w:after="240" w:before="240" w:lineRule="auto"/>
-        <w:rPr>
-          <w:rFonts w:ascii="Times New Roman" w:cs="Times New Roman" w:eastAsia="Times New Roman" w:hAnsi="Times New Roman"/>
-          <w:sz w:val="28"/>
-          <w:szCs w:val="28"/>
-        </w:rPr>
-      </w:pPr>
-      <w:r>
-        <w:rPr>
-          <w:rtl w:val="0"/>
-        </w:rPr>
-      </w:r>
-    </w:p>
-    <w:p>
-      <w:pPr>
-        <w:spacing w:after="240" w:before="240" w:lineRule="auto"/>
+        <w:spacing w:after="240" w:before="240" w:line="276" w:lineRule="auto"/>
+        <w:rPr>
+          <w:rFonts w:ascii="Times New Roman" w:cs="Times New Roman" w:eastAsia="Times New Roman" w:hAnsi="Times New Roman"/>
+          <w:sz w:val="28"/>
+          <w:szCs w:val="28"/>
+        </w:rPr>
+      </w:pPr>
+      <w:r>
+        <w:rPr>
+          <w:rtl w:val="0"/>
+        </w:rPr>
+      </w:r>
+    </w:p>
+    <w:p>
+      <w:pPr>
+        <w:spacing w:after="240" w:before="240" w:line="276" w:lineRule="auto"/>
         <w:rPr>
           <w:rFonts w:ascii="Times New Roman" w:cs="Times New Roman" w:eastAsia="Times New Roman" w:hAnsi="Times New Roman"/>
           <w:sz w:val="28"/>
@@ -5960,12 +7487,57 @@
     </w:p>
     <w:p>
       <w:pPr>
+        <w:spacing w:after="240" w:before="240" w:line="276" w:lineRule="auto"/>
+        <w:rPr>
+          <w:rFonts w:ascii="Times New Roman" w:cs="Times New Roman" w:eastAsia="Times New Roman" w:hAnsi="Times New Roman"/>
+          <w:sz w:val="28"/>
+          <w:szCs w:val="28"/>
+        </w:rPr>
+      </w:pPr>
+      <w:r>
+        <w:rPr>
+          <w:rtl w:val="0"/>
+        </w:rPr>
+      </w:r>
+    </w:p>
+    <w:p>
+      <w:pPr>
+        <w:spacing w:after="240" w:before="240" w:line="276" w:lineRule="auto"/>
+        <w:rPr>
+          <w:rFonts w:ascii="Times New Roman" w:cs="Times New Roman" w:eastAsia="Times New Roman" w:hAnsi="Times New Roman"/>
+          <w:sz w:val="28"/>
+          <w:szCs w:val="28"/>
+        </w:rPr>
+      </w:pPr>
+      <w:r>
+        <w:rPr>
+          <w:rtl w:val="0"/>
+        </w:rPr>
+      </w:r>
+    </w:p>
+    <w:p>
+      <w:pPr>
+        <w:spacing w:after="240" w:before="240" w:line="276" w:lineRule="auto"/>
+        <w:rPr>
+          <w:rFonts w:ascii="Times New Roman" w:cs="Times New Roman" w:eastAsia="Times New Roman" w:hAnsi="Times New Roman"/>
+          <w:sz w:val="28"/>
+          <w:szCs w:val="28"/>
+        </w:rPr>
+      </w:pPr>
+      <w:r>
+        <w:rPr>
+          <w:rtl w:val="0"/>
+        </w:rPr>
+      </w:r>
+    </w:p>
+    <w:p>
+      <w:pPr>
         <w:pStyle w:val="Heading1"/>
-        <w:spacing w:after="240" w:before="240" w:lineRule="auto"/>
+        <w:spacing w:after="240" w:before="240" w:line="276" w:lineRule="auto"/>
         <w:rPr/>
       </w:pPr>
-      <w:bookmarkStart w:colFirst="0" w:colLast="0" w:name="_heading=h.rldwxozc17ed" w:id="37"/>
-      <w:bookmarkEnd w:id="37"/>
+      <w:bookmarkStart w:colFirst="0" w:colLast="0" w:name="_heading=h.rldwxozc17ed" w:id="38"/>
+      <w:bookmarkEnd w:id="38"/>
       <w:r>
         <w:rPr>
           <w:rtl w:val="0"/>
@@ -5981,7 +7553,7 @@
     </w:p>
     <w:p>
       <w:pPr>
-        <w:spacing w:after="240" w:before="240" w:lineRule="auto"/>
+        <w:spacing w:after="240" w:before="240" w:line="276" w:lineRule="auto"/>
         <w:rPr>
           <w:rFonts w:ascii="Times New Roman" w:cs="Times New Roman" w:eastAsia="Times New Roman" w:hAnsi="Times New Roman"/>
           <w:sz w:val="28"/>
@@ -6000,12 +7572,85 @@
     </w:p>
     <w:p>
       <w:pPr>
+        <w:spacing w:after="240" w:before="240" w:line="276" w:lineRule="auto"/>
+        <w:rPr>
+          <w:rFonts w:ascii="Times New Roman" w:cs="Times New Roman" w:eastAsia="Times New Roman" w:hAnsi="Times New Roman"/>
+          <w:sz w:val="28"/>
+          <w:szCs w:val="28"/>
+        </w:rPr>
+      </w:pPr>
+      <w:r>
+        <w:rPr>
+          <w:rFonts w:ascii="Times New Roman" w:cs="Times New Roman" w:eastAsia="Times New Roman" w:hAnsi="Times New Roman"/>
+          <w:sz w:val="28"/>
+          <w:szCs w:val="28"/>
+        </w:rPr>
+        <w:drawing>
+          <wp:inline distB="114300" distT="114300" distL="114300" distR="114300">
+            <wp:extent cx="4914900" cy="6019800"/>
+            <wp:effectExtent b="0" l="0" r="0" t="0"/>
+            <wp:docPr id="2" name="image2.png"/>
+            <a:graphic>
+              <a:graphicData uri="http://schemas.openxmlformats.org/drawingml/2006/picture">
+                <pic:pic>
+                  <pic:nvPicPr>
+                    <pic:cNvPr id="0" name="image2.png"/>
+                    <pic:cNvPicPr preferRelativeResize="0"/>
+                  </pic:nvPicPr>
+                  <pic:blipFill>
+                    <a:blip r:embed="rId17"/>
+                    <a:srcRect b="0" l="0" r="0" t="0"/>
+                    <a:stretch>
+                      <a:fillRect/>
+                    </a:stretch>
+                  </pic:blipFill>
+                  <pic:spPr>
+                    <a:xfrm>
+                      <a:off x="0" y="0"/>
+                      <a:ext cx="4914900" cy="6019800"/>
+                    </a:xfrm>
+                    <a:prstGeom prst="rect"/>
+                    <a:ln/>
+                  </pic:spPr>
+                </pic:pic>
+              </a:graphicData>
+            </a:graphic>
+          </wp:inline>
+        </w:drawing>
+      </w:r>
+      <w:r>
+        <w:rPr>
+          <w:rtl w:val="0"/>
+        </w:rPr>
+      </w:r>
+    </w:p>
+    <w:p>
+      <w:pPr>
+        <w:spacing w:after="240" w:before="240" w:line="276" w:lineRule="auto"/>
+        <w:rPr>
+          <w:rFonts w:ascii="Times New Roman" w:cs="Times New Roman" w:eastAsia="Times New Roman" w:hAnsi="Times New Roman"/>
+          <w:sz w:val="28"/>
+          <w:szCs w:val="28"/>
+        </w:rPr>
+      </w:pPr>
+      <w:r>
+        <w:rPr>
+          <w:rFonts w:ascii="Times New Roman" w:cs="Times New Roman" w:eastAsia="Times New Roman" w:hAnsi="Times New Roman"/>
+          <w:sz w:val="28"/>
+          <w:szCs w:val="28"/>
+          <w:rtl w:val="0"/>
+        </w:rPr>
+        <w:t xml:space="preserve">Фигура 11. Pop up за чат системата</w:t>
+      </w:r>
+    </w:p>
+    <w:p>
+      <w:pPr>
         <w:pStyle w:val="Heading1"/>
-        <w:spacing w:after="240" w:before="240" w:lineRule="auto"/>
+        <w:spacing w:after="240" w:before="240" w:line="276" w:lineRule="auto"/>
         <w:rPr/>
       </w:pPr>
-      <w:bookmarkStart w:colFirst="0" w:colLast="0" w:name="_heading=h.le5ysbjmnhnb" w:id="38"/>
-      <w:bookmarkEnd w:id="38"/>
+      <w:bookmarkStart w:colFirst="0" w:colLast="0" w:name="_heading=h.le5ysbjmnhnb" w:id="39"/>
+      <w:bookmarkEnd w:id="39"/>
       <w:r>
         <w:rPr>
           <w:rtl w:val="0"/>
@@ -6021,7 +7666,7 @@
     </w:p>
     <w:p>
       <w:pPr>
-        <w:spacing w:after="240" w:before="240" w:lineRule="auto"/>
+        <w:spacing w:after="240" w:before="240" w:line="276" w:lineRule="auto"/>
         <w:rPr>
           <w:rFonts w:ascii="Times New Roman" w:cs="Times New Roman" w:eastAsia="Times New Roman" w:hAnsi="Times New Roman"/>
           <w:sz w:val="28"/>
@@ -6040,26 +7685,118 @@
     </w:p>
     <w:p>
       <w:pPr>
-        <w:spacing w:after="240" w:before="240" w:lineRule="auto"/>
-        <w:rPr>
-          <w:rFonts w:ascii="Times New Roman" w:cs="Times New Roman" w:eastAsia="Times New Roman" w:hAnsi="Times New Roman"/>
-          <w:sz w:val="28"/>
-          <w:szCs w:val="28"/>
-        </w:rPr>
-      </w:pPr>
-      <w:r>
-        <w:rPr>
-          <w:rFonts w:ascii="Times New Roman" w:cs="Times New Roman" w:eastAsia="Times New Roman" w:hAnsi="Times New Roman"/>
-          <w:sz w:val="28"/>
-          <w:szCs w:val="28"/>
-          <w:rtl w:val="0"/>
-        </w:rPr>
-        <w:t xml:space="preserve">За добавяне на нов запис потребителят натиска бутона „Нов запис" в горния ляв ъгъл. Отваря се редакторски интерфейс с поле за заглавие и основно текстово поле. Потребителят въвежда желаното съдържание. Системата поддържа автоматично запазване на чернова на всеки 30 секунди, индикирано от дискретен текст „Запазено автоматично" в горния ъгъл.</w:t>
-      </w:r>
-    </w:p>
-    <w:p>
-      <w:pPr>
-        <w:spacing w:after="240" w:before="240" w:lineRule="auto"/>
+        <w:spacing w:after="240" w:before="240" w:line="276" w:lineRule="auto"/>
+        <w:rPr>
+          <w:rFonts w:ascii="Times New Roman" w:cs="Times New Roman" w:eastAsia="Times New Roman" w:hAnsi="Times New Roman"/>
+          <w:sz w:val="28"/>
+          <w:szCs w:val="28"/>
+        </w:rPr>
+      </w:pPr>
+      <w:r>
+        <w:rPr>
+          <w:rFonts w:ascii="Times New Roman" w:cs="Times New Roman" w:eastAsia="Times New Roman" w:hAnsi="Times New Roman"/>
+          <w:sz w:val="28"/>
+          <w:szCs w:val="28"/>
+          <w:rtl w:val="0"/>
+        </w:rPr>
+        <w:t xml:space="preserve">За добавяне на нов запис потребителят натиска бутона „Нов запис" в горния ляв ъгъл. Отваря се редакторски интерфейс с поле за заглавие и основно текстово поле. Потребителят въвежда желаното съдържание. </w:t>
+      </w:r>
+    </w:p>
+    <w:p>
+      <w:pPr>
+        <w:spacing w:after="240" w:before="240" w:line="276" w:lineRule="auto"/>
+        <w:rPr>
+          <w:rFonts w:ascii="Times New Roman" w:cs="Times New Roman" w:eastAsia="Times New Roman" w:hAnsi="Times New Roman"/>
+          <w:sz w:val="28"/>
+          <w:szCs w:val="28"/>
+        </w:rPr>
+      </w:pPr>
+      <w:r>
+        <w:rPr>
+          <w:rFonts w:ascii="Times New Roman" w:cs="Times New Roman" w:eastAsia="Times New Roman" w:hAnsi="Times New Roman"/>
+          <w:sz w:val="28"/>
+          <w:szCs w:val="28"/>
+        </w:rPr>
+        <w:drawing>
+          <wp:inline distB="114300" distT="114300" distL="114300" distR="114300">
+            <wp:extent cx="5760410" cy="2794000"/>
+            <wp:effectExtent b="0" l="0" r="0" t="0"/>
+            <wp:docPr id="7" name="image1.png"/>
+            <a:graphic>
+              <a:graphicData uri="http://schemas.openxmlformats.org/drawingml/2006/picture">
+                <pic:pic>
+                  <pic:nvPicPr>
+                    <pic:cNvPr id="0" name="image1.png"/>
+                    <pic:cNvPicPr preferRelativeResize="0"/>
+                  </pic:nvPicPr>
+                  <pic:blipFill>
+                    <a:blip r:embed="rId18"/>
+                    <a:srcRect b="0" l="0" r="0" t="0"/>
+                    <a:stretch>
+                      <a:fillRect/>
+                    </a:stretch>
+                  </pic:blipFill>
+                  <pic:spPr>
+                    <a:xfrm>
+                      <a:off x="0" y="0"/>
+                      <a:ext cx="5760410" cy="2794000"/>
+                    </a:xfrm>
+                    <a:prstGeom prst="rect"/>
+                    <a:ln/>
+                  </pic:spPr>
+                </pic:pic>
+              </a:graphicData>
+            </a:graphic>
+          </wp:inline>
+        </w:drawing>
+      </w:r>
+      <w:r>
+        <w:rPr>
+          <w:rtl w:val="0"/>
+        </w:rPr>
+      </w:r>
+    </w:p>
+    <w:p>
+      <w:pPr>
+        <w:spacing w:after="240" w:before="240" w:line="276" w:lineRule="auto"/>
+        <w:rPr>
+          <w:rFonts w:ascii="Times New Roman" w:cs="Times New Roman" w:eastAsia="Times New Roman" w:hAnsi="Times New Roman"/>
+          <w:sz w:val="28"/>
+          <w:szCs w:val="28"/>
+        </w:rPr>
+      </w:pPr>
+      <w:r>
+        <w:rPr>
+          <w:rFonts w:ascii="Times New Roman" w:cs="Times New Roman" w:eastAsia="Times New Roman" w:hAnsi="Times New Roman"/>
+          <w:sz w:val="28"/>
+          <w:szCs w:val="28"/>
+          <w:rtl w:val="0"/>
+        </w:rPr>
+        <w:t xml:space="preserve">Фигура 12. Страница за добавяне на запис в дневника</w:t>
+      </w:r>
+    </w:p>
+    <w:p>
+      <w:pPr>
+        <w:spacing w:after="240" w:before="240" w:line="276" w:lineRule="auto"/>
+        <w:rPr>
+          <w:rFonts w:ascii="Times New Roman" w:cs="Times New Roman" w:eastAsia="Times New Roman" w:hAnsi="Times New Roman"/>
+          <w:sz w:val="28"/>
+          <w:szCs w:val="28"/>
+        </w:rPr>
+      </w:pPr>
+      <w:r>
+        <w:rPr>
+          <w:rFonts w:ascii="Times New Roman" w:cs="Times New Roman" w:eastAsia="Times New Roman" w:hAnsi="Times New Roman"/>
+          <w:sz w:val="28"/>
+          <w:szCs w:val="28"/>
+          <w:rtl w:val="0"/>
+        </w:rPr>
+        <w:t xml:space="preserve">Системата поддържа автоматично запазване на чернова на всеки 30 секунди, индикирано от дискретен текст „Запазено автоматично" в горния ъгъл.</w:t>
+      </w:r>
+    </w:p>
+    <w:p>
+      <w:pPr>
+        <w:spacing w:after="240" w:before="240" w:line="276" w:lineRule="auto"/>
         <w:rPr>
           <w:rFonts w:ascii="Times New Roman" w:cs="Times New Roman" w:eastAsia="Times New Roman" w:hAnsi="Times New Roman"/>
           <w:sz w:val="28"/>
@@ -6083,7 +7820,7 @@
     </w:p>
     <w:p>
       <w:pPr>
-        <w:spacing w:after="240" w:before="240" w:lineRule="auto"/>
+        <w:spacing w:after="240" w:before="240" w:line="276" w:lineRule="auto"/>
         <w:ind w:left="360" w:firstLine="0"/>
         <w:rPr>
           <w:rFonts w:ascii="Times New Roman" w:cs="Times New Roman" w:eastAsia="Times New Roman" w:hAnsi="Times New Roman"/>
@@ -6093,6 +7830,145 @@
       </w:pPr>
       <w:r>
         <w:rPr>
+          <w:rFonts w:ascii="Times New Roman" w:cs="Times New Roman" w:eastAsia="Times New Roman" w:hAnsi="Times New Roman"/>
+          <w:sz w:val="28"/>
+          <w:szCs w:val="28"/>
+        </w:rPr>
+        <w:drawing>
+          <wp:inline distB="114300" distT="114300" distL="114300" distR="114300">
+            <wp:extent cx="5760410" cy="4267200"/>
+            <wp:effectExtent b="0" l="0" r="0" t="0"/>
+            <wp:docPr id="14" name="image13.png"/>
+            <a:graphic>
+              <a:graphicData uri="http://schemas.openxmlformats.org/drawingml/2006/picture">
+                <pic:pic>
+                  <pic:nvPicPr>
+                    <pic:cNvPr id="0" name="image13.png"/>
+                    <pic:cNvPicPr preferRelativeResize="0"/>
+                  </pic:nvPicPr>
+                  <pic:blipFill>
+                    <a:blip r:embed="rId19"/>
+                    <a:srcRect b="0" l="0" r="0" t="0"/>
+                    <a:stretch>
+                      <a:fillRect/>
+                    </a:stretch>
+                  </pic:blipFill>
+                  <pic:spPr>
+                    <a:xfrm>
+                      <a:off x="0" y="0"/>
+                      <a:ext cx="5760410" cy="4267200"/>
+                    </a:xfrm>
+                    <a:prstGeom prst="rect"/>
+                    <a:ln/>
+                  </pic:spPr>
+                </pic:pic>
+              </a:graphicData>
+            </a:graphic>
+          </wp:inline>
+        </w:drawing>
+      </w:r>
+      <w:r>
+        <w:rPr>
+          <w:rtl w:val="0"/>
+        </w:rPr>
+      </w:r>
+    </w:p>
+    <w:p>
+      <w:pPr>
+        <w:spacing w:after="240" w:before="240" w:line="276" w:lineRule="auto"/>
+        <w:ind w:left="360" w:firstLine="0"/>
+        <w:rPr>
+          <w:rFonts w:ascii="Times New Roman" w:cs="Times New Roman" w:eastAsia="Times New Roman" w:hAnsi="Times New Roman"/>
+          <w:sz w:val="28"/>
+          <w:szCs w:val="28"/>
+        </w:rPr>
+      </w:pPr>
+      <w:r>
+        <w:rPr>
+          <w:rFonts w:ascii="Times New Roman" w:cs="Times New Roman" w:eastAsia="Times New Roman" w:hAnsi="Times New Roman"/>
+          <w:sz w:val="28"/>
+          <w:szCs w:val="28"/>
+          <w:rtl w:val="0"/>
+        </w:rPr>
+        <w:t xml:space="preserve">Фигура 13. Начална страница “Моят дневник” и функционалност за рутинна проверка</w:t>
+      </w:r>
+    </w:p>
+    <w:p>
+      <w:pPr>
+        <w:spacing w:after="240" w:before="240" w:line="276" w:lineRule="auto"/>
+        <w:ind w:left="360" w:firstLine="0"/>
+        <w:rPr>
+          <w:rFonts w:ascii="Times New Roman" w:cs="Times New Roman" w:eastAsia="Times New Roman" w:hAnsi="Times New Roman"/>
+          <w:sz w:val="28"/>
+          <w:szCs w:val="28"/>
+        </w:rPr>
+      </w:pPr>
+      <w:r>
+        <w:rPr>
+          <w:rFonts w:ascii="Times New Roman" w:cs="Times New Roman" w:eastAsia="Times New Roman" w:hAnsi="Times New Roman"/>
+          <w:sz w:val="28"/>
+          <w:szCs w:val="28"/>
+        </w:rPr>
+        <w:drawing>
+          <wp:inline distB="114300" distT="114300" distL="114300" distR="114300">
+            <wp:extent cx="5760410" cy="2654300"/>
+            <wp:effectExtent b="0" l="0" r="0" t="0"/>
+            <wp:docPr id="6" name="image11.png"/>
+            <a:graphic>
+              <a:graphicData uri="http://schemas.openxmlformats.org/drawingml/2006/picture">
+                <pic:pic>
+                  <pic:nvPicPr>
+                    <pic:cNvPr id="0" name="image11.png"/>
+                    <pic:cNvPicPr preferRelativeResize="0"/>
+                  </pic:nvPicPr>
+                  <pic:blipFill>
+                    <a:blip r:embed="rId20"/>
+                    <a:srcRect b="0" l="0" r="0" t="0"/>
+                    <a:stretch>
+                      <a:fillRect/>
+                    </a:stretch>
+                  </pic:blipFill>
+                  <pic:spPr>
+                    <a:xfrm>
+                      <a:off x="0" y="0"/>
+                      <a:ext cx="5760410" cy="2654300"/>
+                    </a:xfrm>
+                    <a:prstGeom prst="rect"/>
+                    <a:ln/>
+                  </pic:spPr>
+                </pic:pic>
+              </a:graphicData>
+            </a:graphic>
+          </wp:inline>
+        </w:drawing>
+      </w:r>
+      <w:r>
+        <w:rPr>
+          <w:rtl w:val="0"/>
+        </w:rPr>
+      </w:r>
+    </w:p>
+    <w:p>
+      <w:pPr>
+        <w:spacing w:after="240" w:before="240" w:line="276" w:lineRule="auto"/>
+        <w:ind w:left="360" w:firstLine="0"/>
+        <w:rPr>
+          <w:rFonts w:ascii="Times New Roman" w:cs="Times New Roman" w:eastAsia="Times New Roman" w:hAnsi="Times New Roman"/>
+          <w:sz w:val="28"/>
+          <w:szCs w:val="28"/>
+        </w:rPr>
+      </w:pPr>
+      <w:r>
+        <w:rPr>
+          <w:rFonts w:ascii="Times New Roman" w:cs="Times New Roman" w:eastAsia="Times New Roman" w:hAnsi="Times New Roman"/>
+          <w:sz w:val="28"/>
+          <w:szCs w:val="28"/>
+          <w:rtl w:val="0"/>
+        </w:rPr>
+        <w:t xml:space="preserve">Фигура 14. Функционалност за седмични цели</w:t>
+      </w:r>
+      <w:r>
+        <w:rPr>
           <w:rtl w:val="0"/>
         </w:rPr>
       </w:r>
@@ -6100,6 +7976,7 @@
     <w:p>
       <w:pPr>
         <w:pStyle w:val="Heading1"/>
+        <w:spacing w:line="276" w:lineRule="auto"/>
         <w:ind w:left="0" w:firstLine="0"/>
         <w:rPr>
           <w:rFonts w:ascii="Times New Roman" w:cs="Times New Roman" w:eastAsia="Times New Roman" w:hAnsi="Times New Roman"/>
@@ -6110,8 +7987,8 @@
           <w:szCs w:val="28"/>
         </w:rPr>
       </w:pPr>
-      <w:bookmarkStart w:colFirst="0" w:colLast="0" w:name="_heading=h.3dy6vkm" w:id="39"/>
-      <w:bookmarkEnd w:id="39"/>
+      <w:bookmarkStart w:colFirst="0" w:colLast="0" w:name="_heading=h.3dy6vkm" w:id="40"/>
+      <w:bookmarkEnd w:id="40"/>
       <w:r>
         <w:rPr>
           <w:rtl w:val="0"/>
@@ -6132,7 +8009,7 @@
     </w:p>
     <w:p>
       <w:pPr>
-        <w:spacing w:after="240" w:lineRule="auto"/>
+        <w:spacing w:after="240" w:line="276" w:lineRule="auto"/>
         <w:rPr>
           <w:rFonts w:ascii="Times New Roman" w:cs="Times New Roman" w:eastAsia="Times New Roman" w:hAnsi="Times New Roman"/>
           <w:sz w:val="28"/>
@@ -6151,7 +8028,7 @@
     </w:p>
     <w:p>
       <w:pPr>
-        <w:spacing w:after="240" w:lineRule="auto"/>
+        <w:spacing w:after="240" w:line="276" w:lineRule="auto"/>
         <w:rPr>
           <w:rFonts w:ascii="Times New Roman" w:cs="Times New Roman" w:eastAsia="Times New Roman" w:hAnsi="Times New Roman"/>
           <w:sz w:val="28"/>
@@ -6170,7 +8047,7 @@
     </w:p>
     <w:p>
       <w:pPr>
-        <w:spacing w:after="240" w:lineRule="auto"/>
+        <w:spacing w:after="240" w:line="276" w:lineRule="auto"/>
         <w:rPr>
           <w:rFonts w:ascii="Times New Roman" w:cs="Times New Roman" w:eastAsia="Times New Roman" w:hAnsi="Times New Roman"/>
           <w:sz w:val="28"/>
@@ -6189,7 +8066,7 @@
     </w:p>
     <w:p>
       <w:pPr>
-        <w:spacing w:after="240" w:lineRule="auto"/>
+        <w:spacing w:after="240" w:line="276" w:lineRule="auto"/>
         <w:rPr>
           <w:rFonts w:ascii="Times New Roman" w:cs="Times New Roman" w:eastAsia="Times New Roman" w:hAnsi="Times New Roman"/>
           <w:sz w:val="28"/>
@@ -6208,7 +8085,7 @@
     </w:p>
     <w:p>
       <w:pPr>
-        <w:spacing w:after="240" w:lineRule="auto"/>
+        <w:spacing w:after="240" w:line="276" w:lineRule="auto"/>
         <w:rPr>
           <w:rFonts w:ascii="Times New Roman" w:cs="Times New Roman" w:eastAsia="Times New Roman" w:hAnsi="Times New Roman"/>
           <w:sz w:val="28"/>
@@ -6227,7 +8104,7 @@
     </w:p>
     <w:p>
       <w:pPr>
-        <w:spacing w:after="240" w:lineRule="auto"/>
+        <w:spacing w:after="240" w:line="276" w:lineRule="auto"/>
         <w:rPr>
           <w:rFonts w:ascii="Times New Roman" w:cs="Times New Roman" w:eastAsia="Times New Roman" w:hAnsi="Times New Roman"/>
           <w:sz w:val="28"/>
@@ -6246,7 +8123,7 @@
     </w:p>
     <w:p>
       <w:pPr>
-        <w:spacing w:after="240" w:lineRule="auto"/>
+        <w:spacing w:after="240" w:line="276" w:lineRule="auto"/>
         <w:rPr>
           <w:rFonts w:ascii="Times New Roman" w:cs="Times New Roman" w:eastAsia="Times New Roman" w:hAnsi="Times New Roman"/>
           <w:sz w:val="28"/>
@@ -6265,7 +8142,7 @@
     </w:p>
     <w:p>
       <w:pPr>
-        <w:spacing w:after="240" w:lineRule="auto"/>
+        <w:spacing w:after="240" w:line="276" w:lineRule="auto"/>
         <w:rPr>
           <w:rFonts w:ascii="Times New Roman" w:cs="Times New Roman" w:eastAsia="Times New Roman" w:hAnsi="Times New Roman"/>
           <w:sz w:val="28"/>
@@ -6284,7 +8161,7 @@
     </w:p>
     <w:p>
       <w:pPr>
-        <w:spacing w:after="240" w:lineRule="auto"/>
+        <w:spacing w:after="240" w:line="276" w:lineRule="auto"/>
         <w:rPr>
           <w:rFonts w:ascii="Times New Roman" w:cs="Times New Roman" w:eastAsia="Times New Roman" w:hAnsi="Times New Roman"/>
           <w:sz w:val="28"/>
@@ -6303,7 +8180,7 @@
     </w:p>
     <w:p>
       <w:pPr>
-        <w:spacing w:after="240" w:lineRule="auto"/>
+        <w:spacing w:after="240" w:line="276" w:lineRule="auto"/>
         <w:rPr>
           <w:rFonts w:ascii="Times New Roman" w:cs="Times New Roman" w:eastAsia="Times New Roman" w:hAnsi="Times New Roman"/>
           <w:sz w:val="28"/>
@@ -6322,7 +8199,7 @@
     </w:p>
     <w:p>
       <w:pPr>
-        <w:spacing w:after="240" w:lineRule="auto"/>
+        <w:spacing w:after="240" w:line="276" w:lineRule="auto"/>
         <w:rPr>
           <w:rFonts w:ascii="Times New Roman" w:cs="Times New Roman" w:eastAsia="Times New Roman" w:hAnsi="Times New Roman"/>
           <w:sz w:val="28"/>
@@ -6341,7 +8218,7 @@
     </w:p>
     <w:p>
       <w:pPr>
-        <w:spacing w:after="240" w:lineRule="auto"/>
+        <w:spacing w:after="240" w:line="276" w:lineRule="auto"/>
         <w:rPr>
           <w:rFonts w:ascii="Times New Roman" w:cs="Times New Roman" w:eastAsia="Times New Roman" w:hAnsi="Times New Roman"/>
           <w:sz w:val="28"/>
@@ -6360,7 +8237,7 @@
     </w:p>
     <w:p>
       <w:pPr>
-        <w:spacing w:after="240" w:lineRule="auto"/>
+        <w:spacing w:after="240" w:line="276" w:lineRule="auto"/>
         <w:rPr>
           <w:rFonts w:ascii="Times New Roman" w:cs="Times New Roman" w:eastAsia="Times New Roman" w:hAnsi="Times New Roman"/>
           <w:sz w:val="28"/>
@@ -6379,7 +8256,7 @@
     </w:p>
     <w:p>
       <w:pPr>
-        <w:spacing w:after="240" w:lineRule="auto"/>
+        <w:spacing w:after="240" w:line="276" w:lineRule="auto"/>
         <w:rPr>
           <w:rFonts w:ascii="Times New Roman" w:cs="Times New Roman" w:eastAsia="Times New Roman" w:hAnsi="Times New Roman"/>
           <w:sz w:val="28"/>
@@ -6398,7 +8275,7 @@
     </w:p>
     <w:p>
       <w:pPr>
-        <w:spacing w:after="240" w:lineRule="auto"/>
+        <w:spacing w:after="240" w:line="276" w:lineRule="auto"/>
         <w:rPr>
           <w:rFonts w:ascii="Times New Roman" w:cs="Times New Roman" w:eastAsia="Times New Roman" w:hAnsi="Times New Roman"/>
           <w:sz w:val="28"/>
@@ -6417,7 +8294,7 @@
     </w:p>
     <w:p>
       <w:pPr>
-        <w:spacing w:after="240" w:lineRule="auto"/>
+        <w:spacing w:after="240" w:line="276" w:lineRule="auto"/>
         <w:rPr>
           <w:rFonts w:ascii="Times New Roman" w:cs="Times New Roman" w:eastAsia="Times New Roman" w:hAnsi="Times New Roman"/>
           <w:sz w:val="28"/>
@@ -6436,7 +8313,7 @@
     </w:p>
     <w:p>
       <w:pPr>
-        <w:spacing w:after="240" w:lineRule="auto"/>
+        <w:spacing w:after="240" w:line="276" w:lineRule="auto"/>
         <w:rPr>
           <w:rFonts w:ascii="Times New Roman" w:cs="Times New Roman" w:eastAsia="Times New Roman" w:hAnsi="Times New Roman"/>
           <w:sz w:val="28"/>
@@ -6455,7 +8332,7 @@
     </w:p>
     <w:p>
       <w:pPr>
-        <w:spacing w:after="240" w:lineRule="auto"/>
+        <w:spacing w:after="240" w:line="276" w:lineRule="auto"/>
         <w:rPr>
           <w:rFonts w:ascii="Times New Roman" w:cs="Times New Roman" w:eastAsia="Times New Roman" w:hAnsi="Times New Roman"/>
           <w:sz w:val="28"/>
@@ -6474,7 +8351,7 @@
     </w:p>
     <w:p>
       <w:pPr>
-        <w:spacing w:after="240" w:lineRule="auto"/>
+        <w:spacing w:after="240" w:line="276" w:lineRule="auto"/>
         <w:rPr>
           <w:rFonts w:ascii="Times New Roman" w:cs="Times New Roman" w:eastAsia="Times New Roman" w:hAnsi="Times New Roman"/>
           <w:sz w:val="28"/>
@@ -6493,7 +8370,7 @@
     </w:p>
     <w:p>
       <w:pPr>
-        <w:spacing w:after="240" w:lineRule="auto"/>
+        <w:spacing w:after="240" w:line="276" w:lineRule="auto"/>
         <w:rPr>
           <w:rFonts w:ascii="Times New Roman" w:cs="Times New Roman" w:eastAsia="Times New Roman" w:hAnsi="Times New Roman"/>
           <w:sz w:val="28"/>
@@ -6513,11 +8390,12 @@
     <w:p>
       <w:pPr>
         <w:pStyle w:val="Heading1"/>
+        <w:spacing w:line="276" w:lineRule="auto"/>
         <w:ind w:left="0" w:firstLine="0"/>
         <w:rPr/>
       </w:pPr>
-      <w:bookmarkStart w:colFirst="0" w:colLast="0" w:name="_heading=h.winwovxn5l4a" w:id="40"/>
-      <w:bookmarkEnd w:id="40"/>
+      <w:bookmarkStart w:colFirst="0" w:colLast="0" w:name="_heading=h.winwovxn5l4a" w:id="41"/>
+      <w:bookmarkEnd w:id="41"/>
       <w:r>
         <w:rPr>
           <w:rtl w:val="0"/>
@@ -6527,11 +8405,12 @@
     <w:p>
       <w:pPr>
         <w:pStyle w:val="Heading1"/>
+        <w:spacing w:line="276" w:lineRule="auto"/>
         <w:ind w:left="0" w:firstLine="0"/>
         <w:rPr/>
       </w:pPr>
-      <w:bookmarkStart w:colFirst="0" w:colLast="0" w:name="_heading=h.1t3h5sf" w:id="41"/>
-      <w:bookmarkEnd w:id="41"/>
+      <w:bookmarkStart w:colFirst="0" w:colLast="0" w:name="_heading=h.1t3h5sf" w:id="42"/>
+      <w:bookmarkEnd w:id="42"/>
       <w:r>
         <w:rPr>
           <w:rtl w:val="0"/>
@@ -6547,6 +8426,7 @@
     </w:p>
     <w:p>
       <w:pPr>
+        <w:spacing w:line="276" w:lineRule="auto"/>
         <w:rPr>
           <w:rFonts w:ascii="Times New Roman" w:cs="Times New Roman" w:eastAsia="Times New Roman" w:hAnsi="Times New Roman"/>
           <w:sz w:val="28"/>
@@ -6585,6 +8465,7 @@
     </w:p>
     <w:p>
       <w:pPr>
+        <w:spacing w:line="276" w:lineRule="auto"/>
         <w:rPr>
           <w:rFonts w:ascii="Times New Roman" w:cs="Times New Roman" w:eastAsia="Times New Roman" w:hAnsi="Times New Roman"/>
           <w:sz w:val="28"/>
@@ -6623,6 +8504,7 @@
     </w:p>
     <w:p>
       <w:pPr>
+        <w:spacing w:line="276" w:lineRule="auto"/>
         <w:rPr>
           <w:rFonts w:ascii="Times New Roman" w:cs="Times New Roman" w:eastAsia="Times New Roman" w:hAnsi="Times New Roman"/>
           <w:sz w:val="28"/>
@@ -6661,6 +8543,7 @@
     </w:p>
     <w:p>
       <w:pPr>
+        <w:spacing w:line="276" w:lineRule="auto"/>
         <w:rPr>
           <w:rFonts w:ascii="Times New Roman" w:cs="Times New Roman" w:eastAsia="Times New Roman" w:hAnsi="Times New Roman"/>
           <w:color w:val="1155cc"/>
@@ -6698,7 +8581,7 @@
         </w:rPr>
         <w:t xml:space="preserve">. </w:t>
       </w:r>
-      <w:hyperlink r:id="rId7">
+      <w:hyperlink r:id="rId21">
         <w:r>
           <w:rPr>
             <w:rFonts w:ascii="Times New Roman" w:cs="Times New Roman" w:eastAsia="Times New Roman" w:hAnsi="Times New Roman"/>
@@ -6719,6 +8602,7 @@
     </w:p>
     <w:p>
       <w:pPr>
+        <w:spacing w:line="276" w:lineRule="auto"/>
         <w:rPr>
           <w:rFonts w:ascii="Times New Roman" w:cs="Times New Roman" w:eastAsia="Times New Roman" w:hAnsi="Times New Roman"/>
           <w:color w:val="1155cc"/>
@@ -6756,7 +8640,7 @@
         </w:rPr>
         <w:t xml:space="preserve">. </w:t>
       </w:r>
-      <w:hyperlink r:id="rId8">
+      <w:hyperlink r:id="rId22">
         <w:r>
           <w:rPr>
             <w:rFonts w:ascii="Times New Roman" w:cs="Times New Roman" w:eastAsia="Times New Roman" w:hAnsi="Times New Roman"/>
@@ -6777,6 +8661,7 @@
     </w:p>
     <w:p>
       <w:pPr>
+        <w:spacing w:line="276" w:lineRule="auto"/>
         <w:rPr>
           <w:rFonts w:ascii="Times New Roman" w:cs="Times New Roman" w:eastAsia="Times New Roman" w:hAnsi="Times New Roman"/>
           <w:sz w:val="28"/>
@@ -6815,6 +8700,7 @@
     </w:p>
     <w:p>
       <w:pPr>
+        <w:spacing w:line="276" w:lineRule="auto"/>
         <w:rPr>
           <w:rFonts w:ascii="Times New Roman" w:cs="Times New Roman" w:eastAsia="Times New Roman" w:hAnsi="Times New Roman"/>
           <w:sz w:val="28"/>
@@ -6853,6 +8739,7 @@
     </w:p>
     <w:p>
       <w:pPr>
+        <w:spacing w:line="276" w:lineRule="auto"/>
         <w:rPr>
           <w:rFonts w:ascii="Times New Roman" w:cs="Times New Roman" w:eastAsia="Times New Roman" w:hAnsi="Times New Roman"/>
           <w:sz w:val="28"/>
@@ -6891,6 +8778,7 @@
     </w:p>
     <w:p>
       <w:pPr>
+        <w:spacing w:line="276" w:lineRule="auto"/>
         <w:rPr>
           <w:rFonts w:ascii="Times New Roman" w:cs="Times New Roman" w:eastAsia="Times New Roman" w:hAnsi="Times New Roman"/>
           <w:sz w:val="28"/>
@@ -6929,6 +8817,7 @@
     </w:p>
     <w:p>
       <w:pPr>
+        <w:spacing w:line="276" w:lineRule="auto"/>
         <w:rPr/>
       </w:pPr>
       <w:r>
@@ -6968,6 +8857,7 @@
     </w:p>
     <w:p>
       <w:pPr>
+        <w:spacing w:line="276" w:lineRule="auto"/>
         <w:ind w:left="360" w:firstLine="0"/>
         <w:rPr>
           <w:rFonts w:ascii="Times New Roman" w:cs="Times New Roman" w:eastAsia="Times New Roman" w:hAnsi="Times New Roman"/>
@@ -6984,6 +8874,7 @@
     <w:p>
       <w:pPr>
         <w:pStyle w:val="Heading1"/>
+        <w:spacing w:line="276" w:lineRule="auto"/>
         <w:ind w:left="360" w:right="0" w:firstLine="0"/>
         <w:rPr/>
       </w:pPr>
@@ -6995,6 +8886,7 @@
     </w:p>
     <w:p>
       <w:pPr>
+        <w:spacing w:line="276" w:lineRule="auto"/>
         <w:ind w:left="360" w:right="0" w:firstLine="0"/>
         <w:rPr>
           <w:rFonts w:ascii="Times New Roman" w:cs="Times New Roman" w:eastAsia="Times New Roman" w:hAnsi="Times New Roman"/>
@@ -7009,8 +8901,8 @@
       </w:r>
     </w:p>
     <w:sectPr>
-      <w:headerReference r:id="rId9" w:type="default"/>
-      <w:footerReference r:id="rId10" w:type="first"/>
+      <w:headerReference r:id="rId23" w:type="default"/>
+      <w:footerReference r:id="rId24" w:type="first"/>
       <w:pgSz w:h="16838" w:w="11906" w:orient="portrait"/>
       <w:pgMar w:bottom="1417" w:top="1417" w:left="1417" w:right="1417" w:header="705.6" w:footer="705.6"/>
       <w:pgNumType w:start="1"/>
@@ -8348,7 +10240,7 @@
 
 <file path=customXML/item1.xml><?xml version="1.0" encoding="utf-8"?>
 <go:gDocsCustomXmlDataStorage xmlns:go="http://customooxmlschemas.google.com/" xmlns:r="http://schemas.openxmlformats.org/officeDocument/2006/relationships" uri="GoogleDocsCustomDataVersion2">
-  <go:docsCustomData xmlns:go="http://customooxmlschemas.google.com/" roundtripDataSignature="AMtx7mgeEjOJuaMhGWf7GnOqKYmSO1iM5g==">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</go:docsCustomData>
+  <go:docsCustomData xmlns:go="http://customooxmlschemas.google.com/" roundtripDataSignature="AMtx7mjYHTOw9IkJgYDxj3+0RfL1kiJ0tQ==">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</go:docsCustomData>
 </go:gDocsCustomXmlDataStorage>
 </file>
 

--- a/Documentation/Александър Михайлов Стоянов - Дипломен проект.docx
+++ b/Documentation/Александър Михайлов Стоянов - Дипломен проект.docx
@@ -550,7 +550,7 @@
     </w:p>
     <w:sdt>
       <w:sdtPr>
-        <w:id w:val="-1092760465"/>
+        <w:id w:val="78172662"/>
         <w:docPartObj>
           <w:docPartGallery w:val="Table of Contents"/>
           <w:docPartUnique w:val="1"/>
@@ -3579,12 +3579,12 @@
           <wp:inline distB="114300" distT="114300" distL="114300" distR="114300">
             <wp:extent cx="5760410" cy="2806700"/>
             <wp:effectExtent b="0" l="0" r="0" t="0"/>
-            <wp:docPr id="12" name="image14.png"/>
+            <wp:docPr id="12" name="image11.png"/>
             <a:graphic>
               <a:graphicData uri="http://schemas.openxmlformats.org/drawingml/2006/picture">
                 <pic:pic>
                   <pic:nvPicPr>
-                    <pic:cNvPr id="0" name="image14.png"/>
+                    <pic:cNvPr id="0" name="image11.png"/>
                     <pic:cNvPicPr preferRelativeResize="0"/>
                   </pic:nvPicPr>
                   <pic:blipFill>
@@ -5465,60 +5465,45 @@
           <w:szCs w:val="28"/>
           <w:rtl w:val="0"/>
         </w:rPr>
-        <w:t xml:space="preserve">Първата база данни съдържа основната функционалност на приложението и включва всички ключови модули, свързани с потребителите, съдържанието и взаимодействията между тях. Втората база данни е специализирана и отговаря за управлението и верификацията на специалистите чрез система за лицензи.</w:t>
-      </w:r>
-    </w:p>
-    <w:p>
-      <w:pPr>
-        <w:spacing w:after="240" w:before="240" w:line="276" w:lineRule="auto"/>
-        <w:rPr>
-          <w:rFonts w:ascii="Times New Roman" w:cs="Times New Roman" w:eastAsia="Times New Roman" w:hAnsi="Times New Roman"/>
-          <w:sz w:val="28"/>
-          <w:szCs w:val="28"/>
-        </w:rPr>
-      </w:pPr>
-      <w:r>
-        <w:rPr>
-          <w:rtl w:val="0"/>
-        </w:rPr>
-      </w:r>
-    </w:p>
-    <w:p>
-      <w:pPr>
-        <w:spacing w:after="240" w:before="240" w:line="276" w:lineRule="auto"/>
-        <w:rPr>
-          <w:rFonts w:ascii="Times New Roman" w:cs="Times New Roman" w:eastAsia="Times New Roman" w:hAnsi="Times New Roman"/>
-          <w:sz w:val="28"/>
-          <w:szCs w:val="28"/>
-        </w:rPr>
-      </w:pPr>
-      <w:r>
-        <w:rPr>
-          <w:rFonts w:ascii="Times New Roman" w:cs="Times New Roman" w:eastAsia="Times New Roman" w:hAnsi="Times New Roman"/>
-          <w:sz w:val="28"/>
-          <w:szCs w:val="28"/>
-          <w:rtl w:val="0"/>
-        </w:rPr>
-        <w:t xml:space="preserve">Основна база данни</w:t>
-      </w:r>
-    </w:p>
-    <w:p>
-      <w:pPr>
-        <w:spacing w:after="240" w:before="240" w:line="276" w:lineRule="auto"/>
-        <w:rPr>
-          <w:rFonts w:ascii="Times New Roman" w:cs="Times New Roman" w:eastAsia="Times New Roman" w:hAnsi="Times New Roman"/>
-          <w:sz w:val="28"/>
-          <w:szCs w:val="28"/>
-        </w:rPr>
-      </w:pPr>
-      <w:r>
-        <w:rPr>
-          <w:rFonts w:ascii="Times New Roman" w:cs="Times New Roman" w:eastAsia="Times New Roman" w:hAnsi="Times New Roman"/>
-          <w:sz w:val="28"/>
-          <w:szCs w:val="28"/>
-          <w:rtl w:val="0"/>
-        </w:rPr>
-        <w:t xml:space="preserve">Основната база данни включва следните основни таблици:</w:t>
+        <w:t xml:space="preserve">Първата част от базата данни съдържа основната функционалност на приложението и включва всички ключови модули, свързани с потребителите, съдържанието и взаимодействията между тях. Втората част от базата данни е специализирана и отговаря за управлението и верификацията на специалистите чрез система за лицензи.</w:t>
+      </w:r>
+    </w:p>
+    <w:p>
+      <w:pPr>
+        <w:spacing w:after="240" w:before="240" w:line="276" w:lineRule="auto"/>
+        <w:rPr>
+          <w:rFonts w:ascii="Times New Roman" w:cs="Times New Roman" w:eastAsia="Times New Roman" w:hAnsi="Times New Roman"/>
+          <w:sz w:val="28"/>
+          <w:szCs w:val="28"/>
+        </w:rPr>
+      </w:pPr>
+      <w:r>
+        <w:rPr>
+          <w:rFonts w:ascii="Times New Roman" w:cs="Times New Roman" w:eastAsia="Times New Roman" w:hAnsi="Times New Roman"/>
+          <w:sz w:val="28"/>
+          <w:szCs w:val="28"/>
+          <w:rtl w:val="0"/>
+        </w:rPr>
+        <w:t xml:space="preserve">Основна част от база данни</w:t>
+      </w:r>
+    </w:p>
+    <w:p>
+      <w:pPr>
+        <w:spacing w:after="240" w:before="240" w:line="276" w:lineRule="auto"/>
+        <w:rPr>
+          <w:rFonts w:ascii="Times New Roman" w:cs="Times New Roman" w:eastAsia="Times New Roman" w:hAnsi="Times New Roman"/>
+          <w:sz w:val="28"/>
+          <w:szCs w:val="28"/>
+        </w:rPr>
+      </w:pPr>
+      <w:r>
+        <w:rPr>
+          <w:rFonts w:ascii="Times New Roman" w:cs="Times New Roman" w:eastAsia="Times New Roman" w:hAnsi="Times New Roman"/>
+          <w:sz w:val="28"/>
+          <w:szCs w:val="28"/>
+          <w:rtl w:val="0"/>
+        </w:rPr>
+        <w:t xml:space="preserve">Основната част от базата данни включва следните основни таблици:</w:t>
       </w:r>
     </w:p>
     <w:p>
@@ -5727,26 +5712,7 @@
           <w:szCs w:val="28"/>
           <w:rtl w:val="0"/>
         </w:rPr>
-        <w:t xml:space="preserve">Втора база данни (лицензи на специалисти)</w:t>
-      </w:r>
-    </w:p>
-    <w:p>
-      <w:pPr>
-        <w:spacing w:after="240" w:before="240" w:line="276" w:lineRule="auto"/>
-        <w:rPr>
-          <w:rFonts w:ascii="Times New Roman" w:cs="Times New Roman" w:eastAsia="Times New Roman" w:hAnsi="Times New Roman"/>
-          <w:sz w:val="28"/>
-          <w:szCs w:val="28"/>
-        </w:rPr>
-      </w:pPr>
-      <w:r>
-        <w:rPr>
-          <w:rFonts w:ascii="Times New Roman" w:cs="Times New Roman" w:eastAsia="Times New Roman" w:hAnsi="Times New Roman"/>
-          <w:sz w:val="28"/>
-          <w:szCs w:val="28"/>
-          <w:rtl w:val="0"/>
-        </w:rPr>
-        <w:t xml:space="preserve">Втората база данни е предназначена за управление на професионалните лицензи на специалистите и включва:</w:t>
+        <w:t xml:space="preserve">Втората част от базата данни отговаря за автоматизацията при регистрация на професионалист в платформата</w:t>
       </w:r>
     </w:p>
     <w:p>
@@ -5822,40 +5788,6 @@
           <w:szCs w:val="28"/>
           <w:rtl w:val="0"/>
         </w:rPr>
-        <w:t xml:space="preserve">Тази архитектура позволява отделяне на чувствителната информация за специалистите от основната база данни, което повишава сигурността и улеснява бъдещо разширяване на системата.</w:t>
-      </w:r>
-    </w:p>
-    <w:p>
-      <w:pPr>
-        <w:spacing w:after="240" w:before="240" w:line="276" w:lineRule="auto"/>
-        <w:rPr>
-          <w:rFonts w:ascii="Times New Roman" w:cs="Times New Roman" w:eastAsia="Times New Roman" w:hAnsi="Times New Roman"/>
-          <w:sz w:val="28"/>
-          <w:szCs w:val="28"/>
-        </w:rPr>
-      </w:pPr>
-      <w:r>
-        <w:rPr>
-          <w:rtl w:val="0"/>
-        </w:rPr>
-      </w:r>
-    </w:p>
-    <w:p>
-      <w:pPr>
-        <w:spacing w:after="240" w:before="240" w:line="276" w:lineRule="auto"/>
-        <w:rPr>
-          <w:rFonts w:ascii="Times New Roman" w:cs="Times New Roman" w:eastAsia="Times New Roman" w:hAnsi="Times New Roman"/>
-          <w:sz w:val="28"/>
-          <w:szCs w:val="28"/>
-        </w:rPr>
-      </w:pPr>
-      <w:r>
-        <w:rPr>
-          <w:rFonts w:ascii="Times New Roman" w:cs="Times New Roman" w:eastAsia="Times New Roman" w:hAnsi="Times New Roman"/>
-          <w:sz w:val="28"/>
-          <w:szCs w:val="28"/>
-          <w:rtl w:val="0"/>
-        </w:rPr>
         <w:t xml:space="preserve">Връзки между данните</w:t>
       </w:r>
     </w:p>
@@ -5951,7 +5883,7 @@
           <w:szCs w:val="28"/>
           <w:rtl w:val="0"/>
         </w:rPr>
-        <w:t xml:space="preserve">Връзка N:M между лицензи и специалности (във втората база)</w:t>
+        <w:t xml:space="preserve">Връзка N:M между лицензи и специалности</w:t>
       </w:r>
     </w:p>
     <w:p>
@@ -5971,14 +5903,14 @@
         </w:rPr>
         <w:drawing>
           <wp:inline distB="114300" distT="114300" distL="114300" distR="114300">
-            <wp:extent cx="5760410" cy="9359900"/>
+            <wp:extent cx="5760410" cy="6756400"/>
             <wp:effectExtent b="0" l="0" r="0" t="0"/>
-            <wp:docPr id="13" name="image12.png"/>
+            <wp:docPr id="4" name="image4.png"/>
             <a:graphic>
               <a:graphicData uri="http://schemas.openxmlformats.org/drawingml/2006/picture">
                 <pic:pic>
                   <pic:nvPicPr>
-                    <pic:cNvPr id="0" name="image12.png"/>
+                    <pic:cNvPr id="0" name="image4.png"/>
                     <pic:cNvPicPr preferRelativeResize="0"/>
                   </pic:nvPicPr>
                   <pic:blipFill>
@@ -5991,7 +5923,7 @@
                   <pic:spPr>
                     <a:xfrm>
                       <a:off x="0" y="0"/>
-                      <a:ext cx="5760410" cy="9359900"/>
+                      <a:ext cx="5760410" cy="6756400"/>
                     </a:xfrm>
                     <a:prstGeom prst="rect"/>
                     <a:ln/>
@@ -6024,7 +5956,727 @@
           <w:szCs w:val="28"/>
           <w:rtl w:val="0"/>
         </w:rPr>
-        <w:t xml:space="preserve">📸 Фигура 2. ER диаграма на основната база данни</w:t>
+        <w:t xml:space="preserve">📸 Фигура 2. ER диаграма на базата данни</w:t>
+      </w:r>
+      <w:r>
+        <w:rPr>
+          <w:rtl w:val="0"/>
+        </w:rPr>
+      </w:r>
+    </w:p>
+    <w:p>
+      <w:pPr>
+        <w:rPr>
+          <w:rFonts w:ascii="Times New Roman" w:cs="Times New Roman" w:eastAsia="Times New Roman" w:hAnsi="Times New Roman"/>
+          <w:sz w:val="28"/>
+          <w:szCs w:val="28"/>
+        </w:rPr>
+      </w:pPr>
+      <w:r>
+        <w:rPr>
+          <w:rFonts w:ascii="Times New Roman" w:cs="Times New Roman" w:eastAsia="Times New Roman" w:hAnsi="Times New Roman"/>
+          <w:sz w:val="28"/>
+          <w:szCs w:val="28"/>
+          <w:rtl w:val="0"/>
+        </w:rPr>
+        <w:t xml:space="preserve">Глава 2.3.5. Реализация на CRUD функционалности</w:t>
+      </w:r>
+    </w:p>
+    <w:p>
+      <w:pPr>
+        <w:rPr>
+          <w:rFonts w:ascii="Times New Roman" w:cs="Times New Roman" w:eastAsia="Times New Roman" w:hAnsi="Times New Roman"/>
+          <w:sz w:val="28"/>
+          <w:szCs w:val="28"/>
+        </w:rPr>
+      </w:pPr>
+      <w:r>
+        <w:rPr>
+          <w:rFonts w:ascii="Times New Roman" w:cs="Times New Roman" w:eastAsia="Times New Roman" w:hAnsi="Times New Roman"/>
+          <w:sz w:val="28"/>
+          <w:szCs w:val="28"/>
+          <w:rtl w:val="0"/>
+        </w:rPr>
+        <w:t xml:space="preserve">Системата SafeMind имплементира пълен набор от CRUD операции за всеки управляван ресурс, следвайки принципите на MVC архитектурата.</w:t>
+      </w:r>
+    </w:p>
+    <w:p>
+      <w:pPr>
+        <w:rPr>
+          <w:rFonts w:ascii="Times New Roman" w:cs="Times New Roman" w:eastAsia="Times New Roman" w:hAnsi="Times New Roman"/>
+          <w:sz w:val="28"/>
+          <w:szCs w:val="28"/>
+        </w:rPr>
+      </w:pPr>
+      <w:r>
+        <w:rPr>
+          <w:rFonts w:ascii="Times New Roman" w:cs="Times New Roman" w:eastAsia="Times New Roman" w:hAnsi="Times New Roman"/>
+          <w:sz w:val="28"/>
+          <w:szCs w:val="28"/>
+          <w:rtl w:val="0"/>
+        </w:rPr>
+        <w:t xml:space="preserve">Create (Създаване). Създаването на нови записи се осъществява чрез HTTP POST заявки, декорирани с атрибута [ValidateAntiForgeryToken], за защита срещу CSRF атаки. Данните от HTML формите постъпват в контролера чрез механизма на model binding — автоматично картографиране на полетата на формата към свойствата на съответния C# view model. Преди запазване в базата данни данните преминават валидация чрез Data Annotations атрибути, декорирани директно върху модела — [Required], [MaxLength], [MinLength], [Range] и [EmailAddress]. За специфични бизнес правила е реализиран и потребителски дефиниран атрибут — FutureDateAttribute, верифициращ, че зададена дата (напр. дата на изтичане на платежна карта) не е в миналото.</w:t>
+      </w:r>
+    </w:p>
+    <w:p>
+      <w:pPr>
+        <w:rPr>
+          <w:rFonts w:ascii="Times New Roman" w:cs="Times New Roman" w:eastAsia="Times New Roman" w:hAnsi="Times New Roman"/>
+          <w:sz w:val="28"/>
+          <w:szCs w:val="28"/>
+        </w:rPr>
+      </w:pPr>
+      <w:r>
+        <w:rPr>
+          <w:rtl w:val="0"/>
+        </w:rPr>
+      </w:r>
+    </w:p>
+    <w:p>
+      <w:pPr>
+        <w:rPr>
+          <w:rFonts w:ascii="Times New Roman" w:cs="Times New Roman" w:eastAsia="Times New Roman" w:hAnsi="Times New Roman"/>
+          <w:sz w:val="28"/>
+          <w:szCs w:val="28"/>
+        </w:rPr>
+      </w:pPr>
+      <w:r>
+        <w:rPr>
+          <w:rFonts w:ascii="Times New Roman" w:cs="Times New Roman" w:eastAsia="Times New Roman" w:hAnsi="Times New Roman"/>
+          <w:sz w:val="28"/>
+          <w:szCs w:val="28"/>
+          <w:rtl w:val="0"/>
+        </w:rPr>
+        <w:t xml:space="preserve">Read (Четене). Извличането на данни се осъществява чрез LINQ заявки към SafeMindDbContext. За оптимизиране на производителността са използвани проекции (Select), позволяващи извличане само на необходимите полета вместо цели entity обекти. При работа с обемисти колекции е реализирана пагинация — методът GetArticlesPagedAsync в ArticleService прилага .Skip((page - 1) * pageSize).Take(pageSize) и паралелно връща общия брой записи за изграждане на навигационни контроли. Заявките са допълнително оптимизирани чрез .OrderByDescending() за сортиране и .Where() за филтриране, включително автоматично изключване на логически изтрити записи.</w:t>
+      </w:r>
+    </w:p>
+    <w:p>
+      <w:pPr>
+        <w:rPr>
+          <w:rFonts w:ascii="Times New Roman" w:cs="Times New Roman" w:eastAsia="Times New Roman" w:hAnsi="Times New Roman"/>
+          <w:sz w:val="28"/>
+          <w:szCs w:val="28"/>
+        </w:rPr>
+      </w:pPr>
+      <w:r>
+        <w:rPr>
+          <w:rtl w:val="0"/>
+        </w:rPr>
+      </w:r>
+    </w:p>
+    <w:p>
+      <w:pPr>
+        <w:rPr>
+          <w:rFonts w:ascii="Times New Roman" w:cs="Times New Roman" w:eastAsia="Times New Roman" w:hAnsi="Times New Roman"/>
+          <w:sz w:val="28"/>
+          <w:szCs w:val="28"/>
+        </w:rPr>
+      </w:pPr>
+      <w:r>
+        <w:rPr>
+          <w:rFonts w:ascii="Times New Roman" w:cs="Times New Roman" w:eastAsia="Times New Roman" w:hAnsi="Times New Roman"/>
+          <w:sz w:val="28"/>
+          <w:szCs w:val="28"/>
+          <w:rtl w:val="0"/>
+        </w:rPr>
+        <w:t xml:space="preserve">Update (Актуализиране). Операцията Update е реализирана чрез HTTP POST заявки с идентификатор на ресурса. EF Core автоматично проследява промените в tracked entity обектите и генерира оптимизирани UPDATE SQL изрази при извикване на SaveChangesAsync(). Например в AdminService методите MarkContactAsReadAsync и ArchiveContactAsync извличат entity чрез FindAsync(id), мутират само необходимите свойства и персистират промяната — без ръчно съставяне на SQL.</w:t>
+      </w:r>
+    </w:p>
+    <w:p>
+      <w:pPr>
+        <w:rPr>
+          <w:rFonts w:ascii="Times New Roman" w:cs="Times New Roman" w:eastAsia="Times New Roman" w:hAnsi="Times New Roman"/>
+          <w:sz w:val="28"/>
+          <w:szCs w:val="28"/>
+        </w:rPr>
+      </w:pPr>
+      <w:r>
+        <w:rPr>
+          <w:rtl w:val="0"/>
+        </w:rPr>
+      </w:r>
+    </w:p>
+    <w:p>
+      <w:pPr>
+        <w:rPr>
+          <w:rFonts w:ascii="Times New Roman" w:cs="Times New Roman" w:eastAsia="Times New Roman" w:hAnsi="Times New Roman"/>
+          <w:sz w:val="28"/>
+          <w:szCs w:val="28"/>
+        </w:rPr>
+      </w:pPr>
+      <w:r>
+        <w:rPr>
+          <w:rFonts w:ascii="Times New Roman" w:cs="Times New Roman" w:eastAsia="Times New Roman" w:hAnsi="Times New Roman"/>
+          <w:sz w:val="28"/>
+          <w:szCs w:val="28"/>
+          <w:rtl w:val="0"/>
+        </w:rPr>
+        <w:t xml:space="preserve">Delete (Изтриване). Платформата поддържа два варианта на изтриване: физическо (hard delete), при което записът се премахва необратимо от базата данни, и логическо (soft delete), при което записът се маркира с булевото свойство IsDeleted = true, но физически остава в базата. Логическото изтриване е избраният подход за критични ресурси като статиите — всички заявки за четене добавят условие .Where(a =&gt; !a.IsDeleted), което осигурява прозрачна филтрация, а данните могат да бъдат възстановени при нужда.</w:t>
+      </w:r>
+    </w:p>
+    <w:p>
+      <w:pPr>
+        <w:rPr>
+          <w:rFonts w:ascii="Times New Roman" w:cs="Times New Roman" w:eastAsia="Times New Roman" w:hAnsi="Times New Roman"/>
+          <w:sz w:val="28"/>
+          <w:szCs w:val="28"/>
+        </w:rPr>
+      </w:pPr>
+      <w:r>
+        <w:rPr>
+          <w:rtl w:val="0"/>
+        </w:rPr>
+      </w:r>
+    </w:p>
+    <w:p>
+      <w:pPr>
+        <w:rPr>
+          <w:rFonts w:ascii="Times New Roman" w:cs="Times New Roman" w:eastAsia="Times New Roman" w:hAnsi="Times New Roman"/>
+          <w:sz w:val="28"/>
+          <w:szCs w:val="28"/>
+        </w:rPr>
+      </w:pPr>
+      <w:r>
+        <w:rPr>
+          <w:rFonts w:ascii="Times New Roman" w:cs="Times New Roman" w:eastAsia="Times New Roman" w:hAnsi="Times New Roman"/>
+          <w:sz w:val="28"/>
+          <w:szCs w:val="28"/>
+          <w:rtl w:val="0"/>
+        </w:rPr>
+        <w:t xml:space="preserve">Глава 2.3.6. Тестване</w:t>
+      </w:r>
+    </w:p>
+    <w:p>
+      <w:pPr>
+        <w:rPr>
+          <w:rFonts w:ascii="Times New Roman" w:cs="Times New Roman" w:eastAsia="Times New Roman" w:hAnsi="Times New Roman"/>
+          <w:sz w:val="28"/>
+          <w:szCs w:val="28"/>
+        </w:rPr>
+      </w:pPr>
+      <w:r>
+        <w:rPr>
+          <w:rFonts w:ascii="Times New Roman" w:cs="Times New Roman" w:eastAsia="Times New Roman" w:hAnsi="Times New Roman"/>
+          <w:sz w:val="28"/>
+          <w:szCs w:val="28"/>
+          <w:rtl w:val="0"/>
+        </w:rPr>
+        <w:t xml:space="preserve">Тестването на SafeMind обхваща няколко нива с цел осигуряване на коректност, стабилност и надеждност на системата. Тестовете са реализирани с фреймуърка NUnit, а за изолиране на зависимостите е използвана библиотеката Moq.</w:t>
+      </w:r>
+    </w:p>
+    <w:p>
+      <w:pPr>
+        <w:rPr>
+          <w:rFonts w:ascii="Times New Roman" w:cs="Times New Roman" w:eastAsia="Times New Roman" w:hAnsi="Times New Roman"/>
+          <w:sz w:val="28"/>
+          <w:szCs w:val="28"/>
+        </w:rPr>
+      </w:pPr>
+      <w:r>
+        <w:rPr>
+          <w:rtl w:val="0"/>
+        </w:rPr>
+      </w:r>
+    </w:p>
+    <w:p>
+      <w:pPr>
+        <w:rPr>
+          <w:rFonts w:ascii="Times New Roman" w:cs="Times New Roman" w:eastAsia="Times New Roman" w:hAnsi="Times New Roman"/>
+          <w:sz w:val="28"/>
+          <w:szCs w:val="28"/>
+        </w:rPr>
+      </w:pPr>
+      <w:r>
+        <w:rPr>
+          <w:rFonts w:ascii="Times New Roman" w:cs="Times New Roman" w:eastAsia="Times New Roman" w:hAnsi="Times New Roman"/>
+          <w:sz w:val="28"/>
+          <w:szCs w:val="28"/>
+          <w:rtl w:val="0"/>
+        </w:rPr>
+        <w:t xml:space="preserve">Единично тестване (Unit Testing). Верифицира коректността на отделните компоненти в изолация от останалата система. Покритите компоненти включват бизнес логиката на услугите (ArticleService, DiaryService, ChatService, BookService, GoalService, RatingService), помощните услуги (DeterministicHasher), mapper-ите (DiaryMapper, SessionMapper, DoctorMapper) и валидаторите (FutureDateAttribute, CustomUserValidator). Тестовете за view модели (ViewModelValidationTests) верифицират поведението на Data Annotations атрибутите посредством директно извикване на Validator.TryValidateObject() — същата механика, използвана от ASP.NET MVC model binder-а.</w:t>
+      </w:r>
+    </w:p>
+    <w:p>
+      <w:pPr>
+        <w:rPr>
+          <w:rFonts w:ascii="Times New Roman" w:cs="Times New Roman" w:eastAsia="Times New Roman" w:hAnsi="Times New Roman"/>
+          <w:sz w:val="28"/>
+          <w:szCs w:val="28"/>
+        </w:rPr>
+      </w:pPr>
+      <w:r>
+        <w:rPr>
+          <w:rtl w:val="0"/>
+        </w:rPr>
+      </w:r>
+    </w:p>
+    <w:p>
+      <w:pPr>
+        <w:rPr>
+          <w:rFonts w:ascii="Times New Roman" w:cs="Times New Roman" w:eastAsia="Times New Roman" w:hAnsi="Times New Roman"/>
+          <w:sz w:val="28"/>
+          <w:szCs w:val="28"/>
+        </w:rPr>
+      </w:pPr>
+      <w:r>
+        <w:rPr>
+          <w:rFonts w:ascii="Times New Roman" w:cs="Times New Roman" w:eastAsia="Times New Roman" w:hAnsi="Times New Roman"/>
+          <w:sz w:val="28"/>
+          <w:szCs w:val="28"/>
+          <w:rtl w:val="0"/>
+        </w:rPr>
+        <w:t xml:space="preserve">Функционално тестване (Functional Testing). Проверява коректността на реализираните функционалности спрямо дефинираните изисквания. Тестовете обхващат контролерите (ContactControllerMockTests) чрез mock обекти, конкретни сценарии при работа с потребителски дефинирани атрибути за валидация, както и граничните случаи при обработка на бизнес логика.</w:t>
+      </w:r>
+    </w:p>
+    <w:p>
+      <w:pPr>
+        <w:rPr>
+          <w:rFonts w:ascii="Times New Roman" w:cs="Times New Roman" w:eastAsia="Times New Roman" w:hAnsi="Times New Roman"/>
+          <w:sz w:val="28"/>
+          <w:szCs w:val="28"/>
+        </w:rPr>
+      </w:pPr>
+      <w:r>
+        <w:rPr>
+          <w:rtl w:val="0"/>
+        </w:rPr>
+      </w:r>
+    </w:p>
+    <w:p>
+      <w:pPr>
+        <w:rPr>
+          <w:rFonts w:ascii="Times New Roman" w:cs="Times New Roman" w:eastAsia="Times New Roman" w:hAnsi="Times New Roman"/>
+          <w:sz w:val="28"/>
+          <w:szCs w:val="28"/>
+        </w:rPr>
+      </w:pPr>
+      <w:r>
+        <w:rPr>
+          <w:rFonts w:ascii="Times New Roman" w:cs="Times New Roman" w:eastAsia="Times New Roman" w:hAnsi="Times New Roman"/>
+          <w:sz w:val="28"/>
+          <w:szCs w:val="28"/>
+          <w:rtl w:val="0"/>
+        </w:rPr>
+        <w:t xml:space="preserve">Интеграционно тестване. Верифицира коректността на взаимодействието между компонентите — в частност, коректното функциониране на слоя за достъп до данни. Използван е EF Core InMemory провайдър, предоставящ реална база данни в паметта без зависимост от конкретна СУБД. Всеки тестови клас (ArticleServiceIntegrationTests) инициализира изолирана база с уникален идентификатор посредством Guid.NewGuid().ToString(), зарежда тестови данни и я унищожава след теста чрез TearDown, гарантирайки пълна изолация между тестовете.</w:t>
+      </w:r>
+    </w:p>
+    <w:p>
+      <w:pPr>
+        <w:rPr>
+          <w:rFonts w:ascii="Times New Roman" w:cs="Times New Roman" w:eastAsia="Times New Roman" w:hAnsi="Times New Roman"/>
+          <w:sz w:val="28"/>
+          <w:szCs w:val="28"/>
+        </w:rPr>
+      </w:pPr>
+      <w:r>
+        <w:rPr>
+          <w:rtl w:val="0"/>
+        </w:rPr>
+      </w:r>
+    </w:p>
+    <w:p>
+      <w:pPr>
+        <w:rPr>
+          <w:rFonts w:ascii="Times New Roman" w:cs="Times New Roman" w:eastAsia="Times New Roman" w:hAnsi="Times New Roman"/>
+          <w:sz w:val="28"/>
+          <w:szCs w:val="28"/>
+        </w:rPr>
+      </w:pPr>
+      <w:r>
+        <w:rPr>
+          <w:rFonts w:ascii="Times New Roman" w:cs="Times New Roman" w:eastAsia="Times New Roman" w:hAnsi="Times New Roman"/>
+          <w:sz w:val="28"/>
+          <w:szCs w:val="28"/>
+          <w:rtl w:val="0"/>
+        </w:rPr>
+        <w:t xml:space="preserve">Потребителско-приемателно тестване (UAT). Проведено с участието на реални потребители от целевата аудитория на платформата. Верифицира, че системата отговаря на практическите нужди на потребителите и е достатъчно интуитивна за употреба без специализирано техническо обучение.</w:t>
+      </w:r>
+    </w:p>
+    <w:p>
+      <w:pPr>
+        <w:rPr>
+          <w:rFonts w:ascii="Times New Roman" w:cs="Times New Roman" w:eastAsia="Times New Roman" w:hAnsi="Times New Roman"/>
+          <w:sz w:val="28"/>
+          <w:szCs w:val="28"/>
+        </w:rPr>
+      </w:pPr>
+      <w:r>
+        <w:rPr>
+          <w:rtl w:val="0"/>
+        </w:rPr>
+      </w:r>
+    </w:p>
+    <w:p>
+      <w:pPr>
+        <w:rPr>
+          <w:rFonts w:ascii="Times New Roman" w:cs="Times New Roman" w:eastAsia="Times New Roman" w:hAnsi="Times New Roman"/>
+          <w:sz w:val="28"/>
+          <w:szCs w:val="28"/>
+        </w:rPr>
+      </w:pPr>
+      <w:r>
+        <w:rPr>
+          <w:rFonts w:ascii="Times New Roman" w:cs="Times New Roman" w:eastAsia="Times New Roman" w:hAnsi="Times New Roman"/>
+          <w:sz w:val="28"/>
+          <w:szCs w:val="28"/>
+          <w:rtl w:val="0"/>
+        </w:rPr>
+        <w:t xml:space="preserve">Глава 2.3.7. Сигурност и защита на данните</w:t>
+      </w:r>
+    </w:p>
+    <w:p>
+      <w:pPr>
+        <w:rPr>
+          <w:rFonts w:ascii="Times New Roman" w:cs="Times New Roman" w:eastAsia="Times New Roman" w:hAnsi="Times New Roman"/>
+          <w:sz w:val="28"/>
+          <w:szCs w:val="28"/>
+        </w:rPr>
+      </w:pPr>
+      <w:r>
+        <w:rPr>
+          <w:rFonts w:ascii="Times New Roman" w:cs="Times New Roman" w:eastAsia="Times New Roman" w:hAnsi="Times New Roman"/>
+          <w:sz w:val="28"/>
+          <w:szCs w:val="28"/>
+          <w:rtl w:val="0"/>
+        </w:rPr>
+        <w:t xml:space="preserve">Сигурността е фундаментален аспект при разработката на SafeMind, тъй като платформата обработва чувствителна информация, свързана с психичното здраве на потребителите. Приложените мерки адресират множество категории заплахи.</w:t>
+      </w:r>
+    </w:p>
+    <w:p>
+      <w:pPr>
+        <w:rPr>
+          <w:rFonts w:ascii="Times New Roman" w:cs="Times New Roman" w:eastAsia="Times New Roman" w:hAnsi="Times New Roman"/>
+          <w:sz w:val="28"/>
+          <w:szCs w:val="28"/>
+        </w:rPr>
+      </w:pPr>
+      <w:r>
+        <w:rPr>
+          <w:rtl w:val="0"/>
+        </w:rPr>
+      </w:r>
+    </w:p>
+    <w:p>
+      <w:pPr>
+        <w:rPr>
+          <w:rFonts w:ascii="Times New Roman" w:cs="Times New Roman" w:eastAsia="Times New Roman" w:hAnsi="Times New Roman"/>
+          <w:sz w:val="28"/>
+          <w:szCs w:val="28"/>
+        </w:rPr>
+      </w:pPr>
+      <w:r>
+        <w:rPr>
+          <w:rFonts w:ascii="Times New Roman" w:cs="Times New Roman" w:eastAsia="Times New Roman" w:hAnsi="Times New Roman"/>
+          <w:sz w:val="28"/>
+          <w:szCs w:val="28"/>
+          <w:rtl w:val="0"/>
+        </w:rPr>
+        <w:t xml:space="preserve">Транспортна сигурност. Всички комуникации между клиента и сървъра се осъществяват по HTTPS протокол, гарантиращ криптиране на предаваните данни и предотвратяващ тяхното прихващане от трети страни.</w:t>
+      </w:r>
+    </w:p>
+    <w:p>
+      <w:pPr>
+        <w:rPr>
+          <w:rFonts w:ascii="Times New Roman" w:cs="Times New Roman" w:eastAsia="Times New Roman" w:hAnsi="Times New Roman"/>
+          <w:sz w:val="28"/>
+          <w:szCs w:val="28"/>
+        </w:rPr>
+      </w:pPr>
+      <w:r>
+        <w:rPr>
+          <w:rtl w:val="0"/>
+        </w:rPr>
+      </w:r>
+    </w:p>
+    <w:p>
+      <w:pPr>
+        <w:rPr>
+          <w:rFonts w:ascii="Times New Roman" w:cs="Times New Roman" w:eastAsia="Times New Roman" w:hAnsi="Times New Roman"/>
+          <w:sz w:val="28"/>
+          <w:szCs w:val="28"/>
+        </w:rPr>
+      </w:pPr>
+      <w:r>
+        <w:rPr>
+          <w:rFonts w:ascii="Times New Roman" w:cs="Times New Roman" w:eastAsia="Times New Roman" w:hAnsi="Times New Roman"/>
+          <w:sz w:val="28"/>
+          <w:szCs w:val="28"/>
+          <w:rtl w:val="0"/>
+        </w:rPr>
+        <w:t xml:space="preserve">Автентикация и управление на самоличността. Системата използва ASP.NET Core Identity за управление на потребителски акаунти. Паролите се съхраняват единствено под формата на криптографски хешове, генерирани от Identity фреймуърка. Реализиран е и потребителски дефиниран CustomUserValidator, налагащ допълнителни правила при регистрация. Поддържа се автентикация чрез външен OAuth 2.0 доставчик — Google — с правилно конфигурирана обработка на грешки при отказан достъп. Потребителските имена са ограничени до допустим набор от символи, а уникалността на имейл адресите е задължителна.</w:t>
+      </w:r>
+    </w:p>
+    <w:p>
+      <w:pPr>
+        <w:rPr>
+          <w:rFonts w:ascii="Times New Roman" w:cs="Times New Roman" w:eastAsia="Times New Roman" w:hAnsi="Times New Roman"/>
+          <w:sz w:val="28"/>
+          <w:szCs w:val="28"/>
+        </w:rPr>
+      </w:pPr>
+      <w:r>
+        <w:rPr>
+          <w:rtl w:val="0"/>
+        </w:rPr>
+      </w:r>
+    </w:p>
+    <w:p>
+      <w:pPr>
+        <w:rPr>
+          <w:rFonts w:ascii="Times New Roman" w:cs="Times New Roman" w:eastAsia="Times New Roman" w:hAnsi="Times New Roman"/>
+          <w:sz w:val="28"/>
+          <w:szCs w:val="28"/>
+        </w:rPr>
+      </w:pPr>
+      <w:r>
+        <w:rPr>
+          <w:rFonts w:ascii="Times New Roman" w:cs="Times New Roman" w:eastAsia="Times New Roman" w:hAnsi="Times New Roman"/>
+          <w:sz w:val="28"/>
+          <w:szCs w:val="28"/>
+          <w:rtl w:val="0"/>
+        </w:rPr>
+        <w:t xml:space="preserve">Авторизация, базирана на роли. Потребителите получават достъп само до функционалностите, съответстващи на тяхната роля. Административните контролери са защитени с [Authorize(Roles = "Admin")] на ниво клас, което централизирано предотвратява достъпа до привилегировани функционалности. Всички останали контролери, изискващи автентикация (напр. MyDiaryController, MySessionsController), са декорирани с [Authorize].</w:t>
+      </w:r>
+    </w:p>
+    <w:p>
+      <w:pPr>
+        <w:rPr>
+          <w:rFonts w:ascii="Times New Roman" w:cs="Times New Roman" w:eastAsia="Times New Roman" w:hAnsi="Times New Roman"/>
+          <w:sz w:val="28"/>
+          <w:szCs w:val="28"/>
+        </w:rPr>
+      </w:pPr>
+      <w:r>
+        <w:rPr>
+          <w:rtl w:val="0"/>
+        </w:rPr>
+      </w:r>
+    </w:p>
+    <w:p>
+      <w:pPr>
+        <w:rPr>
+          <w:rFonts w:ascii="Times New Roman" w:cs="Times New Roman" w:eastAsia="Times New Roman" w:hAnsi="Times New Roman"/>
+          <w:sz w:val="28"/>
+          <w:szCs w:val="28"/>
+        </w:rPr>
+      </w:pPr>
+      <w:r>
+        <w:rPr>
+          <w:rFonts w:ascii="Times New Roman" w:cs="Times New Roman" w:eastAsia="Times New Roman" w:hAnsi="Times New Roman"/>
+          <w:sz w:val="28"/>
+          <w:szCs w:val="28"/>
+          <w:rtl w:val="0"/>
+        </w:rPr>
+        <w:t xml:space="preserve">Защита срещу CSRF атаки. Всеки HTTP POST endpoint е защитен с атрибута [ValidateAntiForgeryToken], изискващ валиден антифалшификационен токен, генериран от сървъра и вграден в HTML формата.</w:t>
+      </w:r>
+    </w:p>
+    <w:p>
+      <w:pPr>
+        <w:rPr>
+          <w:rFonts w:ascii="Times New Roman" w:cs="Times New Roman" w:eastAsia="Times New Roman" w:hAnsi="Times New Roman"/>
+          <w:sz w:val="28"/>
+          <w:szCs w:val="28"/>
+        </w:rPr>
+      </w:pPr>
+      <w:r>
+        <w:rPr>
+          <w:rtl w:val="0"/>
+        </w:rPr>
+      </w:r>
+    </w:p>
+    <w:p>
+      <w:pPr>
+        <w:rPr>
+          <w:rFonts w:ascii="Times New Roman" w:cs="Times New Roman" w:eastAsia="Times New Roman" w:hAnsi="Times New Roman"/>
+          <w:sz w:val="28"/>
+          <w:szCs w:val="28"/>
+        </w:rPr>
+      </w:pPr>
+      <w:r>
+        <w:rPr>
+          <w:rFonts w:ascii="Times New Roman" w:cs="Times New Roman" w:eastAsia="Times New Roman" w:hAnsi="Times New Roman"/>
+          <w:sz w:val="28"/>
+          <w:szCs w:val="28"/>
+          <w:rtl w:val="0"/>
+        </w:rPr>
+        <w:t xml:space="preserve">Хеширане на чувствителни данни. Реализирана е услугата DeterministicHasher, използваща алгоритъма HMAC-SHA256 с таен ключ, съхраняван в конфигурацията (не в изходния код). Тя осигурява детерминирано, но криптографски защитено хеширане на чувствителни входни данни.</w:t>
+      </w:r>
+    </w:p>
+    <w:p>
+      <w:pPr>
+        <w:rPr>
+          <w:rFonts w:ascii="Times New Roman" w:cs="Times New Roman" w:eastAsia="Times New Roman" w:hAnsi="Times New Roman"/>
+          <w:sz w:val="28"/>
+          <w:szCs w:val="28"/>
+        </w:rPr>
+      </w:pPr>
+      <w:r>
+        <w:rPr>
+          <w:rtl w:val="0"/>
+        </w:rPr>
+      </w:r>
+    </w:p>
+    <w:p>
+      <w:pPr>
+        <w:rPr>
+          <w:rFonts w:ascii="Times New Roman" w:cs="Times New Roman" w:eastAsia="Times New Roman" w:hAnsi="Times New Roman"/>
+          <w:sz w:val="28"/>
+          <w:szCs w:val="28"/>
+        </w:rPr>
+      </w:pPr>
+      <w:r>
+        <w:rPr>
+          <w:rFonts w:ascii="Times New Roman" w:cs="Times New Roman" w:eastAsia="Times New Roman" w:hAnsi="Times New Roman"/>
+          <w:sz w:val="28"/>
+          <w:szCs w:val="28"/>
+          <w:rtl w:val="0"/>
+        </w:rPr>
+        <w:t xml:space="preserve">Защита срещу SQL инжекция. Целият достъп до базата данни е реализиран посредством Entity Framework Core, което по конструкция елиминира риска от SQL инжекция чрез параметризирани заявки.</w:t>
+      </w:r>
+    </w:p>
+    <w:p>
+      <w:pPr>
+        <w:rPr>
+          <w:rFonts w:ascii="Times New Roman" w:cs="Times New Roman" w:eastAsia="Times New Roman" w:hAnsi="Times New Roman"/>
+          <w:sz w:val="28"/>
+          <w:szCs w:val="28"/>
+        </w:rPr>
+      </w:pPr>
+      <w:r>
+        <w:rPr>
+          <w:rtl w:val="0"/>
+        </w:rPr>
+      </w:r>
+    </w:p>
+    <w:p>
+      <w:pPr>
+        <w:rPr>
+          <w:rFonts w:ascii="Times New Roman" w:cs="Times New Roman" w:eastAsia="Times New Roman" w:hAnsi="Times New Roman"/>
+          <w:sz w:val="28"/>
+          <w:szCs w:val="28"/>
+        </w:rPr>
+      </w:pPr>
+      <w:r>
+        <w:rPr>
+          <w:rFonts w:ascii="Times New Roman" w:cs="Times New Roman" w:eastAsia="Times New Roman" w:hAnsi="Times New Roman"/>
+          <w:sz w:val="28"/>
+          <w:szCs w:val="28"/>
+          <w:rtl w:val="0"/>
+        </w:rPr>
+        <w:t xml:space="preserve">Автоматизирано управление на сесиите. Регистрирана е фонова услуга SessionCleanupService, изпълняваща се на 15-минутни интервали и автоматично отменяща незаплатени терапевтични сесии, намиращи се в прозорец от 24 часа преди начало. Това предотвратява злоупотреба с резервационната система.</w:t>
+      </w:r>
+    </w:p>
+    <w:p>
+      <w:pPr>
+        <w:rPr>
+          <w:rFonts w:ascii="Times New Roman" w:cs="Times New Roman" w:eastAsia="Times New Roman" w:hAnsi="Times New Roman"/>
+          <w:sz w:val="28"/>
+          <w:szCs w:val="28"/>
+        </w:rPr>
+      </w:pPr>
+      <w:r>
+        <w:rPr>
+          <w:rtl w:val="0"/>
+        </w:rPr>
+      </w:r>
+    </w:p>
+    <w:p>
+      <w:pPr>
+        <w:rPr/>
+      </w:pPr>
+      <w:r>
+        <w:rPr>
+          <w:rFonts w:ascii="Times New Roman" w:cs="Times New Roman" w:eastAsia="Times New Roman" w:hAnsi="Times New Roman"/>
+          <w:sz w:val="28"/>
+          <w:szCs w:val="28"/>
+          <w:rtl w:val="0"/>
+        </w:rPr>
+        <w:t xml:space="preserve">В съвкупност, внедрените мерки за сигурност адресират категориите заплахи, описани в OWASP Top 10, и изграждат многослойна защита, съответстваща на чувствителността на обработваните данни.</w:t>
+      </w:r>
+      <w:r>
+        <w:rPr>
+          <w:rtl w:val="0"/>
+        </w:rPr>
+      </w:r>
+    </w:p>
+    <w:p>
+      <w:pPr>
+        <w:pStyle w:val="Heading1"/>
+        <w:spacing w:after="240" w:before="240" w:line="276" w:lineRule="auto"/>
+        <w:rPr/>
+      </w:pPr>
+      <w:bookmarkStart w:colFirst="0" w:colLast="0" w:name="_heading=h.afjtzhx42une" w:id="30"/>
+      <w:bookmarkEnd w:id="30"/>
+      <w:r>
+        <w:rPr>
+          <w:rtl w:val="0"/>
+        </w:rPr>
+        <w:t xml:space="preserve">Глава </w:t>
+      </w:r>
+      <w:r>
+        <w:rPr>
+          <w:rtl w:val="0"/>
+        </w:rPr>
+        <w:t xml:space="preserve">2.4. Ръководство за потребителя</w:t>
+      </w:r>
+    </w:p>
+    <w:p>
+      <w:pPr>
+        <w:spacing w:after="240" w:before="240" w:line="276" w:lineRule="auto"/>
+        <w:rPr>
+          <w:rFonts w:ascii="Times New Roman" w:cs="Times New Roman" w:eastAsia="Times New Roman" w:hAnsi="Times New Roman"/>
+          <w:sz w:val="28"/>
+          <w:szCs w:val="28"/>
+        </w:rPr>
+      </w:pPr>
+      <w:r>
+        <w:rPr>
+          <w:rFonts w:ascii="Times New Roman" w:cs="Times New Roman" w:eastAsia="Times New Roman" w:hAnsi="Times New Roman"/>
+          <w:sz w:val="28"/>
+          <w:szCs w:val="28"/>
+          <w:rtl w:val="0"/>
+        </w:rPr>
+        <w:t xml:space="preserve">Настоящото ръководство предоставя детайлно описание на начина на употреба на платформата SafeMind. То е предназначено за крайни потребители без специализирани технически познания и описва стъпка по стъпка основните функционалности на системата.</w:t>
+      </w:r>
+    </w:p>
+    <w:p>
+      <w:pPr>
+        <w:pStyle w:val="Heading1"/>
+        <w:spacing w:after="240" w:before="240" w:line="276" w:lineRule="auto"/>
+        <w:rPr/>
+      </w:pPr>
+      <w:bookmarkStart w:colFirst="0" w:colLast="0" w:name="_heading=h.qin58h67zalj" w:id="31"/>
+      <w:bookmarkEnd w:id="31"/>
+      <w:r>
+        <w:rPr>
+          <w:rtl w:val="0"/>
+        </w:rPr>
+        <w:t xml:space="preserve">Глава </w:t>
+      </w:r>
+      <w:r>
+        <w:rPr>
+          <w:rtl w:val="0"/>
+        </w:rPr>
+        <w:t xml:space="preserve">2.4.1. Регистрация в платформата</w:t>
+      </w:r>
+    </w:p>
+    <w:p>
+      <w:pPr>
+        <w:spacing w:after="240" w:before="240" w:line="276" w:lineRule="auto"/>
+        <w:rPr>
+          <w:rFonts w:ascii="Times New Roman" w:cs="Times New Roman" w:eastAsia="Times New Roman" w:hAnsi="Times New Roman"/>
+          <w:sz w:val="28"/>
+          <w:szCs w:val="28"/>
+        </w:rPr>
+      </w:pPr>
+      <w:r>
+        <w:rPr>
+          <w:rFonts w:ascii="Times New Roman" w:cs="Times New Roman" w:eastAsia="Times New Roman" w:hAnsi="Times New Roman"/>
+          <w:sz w:val="28"/>
+          <w:szCs w:val="28"/>
+          <w:rtl w:val="0"/>
+        </w:rPr>
+        <w:t xml:space="preserve">За да се възползва от пълния набор от функционалности на SafeMind, потребителят трябва първо да се регистрира в системата. Процесът на регистрация е достъпен чрез бутона “Login" в горния десен ъгъл и след това избиране на “Create account” на началната страница.</w:t>
       </w:r>
     </w:p>
     <w:p>
@@ -6044,564 +6696,18 @@
         </w:rPr>
         <w:drawing>
           <wp:inline distB="114300" distT="114300" distL="114300" distR="114300">
-            <wp:extent cx="5760410" cy="4267200"/>
+            <wp:extent cx="5760410" cy="2781300"/>
             <wp:effectExtent b="0" l="0" r="0" t="0"/>
-            <wp:docPr id="11" name="image3.png"/>
+            <wp:docPr id="1" name="image1.png"/>
             <a:graphic>
               <a:graphicData uri="http://schemas.openxmlformats.org/drawingml/2006/picture">
                 <pic:pic>
                   <pic:nvPicPr>
-                    <pic:cNvPr id="0" name="image3.png"/>
+                    <pic:cNvPr id="0" name="image1.png"/>
                     <pic:cNvPicPr preferRelativeResize="0"/>
                   </pic:nvPicPr>
                   <pic:blipFill>
                     <a:blip r:embed="rId9"/>
-                    <a:srcRect b="0" l="0" r="0" t="0"/>
-                    <a:stretch>
-                      <a:fillRect/>
-                    </a:stretch>
-                  </pic:blipFill>
-                  <pic:spPr>
-                    <a:xfrm>
-                      <a:off x="0" y="0"/>
-                      <a:ext cx="5760410" cy="4267200"/>
-                    </a:xfrm>
-                    <a:prstGeom prst="rect"/>
-                    <a:ln/>
-                  </pic:spPr>
-                </pic:pic>
-              </a:graphicData>
-            </a:graphic>
-          </wp:inline>
-        </w:drawing>
-      </w:r>
-      <w:r>
-        <w:rPr>
-          <w:rtl w:val="0"/>
-        </w:rPr>
-      </w:r>
-    </w:p>
-    <w:p>
-      <w:pPr>
-        <w:spacing w:after="240" w:before="240" w:line="276" w:lineRule="auto"/>
-        <w:rPr>
-          <w:rFonts w:ascii="Times New Roman" w:cs="Times New Roman" w:eastAsia="Times New Roman" w:hAnsi="Times New Roman"/>
-          <w:sz w:val="28"/>
-          <w:szCs w:val="28"/>
-        </w:rPr>
-      </w:pPr>
-      <w:r>
-        <w:rPr>
-          <w:rFonts w:ascii="Times New Roman" w:cs="Times New Roman" w:eastAsia="Times New Roman" w:hAnsi="Times New Roman"/>
-          <w:sz w:val="28"/>
-          <w:szCs w:val="28"/>
-          <w:rtl w:val="0"/>
-        </w:rPr>
-        <w:t xml:space="preserve">📸 Фигура 3. ER диаграма на базата данни за лицензи</w:t>
-      </w:r>
-    </w:p>
-    <w:p>
-      <w:pPr>
-        <w:spacing w:after="240" w:before="240" w:line="276" w:lineRule="auto"/>
-        <w:rPr>
-          <w:rFonts w:ascii="Times New Roman" w:cs="Times New Roman" w:eastAsia="Times New Roman" w:hAnsi="Times New Roman"/>
-          <w:sz w:val="28"/>
-          <w:szCs w:val="28"/>
-        </w:rPr>
-      </w:pPr>
-      <w:r>
-        <w:rPr>
-          <w:rFonts w:ascii="Times New Roman" w:cs="Times New Roman" w:eastAsia="Times New Roman" w:hAnsi="Times New Roman"/>
-          <w:sz w:val="28"/>
-          <w:szCs w:val="28"/>
-          <w:rtl w:val="0"/>
-        </w:rPr>
-        <w:t xml:space="preserve">Използването на две бази данни осигурява по-добра модулност, сигурност и възможност за бъдещо разширяване на платформата.</w:t>
-      </w:r>
-    </w:p>
-    <w:p>
-      <w:pPr>
-        <w:spacing w:after="240" w:before="240" w:line="276" w:lineRule="auto"/>
-        <w:rPr>
-          <w:rFonts w:ascii="Times New Roman" w:cs="Times New Roman" w:eastAsia="Times New Roman" w:hAnsi="Times New Roman"/>
-          <w:sz w:val="28"/>
-          <w:szCs w:val="28"/>
-        </w:rPr>
-      </w:pPr>
-      <w:r>
-        <w:rPr>
-          <w:rtl w:val="0"/>
-        </w:rPr>
-      </w:r>
-    </w:p>
-    <w:p>
-      <w:pPr>
-        <w:pStyle w:val="Heading1"/>
-        <w:spacing w:after="240" w:before="240" w:line="276" w:lineRule="auto"/>
-        <w:rPr/>
-      </w:pPr>
-      <w:bookmarkStart w:colFirst="0" w:colLast="0" w:name="_heading=h.lmurwd6u0zyt" w:id="30"/>
-      <w:bookmarkEnd w:id="30"/>
-      <w:r>
-        <w:rPr>
-          <w:rtl w:val="0"/>
-        </w:rPr>
-        <w:t xml:space="preserve">Глава </w:t>
-      </w:r>
-      <w:r>
-        <w:rPr>
-          <w:rtl w:val="0"/>
-        </w:rPr>
-        <w:t xml:space="preserve">2.3.5. Реализация на CRUD функционалности</w:t>
-      </w:r>
-    </w:p>
-    <w:p>
-      <w:pPr>
-        <w:spacing w:after="240" w:before="240" w:line="276" w:lineRule="auto"/>
-        <w:rPr>
-          <w:rFonts w:ascii="Times New Roman" w:cs="Times New Roman" w:eastAsia="Times New Roman" w:hAnsi="Times New Roman"/>
-          <w:sz w:val="28"/>
-          <w:szCs w:val="28"/>
-        </w:rPr>
-      </w:pPr>
-      <w:r>
-        <w:rPr>
-          <w:rFonts w:ascii="Times New Roman" w:cs="Times New Roman" w:eastAsia="Times New Roman" w:hAnsi="Times New Roman"/>
-          <w:sz w:val="28"/>
-          <w:szCs w:val="28"/>
-          <w:rtl w:val="0"/>
-        </w:rPr>
-        <w:t xml:space="preserve">Системата SafeMind имплементира пълен набор от CRUD операции за всеки управляван ресурс. Операцията Create (Създаване) е реализирана чрез HTTP POST заявки, обработвани от контролерите. Данните от HTML формите се получават чрез model binding — автоматично картографиране на полетата на формата към свойствата на C# модел. Преди запазване в базата данни данните преминават валидация чрез Data Annotations атрибути, декорирани върху модела.</w:t>
-      </w:r>
-    </w:p>
-    <w:p>
-      <w:pPr>
-        <w:spacing w:after="240" w:before="240" w:line="276" w:lineRule="auto"/>
-        <w:rPr>
-          <w:rFonts w:ascii="Times New Roman" w:cs="Times New Roman" w:eastAsia="Times New Roman" w:hAnsi="Times New Roman"/>
-          <w:sz w:val="28"/>
-          <w:szCs w:val="28"/>
-        </w:rPr>
-      </w:pPr>
-      <w:r>
-        <w:rPr>
-          <w:rFonts w:ascii="Times New Roman" w:cs="Times New Roman" w:eastAsia="Times New Roman" w:hAnsi="Times New Roman"/>
-          <w:sz w:val="28"/>
-          <w:szCs w:val="28"/>
-          <w:rtl w:val="0"/>
-        </w:rPr>
-        <w:t xml:space="preserve">Операцията Read (Четене) извлича данни от базата чрез LINQ заявки към DbContext. За оптимизиране на производителността са използвани проекции (Select), позволяващи извличане само на необходимите полета, и пагинация (pagination) при работа с обемисти колекции от данни.</w:t>
-      </w:r>
-    </w:p>
-    <w:p>
-      <w:pPr>
-        <w:spacing w:after="240" w:before="240" w:line="276" w:lineRule="auto"/>
-        <w:rPr>
-          <w:rFonts w:ascii="Times New Roman" w:cs="Times New Roman" w:eastAsia="Times New Roman" w:hAnsi="Times New Roman"/>
-          <w:sz w:val="28"/>
-          <w:szCs w:val="28"/>
-        </w:rPr>
-      </w:pPr>
-      <w:r>
-        <w:rPr>
-          <w:rFonts w:ascii="Times New Roman" w:cs="Times New Roman" w:eastAsia="Times New Roman" w:hAnsi="Times New Roman"/>
-          <w:sz w:val="28"/>
-          <w:szCs w:val="28"/>
-          <w:rtl w:val="0"/>
-        </w:rPr>
-        <w:t xml:space="preserve">Операцията Update (Актуализиране) е реализирана чрез HTTP POST заявки с идентификатор на ресурса. EF Core автоматично открива промените в tracked entity обектите и генерира оптимизирани UPDATE SQL изрази при извикване на SaveChangesAsync().</w:t>
-      </w:r>
-    </w:p>
-    <w:p>
-      <w:pPr>
-        <w:spacing w:after="240" w:before="240" w:line="276" w:lineRule="auto"/>
-        <w:rPr>
-          <w:rFonts w:ascii="Times New Roman" w:cs="Times New Roman" w:eastAsia="Times New Roman" w:hAnsi="Times New Roman"/>
-          <w:sz w:val="28"/>
-          <w:szCs w:val="28"/>
-        </w:rPr>
-      </w:pPr>
-      <w:r>
-        <w:rPr>
-          <w:rFonts w:ascii="Times New Roman" w:cs="Times New Roman" w:eastAsia="Times New Roman" w:hAnsi="Times New Roman"/>
-          <w:sz w:val="28"/>
-          <w:szCs w:val="28"/>
-          <w:rtl w:val="0"/>
-        </w:rPr>
-        <w:t xml:space="preserve">Операцията Delete (Изтриване) поддържа два варианта: физическо изтриване (hard delete), при което записът се премахва от базата данни, и логическо изтриване (soft delete), при което записът се маркира като изтрит, но физически остава в базата. Логическото изтриване е предпочитаният подход за критични данни, тъй като позволява възстановяване при нужда.</w:t>
-      </w:r>
-    </w:p>
-    <w:p>
-      <w:pPr>
-        <w:pStyle w:val="Heading1"/>
-        <w:spacing w:after="240" w:before="240" w:line="276" w:lineRule="auto"/>
-        <w:rPr/>
-      </w:pPr>
-      <w:bookmarkStart w:colFirst="0" w:colLast="0" w:name="_heading=h.uou0la2kck8y" w:id="31"/>
-      <w:bookmarkEnd w:id="31"/>
-      <w:r>
-        <w:rPr>
-          <w:rtl w:val="0"/>
-        </w:rPr>
-        <w:t xml:space="preserve">Глава </w:t>
-      </w:r>
-      <w:r>
-        <w:rPr>
-          <w:rtl w:val="0"/>
-        </w:rPr>
-        <w:t xml:space="preserve">2.3.6. Тестване</w:t>
-      </w:r>
-    </w:p>
-    <w:p>
-      <w:pPr>
-        <w:spacing w:after="240" w:before="240" w:line="276" w:lineRule="auto"/>
-        <w:rPr>
-          <w:rFonts w:ascii="Times New Roman" w:cs="Times New Roman" w:eastAsia="Times New Roman" w:hAnsi="Times New Roman"/>
-          <w:sz w:val="28"/>
-          <w:szCs w:val="28"/>
-        </w:rPr>
-      </w:pPr>
-      <w:r>
-        <w:rPr>
-          <w:rFonts w:ascii="Times New Roman" w:cs="Times New Roman" w:eastAsia="Times New Roman" w:hAnsi="Times New Roman"/>
-          <w:sz w:val="28"/>
-          <w:szCs w:val="28"/>
-          <w:rtl w:val="0"/>
-        </w:rPr>
-        <w:t xml:space="preserve">Тестването на SafeMind обхваща няколко нива. Единичното тестване (unit testing) верифицира коректността на отделните компоненти в изолация. Функционалното тестване (functional testing) проверява коректността на реализираните функционалности спрямо дефинираните изисквания. Интеграционното тестване верифицира коректността на взаимодействието между компонентите — в частност, коректното функциониране на слоя за достъп до данни с реална база данни.</w:t>
-      </w:r>
-    </w:p>
-    <w:p>
-      <w:pPr>
-        <w:spacing w:after="240" w:before="240" w:line="276" w:lineRule="auto"/>
-        <w:rPr>
-          <w:rFonts w:ascii="Times New Roman" w:cs="Times New Roman" w:eastAsia="Times New Roman" w:hAnsi="Times New Roman"/>
-          <w:sz w:val="28"/>
-          <w:szCs w:val="28"/>
-        </w:rPr>
-      </w:pPr>
-      <w:r>
-        <w:rPr>
-          <w:rFonts w:ascii="Times New Roman" w:cs="Times New Roman" w:eastAsia="Times New Roman" w:hAnsi="Times New Roman"/>
-          <w:sz w:val="28"/>
-          <w:szCs w:val="28"/>
-          <w:rtl w:val="0"/>
-        </w:rPr>
-        <w:t xml:space="preserve">Потребителското приемателно тестване (User Acceptance Testing, UAT) е проведено с участието на реални потребители, представляващи целевата аудитория на платформата. То верифицира, че системата отговаря на практическите нужди на потребителите и е достатъчно интуитивна за употреба без специализирано обучение.</w:t>
-      </w:r>
-    </w:p>
-    <w:p>
-      <w:pPr>
-        <w:pStyle w:val="Heading1"/>
-        <w:spacing w:after="240" w:before="240" w:line="276" w:lineRule="auto"/>
-        <w:rPr/>
-      </w:pPr>
-      <w:bookmarkStart w:colFirst="0" w:colLast="0" w:name="_heading=h.r0jkgtl9hesp" w:id="32"/>
-      <w:bookmarkEnd w:id="32"/>
-      <w:r>
-        <w:rPr>
-          <w:rtl w:val="0"/>
-        </w:rPr>
-        <w:t xml:space="preserve">Глава 2.3.7. Сигурност и защита на данните</w:t>
-      </w:r>
-    </w:p>
-    <w:p>
-      <w:pPr>
-        <w:rPr>
-          <w:rFonts w:ascii="Times New Roman" w:cs="Times New Roman" w:eastAsia="Times New Roman" w:hAnsi="Times New Roman"/>
-          <w:sz w:val="28"/>
-          <w:szCs w:val="28"/>
-        </w:rPr>
-      </w:pPr>
-      <w:r>
-        <w:rPr>
-          <w:rFonts w:ascii="Times New Roman" w:cs="Times New Roman" w:eastAsia="Times New Roman" w:hAnsi="Times New Roman"/>
-          <w:sz w:val="28"/>
-          <w:szCs w:val="28"/>
-          <w:rtl w:val="0"/>
-        </w:rPr>
-        <w:t xml:space="preserve">Сигурността на данните е критично важен аспект при разработката на уеб приложения, особено когато се обработва чувствителна информация, свързана с психичното състояние на потребителите. В платформата SafeMind са приложени съвременни методи и технологии за осигуряване на високо ниво на защита.</w:t>
-      </w:r>
-    </w:p>
-    <w:p>
-      <w:pPr>
-        <w:rPr>
-          <w:rFonts w:ascii="Times New Roman" w:cs="Times New Roman" w:eastAsia="Times New Roman" w:hAnsi="Times New Roman"/>
-          <w:sz w:val="28"/>
-          <w:szCs w:val="28"/>
-        </w:rPr>
-      </w:pPr>
-      <w:r>
-        <w:rPr>
-          <w:rtl w:val="0"/>
-        </w:rPr>
-      </w:r>
-    </w:p>
-    <w:p>
-      <w:pPr>
-        <w:rPr>
-          <w:rFonts w:ascii="Times New Roman" w:cs="Times New Roman" w:eastAsia="Times New Roman" w:hAnsi="Times New Roman"/>
-          <w:sz w:val="28"/>
-          <w:szCs w:val="28"/>
-        </w:rPr>
-      </w:pPr>
-      <w:r>
-        <w:rPr>
-          <w:rFonts w:ascii="Times New Roman" w:cs="Times New Roman" w:eastAsia="Times New Roman" w:hAnsi="Times New Roman"/>
-          <w:sz w:val="28"/>
-          <w:szCs w:val="28"/>
-          <w:rtl w:val="0"/>
-        </w:rPr>
-        <w:t xml:space="preserve">На първо място, всички комуникации между клиента и сървъра се осъществяват чрез защитен HTTPS протокол, който гарантира криптиране на предаваните данни и предотвратява тяхното прихващане от трети страни.</w:t>
-      </w:r>
-    </w:p>
-    <w:p>
-      <w:pPr>
-        <w:rPr>
-          <w:rFonts w:ascii="Times New Roman" w:cs="Times New Roman" w:eastAsia="Times New Roman" w:hAnsi="Times New Roman"/>
-          <w:sz w:val="28"/>
-          <w:szCs w:val="28"/>
-        </w:rPr>
-      </w:pPr>
-      <w:r>
-        <w:rPr>
-          <w:rtl w:val="0"/>
-        </w:rPr>
-      </w:r>
-    </w:p>
-    <w:p>
-      <w:pPr>
-        <w:rPr>
-          <w:rFonts w:ascii="Times New Roman" w:cs="Times New Roman" w:eastAsia="Times New Roman" w:hAnsi="Times New Roman"/>
-          <w:sz w:val="28"/>
-          <w:szCs w:val="28"/>
-        </w:rPr>
-      </w:pPr>
-      <w:r>
-        <w:rPr>
-          <w:rFonts w:ascii="Times New Roman" w:cs="Times New Roman" w:eastAsia="Times New Roman" w:hAnsi="Times New Roman"/>
-          <w:sz w:val="28"/>
-          <w:szCs w:val="28"/>
-          <w:rtl w:val="0"/>
-        </w:rPr>
-        <w:t xml:space="preserve">Системата използва ASP.NET Core Identity за управление на потребителските акаунти и автентикация. Паролите не се съхраняват в чист вид, а се записват в базата данни под формата на криптографски хешове, което значително повишава сигурността.</w:t>
-      </w:r>
-    </w:p>
-    <w:p>
-      <w:pPr>
-        <w:rPr>
-          <w:rFonts w:ascii="Times New Roman" w:cs="Times New Roman" w:eastAsia="Times New Roman" w:hAnsi="Times New Roman"/>
-          <w:sz w:val="28"/>
-          <w:szCs w:val="28"/>
-        </w:rPr>
-      </w:pPr>
-      <w:r>
-        <w:rPr>
-          <w:rtl w:val="0"/>
-        </w:rPr>
-      </w:r>
-    </w:p>
-    <w:p>
-      <w:pPr>
-        <w:rPr>
-          <w:rFonts w:ascii="Times New Roman" w:cs="Times New Roman" w:eastAsia="Times New Roman" w:hAnsi="Times New Roman"/>
-          <w:sz w:val="28"/>
-          <w:szCs w:val="28"/>
-        </w:rPr>
-      </w:pPr>
-      <w:r>
-        <w:rPr>
-          <w:rFonts w:ascii="Times New Roman" w:cs="Times New Roman" w:eastAsia="Times New Roman" w:hAnsi="Times New Roman"/>
-          <w:sz w:val="28"/>
-          <w:szCs w:val="28"/>
-          <w:rtl w:val="0"/>
-        </w:rPr>
-        <w:t xml:space="preserve">Освен това е реализирана система за контрол на достъпа чрез роли (role-based authorization). Потребителите получават достъп само до функционалностите, които съответстват на тяхната роля (потребител, специалист или администратор), което предотвратява неоторизиран достъп до чувствителна информация.</w:t>
-      </w:r>
-    </w:p>
-    <w:p>
-      <w:pPr>
-        <w:rPr>
-          <w:rFonts w:ascii="Times New Roman" w:cs="Times New Roman" w:eastAsia="Times New Roman" w:hAnsi="Times New Roman"/>
-          <w:sz w:val="28"/>
-          <w:szCs w:val="28"/>
-        </w:rPr>
-      </w:pPr>
-      <w:r>
-        <w:rPr>
-          <w:rtl w:val="0"/>
-        </w:rPr>
-      </w:r>
-    </w:p>
-    <w:p>
-      <w:pPr>
-        <w:rPr>
-          <w:rFonts w:ascii="Times New Roman" w:cs="Times New Roman" w:eastAsia="Times New Roman" w:hAnsi="Times New Roman"/>
-          <w:sz w:val="28"/>
-          <w:szCs w:val="28"/>
-        </w:rPr>
-      </w:pPr>
-      <w:r>
-        <w:rPr>
-          <w:rFonts w:ascii="Times New Roman" w:cs="Times New Roman" w:eastAsia="Times New Roman" w:hAnsi="Times New Roman"/>
-          <w:sz w:val="28"/>
-          <w:szCs w:val="28"/>
-          <w:rtl w:val="0"/>
-        </w:rPr>
-        <w:t xml:space="preserve">Допълнително са приложени механизми за защита срещу често срещани уеб атаки, като валидиране на входните данни, защита срещу SQL injection чрез използване на Entity Framework Core и ограничаване на достъпа до чувствителни ресурси.</w:t>
-      </w:r>
-    </w:p>
-    <w:p>
-      <w:pPr>
-        <w:rPr>
-          <w:rFonts w:ascii="Times New Roman" w:cs="Times New Roman" w:eastAsia="Times New Roman" w:hAnsi="Times New Roman"/>
-          <w:sz w:val="28"/>
-          <w:szCs w:val="28"/>
-        </w:rPr>
-      </w:pPr>
-      <w:r>
-        <w:rPr>
-          <w:rtl w:val="0"/>
-        </w:rPr>
-      </w:r>
-    </w:p>
-    <w:p>
-      <w:pPr>
-        <w:rPr>
-          <w:rFonts w:ascii="Times New Roman" w:cs="Times New Roman" w:eastAsia="Times New Roman" w:hAnsi="Times New Roman"/>
-          <w:sz w:val="28"/>
-          <w:szCs w:val="28"/>
-        </w:rPr>
-      </w:pPr>
-      <w:r>
-        <w:rPr>
-          <w:rFonts w:ascii="Times New Roman" w:cs="Times New Roman" w:eastAsia="Times New Roman" w:hAnsi="Times New Roman"/>
-          <w:sz w:val="28"/>
-          <w:szCs w:val="28"/>
-          <w:rtl w:val="0"/>
-        </w:rPr>
-        <w:t xml:space="preserve">В обобщение, внедрените мерки за сигурност гарантират надеждна защита на личните данни и създават доверие у потребителите при използването на платформата.</w:t>
-      </w:r>
-    </w:p>
-    <w:p>
-      <w:pPr>
-        <w:rPr/>
-      </w:pPr>
-      <w:r>
-        <w:rPr>
-          <w:rtl w:val="0"/>
-        </w:rPr>
-      </w:r>
-    </w:p>
-    <w:p>
-      <w:pPr>
-        <w:pStyle w:val="Heading1"/>
-        <w:spacing w:after="240" w:before="240" w:line="276" w:lineRule="auto"/>
-        <w:rPr/>
-      </w:pPr>
-      <w:bookmarkStart w:colFirst="0" w:colLast="0" w:name="_heading=h.afjtzhx42une" w:id="33"/>
-      <w:bookmarkEnd w:id="33"/>
-      <w:r>
-        <w:rPr>
-          <w:rtl w:val="0"/>
-        </w:rPr>
-        <w:t xml:space="preserve">Глава </w:t>
-      </w:r>
-      <w:r>
-        <w:rPr>
-          <w:rtl w:val="0"/>
-        </w:rPr>
-        <w:t xml:space="preserve">2.4. Ръководство за потребителя</w:t>
-      </w:r>
-    </w:p>
-    <w:p>
-      <w:pPr>
-        <w:spacing w:after="240" w:before="240" w:line="276" w:lineRule="auto"/>
-        <w:rPr>
-          <w:rFonts w:ascii="Times New Roman" w:cs="Times New Roman" w:eastAsia="Times New Roman" w:hAnsi="Times New Roman"/>
-          <w:sz w:val="28"/>
-          <w:szCs w:val="28"/>
-        </w:rPr>
-      </w:pPr>
-      <w:r>
-        <w:rPr>
-          <w:rFonts w:ascii="Times New Roman" w:cs="Times New Roman" w:eastAsia="Times New Roman" w:hAnsi="Times New Roman"/>
-          <w:sz w:val="28"/>
-          <w:szCs w:val="28"/>
-          <w:rtl w:val="0"/>
-        </w:rPr>
-        <w:t xml:space="preserve">Настоящото ръководство предоставя детайлно описание на начина на употреба на платформата SafeMind. То е предназначено за крайни потребители без специализирани технически познания и описва стъпка по стъпка основните функционалности на системата.</w:t>
-      </w:r>
-    </w:p>
-    <w:p>
-      <w:pPr>
-        <w:pStyle w:val="Heading1"/>
-        <w:spacing w:after="240" w:before="240" w:line="276" w:lineRule="auto"/>
-        <w:rPr/>
-      </w:pPr>
-      <w:bookmarkStart w:colFirst="0" w:colLast="0" w:name="_heading=h.qin58h67zalj" w:id="34"/>
-      <w:bookmarkEnd w:id="34"/>
-      <w:r>
-        <w:rPr>
-          <w:rtl w:val="0"/>
-        </w:rPr>
-        <w:t xml:space="preserve">Глава </w:t>
-      </w:r>
-      <w:r>
-        <w:rPr>
-          <w:rtl w:val="0"/>
-        </w:rPr>
-        <w:t xml:space="preserve">2.4.1. Регистрация в платформата</w:t>
-      </w:r>
-    </w:p>
-    <w:p>
-      <w:pPr>
-        <w:spacing w:after="240" w:before="240" w:line="276" w:lineRule="auto"/>
-        <w:rPr>
-          <w:rFonts w:ascii="Times New Roman" w:cs="Times New Roman" w:eastAsia="Times New Roman" w:hAnsi="Times New Roman"/>
-          <w:sz w:val="28"/>
-          <w:szCs w:val="28"/>
-        </w:rPr>
-      </w:pPr>
-      <w:r>
-        <w:rPr>
-          <w:rFonts w:ascii="Times New Roman" w:cs="Times New Roman" w:eastAsia="Times New Roman" w:hAnsi="Times New Roman"/>
-          <w:sz w:val="28"/>
-          <w:szCs w:val="28"/>
-          <w:rtl w:val="0"/>
-        </w:rPr>
-        <w:t xml:space="preserve">За да се възползва от пълния набор от функционалности на SafeMind, потребителят трябва първо да се регистрира в системата. Процесът на регистрация е достъпен чрез бутона “Login" в горния десен ъгъл и след това избиране на “Create account” на началната страница.</w:t>
-      </w:r>
-    </w:p>
-    <w:p>
-      <w:pPr>
-        <w:spacing w:after="240" w:before="240" w:line="276" w:lineRule="auto"/>
-        <w:rPr>
-          <w:rFonts w:ascii="Times New Roman" w:cs="Times New Roman" w:eastAsia="Times New Roman" w:hAnsi="Times New Roman"/>
-          <w:sz w:val="28"/>
-          <w:szCs w:val="28"/>
-        </w:rPr>
-      </w:pPr>
-      <w:r>
-        <w:rPr>
-          <w:rFonts w:ascii="Times New Roman" w:cs="Times New Roman" w:eastAsia="Times New Roman" w:hAnsi="Times New Roman"/>
-          <w:sz w:val="28"/>
-          <w:szCs w:val="28"/>
-        </w:rPr>
-        <w:drawing>
-          <wp:inline distB="114300" distT="114300" distL="114300" distR="114300">
-            <wp:extent cx="5760410" cy="2781300"/>
-            <wp:effectExtent b="0" l="0" r="0" t="0"/>
-            <wp:docPr id="1" name="image7.png"/>
-            <a:graphic>
-              <a:graphicData uri="http://schemas.openxmlformats.org/drawingml/2006/picture">
-                <pic:pic>
-                  <pic:nvPicPr>
-                    <pic:cNvPr id="0" name="image7.png"/>
-                    <pic:cNvPicPr preferRelativeResize="0"/>
-                  </pic:nvPicPr>
-                  <pic:blipFill>
-                    <a:blip r:embed="rId10"/>
                     <a:srcRect b="0" l="0" r="0" t="0"/>
                     <a:stretch>
                       <a:fillRect/>
@@ -6665,16 +6771,16 @@
           <wp:inline distB="114300" distT="114300" distL="114300" distR="114300">
             <wp:extent cx="5760410" cy="2806700"/>
             <wp:effectExtent b="0" l="0" r="0" t="0"/>
-            <wp:docPr id="3" name="image6.png"/>
+            <wp:docPr id="3" name="image3.png"/>
             <a:graphic>
               <a:graphicData uri="http://schemas.openxmlformats.org/drawingml/2006/picture">
                 <pic:pic>
                   <pic:nvPicPr>
-                    <pic:cNvPr id="0" name="image6.png"/>
+                    <pic:cNvPr id="0" name="image3.png"/>
                     <pic:cNvPicPr preferRelativeResize="0"/>
                   </pic:nvPicPr>
                   <pic:blipFill>
-                    <a:blip r:embed="rId11"/>
+                    <a:blip r:embed="rId10"/>
                     <a:srcRect b="0" l="0" r="0" t="0"/>
                     <a:stretch>
                       <a:fillRect/>
@@ -6773,7 +6879,7 @@
           <w:szCs w:val="28"/>
           <w:rtl w:val="0"/>
         </w:rPr>
-        <w:t xml:space="preserve">В системата присъства и отделна страница за регистрация на специалисти, която включва попълване на: Две имена, егн, номер на докторски лиценз, потребителско име, електронна поща, специалности и езици, начало и край на работния ден, продължителност на сесията, цена на сесията, биография и парола. Част от информацията(имената, егн-то, номера на докторския лиценз и специалностите) се сравняват с информация във външна база данни, която играе ролята на база данни на МЗ за лицензирани доктори. Това позволява абсолютна автоматизация на регистрацията, предпазва от случайна регистрация на потребител като доктор и улеснява работата на администраторите, тъй като те не трябва да одобряват доктори.</w:t>
+        <w:t xml:space="preserve">В системата присъства и отделна страница за регистрация на специалисти, която включва попълване на: Две имена, егн, номер на докторски лиценз, потребителско име, електронна поща, специалности и езици, начало и край на работния ден, продължителност на сесията, цена на сесията, биография и парола. Част от информацията(имената, егн-то, номера на докторския лиценз и специалностите) се сравняват с информация в таблици, които симулират данните на МЗ за лицензирани доктори. Това позволява абсолютна автоматизация на регистрацията, предпазва от случайна регистрация на потребител като доктор и улеснява работата на администраторите, тъй като те не трябва да одобряват доктори.</w:t>
       </w:r>
     </w:p>
     <w:p>
@@ -6795,16 +6901,16 @@
           <wp:inline distB="114300" distT="114300" distL="114300" distR="114300">
             <wp:extent cx="5760410" cy="3302000"/>
             <wp:effectExtent b="0" l="0" r="0" t="0"/>
-            <wp:docPr id="10" name="image9.png"/>
+            <wp:docPr id="11" name="image13.png"/>
             <a:graphic>
               <a:graphicData uri="http://schemas.openxmlformats.org/drawingml/2006/picture">
                 <pic:pic>
                   <pic:nvPicPr>
-                    <pic:cNvPr id="0" name="image9.png"/>
+                    <pic:cNvPr id="0" name="image13.png"/>
                     <pic:cNvPicPr preferRelativeResize="0"/>
                   </pic:nvPicPr>
                   <pic:blipFill>
-                    <a:blip r:embed="rId12"/>
+                    <a:blip r:embed="rId11"/>
                     <a:srcRect b="0" l="0" r="0" t="0"/>
                     <a:stretch>
                       <a:fillRect/>
@@ -6855,8 +6961,8 @@
         <w:spacing w:after="240" w:before="240" w:line="276" w:lineRule="auto"/>
         <w:rPr/>
       </w:pPr>
-      <w:bookmarkStart w:colFirst="0" w:colLast="0" w:name="_heading=h.2t91bd974vb8" w:id="35"/>
-      <w:bookmarkEnd w:id="35"/>
+      <w:bookmarkStart w:colFirst="0" w:colLast="0" w:name="_heading=h.2t91bd974vb8" w:id="32"/>
+      <w:bookmarkEnd w:id="32"/>
       <w:r>
         <w:rPr>
           <w:rtl w:val="0"/>
@@ -6933,8 +7039,8 @@
         <w:spacing w:after="240" w:before="240" w:line="276" w:lineRule="auto"/>
         <w:rPr/>
       </w:pPr>
-      <w:bookmarkStart w:colFirst="0" w:colLast="0" w:name="_heading=h.thjwuq6o05es" w:id="36"/>
-      <w:bookmarkEnd w:id="36"/>
+      <w:bookmarkStart w:colFirst="0" w:colLast="0" w:name="_heading=h.thjwuq6o05es" w:id="33"/>
+      <w:bookmarkEnd w:id="33"/>
       <w:r>
         <w:rPr>
           <w:rtl w:val="0"/>
@@ -7024,16 +7130,16 @@
           <wp:inline distB="114300" distT="114300" distL="114300" distR="114300">
             <wp:extent cx="5760410" cy="2794000"/>
             <wp:effectExtent b="0" l="0" r="0" t="0"/>
-            <wp:docPr id="4" name="image8.png"/>
+            <wp:docPr id="5" name="image5.png"/>
             <a:graphic>
               <a:graphicData uri="http://schemas.openxmlformats.org/drawingml/2006/picture">
                 <pic:pic>
                   <pic:nvPicPr>
-                    <pic:cNvPr id="0" name="image8.png"/>
+                    <pic:cNvPr id="0" name="image5.png"/>
                     <pic:cNvPicPr preferRelativeResize="0"/>
                   </pic:nvPicPr>
                   <pic:blipFill>
-                    <a:blip r:embed="rId13"/>
+                    <a:blip r:embed="rId12"/>
                     <a:srcRect b="0" l="0" r="0" t="0"/>
                     <a:stretch>
                       <a:fillRect/>
@@ -7084,8 +7190,8 @@
         <w:spacing w:after="240" w:before="240" w:line="276" w:lineRule="auto"/>
         <w:rPr/>
       </w:pPr>
-      <w:bookmarkStart w:colFirst="0" w:colLast="0" w:name="_heading=h.a1ewx76elho" w:id="37"/>
-      <w:bookmarkEnd w:id="37"/>
+      <w:bookmarkStart w:colFirst="0" w:colLast="0" w:name="_heading=h.a1ewx76elho" w:id="34"/>
+      <w:bookmarkEnd w:id="34"/>
       <w:r>
         <w:rPr>
           <w:rtl w:val="0"/>
@@ -7193,6 +7299,98 @@
         <w:drawing>
           <wp:inline distB="114300" distT="114300" distL="114300" distR="114300">
             <wp:extent cx="5760410" cy="2743200"/>
+            <wp:effectExtent b="0" l="0" r="0" t="0"/>
+            <wp:docPr id="10" name="image9.png"/>
+            <a:graphic>
+              <a:graphicData uri="http://schemas.openxmlformats.org/drawingml/2006/picture">
+                <pic:pic>
+                  <pic:nvPicPr>
+                    <pic:cNvPr id="0" name="image9.png"/>
+                    <pic:cNvPicPr preferRelativeResize="0"/>
+                  </pic:nvPicPr>
+                  <pic:blipFill>
+                    <a:blip r:embed="rId13"/>
+                    <a:srcRect b="0" l="0" r="0" t="0"/>
+                    <a:stretch>
+                      <a:fillRect/>
+                    </a:stretch>
+                  </pic:blipFill>
+                  <pic:spPr>
+                    <a:xfrm>
+                      <a:off x="0" y="0"/>
+                      <a:ext cx="5760410" cy="2743200"/>
+                    </a:xfrm>
+                    <a:prstGeom prst="rect"/>
+                    <a:ln/>
+                  </pic:spPr>
+                </pic:pic>
+              </a:graphicData>
+            </a:graphic>
+          </wp:inline>
+        </w:drawing>
+      </w:r>
+      <w:r>
+        <w:rPr>
+          <w:rtl w:val="0"/>
+        </w:rPr>
+      </w:r>
+    </w:p>
+    <w:p>
+      <w:pPr>
+        <w:spacing w:after="240" w:before="240" w:line="276" w:lineRule="auto"/>
+        <w:rPr>
+          <w:rFonts w:ascii="Times New Roman" w:cs="Times New Roman" w:eastAsia="Times New Roman" w:hAnsi="Times New Roman"/>
+          <w:sz w:val="28"/>
+          <w:szCs w:val="28"/>
+        </w:rPr>
+      </w:pPr>
+      <w:r>
+        <w:rPr>
+          <w:rFonts w:ascii="Times New Roman" w:cs="Times New Roman" w:eastAsia="Times New Roman" w:hAnsi="Times New Roman"/>
+          <w:sz w:val="28"/>
+          <w:szCs w:val="28"/>
+          <w:rtl w:val="0"/>
+        </w:rPr>
+        <w:t xml:space="preserve">Фигура 8. Страница за запазване на час при психолог</w:t>
+      </w:r>
+    </w:p>
+    <w:p>
+      <w:pPr>
+        <w:spacing w:after="240" w:before="240" w:line="276" w:lineRule="auto"/>
+        <w:rPr>
+          <w:rFonts w:ascii="Times New Roman" w:cs="Times New Roman" w:eastAsia="Times New Roman" w:hAnsi="Times New Roman"/>
+          <w:sz w:val="28"/>
+          <w:szCs w:val="28"/>
+        </w:rPr>
+      </w:pPr>
+      <w:r>
+        <w:rPr>
+          <w:rFonts w:ascii="Times New Roman" w:cs="Times New Roman" w:eastAsia="Times New Roman" w:hAnsi="Times New Roman"/>
+          <w:sz w:val="28"/>
+          <w:szCs w:val="28"/>
+          <w:rtl w:val="0"/>
+        </w:rPr>
+        <w:t xml:space="preserve">Избор на дата и час. Системата визуализира интерактивен календар, на който се показват единствено наличните часове. Потребителят кликва върху желания час и продължава напред.</w:t>
+      </w:r>
+    </w:p>
+    <w:p>
+      <w:pPr>
+        <w:spacing w:after="240" w:before="240" w:line="276" w:lineRule="auto"/>
+        <w:rPr>
+          <w:rFonts w:ascii="Times New Roman" w:cs="Times New Roman" w:eastAsia="Times New Roman" w:hAnsi="Times New Roman"/>
+          <w:sz w:val="28"/>
+          <w:szCs w:val="28"/>
+        </w:rPr>
+      </w:pPr>
+      <w:r>
+        <w:rPr>
+          <w:rFonts w:ascii="Times New Roman" w:cs="Times New Roman" w:eastAsia="Times New Roman" w:hAnsi="Times New Roman"/>
+          <w:sz w:val="28"/>
+          <w:szCs w:val="28"/>
+        </w:rPr>
+        <w:drawing>
+          <wp:inline distB="114300" distT="114300" distL="114300" distR="114300">
+            <wp:extent cx="5760410" cy="5232400"/>
             <wp:effectExtent b="0" l="0" r="0" t="0"/>
             <wp:docPr id="9" name="image10.png"/>
             <a:graphic>
@@ -7212,7 +7410,7 @@
                   <pic:spPr>
                     <a:xfrm>
                       <a:off x="0" y="0"/>
-                      <a:ext cx="5760410" cy="2743200"/>
+                      <a:ext cx="5760410" cy="5232400"/>
                     </a:xfrm>
                     <a:prstGeom prst="rect"/>
                     <a:ln/>
@@ -7245,26 +7443,324 @@
           <w:szCs w:val="28"/>
           <w:rtl w:val="0"/>
         </w:rPr>
-        <w:t xml:space="preserve">Фигура 8. Страница за запазване на час при психолог</w:t>
-      </w:r>
-    </w:p>
-    <w:p>
-      <w:pPr>
-        <w:spacing w:after="240" w:before="240" w:line="276" w:lineRule="auto"/>
-        <w:rPr>
-          <w:rFonts w:ascii="Times New Roman" w:cs="Times New Roman" w:eastAsia="Times New Roman" w:hAnsi="Times New Roman"/>
-          <w:sz w:val="28"/>
-          <w:szCs w:val="28"/>
-        </w:rPr>
-      </w:pPr>
-      <w:r>
-        <w:rPr>
-          <w:rFonts w:ascii="Times New Roman" w:cs="Times New Roman" w:eastAsia="Times New Roman" w:hAnsi="Times New Roman"/>
-          <w:sz w:val="28"/>
-          <w:szCs w:val="28"/>
-          <w:rtl w:val="0"/>
-        </w:rPr>
-        <w:t xml:space="preserve">Избор на дата и час. Системата визуализира интерактивен календар, на който наличните часове са маркирани в зелено, а заетите - в сиво. Потребителят кликва върху желания час.</w:t>
+        <w:t xml:space="preserve">Фигура 9. Страница при избран специалист</w:t>
+      </w:r>
+    </w:p>
+    <w:p>
+      <w:pPr>
+        <w:spacing w:after="240" w:before="240" w:line="276" w:lineRule="auto"/>
+        <w:rPr>
+          <w:rFonts w:ascii="Times New Roman" w:cs="Times New Roman" w:eastAsia="Times New Roman" w:hAnsi="Times New Roman"/>
+          <w:sz w:val="28"/>
+          <w:szCs w:val="28"/>
+        </w:rPr>
+      </w:pPr>
+      <w:r>
+        <w:rPr>
+          <w:rFonts w:ascii="Times New Roman" w:cs="Times New Roman" w:eastAsia="Times New Roman" w:hAnsi="Times New Roman"/>
+          <w:sz w:val="28"/>
+          <w:szCs w:val="28"/>
+          <w:rtl w:val="0"/>
+        </w:rPr>
+        <w:t xml:space="preserve">Потвърждение на записването. Системата показва резюме на записа (специалист, дата, час), след което потребителят потвърждава с бутона „Запази час".</w:t>
+      </w:r>
+    </w:p>
+    <w:p>
+      <w:pPr>
+        <w:spacing w:after="240" w:before="240" w:line="276" w:lineRule="auto"/>
+        <w:rPr>
+          <w:rFonts w:ascii="Times New Roman" w:cs="Times New Roman" w:eastAsia="Times New Roman" w:hAnsi="Times New Roman"/>
+          <w:sz w:val="28"/>
+          <w:szCs w:val="28"/>
+        </w:rPr>
+      </w:pPr>
+      <w:r>
+        <w:rPr>
+          <w:rFonts w:ascii="Times New Roman" w:cs="Times New Roman" w:eastAsia="Times New Roman" w:hAnsi="Times New Roman"/>
+          <w:sz w:val="28"/>
+          <w:szCs w:val="28"/>
+        </w:rPr>
+        <w:drawing>
+          <wp:inline distB="114300" distT="114300" distL="114300" distR="114300">
+            <wp:extent cx="5760410" cy="2781300"/>
+            <wp:effectExtent b="0" l="0" r="0" t="0"/>
+            <wp:docPr id="6" name="image7.png"/>
+            <a:graphic>
+              <a:graphicData uri="http://schemas.openxmlformats.org/drawingml/2006/picture">
+                <pic:pic>
+                  <pic:nvPicPr>
+                    <pic:cNvPr id="0" name="image7.png"/>
+                    <pic:cNvPicPr preferRelativeResize="0"/>
+                  </pic:nvPicPr>
+                  <pic:blipFill>
+                    <a:blip r:embed="rId15"/>
+                    <a:srcRect b="0" l="0" r="0" t="0"/>
+                    <a:stretch>
+                      <a:fillRect/>
+                    </a:stretch>
+                  </pic:blipFill>
+                  <pic:spPr>
+                    <a:xfrm>
+                      <a:off x="0" y="0"/>
+                      <a:ext cx="5760410" cy="2781300"/>
+                    </a:xfrm>
+                    <a:prstGeom prst="rect"/>
+                    <a:ln/>
+                  </pic:spPr>
+                </pic:pic>
+              </a:graphicData>
+            </a:graphic>
+          </wp:inline>
+        </w:drawing>
+      </w:r>
+      <w:r>
+        <w:rPr>
+          <w:rtl w:val="0"/>
+        </w:rPr>
+      </w:r>
+    </w:p>
+    <w:p>
+      <w:pPr>
+        <w:spacing w:after="240" w:before="240" w:line="276" w:lineRule="auto"/>
+        <w:rPr>
+          <w:rFonts w:ascii="Times New Roman" w:cs="Times New Roman" w:eastAsia="Times New Roman" w:hAnsi="Times New Roman"/>
+          <w:sz w:val="28"/>
+          <w:szCs w:val="28"/>
+        </w:rPr>
+      </w:pPr>
+      <w:r>
+        <w:rPr>
+          <w:rFonts w:ascii="Times New Roman" w:cs="Times New Roman" w:eastAsia="Times New Roman" w:hAnsi="Times New Roman"/>
+          <w:sz w:val="28"/>
+          <w:szCs w:val="28"/>
+          <w:rtl w:val="0"/>
+        </w:rPr>
+        <w:t xml:space="preserve">Фигура 10. Страница за checkout след избран/и час/ове</w:t>
+      </w:r>
+    </w:p>
+    <w:p>
+      <w:pPr>
+        <w:spacing w:after="240" w:before="240" w:line="276" w:lineRule="auto"/>
+        <w:rPr>
+          <w:rFonts w:ascii="Times New Roman" w:cs="Times New Roman" w:eastAsia="Times New Roman" w:hAnsi="Times New Roman"/>
+          <w:sz w:val="28"/>
+          <w:szCs w:val="28"/>
+        </w:rPr>
+      </w:pPr>
+      <w:r>
+        <w:rPr>
+          <w:rFonts w:ascii="Times New Roman" w:cs="Times New Roman" w:eastAsia="Times New Roman" w:hAnsi="Times New Roman"/>
+          <w:sz w:val="28"/>
+          <w:szCs w:val="28"/>
+          <w:rtl w:val="0"/>
+        </w:rPr>
+        <w:t xml:space="preserve">Получаване на потвърждение. Системата показва съобщение за успешно записване.</w:t>
+      </w:r>
+    </w:p>
+    <w:p>
+      <w:pPr>
+        <w:spacing w:after="240" w:before="240" w:line="276" w:lineRule="auto"/>
+        <w:rPr>
+          <w:rFonts w:ascii="Times New Roman" w:cs="Times New Roman" w:eastAsia="Times New Roman" w:hAnsi="Times New Roman"/>
+          <w:sz w:val="28"/>
+          <w:szCs w:val="28"/>
+        </w:rPr>
+      </w:pPr>
+      <w:r>
+        <w:rPr>
+          <w:rtl w:val="0"/>
+        </w:rPr>
+      </w:r>
+    </w:p>
+    <w:p>
+      <w:pPr>
+        <w:spacing w:after="240" w:before="240" w:line="276" w:lineRule="auto"/>
+        <w:rPr>
+          <w:rFonts w:ascii="Times New Roman" w:cs="Times New Roman" w:eastAsia="Times New Roman" w:hAnsi="Times New Roman"/>
+          <w:sz w:val="28"/>
+          <w:szCs w:val="28"/>
+        </w:rPr>
+      </w:pPr>
+      <w:r>
+        <w:rPr>
+          <w:rFonts w:ascii="Times New Roman" w:cs="Times New Roman" w:eastAsia="Times New Roman" w:hAnsi="Times New Roman"/>
+          <w:sz w:val="28"/>
+          <w:szCs w:val="28"/>
+          <w:rtl w:val="0"/>
+        </w:rPr>
+        <w:t xml:space="preserve">Управлението на съществуващите записи е достъпно от секцията „Моите сесии" в потребителското меню. Тук потребителят вижда всички предстоящи и минали записи с техния статус. Отмяната на час е достъпна за предстоящи записи до 24 часа преди насрочения час.</w:t>
+      </w:r>
+    </w:p>
+    <w:p>
+      <w:pPr>
+        <w:pStyle w:val="Heading1"/>
+        <w:spacing w:after="240" w:before="240" w:line="276" w:lineRule="auto"/>
+        <w:rPr/>
+      </w:pPr>
+      <w:bookmarkStart w:colFirst="0" w:colLast="0" w:name="_heading=h.rldwxozc17ed" w:id="35"/>
+      <w:bookmarkEnd w:id="35"/>
+      <w:r>
+        <w:rPr>
+          <w:rtl w:val="0"/>
+        </w:rPr>
+        <w:t xml:space="preserve">Глава </w:t>
+      </w:r>
+      <w:r>
+        <w:rPr>
+          <w:rtl w:val="0"/>
+        </w:rPr>
+        <w:t xml:space="preserve">2.4.5. Използване на чат системата</w:t>
+      </w:r>
+    </w:p>
+    <w:p>
+      <w:pPr>
+        <w:spacing w:after="240" w:before="240" w:line="276" w:lineRule="auto"/>
+        <w:rPr>
+          <w:rFonts w:ascii="Times New Roman" w:cs="Times New Roman" w:eastAsia="Times New Roman" w:hAnsi="Times New Roman"/>
+          <w:sz w:val="28"/>
+          <w:szCs w:val="28"/>
+        </w:rPr>
+      </w:pPr>
+      <w:r>
+        <w:rPr>
+          <w:rFonts w:ascii="Times New Roman" w:cs="Times New Roman" w:eastAsia="Times New Roman" w:hAnsi="Times New Roman"/>
+          <w:sz w:val="28"/>
+          <w:szCs w:val="28"/>
+          <w:rtl w:val="0"/>
+        </w:rPr>
+        <w:t xml:space="preserve">Чат функционалността позволява директна текстова комуникация между потребител и психолог. Тя е достъпна посредством бутона за чат в долния десен ъгъл.</w:t>
+      </w:r>
+    </w:p>
+    <w:p>
+      <w:pPr>
+        <w:spacing w:after="240" w:before="240" w:line="276" w:lineRule="auto"/>
+        <w:rPr>
+          <w:rFonts w:ascii="Times New Roman" w:cs="Times New Roman" w:eastAsia="Times New Roman" w:hAnsi="Times New Roman"/>
+          <w:sz w:val="28"/>
+          <w:szCs w:val="28"/>
+        </w:rPr>
+      </w:pPr>
+      <w:r>
+        <w:rPr>
+          <w:rFonts w:ascii="Times New Roman" w:cs="Times New Roman" w:eastAsia="Times New Roman" w:hAnsi="Times New Roman"/>
+          <w:sz w:val="28"/>
+          <w:szCs w:val="28"/>
+        </w:rPr>
+        <w:drawing>
+          <wp:inline distB="114300" distT="114300" distL="114300" distR="114300">
+            <wp:extent cx="4914900" cy="6019800"/>
+            <wp:effectExtent b="0" l="0" r="0" t="0"/>
+            <wp:docPr id="2" name="image2.png"/>
+            <a:graphic>
+              <a:graphicData uri="http://schemas.openxmlformats.org/drawingml/2006/picture">
+                <pic:pic>
+                  <pic:nvPicPr>
+                    <pic:cNvPr id="0" name="image2.png"/>
+                    <pic:cNvPicPr preferRelativeResize="0"/>
+                  </pic:nvPicPr>
+                  <pic:blipFill>
+                    <a:blip r:embed="rId16"/>
+                    <a:srcRect b="0" l="0" r="0" t="0"/>
+                    <a:stretch>
+                      <a:fillRect/>
+                    </a:stretch>
+                  </pic:blipFill>
+                  <pic:spPr>
+                    <a:xfrm>
+                      <a:off x="0" y="0"/>
+                      <a:ext cx="4914900" cy="6019800"/>
+                    </a:xfrm>
+                    <a:prstGeom prst="rect"/>
+                    <a:ln/>
+                  </pic:spPr>
+                </pic:pic>
+              </a:graphicData>
+            </a:graphic>
+          </wp:inline>
+        </w:drawing>
+      </w:r>
+      <w:r>
+        <w:rPr>
+          <w:rtl w:val="0"/>
+        </w:rPr>
+      </w:r>
+    </w:p>
+    <w:p>
+      <w:pPr>
+        <w:spacing w:after="240" w:before="240" w:line="276" w:lineRule="auto"/>
+        <w:rPr>
+          <w:rFonts w:ascii="Times New Roman" w:cs="Times New Roman" w:eastAsia="Times New Roman" w:hAnsi="Times New Roman"/>
+          <w:sz w:val="28"/>
+          <w:szCs w:val="28"/>
+        </w:rPr>
+      </w:pPr>
+      <w:r>
+        <w:rPr>
+          <w:rFonts w:ascii="Times New Roman" w:cs="Times New Roman" w:eastAsia="Times New Roman" w:hAnsi="Times New Roman"/>
+          <w:sz w:val="28"/>
+          <w:szCs w:val="28"/>
+          <w:rtl w:val="0"/>
+        </w:rPr>
+        <w:t xml:space="preserve">Фигура 11. Pop up за чат системата</w:t>
+      </w:r>
+    </w:p>
+    <w:p>
+      <w:pPr>
+        <w:pStyle w:val="Heading1"/>
+        <w:spacing w:after="240" w:before="240" w:line="276" w:lineRule="auto"/>
+        <w:rPr/>
+      </w:pPr>
+      <w:bookmarkStart w:colFirst="0" w:colLast="0" w:name="_heading=h.le5ysbjmnhnb" w:id="36"/>
+      <w:bookmarkEnd w:id="36"/>
+      <w:r>
+        <w:rPr>
+          <w:rtl w:val="0"/>
+        </w:rPr>
+        <w:t xml:space="preserve">Глава </w:t>
+      </w:r>
+      <w:r>
+        <w:rPr>
+          <w:rtl w:val="0"/>
+        </w:rPr>
+        <w:t xml:space="preserve">2.4.6. Добавяне на запис в личния дневник</w:t>
+      </w:r>
+    </w:p>
+    <w:p>
+      <w:pPr>
+        <w:spacing w:after="240" w:before="240" w:line="276" w:lineRule="auto"/>
+        <w:rPr>
+          <w:rFonts w:ascii="Times New Roman" w:cs="Times New Roman" w:eastAsia="Times New Roman" w:hAnsi="Times New Roman"/>
+          <w:sz w:val="28"/>
+          <w:szCs w:val="28"/>
+        </w:rPr>
+      </w:pPr>
+      <w:r>
+        <w:rPr>
+          <w:rFonts w:ascii="Times New Roman" w:cs="Times New Roman" w:eastAsia="Times New Roman" w:hAnsi="Times New Roman"/>
+          <w:sz w:val="28"/>
+          <w:szCs w:val="28"/>
+          <w:rtl w:val="0"/>
+        </w:rPr>
+        <w:t xml:space="preserve">Личният дневник е достъпен от секцията „Моят дневник" в потребителското меню. Страницата показва списък с всички записи, наредени по дата (най-новите на преден план), с кратко резюме на всеки запис.</w:t>
+      </w:r>
+    </w:p>
+    <w:p>
+      <w:pPr>
+        <w:spacing w:after="240" w:before="240" w:line="276" w:lineRule="auto"/>
+        <w:rPr>
+          <w:rFonts w:ascii="Times New Roman" w:cs="Times New Roman" w:eastAsia="Times New Roman" w:hAnsi="Times New Roman"/>
+          <w:sz w:val="28"/>
+          <w:szCs w:val="28"/>
+        </w:rPr>
+      </w:pPr>
+      <w:r>
+        <w:rPr>
+          <w:rFonts w:ascii="Times New Roman" w:cs="Times New Roman" w:eastAsia="Times New Roman" w:hAnsi="Times New Roman"/>
+          <w:sz w:val="28"/>
+          <w:szCs w:val="28"/>
+          <w:rtl w:val="0"/>
+        </w:rPr>
+        <w:t xml:space="preserve">За добавяне на нов запис потребителят натиска бутона „Нов запис" в горния ляв ъгъл. Отваря се редакторски интерфейс с поле за заглавие и основно текстово поле. Потребителят въвежда желаното съдържание. </w:t>
       </w:r>
     </w:p>
     <w:p>
@@ -7286,16 +7782,16 @@
           <wp:inline distB="114300" distT="114300" distL="114300" distR="114300">
             <wp:extent cx="5760410" cy="2794000"/>
             <wp:effectExtent b="0" l="0" r="0" t="0"/>
-            <wp:docPr id="8" name="image5.png"/>
+            <wp:docPr id="8" name="image8.png"/>
             <a:graphic>
               <a:graphicData uri="http://schemas.openxmlformats.org/drawingml/2006/picture">
                 <pic:pic>
                   <pic:nvPicPr>
-                    <pic:cNvPr id="0" name="image5.png"/>
+                    <pic:cNvPr id="0" name="image8.png"/>
                     <pic:cNvPicPr preferRelativeResize="0"/>
                   </pic:nvPicPr>
                   <pic:blipFill>
-                    <a:blip r:embed="rId15"/>
+                    <a:blip r:embed="rId17"/>
                     <a:srcRect b="0" l="0" r="0" t="0"/>
                     <a:stretch>
                       <a:fillRect/>
@@ -7337,31 +7833,56 @@
           <w:szCs w:val="28"/>
           <w:rtl w:val="0"/>
         </w:rPr>
-        <w:t xml:space="preserve">Фигура 9. Страница при избран специалист</w:t>
-      </w:r>
-    </w:p>
-    <w:p>
-      <w:pPr>
-        <w:spacing w:after="240" w:before="240" w:line="276" w:lineRule="auto"/>
-        <w:rPr>
-          <w:rFonts w:ascii="Times New Roman" w:cs="Times New Roman" w:eastAsia="Times New Roman" w:hAnsi="Times New Roman"/>
-          <w:sz w:val="28"/>
-          <w:szCs w:val="28"/>
-        </w:rPr>
-      </w:pPr>
-      <w:r>
-        <w:rPr>
-          <w:rFonts w:ascii="Times New Roman" w:cs="Times New Roman" w:eastAsia="Times New Roman" w:hAnsi="Times New Roman"/>
-          <w:sz w:val="28"/>
-          <w:szCs w:val="28"/>
-          <w:rtl w:val="0"/>
-        </w:rPr>
-        <w:t xml:space="preserve">Потвърждение на записването. Системата показва резюме на записа (специалист, дата, час), след което потребителят потвърждава с бутона „Запази час".</w:t>
-      </w:r>
-    </w:p>
-    <w:p>
-      <w:pPr>
-        <w:spacing w:after="240" w:before="240" w:line="276" w:lineRule="auto"/>
+        <w:t xml:space="preserve">Фигура 12. Страница за добавяне на запис в дневника</w:t>
+      </w:r>
+    </w:p>
+    <w:p>
+      <w:pPr>
+        <w:spacing w:after="240" w:before="240" w:line="276" w:lineRule="auto"/>
+        <w:rPr>
+          <w:rFonts w:ascii="Times New Roman" w:cs="Times New Roman" w:eastAsia="Times New Roman" w:hAnsi="Times New Roman"/>
+          <w:sz w:val="28"/>
+          <w:szCs w:val="28"/>
+        </w:rPr>
+      </w:pPr>
+      <w:r>
+        <w:rPr>
+          <w:rFonts w:ascii="Times New Roman" w:cs="Times New Roman" w:eastAsia="Times New Roman" w:hAnsi="Times New Roman"/>
+          <w:sz w:val="28"/>
+          <w:szCs w:val="28"/>
+          <w:rtl w:val="0"/>
+        </w:rPr>
+        <w:t xml:space="preserve">Системата поддържа автоматично запазване на чернова на всеки 30 секунди, индикирано от дискретен текст „Запазено автоматично" в горния ъгъл.</w:t>
+      </w:r>
+    </w:p>
+    <w:p>
+      <w:pPr>
+        <w:spacing w:after="240" w:before="240" w:line="276" w:lineRule="auto"/>
+        <w:rPr>
+          <w:rFonts w:ascii="Times New Roman" w:cs="Times New Roman" w:eastAsia="Times New Roman" w:hAnsi="Times New Roman"/>
+          <w:sz w:val="28"/>
+          <w:szCs w:val="28"/>
+        </w:rPr>
+      </w:pPr>
+      <w:r>
+        <w:rPr>
+          <w:rFonts w:ascii="Times New Roman" w:cs="Times New Roman" w:eastAsia="Times New Roman" w:hAnsi="Times New Roman"/>
+          <w:sz w:val="28"/>
+          <w:szCs w:val="28"/>
+          <w:rtl w:val="0"/>
+        </w:rPr>
+        <w:t xml:space="preserve">При завършване потребителят натиска „Запази запис". Записът се добавя в списъка на дневника. Съществуващите записи могат да бъдат редактирани и изтривани. Функцията за търсене в горната част на страницата позволява намиране на записи по ключова дума в заглавието или текста.</w:t>
+      </w:r>
+      <w:r>
+        <w:rPr>
+          <w:rtl w:val="0"/>
+        </w:rPr>
+      </w:r>
+    </w:p>
+    <w:p>
+      <w:pPr>
+        <w:spacing w:after="240" w:before="240" w:line="276" w:lineRule="auto"/>
+        <w:ind w:left="360" w:firstLine="0"/>
         <w:rPr>
           <w:rFonts w:ascii="Times New Roman" w:cs="Times New Roman" w:eastAsia="Times New Roman" w:hAnsi="Times New Roman"/>
           <w:sz w:val="28"/>
@@ -7376,478 +7897,18 @@
         </w:rPr>
         <w:drawing>
           <wp:inline distB="114300" distT="114300" distL="114300" distR="114300">
-            <wp:extent cx="5760410" cy="2781300"/>
+            <wp:extent cx="5760410" cy="4267200"/>
             <wp:effectExtent b="0" l="0" r="0" t="0"/>
-            <wp:docPr id="5" name="image4.png"/>
+            <wp:docPr id="13" name="image12.png"/>
             <a:graphic>
               <a:graphicData uri="http://schemas.openxmlformats.org/drawingml/2006/picture">
                 <pic:pic>
                   <pic:nvPicPr>
-                    <pic:cNvPr id="0" name="image4.png"/>
-                    <pic:cNvPicPr preferRelativeResize="0"/>
-                  </pic:nvPicPr>
-                  <pic:blipFill>
-                    <a:blip r:embed="rId16"/>
-                    <a:srcRect b="0" l="0" r="0" t="0"/>
-                    <a:stretch>
-                      <a:fillRect/>
-                    </a:stretch>
-                  </pic:blipFill>
-                  <pic:spPr>
-                    <a:xfrm>
-                      <a:off x="0" y="0"/>
-                      <a:ext cx="5760410" cy="2781300"/>
-                    </a:xfrm>
-                    <a:prstGeom prst="rect"/>
-                    <a:ln/>
-                  </pic:spPr>
-                </pic:pic>
-              </a:graphicData>
-            </a:graphic>
-          </wp:inline>
-        </w:drawing>
-      </w:r>
-      <w:r>
-        <w:rPr>
-          <w:rtl w:val="0"/>
-        </w:rPr>
-      </w:r>
-    </w:p>
-    <w:p>
-      <w:pPr>
-        <w:spacing w:after="240" w:before="240" w:line="276" w:lineRule="auto"/>
-        <w:rPr>
-          <w:rFonts w:ascii="Times New Roman" w:cs="Times New Roman" w:eastAsia="Times New Roman" w:hAnsi="Times New Roman"/>
-          <w:sz w:val="28"/>
-          <w:szCs w:val="28"/>
-        </w:rPr>
-      </w:pPr>
-      <w:r>
-        <w:rPr>
-          <w:rFonts w:ascii="Times New Roman" w:cs="Times New Roman" w:eastAsia="Times New Roman" w:hAnsi="Times New Roman"/>
-          <w:sz w:val="28"/>
-          <w:szCs w:val="28"/>
-          <w:rtl w:val="0"/>
-        </w:rPr>
-        <w:t xml:space="preserve">Фигура 10. Страница за checkout след избран/и час/ове</w:t>
-      </w:r>
-    </w:p>
-    <w:p>
-      <w:pPr>
-        <w:spacing w:after="240" w:before="240" w:line="276" w:lineRule="auto"/>
-        <w:rPr>
-          <w:rFonts w:ascii="Times New Roman" w:cs="Times New Roman" w:eastAsia="Times New Roman" w:hAnsi="Times New Roman"/>
-          <w:sz w:val="28"/>
-          <w:szCs w:val="28"/>
-        </w:rPr>
-      </w:pPr>
-      <w:r>
-        <w:rPr>
-          <w:rFonts w:ascii="Times New Roman" w:cs="Times New Roman" w:eastAsia="Times New Roman" w:hAnsi="Times New Roman"/>
-          <w:sz w:val="28"/>
-          <w:szCs w:val="28"/>
-          <w:rtl w:val="0"/>
-        </w:rPr>
-        <w:t xml:space="preserve">Получаване на потвърждение. Системата показва съобщение за успешно записване и изпраща потвърдителен имейл.</w:t>
-      </w:r>
-    </w:p>
-    <w:p>
-      <w:pPr>
-        <w:spacing w:after="240" w:before="240" w:line="276" w:lineRule="auto"/>
-        <w:rPr>
-          <w:rFonts w:ascii="Times New Roman" w:cs="Times New Roman" w:eastAsia="Times New Roman" w:hAnsi="Times New Roman"/>
-          <w:sz w:val="28"/>
-          <w:szCs w:val="28"/>
-        </w:rPr>
-      </w:pPr>
-      <w:r>
-        <w:rPr>
-          <w:rtl w:val="0"/>
-        </w:rPr>
-      </w:r>
-    </w:p>
-    <w:p>
-      <w:pPr>
-        <w:spacing w:after="240" w:before="240" w:line="276" w:lineRule="auto"/>
-        <w:rPr>
-          <w:rFonts w:ascii="Times New Roman" w:cs="Times New Roman" w:eastAsia="Times New Roman" w:hAnsi="Times New Roman"/>
-          <w:sz w:val="28"/>
-          <w:szCs w:val="28"/>
-        </w:rPr>
-      </w:pPr>
-      <w:r>
-        <w:rPr>
-          <w:rFonts w:ascii="Times New Roman" w:cs="Times New Roman" w:eastAsia="Times New Roman" w:hAnsi="Times New Roman"/>
-          <w:sz w:val="28"/>
-          <w:szCs w:val="28"/>
-          <w:rtl w:val="0"/>
-        </w:rPr>
-        <w:t xml:space="preserve">Управлението на съществуващите записи е достъпно от секцията „Моите часове" в потребителското меню. Тук потребителят вижда всички предстоящи и минали записи с техния статус. Отмяната на час е достъпна за предстоящи записи до 24 часа преди насрочения час.</w:t>
-      </w:r>
-    </w:p>
-    <w:p>
-      <w:pPr>
-        <w:spacing w:after="240" w:before="240" w:line="276" w:lineRule="auto"/>
-        <w:rPr>
-          <w:rFonts w:ascii="Times New Roman" w:cs="Times New Roman" w:eastAsia="Times New Roman" w:hAnsi="Times New Roman"/>
-          <w:sz w:val="28"/>
-          <w:szCs w:val="28"/>
-        </w:rPr>
-      </w:pPr>
-      <w:r>
-        <w:rPr>
-          <w:rtl w:val="0"/>
-        </w:rPr>
-      </w:r>
-    </w:p>
-    <w:p>
-      <w:pPr>
-        <w:spacing w:after="240" w:before="240" w:line="276" w:lineRule="auto"/>
-        <w:rPr>
-          <w:rFonts w:ascii="Times New Roman" w:cs="Times New Roman" w:eastAsia="Times New Roman" w:hAnsi="Times New Roman"/>
-          <w:sz w:val="28"/>
-          <w:szCs w:val="28"/>
-        </w:rPr>
-      </w:pPr>
-      <w:r>
-        <w:rPr>
-          <w:rtl w:val="0"/>
-        </w:rPr>
-      </w:r>
-    </w:p>
-    <w:p>
-      <w:pPr>
-        <w:spacing w:after="240" w:before="240" w:line="276" w:lineRule="auto"/>
-        <w:rPr>
-          <w:rFonts w:ascii="Times New Roman" w:cs="Times New Roman" w:eastAsia="Times New Roman" w:hAnsi="Times New Roman"/>
-          <w:sz w:val="28"/>
-          <w:szCs w:val="28"/>
-        </w:rPr>
-      </w:pPr>
-      <w:r>
-        <w:rPr>
-          <w:rtl w:val="0"/>
-        </w:rPr>
-      </w:r>
-    </w:p>
-    <w:p>
-      <w:pPr>
-        <w:pStyle w:val="Heading1"/>
-        <w:spacing w:after="240" w:before="240" w:line="276" w:lineRule="auto"/>
-        <w:rPr/>
-      </w:pPr>
-      <w:bookmarkStart w:colFirst="0" w:colLast="0" w:name="_heading=h.rldwxozc17ed" w:id="38"/>
-      <w:bookmarkEnd w:id="38"/>
-      <w:r>
-        <w:rPr>
-          <w:rtl w:val="0"/>
-        </w:rPr>
-        <w:t xml:space="preserve">Глава </w:t>
-      </w:r>
-      <w:r>
-        <w:rPr>
-          <w:rtl w:val="0"/>
-        </w:rPr>
-        <w:t xml:space="preserve">2.4.5. Използване на чат системата</w:t>
-      </w:r>
-    </w:p>
-    <w:p>
-      <w:pPr>
-        <w:spacing w:after="240" w:before="240" w:line="276" w:lineRule="auto"/>
-        <w:rPr>
-          <w:rFonts w:ascii="Times New Roman" w:cs="Times New Roman" w:eastAsia="Times New Roman" w:hAnsi="Times New Roman"/>
-          <w:sz w:val="28"/>
-          <w:szCs w:val="28"/>
-        </w:rPr>
-      </w:pPr>
-      <w:r>
-        <w:rPr>
-          <w:rFonts w:ascii="Times New Roman" w:cs="Times New Roman" w:eastAsia="Times New Roman" w:hAnsi="Times New Roman"/>
-          <w:sz w:val="28"/>
-          <w:szCs w:val="28"/>
-          <w:rtl w:val="0"/>
-        </w:rPr>
-        <w:t xml:space="preserve">Чат функционалността позволява директна текстова комуникация между потребител и психолог. Тя е достъпна посредством бутона за чат в долния десен ъгъл.</w:t>
-      </w:r>
-    </w:p>
-    <w:p>
-      <w:pPr>
-        <w:spacing w:after="240" w:before="240" w:line="276" w:lineRule="auto"/>
-        <w:rPr>
-          <w:rFonts w:ascii="Times New Roman" w:cs="Times New Roman" w:eastAsia="Times New Roman" w:hAnsi="Times New Roman"/>
-          <w:sz w:val="28"/>
-          <w:szCs w:val="28"/>
-        </w:rPr>
-      </w:pPr>
-      <w:r>
-        <w:rPr>
-          <w:rFonts w:ascii="Times New Roman" w:cs="Times New Roman" w:eastAsia="Times New Roman" w:hAnsi="Times New Roman"/>
-          <w:sz w:val="28"/>
-          <w:szCs w:val="28"/>
-        </w:rPr>
-        <w:drawing>
-          <wp:inline distB="114300" distT="114300" distL="114300" distR="114300">
-            <wp:extent cx="4914900" cy="6019800"/>
-            <wp:effectExtent b="0" l="0" r="0" t="0"/>
-            <wp:docPr id="2" name="image2.png"/>
-            <a:graphic>
-              <a:graphicData uri="http://schemas.openxmlformats.org/drawingml/2006/picture">
-                <pic:pic>
-                  <pic:nvPicPr>
-                    <pic:cNvPr id="0" name="image2.png"/>
-                    <pic:cNvPicPr preferRelativeResize="0"/>
-                  </pic:nvPicPr>
-                  <pic:blipFill>
-                    <a:blip r:embed="rId17"/>
-                    <a:srcRect b="0" l="0" r="0" t="0"/>
-                    <a:stretch>
-                      <a:fillRect/>
-                    </a:stretch>
-                  </pic:blipFill>
-                  <pic:spPr>
-                    <a:xfrm>
-                      <a:off x="0" y="0"/>
-                      <a:ext cx="4914900" cy="6019800"/>
-                    </a:xfrm>
-                    <a:prstGeom prst="rect"/>
-                    <a:ln/>
-                  </pic:spPr>
-                </pic:pic>
-              </a:graphicData>
-            </a:graphic>
-          </wp:inline>
-        </w:drawing>
-      </w:r>
-      <w:r>
-        <w:rPr>
-          <w:rtl w:val="0"/>
-        </w:rPr>
-      </w:r>
-    </w:p>
-    <w:p>
-      <w:pPr>
-        <w:spacing w:after="240" w:before="240" w:line="276" w:lineRule="auto"/>
-        <w:rPr>
-          <w:rFonts w:ascii="Times New Roman" w:cs="Times New Roman" w:eastAsia="Times New Roman" w:hAnsi="Times New Roman"/>
-          <w:sz w:val="28"/>
-          <w:szCs w:val="28"/>
-        </w:rPr>
-      </w:pPr>
-      <w:r>
-        <w:rPr>
-          <w:rFonts w:ascii="Times New Roman" w:cs="Times New Roman" w:eastAsia="Times New Roman" w:hAnsi="Times New Roman"/>
-          <w:sz w:val="28"/>
-          <w:szCs w:val="28"/>
-          <w:rtl w:val="0"/>
-        </w:rPr>
-        <w:t xml:space="preserve">Фигура 11. Pop up за чат системата</w:t>
-      </w:r>
-    </w:p>
-    <w:p>
-      <w:pPr>
-        <w:pStyle w:val="Heading1"/>
-        <w:spacing w:after="240" w:before="240" w:line="276" w:lineRule="auto"/>
-        <w:rPr/>
-      </w:pPr>
-      <w:bookmarkStart w:colFirst="0" w:colLast="0" w:name="_heading=h.le5ysbjmnhnb" w:id="39"/>
-      <w:bookmarkEnd w:id="39"/>
-      <w:r>
-        <w:rPr>
-          <w:rtl w:val="0"/>
-        </w:rPr>
-        <w:t xml:space="preserve">Глава </w:t>
-      </w:r>
-      <w:r>
-        <w:rPr>
-          <w:rtl w:val="0"/>
-        </w:rPr>
-        <w:t xml:space="preserve">2.4.6. Добавяне на запис в личния дневник</w:t>
-      </w:r>
-    </w:p>
-    <w:p>
-      <w:pPr>
-        <w:spacing w:after="240" w:before="240" w:line="276" w:lineRule="auto"/>
-        <w:rPr>
-          <w:rFonts w:ascii="Times New Roman" w:cs="Times New Roman" w:eastAsia="Times New Roman" w:hAnsi="Times New Roman"/>
-          <w:sz w:val="28"/>
-          <w:szCs w:val="28"/>
-        </w:rPr>
-      </w:pPr>
-      <w:r>
-        <w:rPr>
-          <w:rFonts w:ascii="Times New Roman" w:cs="Times New Roman" w:eastAsia="Times New Roman" w:hAnsi="Times New Roman"/>
-          <w:sz w:val="28"/>
-          <w:szCs w:val="28"/>
-          <w:rtl w:val="0"/>
-        </w:rPr>
-        <w:t xml:space="preserve">Личният дневник е достъпен от секцията „Моят дневник" в потребителското меню. Страницата показва списък с всички записи, наредени по дата (най-новите на преден план), с кратко резюме на всеки запис.</w:t>
-      </w:r>
-    </w:p>
-    <w:p>
-      <w:pPr>
-        <w:spacing w:after="240" w:before="240" w:line="276" w:lineRule="auto"/>
-        <w:rPr>
-          <w:rFonts w:ascii="Times New Roman" w:cs="Times New Roman" w:eastAsia="Times New Roman" w:hAnsi="Times New Roman"/>
-          <w:sz w:val="28"/>
-          <w:szCs w:val="28"/>
-        </w:rPr>
-      </w:pPr>
-      <w:r>
-        <w:rPr>
-          <w:rFonts w:ascii="Times New Roman" w:cs="Times New Roman" w:eastAsia="Times New Roman" w:hAnsi="Times New Roman"/>
-          <w:sz w:val="28"/>
-          <w:szCs w:val="28"/>
-          <w:rtl w:val="0"/>
-        </w:rPr>
-        <w:t xml:space="preserve">За добавяне на нов запис потребителят натиска бутона „Нов запис" в горния ляв ъгъл. Отваря се редакторски интерфейс с поле за заглавие и основно текстово поле. Потребителят въвежда желаното съдържание. </w:t>
-      </w:r>
-    </w:p>
-    <w:p>
-      <w:pPr>
-        <w:spacing w:after="240" w:before="240" w:line="276" w:lineRule="auto"/>
-        <w:rPr>
-          <w:rFonts w:ascii="Times New Roman" w:cs="Times New Roman" w:eastAsia="Times New Roman" w:hAnsi="Times New Roman"/>
-          <w:sz w:val="28"/>
-          <w:szCs w:val="28"/>
-        </w:rPr>
-      </w:pPr>
-      <w:r>
-        <w:rPr>
-          <w:rFonts w:ascii="Times New Roman" w:cs="Times New Roman" w:eastAsia="Times New Roman" w:hAnsi="Times New Roman"/>
-          <w:sz w:val="28"/>
-          <w:szCs w:val="28"/>
-        </w:rPr>
-        <w:drawing>
-          <wp:inline distB="114300" distT="114300" distL="114300" distR="114300">
-            <wp:extent cx="5760410" cy="2794000"/>
-            <wp:effectExtent b="0" l="0" r="0" t="0"/>
-            <wp:docPr id="7" name="image1.png"/>
-            <a:graphic>
-              <a:graphicData uri="http://schemas.openxmlformats.org/drawingml/2006/picture">
-                <pic:pic>
-                  <pic:nvPicPr>
-                    <pic:cNvPr id="0" name="image1.png"/>
+                    <pic:cNvPr id="0" name="image12.png"/>
                     <pic:cNvPicPr preferRelativeResize="0"/>
                   </pic:nvPicPr>
                   <pic:blipFill>
                     <a:blip r:embed="rId18"/>
-                    <a:srcRect b="0" l="0" r="0" t="0"/>
-                    <a:stretch>
-                      <a:fillRect/>
-                    </a:stretch>
-                  </pic:blipFill>
-                  <pic:spPr>
-                    <a:xfrm>
-                      <a:off x="0" y="0"/>
-                      <a:ext cx="5760410" cy="2794000"/>
-                    </a:xfrm>
-                    <a:prstGeom prst="rect"/>
-                    <a:ln/>
-                  </pic:spPr>
-                </pic:pic>
-              </a:graphicData>
-            </a:graphic>
-          </wp:inline>
-        </w:drawing>
-      </w:r>
-      <w:r>
-        <w:rPr>
-          <w:rtl w:val="0"/>
-        </w:rPr>
-      </w:r>
-    </w:p>
-    <w:p>
-      <w:pPr>
-        <w:spacing w:after="240" w:before="240" w:line="276" w:lineRule="auto"/>
-        <w:rPr>
-          <w:rFonts w:ascii="Times New Roman" w:cs="Times New Roman" w:eastAsia="Times New Roman" w:hAnsi="Times New Roman"/>
-          <w:sz w:val="28"/>
-          <w:szCs w:val="28"/>
-        </w:rPr>
-      </w:pPr>
-      <w:r>
-        <w:rPr>
-          <w:rFonts w:ascii="Times New Roman" w:cs="Times New Roman" w:eastAsia="Times New Roman" w:hAnsi="Times New Roman"/>
-          <w:sz w:val="28"/>
-          <w:szCs w:val="28"/>
-          <w:rtl w:val="0"/>
-        </w:rPr>
-        <w:t xml:space="preserve">Фигура 12. Страница за добавяне на запис в дневника</w:t>
-      </w:r>
-    </w:p>
-    <w:p>
-      <w:pPr>
-        <w:spacing w:after="240" w:before="240" w:line="276" w:lineRule="auto"/>
-        <w:rPr>
-          <w:rFonts w:ascii="Times New Roman" w:cs="Times New Roman" w:eastAsia="Times New Roman" w:hAnsi="Times New Roman"/>
-          <w:sz w:val="28"/>
-          <w:szCs w:val="28"/>
-        </w:rPr>
-      </w:pPr>
-      <w:r>
-        <w:rPr>
-          <w:rFonts w:ascii="Times New Roman" w:cs="Times New Roman" w:eastAsia="Times New Roman" w:hAnsi="Times New Roman"/>
-          <w:sz w:val="28"/>
-          <w:szCs w:val="28"/>
-          <w:rtl w:val="0"/>
-        </w:rPr>
-        <w:t xml:space="preserve">Системата поддържа автоматично запазване на чернова на всеки 30 секунди, индикирано от дискретен текст „Запазено автоматично" в горния ъгъл.</w:t>
-      </w:r>
-    </w:p>
-    <w:p>
-      <w:pPr>
-        <w:spacing w:after="240" w:before="240" w:line="276" w:lineRule="auto"/>
-        <w:rPr>
-          <w:rFonts w:ascii="Times New Roman" w:cs="Times New Roman" w:eastAsia="Times New Roman" w:hAnsi="Times New Roman"/>
-          <w:sz w:val="28"/>
-          <w:szCs w:val="28"/>
-        </w:rPr>
-      </w:pPr>
-      <w:r>
-        <w:rPr>
-          <w:rFonts w:ascii="Times New Roman" w:cs="Times New Roman" w:eastAsia="Times New Roman" w:hAnsi="Times New Roman"/>
-          <w:sz w:val="28"/>
-          <w:szCs w:val="28"/>
-          <w:rtl w:val="0"/>
-        </w:rPr>
-        <w:t xml:space="preserve">При завършване потребителят натиска „Запази запис". Записът се добавя в списъка на дневника. Съществуващите записи могат да бъдат редактирани и изтривани. Функцията за търсене в горната част на страницата позволява намиране на записи по ключова дума в заглавието или текста.</w:t>
-      </w:r>
-      <w:r>
-        <w:rPr>
-          <w:rtl w:val="0"/>
-        </w:rPr>
-      </w:r>
-    </w:p>
-    <w:p>
-      <w:pPr>
-        <w:spacing w:after="240" w:before="240" w:line="276" w:lineRule="auto"/>
-        <w:ind w:left="360" w:firstLine="0"/>
-        <w:rPr>
-          <w:rFonts w:ascii="Times New Roman" w:cs="Times New Roman" w:eastAsia="Times New Roman" w:hAnsi="Times New Roman"/>
-          <w:sz w:val="28"/>
-          <w:szCs w:val="28"/>
-        </w:rPr>
-      </w:pPr>
-      <w:r>
-        <w:rPr>
-          <w:rFonts w:ascii="Times New Roman" w:cs="Times New Roman" w:eastAsia="Times New Roman" w:hAnsi="Times New Roman"/>
-          <w:sz w:val="28"/>
-          <w:szCs w:val="28"/>
-        </w:rPr>
-        <w:drawing>
-          <wp:inline distB="114300" distT="114300" distL="114300" distR="114300">
-            <wp:extent cx="5760410" cy="4267200"/>
-            <wp:effectExtent b="0" l="0" r="0" t="0"/>
-            <wp:docPr id="14" name="image13.png"/>
-            <a:graphic>
-              <a:graphicData uri="http://schemas.openxmlformats.org/drawingml/2006/picture">
-                <pic:pic>
-                  <pic:nvPicPr>
-                    <pic:cNvPr id="0" name="image13.png"/>
-                    <pic:cNvPicPr preferRelativeResize="0"/>
-                  </pic:nvPicPr>
-                  <pic:blipFill>
-                    <a:blip r:embed="rId19"/>
                     <a:srcRect b="0" l="0" r="0" t="0"/>
                     <a:stretch>
                       <a:fillRect/>
@@ -7913,16 +7974,16 @@
           <wp:inline distB="114300" distT="114300" distL="114300" distR="114300">
             <wp:extent cx="5760410" cy="2654300"/>
             <wp:effectExtent b="0" l="0" r="0" t="0"/>
-            <wp:docPr id="6" name="image11.png"/>
+            <wp:docPr id="7" name="image6.png"/>
             <a:graphic>
               <a:graphicData uri="http://schemas.openxmlformats.org/drawingml/2006/picture">
                 <pic:pic>
                   <pic:nvPicPr>
-                    <pic:cNvPr id="0" name="image11.png"/>
+                    <pic:cNvPr id="0" name="image6.png"/>
                     <pic:cNvPicPr preferRelativeResize="0"/>
                   </pic:nvPicPr>
                   <pic:blipFill>
-                    <a:blip r:embed="rId20"/>
+                    <a:blip r:embed="rId19"/>
                     <a:srcRect b="0" l="0" r="0" t="0"/>
                     <a:stretch>
                       <a:fillRect/>
@@ -7987,8 +8048,8 @@
           <w:szCs w:val="28"/>
         </w:rPr>
       </w:pPr>
-      <w:bookmarkStart w:colFirst="0" w:colLast="0" w:name="_heading=h.3dy6vkm" w:id="40"/>
-      <w:bookmarkEnd w:id="40"/>
+      <w:bookmarkStart w:colFirst="0" w:colLast="0" w:name="_heading=h.3dy6vkm" w:id="37"/>
+      <w:bookmarkEnd w:id="37"/>
       <w:r>
         <w:rPr>
           <w:rtl w:val="0"/>
@@ -8394,8 +8455,8 @@
         <w:ind w:left="0" w:firstLine="0"/>
         <w:rPr/>
       </w:pPr>
-      <w:bookmarkStart w:colFirst="0" w:colLast="0" w:name="_heading=h.winwovxn5l4a" w:id="41"/>
-      <w:bookmarkEnd w:id="41"/>
+      <w:bookmarkStart w:colFirst="0" w:colLast="0" w:name="_heading=h.winwovxn5l4a" w:id="38"/>
+      <w:bookmarkEnd w:id="38"/>
       <w:r>
         <w:rPr>
           <w:rtl w:val="0"/>
@@ -8409,8 +8470,8 @@
         <w:ind w:left="0" w:firstLine="0"/>
         <w:rPr/>
       </w:pPr>
-      <w:bookmarkStart w:colFirst="0" w:colLast="0" w:name="_heading=h.1t3h5sf" w:id="42"/>
-      <w:bookmarkEnd w:id="42"/>
+      <w:bookmarkStart w:colFirst="0" w:colLast="0" w:name="_heading=h.1t3h5sf" w:id="39"/>
+      <w:bookmarkEnd w:id="39"/>
       <w:r>
         <w:rPr>
           <w:rtl w:val="0"/>
@@ -8571,6 +8632,65 @@
           <w:rtl w:val="0"/>
         </w:rPr>
         <w:t xml:space="preserve">ASP.NET Core Documentation</w:t>
+      </w:r>
+      <w:r>
+        <w:rPr>
+          <w:rFonts w:ascii="Times New Roman" w:cs="Times New Roman" w:eastAsia="Times New Roman" w:hAnsi="Times New Roman"/>
+          <w:sz w:val="28"/>
+          <w:szCs w:val="28"/>
+          <w:rtl w:val="0"/>
+        </w:rPr>
+        <w:t xml:space="preserve">. </w:t>
+      </w:r>
+      <w:hyperlink r:id="rId20">
+        <w:r>
+          <w:rPr>
+            <w:rFonts w:ascii="Times New Roman" w:cs="Times New Roman" w:eastAsia="Times New Roman" w:hAnsi="Times New Roman"/>
+            <w:color w:val="1155cc"/>
+            <w:sz w:val="28"/>
+            <w:szCs w:val="28"/>
+            <w:u w:val="single"/>
+            <w:rtl w:val="0"/>
+          </w:rPr>
+          <w:t xml:space="preserve">https://learn.microsoft.com</w:t>
+        </w:r>
+      </w:hyperlink>
+      <w:r>
+        <w:rPr>
+          <w:rtl w:val="0"/>
+        </w:rPr>
+      </w:r>
+    </w:p>
+    <w:p>
+      <w:pPr>
+        <w:spacing w:line="276" w:lineRule="auto"/>
+        <w:rPr>
+          <w:rFonts w:ascii="Times New Roman" w:cs="Times New Roman" w:eastAsia="Times New Roman" w:hAnsi="Times New Roman"/>
+          <w:color w:val="1155cc"/>
+          <w:sz w:val="28"/>
+          <w:szCs w:val="28"/>
+          <w:u w:val="single"/>
+        </w:rPr>
+      </w:pPr>
+      <w:r>
+        <w:rPr>
+          <w:rFonts w:ascii="Times New Roman" w:cs="Times New Roman" w:eastAsia="Times New Roman" w:hAnsi="Times New Roman"/>
+          <w:sz w:val="28"/>
+          <w:szCs w:val="28"/>
+          <w:rtl w:val="0"/>
+        </w:rPr>
+        <w:t xml:space="preserve">Microsoft Corporation. (2024). </w:t>
+      </w:r>
+      <w:r>
+        <w:rPr>
+          <w:rFonts w:ascii="Times New Roman" w:cs="Times New Roman" w:eastAsia="Times New Roman" w:hAnsi="Times New Roman"/>
+          <w:i w:val="1"/>
+          <w:iCs w:val="1"/>
+          <w:sz w:val="28"/>
+          <w:szCs w:val="28"/>
+          <w:rtl w:val="0"/>
+        </w:rPr>
+        <w:t xml:space="preserve">Entity Framework Core Documentation</w:t>
       </w:r>
       <w:r>
         <w:rPr>
@@ -8605,65 +8725,6 @@
         <w:spacing w:line="276" w:lineRule="auto"/>
         <w:rPr>
           <w:rFonts w:ascii="Times New Roman" w:cs="Times New Roman" w:eastAsia="Times New Roman" w:hAnsi="Times New Roman"/>
-          <w:color w:val="1155cc"/>
-          <w:sz w:val="28"/>
-          <w:szCs w:val="28"/>
-          <w:u w:val="single"/>
-        </w:rPr>
-      </w:pPr>
-      <w:r>
-        <w:rPr>
-          <w:rFonts w:ascii="Times New Roman" w:cs="Times New Roman" w:eastAsia="Times New Roman" w:hAnsi="Times New Roman"/>
-          <w:sz w:val="28"/>
-          <w:szCs w:val="28"/>
-          <w:rtl w:val="0"/>
-        </w:rPr>
-        <w:t xml:space="preserve">Microsoft Corporation. (2024). </w:t>
-      </w:r>
-      <w:r>
-        <w:rPr>
-          <w:rFonts w:ascii="Times New Roman" w:cs="Times New Roman" w:eastAsia="Times New Roman" w:hAnsi="Times New Roman"/>
-          <w:i w:val="1"/>
-          <w:iCs w:val="1"/>
-          <w:sz w:val="28"/>
-          <w:szCs w:val="28"/>
-          <w:rtl w:val="0"/>
-        </w:rPr>
-        <w:t xml:space="preserve">Entity Framework Core Documentation</w:t>
-      </w:r>
-      <w:r>
-        <w:rPr>
-          <w:rFonts w:ascii="Times New Roman" w:cs="Times New Roman" w:eastAsia="Times New Roman" w:hAnsi="Times New Roman"/>
-          <w:sz w:val="28"/>
-          <w:szCs w:val="28"/>
-          <w:rtl w:val="0"/>
-        </w:rPr>
-        <w:t xml:space="preserve">. </w:t>
-      </w:r>
-      <w:hyperlink r:id="rId22">
-        <w:r>
-          <w:rPr>
-            <w:rFonts w:ascii="Times New Roman" w:cs="Times New Roman" w:eastAsia="Times New Roman" w:hAnsi="Times New Roman"/>
-            <w:color w:val="1155cc"/>
-            <w:sz w:val="28"/>
-            <w:szCs w:val="28"/>
-            <w:u w:val="single"/>
-            <w:rtl w:val="0"/>
-          </w:rPr>
-          <w:t xml:space="preserve">https://learn.microsoft.com</w:t>
-        </w:r>
-      </w:hyperlink>
-      <w:r>
-        <w:rPr>
-          <w:rtl w:val="0"/>
-        </w:rPr>
-      </w:r>
-    </w:p>
-    <w:p>
-      <w:pPr>
-        <w:spacing w:line="276" w:lineRule="auto"/>
-        <w:rPr>
-          <w:rFonts w:ascii="Times New Roman" w:cs="Times New Roman" w:eastAsia="Times New Roman" w:hAnsi="Times New Roman"/>
           <w:sz w:val="28"/>
           <w:szCs w:val="28"/>
         </w:rPr>
@@ -8901,8 +8962,8 @@
       </w:r>
     </w:p>
     <w:sectPr>
-      <w:headerReference r:id="rId23" w:type="default"/>
-      <w:footerReference r:id="rId24" w:type="first"/>
+      <w:headerReference r:id="rId22" w:type="default"/>
+      <w:footerReference r:id="rId23" w:type="first"/>
       <w:pgSz w:h="16838" w:w="11906" w:orient="portrait"/>
       <w:pgMar w:bottom="1417" w:top="1417" w:left="1417" w:right="1417" w:header="705.6" w:footer="705.6"/>
       <w:pgNumType w:start="1"/>
@@ -10240,7 +10301,7 @@
 
 <file path=customXML/item1.xml><?xml version="1.0" encoding="utf-8"?>
 <go:gDocsCustomXmlDataStorage xmlns:go="http://customooxmlschemas.google.com/" xmlns:r="http://schemas.openxmlformats.org/officeDocument/2006/relationships" uri="GoogleDocsCustomDataVersion2">
-  <go:docsCustomData xmlns:go="http://customooxmlschemas.google.com/" roundtripDataSignature="AMtx7mjYHTOw9IkJgYDxj3+0RfL1kiJ0tQ==">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</go:docsCustomData>
+  <go:docsCustomData xmlns:go="http://customooxmlschemas.google.com/" roundtripDataSignature="AMtx7miJzd7R3101qGR4U5nK+jOCLbsqAA==">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</go:docsCustomData>
 </go:gDocsCustomXmlDataStorage>
 </file>
 

--- a/Documentation/Александър Михайлов Стоянов - Дипломен проект.docx
+++ b/Documentation/Александър Михайлов Стоянов - Дипломен проект.docx
@@ -550,7 +550,7 @@
     </w:p>
     <w:sdt>
       <w:sdtPr>
-        <w:id w:val="78172662"/>
+        <w:id w:val="1610189703"/>
         <w:docPartObj>
           <w:docPartGallery w:val="Table of Contents"/>
           <w:docPartUnique w:val="1"/>
@@ -4476,44 +4476,6 @@
           <w:szCs w:val="28"/>
           <w:rtl w:val="0"/>
         </w:rPr>
-        <w:t xml:space="preserve">защита срещу brute-force атаки чрез заключване на акаунти при многократни неуспешни опити за вход;</w:t>
-      </w:r>
-    </w:p>
-    <w:p>
-      <w:pPr>
-        <w:spacing w:after="240" w:before="240" w:line="276" w:lineRule="auto"/>
-        <w:rPr>
-          <w:rFonts w:ascii="Times New Roman" w:cs="Times New Roman" w:eastAsia="Times New Roman" w:hAnsi="Times New Roman"/>
-          <w:sz w:val="28"/>
-          <w:szCs w:val="28"/>
-        </w:rPr>
-      </w:pPr>
-      <w:r>
-        <w:rPr>
-          <w:rFonts w:ascii="Times New Roman" w:cs="Times New Roman" w:eastAsia="Times New Roman" w:hAnsi="Times New Roman"/>
-          <w:sz w:val="28"/>
-          <w:szCs w:val="28"/>
-          <w:rtl w:val="0"/>
-        </w:rPr>
-        <w:t xml:space="preserve">поддръжка на двуфакторна автентикация (2FA); </w:t>
-      </w:r>
-    </w:p>
-    <w:p>
-      <w:pPr>
-        <w:spacing w:after="240" w:before="240" w:line="276" w:lineRule="auto"/>
-        <w:rPr>
-          <w:rFonts w:ascii="Times New Roman" w:cs="Times New Roman" w:eastAsia="Times New Roman" w:hAnsi="Times New Roman"/>
-          <w:sz w:val="28"/>
-          <w:szCs w:val="28"/>
-        </w:rPr>
-      </w:pPr>
-      <w:r>
-        <w:rPr>
-          <w:rFonts w:ascii="Times New Roman" w:cs="Times New Roman" w:eastAsia="Times New Roman" w:hAnsi="Times New Roman"/>
-          <w:sz w:val="28"/>
-          <w:szCs w:val="28"/>
-          <w:rtl w:val="0"/>
-        </w:rPr>
         <w:t xml:space="preserve">управление на роли и права за достъп; защита срещу CSRF атаки при използване на бисквитки.</w:t>
       </w:r>
     </w:p>
@@ -4575,7 +4537,7 @@
           <w:szCs w:val="28"/>
           <w:rtl w:val="0"/>
         </w:rPr>
-        <w:t xml:space="preserve">Модулът за управление на часове (Appointments) е централна функционалност на платформата. Потребителят може да разгледа списъка с налични специалисти, филтрирани по специалност, рейтинг и налично работно време. При избор на специалист системата визуализира неговия календар с наличните часове. Потребителят избира желана дата и час, потвърждава записването и получава автоматично потвърждение по електронна поща.</w:t>
+        <w:t xml:space="preserve">Модулът за управление на часове (BookSession) е централна функционалност на платформата. Потребителят може да разгледа списъка с налични специалисти, филтрирани по специалност, рейтинг и налично работно време. При избор на специалист системата визуализира неговия календар с наличните часове. Потребителят избира желана дата и час, потвърждава записването и получава автоматично потвърждение по електронна поща.</w:t>
       </w:r>
     </w:p>
     <w:p>
@@ -5905,12 +5867,12 @@
           <wp:inline distB="114300" distT="114300" distL="114300" distR="114300">
             <wp:extent cx="5760410" cy="6756400"/>
             <wp:effectExtent b="0" l="0" r="0" t="0"/>
-            <wp:docPr id="4" name="image4.png"/>
+            <wp:docPr id="4" name="image12.png"/>
             <a:graphic>
               <a:graphicData uri="http://schemas.openxmlformats.org/drawingml/2006/picture">
                 <pic:pic>
                   <pic:nvPicPr>
-                    <pic:cNvPr id="0" name="image4.png"/>
+                    <pic:cNvPr id="0" name="image12.png"/>
                     <pic:cNvPicPr preferRelativeResize="0"/>
                   </pic:nvPicPr>
                   <pic:blipFill>
@@ -6698,12 +6660,12 @@
           <wp:inline distB="114300" distT="114300" distL="114300" distR="114300">
             <wp:extent cx="5760410" cy="2781300"/>
             <wp:effectExtent b="0" l="0" r="0" t="0"/>
-            <wp:docPr id="1" name="image1.png"/>
+            <wp:docPr id="1" name="image10.png"/>
             <a:graphic>
               <a:graphicData uri="http://schemas.openxmlformats.org/drawingml/2006/picture">
                 <pic:pic>
                   <pic:nvPicPr>
-                    <pic:cNvPr id="0" name="image1.png"/>
+                    <pic:cNvPr id="0" name="image10.png"/>
                     <pic:cNvPicPr preferRelativeResize="0"/>
                   </pic:nvPicPr>
                   <pic:blipFill>
@@ -6771,12 +6733,12 @@
           <wp:inline distB="114300" distT="114300" distL="114300" distR="114300">
             <wp:extent cx="5760410" cy="2806700"/>
             <wp:effectExtent b="0" l="0" r="0" t="0"/>
-            <wp:docPr id="3" name="image3.png"/>
+            <wp:docPr id="3" name="image5.png"/>
             <a:graphic>
               <a:graphicData uri="http://schemas.openxmlformats.org/drawingml/2006/picture">
                 <pic:pic>
                   <pic:nvPicPr>
-                    <pic:cNvPr id="0" name="image3.png"/>
+                    <pic:cNvPr id="0" name="image5.png"/>
                     <pic:cNvPicPr preferRelativeResize="0"/>
                   </pic:nvPicPr>
                   <pic:blipFill>
@@ -7130,12 +7092,12 @@
           <wp:inline distB="114300" distT="114300" distL="114300" distR="114300">
             <wp:extent cx="5760410" cy="2794000"/>
             <wp:effectExtent b="0" l="0" r="0" t="0"/>
-            <wp:docPr id="5" name="image5.png"/>
+            <wp:docPr id="5" name="image6.png"/>
             <a:graphic>
               <a:graphicData uri="http://schemas.openxmlformats.org/drawingml/2006/picture">
                 <pic:pic>
                   <pic:nvPicPr>
-                    <pic:cNvPr id="0" name="image5.png"/>
+                    <pic:cNvPr id="0" name="image6.png"/>
                     <pic:cNvPicPr preferRelativeResize="0"/>
                   </pic:nvPicPr>
                   <pic:blipFill>
@@ -7392,12 +7354,12 @@
           <wp:inline distB="114300" distT="114300" distL="114300" distR="114300">
             <wp:extent cx="5760410" cy="5232400"/>
             <wp:effectExtent b="0" l="0" r="0" t="0"/>
-            <wp:docPr id="9" name="image10.png"/>
+            <wp:docPr id="9" name="image7.png"/>
             <a:graphic>
               <a:graphicData uri="http://schemas.openxmlformats.org/drawingml/2006/picture">
                 <pic:pic>
                   <pic:nvPicPr>
-                    <pic:cNvPr id="0" name="image10.png"/>
+                    <pic:cNvPr id="0" name="image7.png"/>
                     <pic:cNvPicPr preferRelativeResize="0"/>
                   </pic:nvPicPr>
                   <pic:blipFill>
@@ -7484,12 +7446,12 @@
           <wp:inline distB="114300" distT="114300" distL="114300" distR="114300">
             <wp:extent cx="5760410" cy="2781300"/>
             <wp:effectExtent b="0" l="0" r="0" t="0"/>
-            <wp:docPr id="6" name="image7.png"/>
+            <wp:docPr id="6" name="image2.png"/>
             <a:graphic>
               <a:graphicData uri="http://schemas.openxmlformats.org/drawingml/2006/picture">
                 <pic:pic>
                   <pic:nvPicPr>
-                    <pic:cNvPr id="0" name="image7.png"/>
+                    <pic:cNvPr id="0" name="image2.png"/>
                     <pic:cNvPicPr preferRelativeResize="0"/>
                   </pic:nvPicPr>
                   <pic:blipFill>
@@ -7650,12 +7612,12 @@
           <wp:inline distB="114300" distT="114300" distL="114300" distR="114300">
             <wp:extent cx="4914900" cy="6019800"/>
             <wp:effectExtent b="0" l="0" r="0" t="0"/>
-            <wp:docPr id="2" name="image2.png"/>
+            <wp:docPr id="2" name="image3.png"/>
             <a:graphic>
               <a:graphicData uri="http://schemas.openxmlformats.org/drawingml/2006/picture">
                 <pic:pic>
                   <pic:nvPicPr>
-                    <pic:cNvPr id="0" name="image2.png"/>
+                    <pic:cNvPr id="0" name="image3.png"/>
                     <pic:cNvPicPr preferRelativeResize="0"/>
                   </pic:nvPicPr>
                   <pic:blipFill>
@@ -7782,12 +7744,12 @@
           <wp:inline distB="114300" distT="114300" distL="114300" distR="114300">
             <wp:extent cx="5760410" cy="2794000"/>
             <wp:effectExtent b="0" l="0" r="0" t="0"/>
-            <wp:docPr id="8" name="image8.png"/>
+            <wp:docPr id="8" name="image4.png"/>
             <a:graphic>
               <a:graphicData uri="http://schemas.openxmlformats.org/drawingml/2006/picture">
                 <pic:pic>
                   <pic:nvPicPr>
-                    <pic:cNvPr id="0" name="image8.png"/>
+                    <pic:cNvPr id="0" name="image4.png"/>
                     <pic:cNvPicPr preferRelativeResize="0"/>
                   </pic:nvPicPr>
                   <pic:blipFill>
@@ -7899,12 +7861,12 @@
           <wp:inline distB="114300" distT="114300" distL="114300" distR="114300">
             <wp:extent cx="5760410" cy="4267200"/>
             <wp:effectExtent b="0" l="0" r="0" t="0"/>
-            <wp:docPr id="13" name="image12.png"/>
+            <wp:docPr id="13" name="image8.png"/>
             <a:graphic>
               <a:graphicData uri="http://schemas.openxmlformats.org/drawingml/2006/picture">
                 <pic:pic>
                   <pic:nvPicPr>
-                    <pic:cNvPr id="0" name="image12.png"/>
+                    <pic:cNvPr id="0" name="image8.png"/>
                     <pic:cNvPicPr preferRelativeResize="0"/>
                   </pic:nvPicPr>
                   <pic:blipFill>
@@ -7974,12 +7936,12 @@
           <wp:inline distB="114300" distT="114300" distL="114300" distR="114300">
             <wp:extent cx="5760410" cy="2654300"/>
             <wp:effectExtent b="0" l="0" r="0" t="0"/>
-            <wp:docPr id="7" name="image6.png"/>
+            <wp:docPr id="7" name="image1.png"/>
             <a:graphic>
               <a:graphicData uri="http://schemas.openxmlformats.org/drawingml/2006/picture">
                 <pic:pic>
                   <pic:nvPicPr>
-                    <pic:cNvPr id="0" name="image6.png"/>
+                    <pic:cNvPr id="0" name="image1.png"/>
                     <pic:cNvPicPr preferRelativeResize="0"/>
                   </pic:nvPicPr>
                   <pic:blipFill>
